--- a/docs/curling-facility-scheduling-architecture.docx
+++ b/docs/curling-facility-scheduling-architecture.docx
@@ -4742,7 +4742,27 @@
         <w:t xml:space="preserve">/public/calendar</w:t>
       </w:r>
       <w:r>
-        <w:t xml:space="preserve">) — the *primary* way club members see what's going on club-wide while unauthenticated. Shows every category and state, with titles (a league's own name, a renter's own chosen title) — not just rental-availability slots. The one deliberate privacy exception: a confirmed rental's actual renter name is not stripped programmatically; staff are expected to handle that via what they type into the title field, not the app. Chips are clickable, opening a small popup with the exact time (the month-grid itself doesn't show hour-level detail). Iframe-embeddable; currently has </w:t>
+        <w:t xml:space="preserve">) — the *primary* way club members see what's going on club-wide while unauthenticated. Shares the JSON API's rate-limit policy, and clamps its </w:t>
+      </w:r>
+      <w:r>
+        <w:rPr>
+          <w:rFonts w:ascii="Consolas" w:cs="Consolas" w:eastAsia="Consolas" w:hAnsi="Consolas"/>
+          <w:shd w:fill="F0F0F0" w:val="clear"/>
+        </w:rPr>
+        <w:t xml:space="preserve">?month=</w:t>
+      </w:r>
+      <w:r>
+        <w:t xml:space="preserve"> parameter to a bounded window around today (a year back, two years forward) — unclamped, </w:t>
+      </w:r>
+      <w:r>
+        <w:rPr>
+          <w:rFonts w:ascii="Consolas" w:cs="Consolas" w:eastAsia="Consolas" w:hAnsi="Consolas"/>
+          <w:shd w:fill="F0F0F0" w:val="clear"/>
+        </w:rPr>
+        <w:t xml:space="preserve">DateTime.TryParse</w:t>
+      </w:r>
+      <w:r>
+        <w:t xml:space="preserve"> accepts ~120k distinct months, and every unseen month is a cache miss fanning out live Graph calls across every mailbox, an anonymous quota-exhaustion/cache-growth vector (found and closed in the Phase 10 security review). Shows every category and state, with titles (a league's own name, a renter's own chosen title) — not just rental-availability slots. The one deliberate privacy exception: a confirmed rental's actual renter name is not stripped programmatically; staff are expected to handle that via what they type into the title field, not the app. Chips are clickable, opening a small popup with the exact time (the month-grid itself doesn't show hour-level detail). Iframe-embeddable; currently has </w:t>
       </w:r>
       <w:r>
         <w:rPr>
@@ -5355,7 +5375,74 @@
         <w:spacing w:after="80"/>
       </w:pPr>
       <w:r>
-        <w:t xml:space="preserve">Standard OWASP hygiene — a full security review pass is a Phase 10 follow-up item.</w:t>
+        <w:rPr>
+          <w:b/>
+          <w:bCs/>
+        </w:rPr>
+        <w:t xml:space="preserve">Phase 10 security review completed (2026-07-16).</w:t>
+      </w:r>
+      <w:r>
+        <w:t xml:space="preserve"> Confirmed sound: the auth model above, XSS encoding discipline on both public surfaces, input clamping on </w:t>
+      </w:r>
+      <w:r>
+        <w:rPr>
+          <w:rFonts w:ascii="Consolas" w:cs="Consolas" w:eastAsia="Consolas" w:hAnsi="Consolas"/>
+          <w:shd w:fill="F0F0F0" w:val="clear"/>
+        </w:rPr>
+        <w:t xml:space="preserve">?days=</w:t>
+      </w:r>
+      <w:r>
+        <w:t xml:space="preserve">, CORS scoping, secrets posture, and the uncached conflict-check invariant (D16). Found and fixed: missing rate limiting on </w:t>
+      </w:r>
+      <w:r>
+        <w:rPr>
+          <w:rFonts w:ascii="Consolas" w:cs="Consolas" w:eastAsia="Consolas" w:hAnsi="Consolas"/>
+          <w:shd w:fill="F0F0F0" w:val="clear"/>
+        </w:rPr>
+        <w:t xml:space="preserve">/public/calendar</w:t>
+      </w:r>
+      <w:r>
+        <w:t xml:space="preserve">, the unbounded </w:t>
+      </w:r>
+      <w:r>
+        <w:rPr>
+          <w:rFonts w:ascii="Consolas" w:cs="Consolas" w:eastAsia="Consolas" w:hAnsi="Consolas"/>
+          <w:shd w:fill="F0F0F0" w:val="clear"/>
+        </w:rPr>
+        <w:t xml:space="preserve">?month=</w:t>
+      </w:r>
+      <w:r>
+        <w:t xml:space="preserve"> quota-exhaustion vector (§5.4.2), and an </w:t>
+      </w:r>
+      <w:r>
+        <w:rPr>
+          <w:rFonts w:ascii="Consolas" w:cs="Consolas" w:eastAsia="Consolas" w:hAnsi="Consolas"/>
+          <w:shd w:fill="F0F0F0" w:val="clear"/>
+        </w:rPr>
+        <w:t xml:space="preserve">innerHTML</w:t>
+      </w:r>
+      <w:r>
+        <w:t xml:space="preserve"> interpolation in the embed widget (admin-config data only, hardened to </w:t>
+      </w:r>
+      <w:r>
+        <w:rPr>
+          <w:rFonts w:ascii="Consolas" w:cs="Consolas" w:eastAsia="Consolas" w:hAnsi="Consolas"/>
+          <w:shd w:fill="F0F0F0" w:val="clear"/>
+        </w:rPr>
+        <w:t xml:space="preserve">textContent</w:t>
+      </w:r>
+      <w:r>
+        <w:t xml:space="preserve"> as defense in depth since that script executes on the club's own website). Accepted with eyes open: the rate limiter is a single global 60/min bucket, not per-IP — stronger Graph-quota protection, but one abusive client can starve the widget for legitimate visitors; revisit with per-IP partitioning (plus forwarded-headers config) if real traffic warrants. </w:t>
+      </w:r>
+      <w:r>
+        <w:rPr>
+          <w:rFonts w:ascii="Consolas" w:cs="Consolas" w:eastAsia="Consolas" w:hAnsi="Consolas"/>
+          <w:shd w:fill="F0F0F0" w:val="clear"/>
+        </w:rPr>
+        <w:t xml:space="preserve">/diagnostics</w:t>
+      </w:r>
+      <w:r>
+        <w:t xml:space="preserve"> remains reachable by any signed-in staff member — remove or admin-gate before members get accounts.</w:t>
       </w:r>
     </w:p>
     <w:p>

--- a/docs/curling-facility-scheduling-architecture.docx
+++ b/docs/curling-facility-scheduling-architecture.docx
@@ -1214,498 +1214,49 @@
     </w:p>
     <w:p>
       <w:pPr>
-        <w:shd w:fill="F5F5F5" w:val="clear"/>
-        <w:spacing w:after="0"/>
-      </w:pPr>
-      <w:r>
-        <w:rPr>
-          <w:rFonts w:ascii="Consolas" w:cs="Consolas" w:eastAsia="Consolas" w:hAnsi="Consolas"/>
-          <w:sz w:val="18"/>
-          <w:szCs w:val="18"/>
-        </w:rPr>
-        <w:t xml:space="preserve">flowchart TB</w:t>
-      </w:r>
-    </w:p>
-    <w:p>
-      <w:pPr>
-        <w:shd w:fill="F5F5F5" w:val="clear"/>
-        <w:spacing w:after="0"/>
-      </w:pPr>
-      <w:r>
-        <w:rPr>
-          <w:rFonts w:ascii="Consolas" w:cs="Consolas" w:eastAsia="Consolas" w:hAnsi="Consolas"/>
-          <w:sz w:val="18"/>
-          <w:szCs w:val="18"/>
-        </w:rPr>
-        <w:t xml:space="preserve">    subgraph M365 ["Microsoft 365 Tenant (configuration-driven, §4.6)"]</w:t>
-      </w:r>
-    </w:p>
-    <w:p>
-      <w:pPr>
-        <w:shd w:fill="F5F5F5" w:val="clear"/>
-        <w:spacing w:after="0"/>
-      </w:pPr>
-      <w:r>
-        <w:rPr>
-          <w:rFonts w:ascii="Consolas" w:cs="Consolas" w:eastAsia="Consolas" w:hAnsi="Consolas"/>
-          <w:sz w:val="18"/>
-          <w:szCs w:val="18"/>
-        </w:rPr>
-        <w:t xml:space="preserve">        EID["Entra ID&lt;br/&gt;(staff SSO + app registration)"]</w:t>
-      </w:r>
-    </w:p>
-    <w:p>
-      <w:pPr>
-        <w:shd w:fill="F5F5F5" w:val="clear"/>
-        <w:spacing w:after="0"/>
-      </w:pPr>
-      <w:r>
-        <w:rPr>
-          <w:rFonts w:ascii="Consolas" w:cs="Consolas" w:eastAsia="Consolas" w:hAnsi="Consolas"/>
-          <w:sz w:val="18"/>
-          <w:szCs w:val="18"/>
-        </w:rPr>
-        <w:t xml:space="preserve">        subgraph EXO ["Exchange Online — system of record"]</w:t>
-      </w:r>
-    </w:p>
-    <w:p>
-      <w:pPr>
-        <w:shd w:fill="F5F5F5" w:val="clear"/>
-        <w:spacing w:after="0"/>
-      </w:pPr>
-      <w:r>
-        <w:rPr>
-          <w:rFonts w:ascii="Consolas" w:cs="Consolas" w:eastAsia="Consolas" w:hAnsi="Consolas"/>
-          <w:sz w:val="18"/>
-          <w:szCs w:val="18"/>
-        </w:rPr>
-        <w:t xml:space="preserve">            SN["Resource mailboxes&lt;br/&gt;Sheet 1..N (configured count)"]</w:t>
-      </w:r>
-    </w:p>
-    <w:p>
-      <w:pPr>
-        <w:shd w:fill="F5F5F5" w:val="clear"/>
-        <w:spacing w:after="0"/>
-      </w:pPr>
-      <w:r>
-        <w:rPr>
-          <w:rFonts w:ascii="Consolas" w:cs="Consolas" w:eastAsia="Consolas" w:hAnsi="Consolas"/>
-          <w:sz w:val="18"/>
-          <w:szCs w:val="18"/>
-        </w:rPr>
-        <w:t xml:space="preserve">            CE["Resource mailbox&lt;br/&gt;Club Events"]</w:t>
-      </w:r>
-    </w:p>
-    <w:p>
-      <w:pPr>
-        <w:shd w:fill="F5F5F5" w:val="clear"/>
-        <w:spacing w:after="0"/>
-      </w:pPr>
-      <w:r>
-        <w:rPr>
-          <w:rFonts w:ascii="Consolas" w:cs="Consolas" w:eastAsia="Consolas" w:hAnsi="Consolas"/>
-          <w:sz w:val="18"/>
-          <w:szCs w:val="18"/>
-        </w:rPr>
-        <w:t xml:space="preserve">        end</w:t>
-      </w:r>
-    </w:p>
-    <w:p>
-      <w:pPr>
-        <w:shd w:fill="F5F5F5" w:val="clear"/>
-        <w:spacing w:after="0"/>
-      </w:pPr>
-      <w:r>
-        <w:rPr>
-          <w:rFonts w:ascii="Consolas" w:cs="Consolas" w:eastAsia="Consolas" w:hAnsi="Consolas"/>
-          <w:sz w:val="18"/>
-          <w:szCs w:val="18"/>
-        </w:rPr>
-        <w:t xml:space="preserve">    end</w:t>
-      </w:r>
-    </w:p>
-    <w:p>
-      <w:pPr>
-        <w:shd w:fill="F5F5F5" w:val="clear"/>
-        <w:spacing w:after="0"/>
-      </w:pPr>
-      <w:r>
-        <w:rPr>
-          <w:rFonts w:ascii="Consolas" w:cs="Consolas" w:eastAsia="Consolas" w:hAnsi="Consolas"/>
-          <w:sz w:val="18"/>
-          <w:szCs w:val="18"/>
-        </w:rPr>
-        <w:t xml:space="preserve"> </w:t>
-      </w:r>
-    </w:p>
-    <w:p>
-      <w:pPr>
-        <w:shd w:fill="F5F5F5" w:val="clear"/>
-        <w:spacing w:after="0"/>
-      </w:pPr>
-      <w:r>
-        <w:rPr>
-          <w:rFonts w:ascii="Consolas" w:cs="Consolas" w:eastAsia="Consolas" w:hAnsi="Consolas"/>
-          <w:sz w:val="18"/>
-          <w:szCs w:val="18"/>
-        </w:rPr>
-        <w:t xml:space="preserve">    subgraph App ["Blazor Server Application (single deployment)"]</w:t>
-      </w:r>
-    </w:p>
-    <w:p>
-      <w:pPr>
-        <w:shd w:fill="F5F5F5" w:val="clear"/>
-        <w:spacing w:after="0"/>
-      </w:pPr>
-      <w:r>
-        <w:rPr>
-          <w:rFonts w:ascii="Consolas" w:cs="Consolas" w:eastAsia="Consolas" w:hAnsi="Consolas"/>
-          <w:sz w:val="18"/>
-          <w:szCs w:val="18"/>
-        </w:rPr>
-        <w:t xml:space="preserve">        UI["Staff calendar UI&lt;br/&gt;(Month/Week/Day, series wizard,&lt;br/&gt;Club Events, filters)"]</w:t>
-      </w:r>
-    </w:p>
-    <w:p>
-      <w:pPr>
-        <w:shd w:fill="F5F5F5" w:val="clear"/>
-        <w:spacing w:after="0"/>
-      </w:pPr>
-      <w:r>
-        <w:rPr>
-          <w:rFonts w:ascii="Consolas" w:cs="Consolas" w:eastAsia="Consolas" w:hAnsi="Consolas"/>
-          <w:sz w:val="18"/>
-          <w:szCs w:val="18"/>
-        </w:rPr>
-        <w:t xml:space="preserve">        API["Services&lt;br/&gt;SheetBookingService · ClubEventService&lt;br/&gt;conflict enforcement · FacilityConfiguration"]</w:t>
-      </w:r>
-    </w:p>
-    <w:p>
-      <w:pPr>
-        <w:shd w:fill="F5F5F5" w:val="clear"/>
-        <w:spacing w:after="0"/>
-      </w:pPr>
-      <w:r>
-        <w:rPr>
-          <w:rFonts w:ascii="Consolas" w:cs="Consolas" w:eastAsia="Consolas" w:hAnsi="Consolas"/>
-          <w:sz w:val="18"/>
-          <w:szCs w:val="18"/>
-        </w:rPr>
-        <w:t xml:space="preserve">        CACHE["Ephemeral cache (IMemoryCache)&lt;br/&gt;view-reads only, 30s TTL&lt;br/&gt;never the conflict-check path"]</w:t>
-      </w:r>
-    </w:p>
-    <w:p>
-      <w:pPr>
-        <w:shd w:fill="F5F5F5" w:val="clear"/>
-        <w:spacing w:after="0"/>
-      </w:pPr>
-      <w:r>
-        <w:rPr>
-          <w:rFonts w:ascii="Consolas" w:cs="Consolas" w:eastAsia="Consolas" w:hAnsi="Consolas"/>
-          <w:sz w:val="18"/>
-          <w:szCs w:val="18"/>
-        </w:rPr>
-        <w:t xml:space="preserve">        PUBAPI["Public JSON endpoint&lt;br/&gt;+ embed widget JS"]</w:t>
-      </w:r>
-    </w:p>
-    <w:p>
-      <w:pPr>
-        <w:shd w:fill="F5F5F5" w:val="clear"/>
-        <w:spacing w:after="0"/>
-      </w:pPr>
-      <w:r>
-        <w:rPr>
-          <w:rFonts w:ascii="Consolas" w:cs="Consolas" w:eastAsia="Consolas" w:hAnsi="Consolas"/>
-          <w:sz w:val="18"/>
-          <w:szCs w:val="18"/>
-        </w:rPr>
-        <w:t xml:space="preserve">        PUBCAL["Public calendar endpoint&lt;br/&gt;(plain Minimal API, no Blazor circuit)"]</w:t>
-      </w:r>
-    </w:p>
-    <w:p>
-      <w:pPr>
-        <w:shd w:fill="F5F5F5" w:val="clear"/>
-        <w:spacing w:after="0"/>
-      </w:pPr>
-      <w:r>
-        <w:rPr>
-          <w:rFonts w:ascii="Consolas" w:cs="Consolas" w:eastAsia="Consolas" w:hAnsi="Consolas"/>
-          <w:sz w:val="18"/>
-          <w:szCs w:val="18"/>
-        </w:rPr>
-        <w:t xml:space="preserve">    end</w:t>
-      </w:r>
-    </w:p>
-    <w:p>
-      <w:pPr>
-        <w:shd w:fill="F5F5F5" w:val="clear"/>
-        <w:spacing w:after="0"/>
-      </w:pPr>
-      <w:r>
-        <w:rPr>
-          <w:rFonts w:ascii="Consolas" w:cs="Consolas" w:eastAsia="Consolas" w:hAnsi="Consolas"/>
-          <w:sz w:val="18"/>
-          <w:szCs w:val="18"/>
-        </w:rPr>
-        <w:t xml:space="preserve"> </w:t>
-      </w:r>
-    </w:p>
-    <w:p>
-      <w:pPr>
-        <w:shd w:fill="F5F5F5" w:val="clear"/>
-        <w:spacing w:after="0"/>
-      </w:pPr>
-      <w:r>
-        <w:rPr>
-          <w:rFonts w:ascii="Consolas" w:cs="Consolas" w:eastAsia="Consolas" w:hAnsi="Consolas"/>
-          <w:sz w:val="18"/>
-          <w:szCs w:val="18"/>
-        </w:rPr>
-        <w:t xml:space="preserve">    subgraph Web ["Club website (CMS)"]</w:t>
-      </w:r>
-    </w:p>
-    <w:p>
-      <w:pPr>
-        <w:shd w:fill="F5F5F5" w:val="clear"/>
-        <w:spacing w:after="0"/>
-      </w:pPr>
-      <w:r>
-        <w:rPr>
-          <w:rFonts w:ascii="Consolas" w:cs="Consolas" w:eastAsia="Consolas" w:hAnsi="Consolas"/>
-          <w:sz w:val="18"/>
-          <w:szCs w:val="18"/>
-        </w:rPr>
-        <w:t xml:space="preserve">        EMBED["Thin embed block&lt;br/&gt;(calls public JSON endpoint)"]</w:t>
-      </w:r>
-    </w:p>
-    <w:p>
-      <w:pPr>
-        <w:shd w:fill="F5F5F5" w:val="clear"/>
-        <w:spacing w:after="0"/>
-      </w:pPr>
-      <w:r>
-        <w:rPr>
-          <w:rFonts w:ascii="Consolas" w:cs="Consolas" w:eastAsia="Consolas" w:hAnsi="Consolas"/>
-          <w:sz w:val="18"/>
-          <w:szCs w:val="18"/>
-        </w:rPr>
-        <w:t xml:space="preserve">        IFRAME["iframe&lt;br/&gt;(embeds public calendar page)"]</w:t>
-      </w:r>
-    </w:p>
-    <w:p>
-      <w:pPr>
-        <w:shd w:fill="F5F5F5" w:val="clear"/>
-        <w:spacing w:after="0"/>
-      </w:pPr>
-      <w:r>
-        <w:rPr>
-          <w:rFonts w:ascii="Consolas" w:cs="Consolas" w:eastAsia="Consolas" w:hAnsi="Consolas"/>
-          <w:sz w:val="18"/>
-          <w:szCs w:val="18"/>
-        </w:rPr>
-        <w:t xml:space="preserve">    end</w:t>
-      </w:r>
-    </w:p>
-    <w:p>
-      <w:pPr>
-        <w:shd w:fill="F5F5F5" w:val="clear"/>
-        <w:spacing w:after="0"/>
-      </w:pPr>
-      <w:r>
-        <w:rPr>
-          <w:rFonts w:ascii="Consolas" w:cs="Consolas" w:eastAsia="Consolas" w:hAnsi="Consolas"/>
-          <w:sz w:val="18"/>
-          <w:szCs w:val="18"/>
-        </w:rPr>
-        <w:t xml:space="preserve"> </w:t>
-      </w:r>
-    </w:p>
-    <w:p>
-      <w:pPr>
-        <w:shd w:fill="F5F5F5" w:val="clear"/>
-        <w:spacing w:after="0"/>
-      </w:pPr>
-      <w:r>
-        <w:rPr>
-          <w:rFonts w:ascii="Consolas" w:cs="Consolas" w:eastAsia="Consolas" w:hAnsi="Consolas"/>
-          <w:sz w:val="18"/>
-          <w:szCs w:val="18"/>
-        </w:rPr>
-        <w:t xml:space="preserve">    STAFF(("Staff")) --&gt;|"HTTPS + Entra SSO"| UI</w:t>
-      </w:r>
-    </w:p>
-    <w:p>
-      <w:pPr>
-        <w:shd w:fill="F5F5F5" w:val="clear"/>
-        <w:spacing w:after="0"/>
-      </w:pPr>
-      <w:r>
-        <w:rPr>
-          <w:rFonts w:ascii="Consolas" w:cs="Consolas" w:eastAsia="Consolas" w:hAnsi="Consolas"/>
-          <w:sz w:val="18"/>
-          <w:szCs w:val="18"/>
-        </w:rPr>
-        <w:t xml:space="preserve">    MEMBER(("Club members&lt;br/&gt;(anonymous)")) --&gt; IFRAME</w:t>
-      </w:r>
-    </w:p>
-    <w:p>
-      <w:pPr>
-        <w:shd w:fill="F5F5F5" w:val="clear"/>
-        <w:spacing w:after="0"/>
-      </w:pPr>
-      <w:r>
-        <w:rPr>
-          <w:rFonts w:ascii="Consolas" w:cs="Consolas" w:eastAsia="Consolas" w:hAnsi="Consolas"/>
-          <w:sz w:val="18"/>
-          <w:szCs w:val="18"/>
-        </w:rPr>
-        <w:t xml:space="preserve">    ANON(("Public visitors")) --&gt; EMBED</w:t>
-      </w:r>
-    </w:p>
-    <w:p>
-      <w:pPr>
-        <w:shd w:fill="F5F5F5" w:val="clear"/>
-        <w:spacing w:after="0"/>
-      </w:pPr>
-      <w:r>
-        <w:rPr>
-          <w:rFonts w:ascii="Consolas" w:cs="Consolas" w:eastAsia="Consolas" w:hAnsi="Consolas"/>
-          <w:sz w:val="18"/>
-          <w:szCs w:val="18"/>
-        </w:rPr>
-        <w:t xml:space="preserve">    STAFF -.-&gt;|"read-only fallback&lt;br/&gt;(Reviewer permission)"| EXO</w:t>
-      </w:r>
-    </w:p>
-    <w:p>
-      <w:pPr>
-        <w:shd w:fill="F5F5F5" w:val="clear"/>
-        <w:spacing w:after="0"/>
-      </w:pPr>
-      <w:r>
-        <w:rPr>
-          <w:rFonts w:ascii="Consolas" w:cs="Consolas" w:eastAsia="Consolas" w:hAnsi="Consolas"/>
-          <w:sz w:val="18"/>
-          <w:szCs w:val="18"/>
-        </w:rPr>
-        <w:t xml:space="preserve"> </w:t>
-      </w:r>
-    </w:p>
-    <w:p>
-      <w:pPr>
-        <w:shd w:fill="F5F5F5" w:val="clear"/>
-        <w:spacing w:after="0"/>
-      </w:pPr>
-      <w:r>
-        <w:rPr>
-          <w:rFonts w:ascii="Consolas" w:cs="Consolas" w:eastAsia="Consolas" w:hAnsi="Consolas"/>
-          <w:sz w:val="18"/>
-          <w:szCs w:val="18"/>
-        </w:rPr>
-        <w:t xml:space="preserve">    UI --&gt; API</w:t>
-      </w:r>
-    </w:p>
-    <w:p>
-      <w:pPr>
-        <w:shd w:fill="F5F5F5" w:val="clear"/>
-        <w:spacing w:after="0"/>
-      </w:pPr>
-      <w:r>
-        <w:rPr>
-          <w:rFonts w:ascii="Consolas" w:cs="Consolas" w:eastAsia="Consolas" w:hAnsi="Consolas"/>
-          <w:sz w:val="18"/>
-          <w:szCs w:val="18"/>
-        </w:rPr>
-        <w:t xml:space="preserve">    API &lt;--&gt; CACHE</w:t>
-      </w:r>
-    </w:p>
-    <w:p>
-      <w:pPr>
-        <w:shd w:fill="F5F5F5" w:val="clear"/>
-        <w:spacing w:after="0"/>
-      </w:pPr>
-      <w:r>
-        <w:rPr>
-          <w:rFonts w:ascii="Consolas" w:cs="Consolas" w:eastAsia="Consolas" w:hAnsi="Consolas"/>
-          <w:sz w:val="18"/>
-          <w:szCs w:val="18"/>
-        </w:rPr>
-        <w:t xml:space="preserve">    API --&gt;|"Microsoft Graph&lt;br/&gt;(REST/JSON)"| EXO</w:t>
-      </w:r>
-    </w:p>
-    <w:p>
-      <w:pPr>
-        <w:shd w:fill="F5F5F5" w:val="clear"/>
-        <w:spacing w:after="0"/>
-      </w:pPr>
-      <w:r>
-        <w:rPr>
-          <w:rFonts w:ascii="Consolas" w:cs="Consolas" w:eastAsia="Consolas" w:hAnsi="Consolas"/>
-          <w:sz w:val="18"/>
-          <w:szCs w:val="18"/>
-        </w:rPr>
-        <w:t xml:space="preserve">    API &lt;--&gt;|"OAuth 2.0 tokens"| EID</w:t>
-      </w:r>
-    </w:p>
-    <w:p>
-      <w:pPr>
-        <w:shd w:fill="F5F5F5" w:val="clear"/>
-        <w:spacing w:after="0"/>
-      </w:pPr>
-      <w:r>
-        <w:rPr>
-          <w:rFonts w:ascii="Consolas" w:cs="Consolas" w:eastAsia="Consolas" w:hAnsi="Consolas"/>
-          <w:sz w:val="18"/>
-          <w:szCs w:val="18"/>
-        </w:rPr>
-        <w:t xml:space="preserve">    EMBED --&gt; PUBAPI</w:t>
-      </w:r>
-    </w:p>
-    <w:p>
-      <w:pPr>
-        <w:shd w:fill="F5F5F5" w:val="clear"/>
-        <w:spacing w:after="0"/>
-      </w:pPr>
-      <w:r>
-        <w:rPr>
-          <w:rFonts w:ascii="Consolas" w:cs="Consolas" w:eastAsia="Consolas" w:hAnsi="Consolas"/>
-          <w:sz w:val="18"/>
-          <w:szCs w:val="18"/>
-        </w:rPr>
-        <w:t xml:space="preserve">    IFRAME --&gt; PUBCAL</w:t>
-      </w:r>
-    </w:p>
-    <w:p>
-      <w:pPr>
-        <w:shd w:fill="F5F5F5" w:val="clear"/>
-        <w:spacing w:after="0"/>
-      </w:pPr>
-      <w:r>
-        <w:rPr>
-          <w:rFonts w:ascii="Consolas" w:cs="Consolas" w:eastAsia="Consolas" w:hAnsi="Consolas"/>
-          <w:sz w:val="18"/>
-          <w:szCs w:val="18"/>
-        </w:rPr>
-        <w:t xml:space="preserve">    PUBAPI --&gt; API</w:t>
-      </w:r>
-    </w:p>
-    <w:p>
-      <w:pPr>
-        <w:shd w:fill="F5F5F5" w:val="clear"/>
-        <w:spacing w:after="0"/>
-      </w:pPr>
-      <w:r>
-        <w:rPr>
-          <w:rFonts w:ascii="Consolas" w:cs="Consolas" w:eastAsia="Consolas" w:hAnsi="Consolas"/>
-          <w:sz w:val="18"/>
-          <w:szCs w:val="18"/>
-        </w:rPr>
-        <w:t xml:space="preserve">    PUBCAL --&gt; API</w:t>
-      </w:r>
-    </w:p>
-    <w:p>
-      <w:pPr>
-        <w:spacing w:after="160"/>
-      </w:pPr>
+        <w:spacing w:after="200" w:before="120"/>
+        <w:jc w:val="center"/>
+      </w:pPr>
+      <w:r>
+        <w:drawing>
+          <wp:inline distT="0" distB="0" distL="0" distR="0">
+            <wp:extent cx="5943600" cy="4400550"/>
+            <wp:effectExtent t="0" r="0" b="0" l="0"/>
+            <wp:docPr id="1" name="" descr="" title=""/>
+            <wp:cNvGraphicFramePr>
+              <a:graphicFrameLocks xmlns:a="http://schemas.openxmlformats.org/drawingml/2006/main" noChangeAspect="1"/>
+            </wp:cNvGraphicFramePr>
+            <a:graphic xmlns:a="http://schemas.openxmlformats.org/drawingml/2006/main">
+              <a:graphicData uri="http://schemas.openxmlformats.org/drawingml/2006/picture">
+                <pic:pic xmlns:pic="http://schemas.openxmlformats.org/drawingml/2006/picture">
+                  <pic:nvPicPr>
+                    <pic:cNvPr id="0" name="" descr=""/>
+                    <pic:cNvPicPr>
+                      <a:picLocks noChangeAspect="1" noChangeArrowheads="1"/>
+                    </pic:cNvPicPr>
+                  </pic:nvPicPr>
+                  <pic:blipFill>
+                    <a:blip r:embed="rId7" cstate="none"/>
+                    <a:srcRect/>
+                    <a:stretch>
+                      <a:fillRect/>
+                    </a:stretch>
+                  </pic:blipFill>
+                  <pic:spPr bwMode="auto">
+                    <a:xfrm>
+                      <a:off x="0" y="0"/>
+                      <a:ext cx="5943600" cy="4400550"/>
+                    </a:xfrm>
+                    <a:prstGeom prst="rect">
+                      <a:avLst/>
+                    </a:prstGeom>
+                  </pic:spPr>
+                </pic:pic>
+              </a:graphicData>
+            </a:graphic>
+          </wp:inline>
+        </w:drawing>
+      </w:r>
     </w:p>
     <w:p>
       <w:pPr>

--- a/docs/curling-facility-scheduling-architecture.docx
+++ b/docs/curling-facility-scheduling-architecture.docx
@@ -363,7 +363,7 @@
               <w:spacing w:after="60"/>
             </w:pPr>
             <w:r>
-              <w:t xml:space="preserve">Done — Hold is available only for Rental; every other category is always Confirmed (§4.2)</w:t>
+              <w:t xml:space="preserve">Done — Hold is available only for Group Event; every other category is always Confirmed (§4.2)</w:t>
             </w:r>
           </w:p>
         </w:tc>
@@ -404,7 +404,7 @@
               <w:spacing w:after="60"/>
             </w:pPr>
             <w:r>
-              <w:t xml:space="preserve">Done — sheet categories: Rental / League / Bonspiel / Maintenance / Other (Event is reserved for Club Events, §4.4)</w:t>
+              <w:t xml:space="preserve">Done — sheet categories: Group Event / League / Bonspiel / Maintenance / Practice Ice / Other (Event is reserved for Club Events, §4.4)</w:t>
             </w:r>
           </w:p>
         </w:tc>
@@ -1930,7 +1930,7 @@
         <w:t xml:space="preserve">categories</w:t>
       </w:r>
       <w:r>
-        <w:t xml:space="preserve"> — one of Rental / League / Bonspiel / Maintenance / Other for sheets (Event is reserved for Club Events, never offered in the sheet-booking picker); Bonspiel / Activities / Closure / Other for Club Events.</w:t>
+        <w:t xml:space="preserve"> — one of Group Event / League / Bonspiel / Maintenance / Practice Ice / Other for sheets (Event is reserved for Club Events, never offered in the sheet-booking picker); Bonspiel / Activities / Closure / Other for Club Events. The category's *display* label (e.g. "Group Event", "Practice Ice") is kept separate from the enum's own wire value written to/read from this Graph property — renaming a label never risks breaking the read-back parse.</w:t>
       </w:r>
     </w:p>
     <w:p>
@@ -2299,7 +2299,7 @@
               <w:spacing w:after="60"/>
             </w:pPr>
             <w:r>
-              <w:t xml:space="preserve">Rental only</w:t>
+              <w:t xml:space="preserve">Group Event only</w:t>
             </w:r>
           </w:p>
         </w:tc>
@@ -2402,10 +2402,10 @@
           <w:b/>
           <w:bCs/>
         </w:rPr>
-        <w:t xml:space="preserve">Only Rental can be a Hold</w:t>
-      </w:r>
-      <w:r>
-        <w:t xml:space="preserve"> — every other category is always a hard (Confirmed) booking, enforced client-side (the Hold/Confirmed toggle and phone/email fields are hidden entirely for non-Rental categories) and coerced server-side.</w:t>
+        <w:t xml:space="preserve">Only Group Event can be a Hold</w:t>
+      </w:r>
+      <w:r>
+        <w:t xml:space="preserve"> — every other category is always a hard (Confirmed) booking, enforced client-side (the Hold/Confirmed toggle and phone/email fields are hidden entirely for non-Group-Event categories) and coerced server-side.</w:t>
       </w:r>
     </w:p>
     <w:p>
@@ -2445,7 +2445,7 @@
         <w:t xml:space="preserve">Hold vs. Confirmed also has no default</w:t>
       </w:r>
       <w:r>
-        <w:t xml:space="preserve"> — a new Rental booking's state is </w:t>
+        <w:t xml:space="preserve"> — a new Group Event booking's state is </w:t>
       </w:r>
       <w:r>
         <w:rPr>
@@ -2468,7 +2468,7 @@
         <w:spacing w:after="80"/>
       </w:pPr>
       <w:r>
-        <w:t xml:space="preserve">Confirming a rental = update </w:t>
+        <w:t xml:space="preserve">Confirming a booking = update </w:t>
       </w:r>
       <w:r>
         <w:rPr>
@@ -2511,7 +2511,7 @@
         <w:spacing w:after="80"/>
       </w:pPr>
       <w:r>
-        <w:t xml:space="preserve">Cancellation = hard delete, with one exception: a Rental cancel offers "reopen for rental" (flips back to an unclaimed Hold, renter fields stripped) as an alternative to permanent deletion.</w:t>
+        <w:t xml:space="preserve">Cancellation = hard delete, with one exception: a Group Event cancel offers "reopen for group event" (flips back to an unclaimed Hold, renter fields stripped) as an alternative to permanent deletion.</w:t>
       </w:r>
     </w:p>
     <w:p>
@@ -2524,7 +2524,27 @@
         <w:spacing w:after="80"/>
       </w:pPr>
       <w:r>
-        <w:t xml:space="preserve">Time entry is 30-minute increments, extending through midnight (represented internally as minutes-from-midnight, with 1440 meaning "end of this day" rather than colliding with a start-of-day option).</w:t>
+        <w:t xml:space="preserve">Time entry is 30-minute increments, covering the full 24-hour day (not just a daytime window) — represented internally as minutes-from-midnight, with 1440 meaning "end of this day" rather than colliding with a start-of-day option.</w:t>
+      </w:r>
+    </w:p>
+    <w:p>
+      <w:pPr>
+        <w:pStyle w:val="ListParagraph"/>
+        <w:numPr>
+          <w:ilvl w:val="0"/>
+          <w:numId w:val="1"/>
+        </w:numPr>
+        <w:spacing w:after="80"/>
+      </w:pPr>
+      <w:r>
+        <w:rPr>
+          <w:b/>
+          <w:bCs/>
+        </w:rPr>
+        <w:t xml:space="preserve">End time must be after start time on every booking/series/Club Event form</w:t>
+      </w:r>
+      <w:r>
+        <w:t xml:space="preserve"> — enforced the same way as every other required field (Save/Create disabled with a validation message). Added after a live-found bug: submitting an inverted range (end before start) previously reached Graph's calendar API unvalidated, which rejected it with an unhandled error that took down the Blazor circuit.</w:t>
       </w:r>
     </w:p>
     <w:p>
@@ -2897,10 +2917,10 @@
           <w:b/>
           <w:bCs/>
         </w:rPr>
-        <w:t xml:space="preserve">inline within the day cells</w:t>
-      </w:r>
-      <w:r>
-        <w:t xml:space="preserve"> of Month/Week/Day views (not a page-level banner — that was the first cut and corrected immediately after review), sorted chronologically alongside sheet bookings (all-day events sort first). Clicking a Club Event chip anywhere on the staff calendar opens its edit form directly (a bug where the click instead bubbled up to the day cell's own "jump to Day view" handler was found and fixed). A "Show club events" toggle lets staff hide them from the calendar entirely.</w:t>
+        <w:t xml:space="preserve">inline within the calendar itself</w:t>
+      </w:r>
+      <w:r>
+        <w:t xml:space="preserve">, never as a separate banner — sorted chronologically alongside sheet bookings (all-day events sort first). In Month view they appear as chips within each day cell; in Week and Day view (both hourly grids, §4.7) an all-day event pins to a slim row at the top of its column, and a timed event renders as a full-width band positioned at its actual hour, the same as a sheet booking. Every club event chip/band gets a dotted border (as opposed to bookings' dashed=hold/solid=confirmed), so the border style alone identifies what kind of calendar item something is, independent of its category color. Clicking a Club Event chip anywhere on the staff calendar opens its edit form directly (a bug where the click instead bubbled up to the day cell's own "jump to Day view" handler was found and fixed). A "Show club events" toggle lets staff hide them from the calendar entirely.</w:t>
       </w:r>
     </w:p>
     <w:p>
@@ -3549,6 +3569,203 @@
       </w:r>
       <w:r>
         <w:t xml:space="preserve"> for the full configuration reference and where each value belongs (user-secrets locally, Azure App Service Application Settings or equivalent in production).</w:t>
+      </w:r>
+    </w:p>
+    <w:p>
+      <w:pPr>
+        <w:pStyle w:val="Heading3"/>
+        <w:spacing w:after="120" w:before="200"/>
+      </w:pPr>
+      <w:r>
+        <w:t xml:space="preserve">4.7 Week and Day Views — Hourly Grids (Phase 10)</w:t>
+      </w:r>
+    </w:p>
+    <w:p>
+      <w:pPr>
+        <w:spacing w:after="160"/>
+      </w:pPr>
+      <w:r>
+        <w:t xml:space="preserve">Both Week and Day are hourly time-grids sharing one time axis (</w:t>
+      </w:r>
+      <w:r>
+        <w:rPr>
+          <w:rFonts w:ascii="Consolas" w:cs="Consolas" w:eastAsia="Consolas" w:hAnsi="Consolas"/>
+          <w:shd w:fill="F0F0F0" w:val="clear"/>
+        </w:rPr>
+        <w:t xml:space="preserve">CalendarStyles.HourRows</w:t>
+      </w:r>
+      <w:r>
+        <w:t xml:space="preserve">, midnight through midnight — full 24-hour coverage, matching the 24-hour booking window in §4.2), rendered against a common set of positioning helpers (</w:t>
+      </w:r>
+      <w:r>
+        <w:rPr>
+          <w:rFonts w:ascii="Consolas" w:cs="Consolas" w:eastAsia="Consolas" w:hAnsi="Consolas"/>
+          <w:shd w:fill="F0F0F0" w:val="clear"/>
+        </w:rPr>
+        <w:t xml:space="preserve">TopPx</w:t>
+      </w:r>
+      <w:r>
+        <w:t xml:space="preserve">/</w:t>
+      </w:r>
+      <w:r>
+        <w:rPr>
+          <w:rFonts w:ascii="Consolas" w:cs="Consolas" w:eastAsia="Consolas" w:hAnsi="Consolas"/>
+          <w:shd w:fill="F0F0F0" w:val="clear"/>
+        </w:rPr>
+        <w:t xml:space="preserve">HeightPx</w:t>
+      </w:r>
+      <w:r>
+        <w:t xml:space="preserve">) so the two views can never drift out of sync with each other. Day view has one column per sheet; Week view has one column per day.</w:t>
+      </w:r>
+    </w:p>
+    <w:p>
+      <w:pPr>
+        <w:spacing w:after="160"/>
+      </w:pPr>
+      <w:r>
+        <w:rPr>
+          <w:b/>
+          <w:bCs/>
+        </w:rPr>
+        <w:t xml:space="preserve">Consolidation across sheets (Week view).</w:t>
+      </w:r>
+      <w:r>
+        <w:t xml:space="preserve"> A single conceptual multi-sheet booking (one event per sheet, linked by </w:t>
+      </w:r>
+      <w:r>
+        <w:rPr>
+          <w:rFonts w:ascii="Consolas" w:cs="Consolas" w:eastAsia="Consolas" w:hAnsi="Consolas"/>
+          <w:shd w:fill="F0F0F0" w:val="clear"/>
+        </w:rPr>
+        <w:t xml:space="preserve">BookingGroupId</w:t>
+      </w:r>
+      <w:r>
+        <w:t xml:space="preserve">, §4.5) collapses into one displayed item rather than showing once per sheet, with a </w:t>
+      </w:r>
+      <w:r>
+        <w:rPr>
+          <w:rFonts w:ascii="Consolas" w:cs="Consolas" w:eastAsia="Consolas" w:hAnsi="Consolas"/>
+          <w:shd w:fill="F0F0F0" w:val="clear"/>
+        </w:rPr>
+        <w:t xml:space="preserve">· N sheets</w:t>
+      </w:r>
+      <w:r>
+        <w:t xml:space="preserve"> suffix when the group spans more than one. This reuses the same </w:t>
+      </w:r>
+      <w:r>
+        <w:rPr>
+          <w:rFonts w:ascii="Consolas" w:cs="Consolas" w:eastAsia="Consolas" w:hAnsi="Consolas"/>
+          <w:shd w:fill="F0F0F0" w:val="clear"/>
+        </w:rPr>
+        <w:t xml:space="preserve">BookingGroupId</w:t>
+      </w:r>
+      <w:r>
+        <w:t xml:space="preserve">/</w:t>
+      </w:r>
+      <w:r>
+        <w:rPr>
+          <w:rFonts w:ascii="Consolas" w:cs="Consolas" w:eastAsia="Consolas" w:hAnsi="Consolas"/>
+          <w:shd w:fill="F0F0F0" w:val="clear"/>
+        </w:rPr>
+        <w:t xml:space="preserve">(SheetMailbox, EventId)</w:t>
+      </w:r>
+      <w:r>
+        <w:t xml:space="preserve"> dedup key already established for Month view (§4.5's </w:t>
+      </w:r>
+      <w:r>
+        <w:rPr>
+          <w:rFonts w:ascii="Consolas" w:cs="Consolas" w:eastAsia="Consolas" w:hAnsi="Consolas"/>
+          <w:shd w:fill="F0F0F0" w:val="clear"/>
+        </w:rPr>
+        <w:t xml:space="preserve">BookingGroupId</w:t>
+      </w:r>
+      <w:r>
+        <w:t xml:space="preserve"> propagation bug).</w:t>
+      </w:r>
+    </w:p>
+    <w:p>
+      <w:pPr>
+        <w:spacing w:after="160"/>
+      </w:pPr>
+      <w:r>
+        <w:rPr>
+          <w:b/>
+          <w:bCs/>
+        </w:rPr>
+        <w:t xml:space="preserve">Lane layout for concurrent items (Week view).</w:t>
+      </w:r>
+      <w:r>
+        <w:t xml:space="preserve"> Because Week's columns are per-day (not per-sheet), two different bookings on two different sheets at overlapping times land in the same column. A classic calendar-view lane algorithm — cluster overlapping items, then greedily assign each to the first lane whose prior occupant has already ended — lays them out side-by-side instead of overlapping, with each cluster's own lane count (not the whole day's busiest moment) determining item width.</w:t>
+      </w:r>
+    </w:p>
+    <w:p>
+      <w:pPr>
+        <w:spacing w:after="160"/>
+      </w:pPr>
+      <w:r>
+        <w:rPr>
+          <w:b/>
+          <w:bCs/>
+        </w:rPr>
+        <w:t xml:space="preserve">A live-found rendering bug (2026-07-23):</w:t>
+      </w:r>
+      <w:r>
+        <w:t xml:space="preserve"> the hour-label gutter's cells didn't set </w:t>
+      </w:r>
+      <w:r>
+        <w:rPr>
+          <w:rFonts w:ascii="Consolas" w:cs="Consolas" w:eastAsia="Consolas" w:hAnsi="Consolas"/>
+          <w:shd w:fill="F0F0F0" w:val="clear"/>
+        </w:rPr>
+        <w:t xml:space="preserve">box-sizing: border-box</w:t>
+      </w:r>
+      <w:r>
+        <w:t xml:space="preserve">, so a 2px top padding was added on top of the declared row height rather than included within it — a 2px-per-hour drift between the labels and the actual grid rows that compounded to a full row's offset by mid-afternoon. Fixed by adding </w:t>
+      </w:r>
+      <w:r>
+        <w:rPr>
+          <w:rFonts w:ascii="Consolas" w:cs="Consolas" w:eastAsia="Consolas" w:hAnsi="Consolas"/>
+          <w:shd w:fill="F0F0F0" w:val="clear"/>
+        </w:rPr>
+        <w:t xml:space="preserve">box-sizing: border-box</w:t>
+      </w:r>
+      <w:r>
+        <w:t xml:space="preserve"> to every gutter cell (and the Week view's day-header row, which had the same class of issue from its own padding/border). A reminder that every fixed-height cell sharing a coordinate system with pixel-computed absolute positioning must be box-sizing-consistent, not just individually correctly sized.</w:t>
+      </w:r>
+    </w:p>
+    <w:p>
+      <w:pPr>
+        <w:spacing w:after="160"/>
+      </w:pPr>
+      <w:r>
+        <w:rPr>
+          <w:b/>
+          <w:bCs/>
+        </w:rPr>
+        <w:t xml:space="preserve">Every calendar cell title (Month/Week/Day, and the public calendar, §5.4) is prefixed with its start time</w:t>
+      </w:r>
+      <w:r>
+        <w:t xml:space="preserve"> (e.g. </w:t>
+      </w:r>
+      <w:r>
+        <w:rPr>
+          <w:rFonts w:ascii="Consolas" w:cs="Consolas" w:eastAsia="Consolas" w:hAnsi="Consolas"/>
+          <w:shd w:fill="F0F0F0" w:val="clear"/>
+        </w:rPr>
+        <w:t xml:space="preserve">7PM - League Practice</w:t>
+      </w:r>
+      <w:r>
+        <w:t xml:space="preserve">, or </w:t>
+      </w:r>
+      <w:r>
+        <w:rPr>
+          <w:rFonts w:ascii="Consolas" w:cs="Consolas" w:eastAsia="Consolas" w:hAnsi="Consolas"/>
+          <w:shd w:fill="F0F0F0" w:val="clear"/>
+        </w:rPr>
+        <w:t xml:space="preserve">7:30PM - …</w:t>
+      </w:r>
+      <w:r>
+        <w:t xml:space="preserve"> when not exactly on the hour) — added so the time is visible without needing to click a chip, even in Month view where nothing else conveys time-of-day. All-day Club Events are the one exception (no specific hour to show).</w:t>
       </w:r>
     </w:p>
     <w:p>
@@ -4248,7 +4465,7 @@
         <w:t xml:space="preserve">/embed/availability-widget.js</w:t>
       </w:r>
       <w:r>
-        <w:t xml:space="preserve">) — a subordinate feature. "Available" here means an existing Rental+Hold booking (the same "AVAILABLE FOR RENTAL" slots staff already create), not raw free/busy — simpler than computing complementary free time, and more correct, since unbooked League/Bonspiel/practice time isn't necessarily something staff want the public renting. Excludes any window overlapping a </w:t>
+        <w:t xml:space="preserve">) — a subordinate feature. "Available" here means an existing Group Event+Hold booking (the same "open for group event" slots staff already create), not raw free/busy — simpler than computing complementary free time, and more correct, since unbooked League/Bonspiel/Practice Ice time isn't necessarily something staff want the public booking. Excludes any window overlapping a </w:t>
       </w:r>
       <w:r>
         <w:rPr>
@@ -4313,7 +4530,7 @@
         <w:t xml:space="preserve">DateTime.TryParse</w:t>
       </w:r>
       <w:r>
-        <w:t xml:space="preserve"> accepts ~120k distinct months, and every unseen month is a cache miss fanning out live Graph calls across every mailbox, an anonymous quota-exhaustion/cache-growth vector (found and closed in the Phase 10 security review). Shows every category and state, with titles (a league's own name, a renter's own chosen title) — not just rental-availability slots. The one deliberate privacy exception: a confirmed rental's actual renter name is not stripped programmatically; staff are expected to handle that via what they type into the title field, not the app. Chips are clickable, opening a small popup with the exact time (the month-grid itself doesn't show hour-level detail). Iframe-embeddable; currently has </w:t>
+        <w:t xml:space="preserve"> accepts ~120k distinct months, and every unseen month is a cache miss fanning out live Graph calls across every mailbox, an anonymous quota-exhaustion/cache-growth vector (found and closed in the Phase 10 security review). Shows every category and state, with titles (a league's own name, a renter's own chosen title) prefixed with the start time (§4.7) — not just group-event-availability slots. The one deliberate privacy exception: a confirmed booking's actual renter name is not stripped programmatically; staff are expected to handle that via what they type into the title field, not the app. Chips are clickable, opening a small popup with the exact time (the month-grid itself doesn't show hour-level detail). Club Event chips share the same dotted-border visual language as the staff calendar (§4.4). Iframe-embeddable; currently has </w:t>
       </w:r>
       <w:r>
         <w:rPr>
@@ -5052,7 +5269,7 @@
         <w:spacing w:after="160"/>
       </w:pPr>
       <w:r>
-        <w:t xml:space="preserve">4. Provision the master category list on every sheet mailbox (Rental/League/Bonspiel/Maintenance/Other) and the Club Events mailbox (Bonspiel/Activities/Closure/Other) via </w:t>
+        <w:t xml:space="preserve">4. Provision the master category list on every sheet mailbox (Group Event/League/Practice Ice/Other — see </w:t>
       </w:r>
       <w:r>
         <w:rPr>
@@ -5062,6 +5279,16 @@
         <w:t xml:space="preserve">docs/provision-categories.ps1</w:t>
       </w:r>
       <w:r>
+        <w:t xml:space="preserve"> for the exact current list) and the Club Events mailbox (Bonspiel/Activities/Closure/Other) via </w:t>
+      </w:r>
+      <w:r>
+        <w:rPr>
+          <w:rFonts w:ascii="Consolas" w:cs="Consolas" w:eastAsia="Consolas" w:hAnsi="Consolas"/>
+          <w:shd w:fill="F0F0F0" w:val="clear"/>
+        </w:rPr>
+        <w:t xml:space="preserve">docs/provision-categories.ps1</w:t>
+      </w:r>
+      <w:r>
         <w:t xml:space="preserve">, parameterized by </w:t>
       </w:r>
       <w:r>
@@ -5100,6 +5327,16 @@
           <w:shd w:fill="F0F0F0" w:val="clear"/>
         </w:rPr>
         <w:t xml:space="preserve">-SheetCount</w:t>
+      </w:r>
+      <w:r>
+        <w:t xml:space="preserve">. If a category was ever renamed after mailboxes were already provisioned (e.g. the Phase 10 Rental → Group Event rename), existing events keep the old literal category string until migrated — see </w:t>
+      </w:r>
+      <w:r>
+        <w:rPr>
+          <w:rFonts w:ascii="Consolas" w:cs="Consolas" w:eastAsia="Consolas" w:hAnsi="Consolas"/>
+          <w:shd w:fill="F0F0F0" w:val="clear"/>
+        </w:rPr>
+        <w:t xml:space="preserve">docs/migrate-rental-category.ps1</w:t>
       </w:r>
       <w:r>
         <w:t xml:space="preserve">.</w:t>
@@ -5724,6 +5961,154 @@
             </w:r>
             <w:r>
               <w:t xml:space="preserve"> CSP restriction — deliberate for now (simplicity over locking to a specific domain), documented as a future hardening candidate.</w:t>
+            </w:r>
+          </w:p>
+        </w:tc>
+      </w:tr>
+      <w:tr>
+        <w:tc>
+          <w:tcPr>
+            <w:tcW w:type="dxa" w:w="4680"/>
+          </w:tcPr>
+          <w:p>
+            <w:pPr>
+              <w:spacing w:after="60"/>
+            </w:pPr>
+            <w:r>
+              <w:t xml:space="preserve">Missing end-after-start validation on booking/series/Club Event forms</w:t>
+            </w:r>
+          </w:p>
+        </w:tc>
+        <w:tc>
+          <w:tcPr>
+            <w:tcW w:type="dxa" w:w="4680"/>
+          </w:tcPr>
+          <w:p>
+            <w:pPr>
+              <w:spacing w:after="60"/>
+            </w:pPr>
+            <w:r>
+              <w:rPr>
+                <w:b/>
+                <w:bCs/>
+              </w:rPr>
+              <w:t xml:space="preserve">Found live, fixed (2026-07-23)</w:t>
+            </w:r>
+            <w:r>
+              <w:t xml:space="preserve"> — none of the three forms checked that the end time came after the start; an inverted range reached Graph's calendar API unvalidated and the resulting unhandled error took down the Blazor circuit. Fixed by adding the check to each form's existing </w:t>
+            </w:r>
+            <w:r>
+              <w:rPr>
+                <w:rFonts w:ascii="Consolas" w:cs="Consolas" w:eastAsia="Consolas" w:hAnsi="Consolas"/>
+                <w:shd w:fill="F0F0F0" w:val="clear"/>
+              </w:rPr>
+              <w:t xml:space="preserve">CanSave</w:t>
+            </w:r>
+            <w:r>
+              <w:t xml:space="preserve">/validation-message pattern (§4.2).</w:t>
+            </w:r>
+          </w:p>
+        </w:tc>
+      </w:tr>
+      <w:tr>
+        <w:tc>
+          <w:tcPr>
+            <w:tcW w:type="dxa" w:w="4680"/>
+          </w:tcPr>
+          <w:p>
+            <w:pPr>
+              <w:spacing w:after="60"/>
+            </w:pPr>
+            <w:r>
+              <w:t xml:space="preserve">Week/Day hourly grid label drift</w:t>
+            </w:r>
+          </w:p>
+        </w:tc>
+        <w:tc>
+          <w:tcPr>
+            <w:tcW w:type="dxa" w:w="4680"/>
+          </w:tcPr>
+          <w:p>
+            <w:pPr>
+              <w:spacing w:after="60"/>
+            </w:pPr>
+            <w:r>
+              <w:rPr>
+                <w:b/>
+                <w:bCs/>
+              </w:rPr>
+              <w:t xml:space="preserve">Found live, fixed (2026-07-23)</w:t>
+            </w:r>
+            <w:r>
+              <w:t xml:space="preserve"> — the hour-label gutter's cells didn't set </w:t>
+            </w:r>
+            <w:r>
+              <w:rPr>
+                <w:rFonts w:ascii="Consolas" w:cs="Consolas" w:eastAsia="Consolas" w:hAnsi="Consolas"/>
+                <w:shd w:fill="F0F0F0" w:val="clear"/>
+              </w:rPr>
+              <w:t xml:space="preserve">box-sizing: border-box</w:t>
+            </w:r>
+            <w:r>
+              <w:t xml:space="preserve">, so padding was added on top of the declared height rather than included in it, drifting the labels out of alignment with the grid by a full row over the course of a day (§4.7).</w:t>
+            </w:r>
+          </w:p>
+        </w:tc>
+      </w:tr>
+      <w:tr>
+        <w:tc>
+          <w:tcPr>
+            <w:tcW w:type="dxa" w:w="4680"/>
+          </w:tcPr>
+          <w:p>
+            <w:pPr>
+              <w:spacing w:after="60"/>
+            </w:pPr>
+            <w:r>
+              <w:t xml:space="preserve">Category rename leaves old data behind</w:t>
+            </w:r>
+          </w:p>
+        </w:tc>
+        <w:tc>
+          <w:tcPr>
+            <w:tcW w:type="dxa" w:w="4680"/>
+          </w:tcPr>
+          <w:p>
+            <w:pPr>
+              <w:spacing w:after="60"/>
+            </w:pPr>
+            <w:r>
+              <w:t xml:space="preserve">Renaming a </w:t>
+            </w:r>
+            <w:r>
+              <w:rPr>
+                <w:rFonts w:ascii="Consolas" w:cs="Consolas" w:eastAsia="Consolas" w:hAnsi="Consolas"/>
+                <w:shd w:fill="F0F0F0" w:val="clear"/>
+              </w:rPr>
+              <w:t xml:space="preserve">BookingCategory</w:t>
+            </w:r>
+            <w:r>
+              <w:t xml:space="preserve"> (Rental → Group Event) only changes what the app writes going forward — the literal string already stored in </w:t>
+            </w:r>
+            <w:r>
+              <w:rPr>
+                <w:rFonts w:ascii="Consolas" w:cs="Consolas" w:eastAsia="Consolas" w:hAnsi="Consolas"/>
+                <w:shd w:fill="F0F0F0" w:val="clear"/>
+              </w:rPr>
+              <w:t xml:space="preserve">categories</w:t>
+            </w:r>
+            <w:r>
+              <w:t xml:space="preserve"> on existing events doesn't change on its own, since it isn't a foreign key into the master category list. A category rename after real data exists needs an explicit one-time migration (</w:t>
+            </w:r>
+            <w:r>
+              <w:rPr>
+                <w:rFonts w:ascii="Consolas" w:cs="Consolas" w:eastAsia="Consolas" w:hAnsi="Consolas"/>
+                <w:shd w:fill="F0F0F0" w:val="clear"/>
+              </w:rPr>
+              <w:t xml:space="preserve">docs/migrate-rental-category.ps1</w:t>
+            </w:r>
+            <w:r>
+              <w:t xml:space="preserve">), not a code change alone.</w:t>
             </w:r>
           </w:p>
         </w:tc>
@@ -6542,6 +6927,230 @@
             </w:pPr>
             <w:r>
               <w:t xml:space="preserve">Added during Phase 10 once a real production tenant existed — the same deployed app must be repointable at a different tenant, or stood up fresh for a different facility, without a recompile (§4.6).</w:t>
+            </w:r>
+          </w:p>
+        </w:tc>
+      </w:tr>
+      <w:tr>
+        <w:tc>
+          <w:tcPr>
+            <w:tcW w:type="dxa" w:w="3120"/>
+          </w:tcPr>
+          <w:p>
+            <w:pPr>
+              <w:spacing w:after="60"/>
+            </w:pPr>
+            <w:r>
+              <w:t xml:space="preserve">D18</w:t>
+            </w:r>
+          </w:p>
+        </w:tc>
+        <w:tc>
+          <w:tcPr>
+            <w:tcW w:type="dxa" w:w="3120"/>
+          </w:tcPr>
+          <w:p>
+            <w:pPr>
+              <w:spacing w:after="60"/>
+            </w:pPr>
+            <w:r>
+              <w:t xml:space="preserve">Week view rebuilt as an hourly grid (one column per day), matching Day view's layout, instead of a condensed chip list</w:t>
+            </w:r>
+          </w:p>
+        </w:tc>
+        <w:tc>
+          <w:tcPr>
+            <w:tcW w:type="dxa" w:w="3120"/>
+          </w:tcPr>
+          <w:p>
+            <w:pPr>
+              <w:spacing w:after="60"/>
+            </w:pPr>
+            <w:r>
+              <w:t xml:space="preserve">Staff feedback: Week view needed the same hour-level detail Day view already had, not just a list of same-day items. Concurrent bookings on different sheets are laid out in side-by-side lanes rather than one-per-sheet columns, since Week's columns are per-day, not per-sheet (§4.7).</w:t>
+            </w:r>
+          </w:p>
+        </w:tc>
+      </w:tr>
+      <w:tr>
+        <w:tc>
+          <w:tcPr>
+            <w:tcW w:type="dxa" w:w="3120"/>
+          </w:tcPr>
+          <w:p>
+            <w:pPr>
+              <w:spacing w:after="60"/>
+            </w:pPr>
+            <w:r>
+              <w:t xml:space="preserve">D19</w:t>
+            </w:r>
+          </w:p>
+        </w:tc>
+        <w:tc>
+          <w:tcPr>
+            <w:tcW w:type="dxa" w:w="3120"/>
+          </w:tcPr>
+          <w:p>
+            <w:pPr>
+              <w:spacing w:after="60"/>
+            </w:pPr>
+            <w:r>
+              <w:t xml:space="preserve">Club Events render inside the same hourly timeline as sheet bookings in Week/Day (full-width bands for timed events, a pinned row for all-day ones), not a separate banner; distinguished by a dotted border rather than a fourth color scheme</w:t>
+            </w:r>
+          </w:p>
+        </w:tc>
+        <w:tc>
+          <w:tcPr>
+            <w:tcW w:type="dxa" w:w="3120"/>
+          </w:tcPr>
+          <w:p>
+            <w:pPr>
+              <w:spacing w:after="60"/>
+            </w:pPr>
+            <w:r>
+              <w:t xml:space="preserve">Keeps club events visually part of the calendar staff are already looking at rather than a detached list above it, while still being unmistakably a different kind of item from a sheet booking at a glance (§4.4, §4.7).</w:t>
+            </w:r>
+          </w:p>
+        </w:tc>
+      </w:tr>
+      <w:tr>
+        <w:tc>
+          <w:tcPr>
+            <w:tcW w:type="dxa" w:w="3120"/>
+          </w:tcPr>
+          <w:p>
+            <w:pPr>
+              <w:spacing w:after="60"/>
+            </w:pPr>
+            <w:r>
+              <w:t xml:space="preserve">D20</w:t>
+            </w:r>
+          </w:p>
+        </w:tc>
+        <w:tc>
+          <w:tcPr>
+            <w:tcW w:type="dxa" w:w="3120"/>
+          </w:tcPr>
+          <w:p>
+            <w:pPr>
+              <w:spacing w:after="60"/>
+            </w:pPr>
+            <w:r>
+              <w:t xml:space="preserve">Booking/series/Club Event time pickers and the Week/Day grids cover the full 24-hour day, not a fixed daytime window (previously 6 AM–11 PM)</w:t>
+            </w:r>
+          </w:p>
+        </w:tc>
+        <w:tc>
+          <w:tcPr>
+            <w:tcW w:type="dxa" w:w="3120"/>
+          </w:tcPr>
+          <w:p>
+            <w:pPr>
+              <w:spacing w:after="60"/>
+            </w:pPr>
+            <w:r>
+              <w:t xml:space="preserve">Staff feedback: some legitimate ice time falls outside the originally-assumed daytime window.</w:t>
+            </w:r>
+          </w:p>
+        </w:tc>
+      </w:tr>
+      <w:tr>
+        <w:tc>
+          <w:tcPr>
+            <w:tcW w:type="dxa" w:w="3120"/>
+          </w:tcPr>
+          <w:p>
+            <w:pPr>
+              <w:spacing w:after="60"/>
+            </w:pPr>
+            <w:r>
+              <w:t xml:space="preserve">D21</w:t>
+            </w:r>
+          </w:p>
+        </w:tc>
+        <w:tc>
+          <w:tcPr>
+            <w:tcW w:type="dxa" w:w="3120"/>
+          </w:tcPr>
+          <w:p>
+            <w:pPr>
+              <w:spacing w:after="60"/>
+            </w:pPr>
+            <w:r>
+              <w:t xml:space="preserve">Category display label kept separate from the category's Graph wire value (</w:t>
+            </w:r>
+            <w:r>
+              <w:rPr>
+                <w:rFonts w:ascii="Consolas" w:cs="Consolas" w:eastAsia="Consolas" w:hAnsi="Consolas"/>
+                <w:shd w:fill="F0F0F0" w:val="clear"/>
+              </w:rPr>
+              <w:t xml:space="preserve">CalendarStyles.CategoryLabel</w:t>
+            </w:r>
+            <w:r>
+              <w:t xml:space="preserve">)</w:t>
+            </w:r>
+          </w:p>
+        </w:tc>
+        <w:tc>
+          <w:tcPr>
+            <w:tcW w:type="dxa" w:w="3120"/>
+          </w:tcPr>
+          <w:p>
+            <w:pPr>
+              <w:spacing w:after="60"/>
+            </w:pPr>
+            <w:r>
+              <w:t xml:space="preserve">Renaming </w:t>
+            </w:r>
+            <w:r>
+              <w:rPr>
+                <w:rFonts w:ascii="Consolas" w:cs="Consolas" w:eastAsia="Consolas" w:hAnsi="Consolas"/>
+                <w:shd w:fill="F0F0F0" w:val="clear"/>
+              </w:rPr>
+              <w:t xml:space="preserve">BookingCategory.Rental</w:t>
+            </w:r>
+            <w:r>
+              <w:t xml:space="preserve"> to </w:t>
+            </w:r>
+            <w:r>
+              <w:rPr>
+                <w:rFonts w:ascii="Consolas" w:cs="Consolas" w:eastAsia="Consolas" w:hAnsi="Consolas"/>
+                <w:shd w:fill="F0F0F0" w:val="clear"/>
+              </w:rPr>
+              <w:t xml:space="preserve">GroupEvent</w:t>
+            </w:r>
+            <w:r>
+              <w:t xml:space="preserve"> and adding </w:t>
+            </w:r>
+            <w:r>
+              <w:rPr>
+                <w:rFonts w:ascii="Consolas" w:cs="Consolas" w:eastAsia="Consolas" w:hAnsi="Consolas"/>
+                <w:shd w:fill="F0F0F0" w:val="clear"/>
+              </w:rPr>
+              <w:t xml:space="preserve">PracticeIce</w:t>
+            </w:r>
+            <w:r>
+              <w:t xml:space="preserve"> needed human-readable multi-word labels ("Group Event", "Practice Ice") without touching the literal string round-tripped through </w:t>
+            </w:r>
+            <w:r>
+              <w:rPr>
+                <w:rFonts w:ascii="Consolas" w:cs="Consolas" w:eastAsia="Consolas" w:hAnsi="Consolas"/>
+                <w:shd w:fill="F0F0F0" w:val="clear"/>
+              </w:rPr>
+              <w:t xml:space="preserve">Enum.TryParse</w:t>
+            </w:r>
+            <w:r>
+              <w:t xml:space="preserve"> against Graph's </w:t>
+            </w:r>
+            <w:r>
+              <w:rPr>
+                <w:rFonts w:ascii="Consolas" w:cs="Consolas" w:eastAsia="Consolas" w:hAnsi="Consolas"/>
+                <w:shd w:fill="F0F0F0" w:val="clear"/>
+              </w:rPr>
+              <w:t xml:space="preserve">categories</w:t>
+            </w:r>
+            <w:r>
+              <w:t xml:space="preserve"> property — decoupling the two means a future label rename is presentation-only.</w:t>
             </w:r>
           </w:p>
         </w:tc>

--- a/docs/curling-facility-scheduling-architecture.docx
+++ b/docs/curling-facility-scheduling-architecture.docx
@@ -3695,7 +3695,17 @@
         <w:t xml:space="preserve">Lane layout for concurrent items (Week view).</w:t>
       </w:r>
       <w:r>
-        <w:t xml:space="preserve"> Because Week's columns are per-day (not per-sheet), two different bookings on two different sheets at overlapping times land in the same column. A classic calendar-view lane algorithm — cluster overlapping items, then greedily assign each to the first lane whose prior occupant has already ended — lays them out side-by-side instead of overlapping, with each cluster's own lane count (not the whole day's busiest moment) determining item width.</w:t>
+        <w:t xml:space="preserve"> Because Week's columns are per-day (not per-sheet), two different bookings on two different sheets at overlapping times land in the same column. A classic calendar-view lane algorithm — cluster overlapping items, then greedily assign each to the first lane whose prior occupant has already ended — lays them out side-by-side instead of overlapping, with each cluster's own lane count (not the whole day's busiest moment) determining item width. Implemented once as a generic </w:t>
+      </w:r>
+      <w:r>
+        <w:rPr>
+          <w:rFonts w:ascii="Consolas" w:cs="Consolas" w:eastAsia="Consolas" w:hAnsi="Consolas"/>
+          <w:shd w:fill="F0F0F0" w:val="clear"/>
+        </w:rPr>
+        <w:t xml:space="preserve">CalendarStyles.LayoutLanes&lt;T&gt;</w:t>
+      </w:r>
+      <w:r>
+        <w:t xml:space="preserve"> and reused verbatim by the public calendar's Week view (§5.4.2), rather than each maintaining its own copy of the same algorithm.</w:t>
       </w:r>
     </w:p>
     <w:p>
@@ -4497,7 +4507,7 @@
           <w:b/>
           <w:bCs/>
         </w:rPr>
-        <w:t xml:space="preserve">5.4.2 Public month calendar</w:t>
+        <w:t xml:space="preserve">5.4.2 Public calendar</w:t>
       </w:r>
       <w:r>
         <w:t xml:space="preserve"> (</w:t>
@@ -4510,7 +4520,17 @@
         <w:t xml:space="preserve">/public/calendar</w:t>
       </w:r>
       <w:r>
-        <w:t xml:space="preserve">) — the *primary* way club members see what's going on club-wide while unauthenticated. Shares the JSON API's rate-limit policy, and clamps its </w:t>
+        <w:t xml:space="preserve">) — the *primary* way club members see what's going on club-wide while unauthenticated. Three views, matching the staff calendar: Month (the default), Week, and Day, selected via </w:t>
+      </w:r>
+      <w:r>
+        <w:rPr>
+          <w:rFonts w:ascii="Consolas" w:cs="Consolas" w:eastAsia="Consolas" w:hAnsi="Consolas"/>
+          <w:shd w:fill="F0F0F0" w:val="clear"/>
+        </w:rPr>
+        <w:t xml:space="preserve">?view=</w:t>
+      </w:r>
+      <w:r>
+        <w:t xml:space="preserve">, with </w:t>
       </w:r>
       <w:r>
         <w:rPr>
@@ -4520,7 +4540,17 @@
         <w:t xml:space="preserve">?month=</w:t>
       </w:r>
       <w:r>
-        <w:t xml:space="preserve"> parameter to a bounded window around today (a year back, two years forward) — unclamped, </w:t>
+        <w:t xml:space="preserve"> (Month) or </w:t>
+      </w:r>
+      <w:r>
+        <w:rPr>
+          <w:rFonts w:ascii="Consolas" w:cs="Consolas" w:eastAsia="Consolas" w:hAnsi="Consolas"/>
+          <w:shd w:fill="F0F0F0" w:val="clear"/>
+        </w:rPr>
+        <w:t xml:space="preserve">?date=</w:t>
+      </w:r>
+      <w:r>
+        <w:t xml:space="preserve"> (Week/Day) clamped to a bounded window around today (a year back, two years forward) — unclamped, </w:t>
       </w:r>
       <w:r>
         <w:rPr>
@@ -4530,7 +4560,27 @@
         <w:t xml:space="preserve">DateTime.TryParse</w:t>
       </w:r>
       <w:r>
-        <w:t xml:space="preserve"> accepts ~120k distinct months, and every unseen month is a cache miss fanning out live Graph calls across every mailbox, an anonymous quota-exhaustion/cache-growth vector (found and closed in the Phase 10 security review). Shows every category and state, with titles (a league's own name, a renter's own chosen title) prefixed with the start time (§4.7) — not just group-event-availability slots. The one deliberate privacy exception: a confirmed booking's actual renter name is not stripped programmatically; staff are expected to handle that via what they type into the title field, not the app. Chips are clickable, opening a small popup with the exact time (the month-grid itself doesn't show hour-level detail). Club Event chips share the same dotted-border visual language as the staff calendar (§4.4). Iframe-embeddable; currently has </w:t>
+        <w:t xml:space="preserve"> accepts ~120k distinct values, and every unseen month/week/day is a cache miss fanning out live Graph calls across every mailbox, an anonymous quota-exhaustion/cache-growth vector (found and closed for Month in the Phase 10 security review; the same clamp now applies to </w:t>
+      </w:r>
+      <w:r>
+        <w:rPr>
+          <w:rFonts w:ascii="Consolas" w:cs="Consolas" w:eastAsia="Consolas" w:hAnsi="Consolas"/>
+          <w:shd w:fill="F0F0F0" w:val="clear"/>
+        </w:rPr>
+        <w:t xml:space="preserve">?date=</w:t>
+      </w:r>
+      <w:r>
+        <w:t xml:space="preserve"> too). Shows every category and state, with titles (a league's own name, a renter's own chosen title) prefixed with the start time (§4.7) — not just group-event-availability slots. The one deliberate privacy exception: a confirmed booking's actual renter name is not stripped programmatically; staff are expected to handle that via what they type into the title field, not the app. Chips are clickable, opening a small popup with the exact time (the month grid itself doesn't show hour-level detail; Week/Day already do via the hourly axis). Club Event chips share the same dotted-border visual language as the staff calendar (§4.4). Week and Day are hourly grids reusing the exact same hour-axis math and lane-layout algorithm as the staff Week/Day grids (</w:t>
+      </w:r>
+      <w:r>
+        <w:rPr>
+          <w:rFonts w:ascii="Consolas" w:cs="Consolas" w:eastAsia="Consolas" w:hAnsi="Consolas"/>
+          <w:shd w:fill="F0F0F0" w:val="clear"/>
+        </w:rPr>
+        <w:t xml:space="preserve">CalendarStyles.LayoutLanes</w:t>
+      </w:r>
+      <w:r>
+        <w:t xml:space="preserve">, extracted as a shared generic method specifically so the staff and public grids can't drift apart). Since every view/date change here is a full server-rendered page reload (no client-side routing, consistent with this endpoint never touching the Blazor component tree), a "Loading…" overlay appears immediately on any nav-link click - added after a live UX gap where the page gave no visible feedback while the server computed the next view. Iframe-embeddable; currently has </w:t>
       </w:r>
       <w:r>
         <w:rPr>
@@ -7151,6 +7201,98 @@
             </w:r>
             <w:r>
               <w:t xml:space="preserve"> property — decoupling the two means a future label rename is presentation-only.</w:t>
+            </w:r>
+          </w:p>
+        </w:tc>
+      </w:tr>
+      <w:tr>
+        <w:tc>
+          <w:tcPr>
+            <w:tcW w:type="dxa" w:w="3120"/>
+          </w:tcPr>
+          <w:p>
+            <w:pPr>
+              <w:spacing w:after="60"/>
+            </w:pPr>
+            <w:r>
+              <w:t xml:space="preserve">D22</w:t>
+            </w:r>
+          </w:p>
+        </w:tc>
+        <w:tc>
+          <w:tcPr>
+            <w:tcW w:type="dxa" w:w="3120"/>
+          </w:tcPr>
+          <w:p>
+            <w:pPr>
+              <w:spacing w:after="60"/>
+            </w:pPr>
+            <w:r>
+              <w:t xml:space="preserve">Public calendar gained Week and Day views, matching the staff calendar's three-view structure</w:t>
+            </w:r>
+          </w:p>
+        </w:tc>
+        <w:tc>
+          <w:tcPr>
+            <w:tcW w:type="dxa" w:w="3120"/>
+          </w:tcPr>
+          <w:p>
+            <w:pPr>
+              <w:spacing w:after="60"/>
+            </w:pPr>
+            <w:r>
+              <w:t xml:space="preserve">Member feedback: the public calendar only offered Month, giving no hour-level detail at all. Reused the staff Week/Day grids' hour-axis math and lane-layout algorithm exactly (rather than a second implementation) via the shared </w:t>
+            </w:r>
+            <w:r>
+              <w:rPr>
+                <w:rFonts w:ascii="Consolas" w:cs="Consolas" w:eastAsia="Consolas" w:hAnsi="Consolas"/>
+                <w:shd w:fill="F0F0F0" w:val="clear"/>
+              </w:rPr>
+              <w:t xml:space="preserve">CalendarStyles.LayoutLanes&lt;T&gt;</w:t>
+            </w:r>
+            <w:r>
+              <w:t xml:space="preserve"> (§4.7).</w:t>
+            </w:r>
+          </w:p>
+        </w:tc>
+      </w:tr>
+      <w:tr>
+        <w:tc>
+          <w:tcPr>
+            <w:tcW w:type="dxa" w:w="3120"/>
+          </w:tcPr>
+          <w:p>
+            <w:pPr>
+              <w:spacing w:after="60"/>
+            </w:pPr>
+            <w:r>
+              <w:t xml:space="preserve">D23</w:t>
+            </w:r>
+          </w:p>
+        </w:tc>
+        <w:tc>
+          <w:tcPr>
+            <w:tcW w:type="dxa" w:w="3120"/>
+          </w:tcPr>
+          <w:p>
+            <w:pPr>
+              <w:spacing w:after="60"/>
+            </w:pPr>
+            <w:r>
+              <w:t xml:space="preserve">A JS "Loading…" overlay was added to the public calendar's nav links</w:t>
+            </w:r>
+          </w:p>
+        </w:tc>
+        <w:tc>
+          <w:tcPr>
+            <w:tcW w:type="dxa" w:w="3120"/>
+          </w:tcPr>
+          <w:p>
+            <w:pPr>
+              <w:spacing w:after="60"/>
+            </w:pPr>
+            <w:r>
+              <w:t xml:space="preserve">The public calendar is deliberately plain server-rendered HTML with full-page navigation, not a client-routed app (§5.4) — but that left date/view changes with no visible feedback while the server computed the next view. The overlay is shown on click and is simply replaced along with the rest of the DOM once the new page arrives; it doesn't change the underlying full-page-reload architecture.</w:t>
             </w:r>
           </w:p>
         </w:tc>

--- a/docs/curling-facility-scheduling-architecture.docx
+++ b/docs/curling-facility-scheduling-architecture.docx
@@ -108,7 +108,7 @@
         <w:spacing w:after="160"/>
       </w:pPr>
       <w:r>
-        <w:t xml:space="preserve">A web-based system for managing the scheduling and availability of curling sheets, built on Microsoft Exchange Online (EXO) resource mailboxes as the system of record. Each sheet is modeled as an EXO resource mailbox; every booking is a calendar event on that mailbox. A custom Blazor Server application — not Outlook — is the operational interface for staff: per-sheet/consolidated calendar views (Month/Week/Day), one-off and recurring bookings spanning multiple sheets at once, a separate whole-club "Club Events" resource, and two distinct public-facing surfaces (a minimized JSON availability API for a thin CMS embed, and a full read-only public calendar page members browse directly).</w:t>
+        <w:t xml:space="preserve">A web-based system for managing the scheduling and availability of curling sheets, built on Microsoft Exchange Online (EXO) resource mailboxes as the system of record. Each sheet is modeled as an EXO resource mailbox; every booking is a calendar event on that mailbox. A custom Blazor Server application — not Outlook — is the operational interface for staff: per-sheet/consolidated calendar views (Month/Week/Day), one-off and recurring bookings spanning multiple sheets at once, a separate whole-club "Club Events" resource, and three distinct public-facing surfaces (a minimized JSON availability API for a thin CMS embed, a full read-only public calendar page members browse directly with its own Month/Week/Day views, and a search page for finding a window with enough open sheets for a group event).</w:t>
       </w:r>
     </w:p>
     <w:p>
@@ -486,17 +486,17 @@
               <w:spacing w:after="60"/>
             </w:pPr>
             <w:r>
-              <w:t xml:space="preserve">Done. The originally-scoped derived "≥N sheets available" consolidated view (interval-merge engine) is </w:t>
-            </w:r>
-            <w:r>
-              <w:rPr>
-                <w:b/>
-                <w:bCs/>
-              </w:rPr>
-              <w:t xml:space="preserve">backlogged</w:t>
-            </w:r>
-            <w:r>
-              <w:t xml:space="preserve">, not built — deprioritized twice during build in favor of higher-value work, revisit only if raised again</w:t>
+              <w:t xml:space="preserve">Done. The originally-scoped derived "≥N sheets available" consolidated view (interval-merge engine) was deprioritized twice during the initial build, then delivered in Phase 10 as its own dedicated page (</w:t>
+            </w:r>
+            <w:r>
+              <w:rPr>
+                <w:rFonts w:ascii="Consolas" w:cs="Consolas" w:eastAsia="Consolas" w:hAnsi="Consolas"/>
+                <w:shd w:fill="F0F0F0" w:val="clear"/>
+              </w:rPr>
+              <w:t xml:space="preserve">/public/search</w:t>
+            </w:r>
+            <w:r>
+              <w:t xml:space="preserve">, §5.4.3) once member feedback raised it again</w:t>
             </w:r>
           </w:p>
         </w:tc>
@@ -868,19 +868,6 @@
       </w:pPr>
       <w:r>
         <w:t xml:space="preserve">Companion/adjacent authoritative database (all data of record stays on the calendar event)</w:t>
-      </w:r>
-    </w:p>
-    <w:p>
-      <w:pPr>
-        <w:pStyle w:val="ListParagraph"/>
-        <w:numPr>
-          <w:ilvl w:val="0"/>
-          <w:numId w:val="1"/>
-        </w:numPr>
-        <w:spacing w:after="80"/>
-      </w:pPr>
-      <w:r>
-        <w:t xml:space="preserve">The consolidated "≥N sheets available" derived view (R6) — backlogged, not built</w:t>
       </w:r>
     </w:p>
     <w:p>
@@ -4413,7 +4400,17 @@
         <w:spacing w:after="120" w:before="200"/>
       </w:pPr>
       <w:r>
-        <w:t xml:space="preserve">5.3 Consolidated Availability — Backlogged</w:t>
+        <w:t xml:space="preserve">5.3 Consolidated Availability — Delivered as </w:t>
+      </w:r>
+      <w:r>
+        <w:rPr>
+          <w:rFonts w:ascii="Consolas" w:cs="Consolas" w:eastAsia="Consolas" w:hAnsi="Consolas"/>
+          <w:shd w:fill="F0F0F0" w:val="clear"/>
+        </w:rPr>
+        <w:t xml:space="preserve">/public/search</w:t>
+      </w:r>
+      <w:r>
+        <w:t xml:space="preserve"> (Phase 10)</w:t>
       </w:r>
     </w:p>
     <w:p>
@@ -4421,26 +4418,91 @@
         <w:spacing w:after="160"/>
       </w:pPr>
       <w:r>
-        <w:t xml:space="preserve">The originally-designed "≥N sheets available for rental" interval-merge view (R6) was </w:t>
-      </w:r>
+        <w:t xml:space="preserve">The originally-designed "≥N sheets available for rental" interval-merge view (R6) was deprioritized during the initial build and explicitly struck from the active plan, pending real feedback. That feedback arrived in Phase 10, and the view was built as </w:t>
+      </w:r>
+      <w:r>
+        <w:rPr>
+          <w:rFonts w:ascii="Consolas" w:cs="Consolas" w:eastAsia="Consolas" w:hAnsi="Consolas"/>
+          <w:shd w:fill="F0F0F0" w:val="clear"/>
+        </w:rPr>
+        <w:t xml:space="preserve">/public/search</w:t>
+      </w:r>
+      <w:r>
+        <w:t xml:space="preserve"> (§5.4.3) rather than folded into </w:t>
+      </w:r>
+      <w:r>
+        <w:rPr>
+          <w:rFonts w:ascii="Consolas" w:cs="Consolas" w:eastAsia="Consolas" w:hAnsi="Consolas"/>
+          <w:shd w:fill="F0F0F0" w:val="clear"/>
+        </w:rPr>
+        <w:t xml:space="preserve">/public/calendar</w:t>
+      </w:r>
+      <w:r>
+        <w:t xml:space="preserve"> - a dedicated search page, not a permanent calendar overlay.</w:t>
+      </w:r>
+    </w:p>
+    <w:p>
+      <w:pPr>
+        <w:pStyle w:val="Heading3"/>
+        <w:spacing w:after="120" w:before="200"/>
+      </w:pPr>
+      <w:r>
+        <w:t xml:space="preserve">5.4 Public Views (anonymous read path) — three distinct surfaces</w:t>
+      </w:r>
+    </w:p>
+    <w:p>
+      <w:pPr>
+        <w:spacing w:after="160"/>
+      </w:pPr>
       <w:r>
         <w:rPr>
           <w:b/>
           <w:bCs/>
         </w:rPr>
-        <w:t xml:space="preserve">not built</w:t>
-      </w:r>
-      <w:r>
-        <w:t xml:space="preserve">. It was deprioritized during the build sequence in favor of Club Events and the public-facing work, and explicitly struck from the active plan afterward, pending real feedback once other club members start using the app. Revisit only if raised again.</w:t>
-      </w:r>
-    </w:p>
-    <w:p>
-      <w:pPr>
-        <w:pStyle w:val="Heading3"/>
-        <w:spacing w:after="120" w:before="200"/>
-      </w:pPr>
-      <w:r>
-        <w:t xml:space="preserve">5.4 Public Views (anonymous read path) — two distinct surfaces</w:t>
+        <w:t xml:space="preserve">5.4.1 JSON availability API + CMS embed widget</w:t>
+      </w:r>
+      <w:r>
+        <w:t xml:space="preserve"> (</w:t>
+      </w:r>
+      <w:r>
+        <w:rPr>
+          <w:rFonts w:ascii="Consolas" w:cs="Consolas" w:eastAsia="Consolas" w:hAnsi="Consolas"/>
+          <w:shd w:fill="F0F0F0" w:val="clear"/>
+        </w:rPr>
+        <w:t xml:space="preserve">/api/public/availability</w:t>
+      </w:r>
+      <w:r>
+        <w:t xml:space="preserve">, </w:t>
+      </w:r>
+      <w:r>
+        <w:rPr>
+          <w:rFonts w:ascii="Consolas" w:cs="Consolas" w:eastAsia="Consolas" w:hAnsi="Consolas"/>
+          <w:shd w:fill="F0F0F0" w:val="clear"/>
+        </w:rPr>
+        <w:t xml:space="preserve">/embed/availability-widget.js</w:t>
+      </w:r>
+      <w:r>
+        <w:t xml:space="preserve">) — a subordinate feature. "Available" here means an existing Group Event+Hold booking (the same "open for group event" slots staff already create), not raw free/busy — simpler than computing complementary free time, and more correct, since unbooked League/Bonspiel/Practice Ice time isn't necessarily something staff want the public booking. Excludes any window overlapping a </w:t>
+      </w:r>
+      <w:r>
+        <w:rPr>
+          <w:rFonts w:ascii="Consolas" w:cs="Consolas" w:eastAsia="Consolas" w:hAnsi="Consolas"/>
+          <w:shd w:fill="F0F0F0" w:val="clear"/>
+        </w:rPr>
+        <w:t xml:space="preserve">MarksSheetsUnavailable</w:t>
+      </w:r>
+      <w:r>
+        <w:t xml:space="preserve"> Club Event. Rate-limited (fixed window, 60/min) and CORS-scoped (</w:t>
+      </w:r>
+      <w:r>
+        <w:rPr>
+          <w:rFonts w:ascii="Consolas" w:cs="Consolas" w:eastAsia="Consolas" w:hAnsi="Consolas"/>
+          <w:shd w:fill="F0F0F0" w:val="clear"/>
+        </w:rPr>
+        <w:t xml:space="preserve">AllowAnyOrigin</w:t>
+      </w:r>
+      <w:r>
+        <w:t xml:space="preserve">, GET-only) — safe specifically because this data is intentionally public and anonymous, no cookies/credentials ever flow through it.</w:t>
       </w:r>
     </w:p>
     <w:p>
@@ -4452,7 +4514,7 @@
           <w:b/>
           <w:bCs/>
         </w:rPr>
-        <w:t xml:space="preserve">5.4.1 JSON availability API + CMS embed widget</w:t>
+        <w:t xml:space="preserve">5.4.2 Public calendar</w:t>
       </w:r>
       <w:r>
         <w:t xml:space="preserve"> (</w:t>
@@ -4462,135 +4524,155 @@
           <w:rFonts w:ascii="Consolas" w:cs="Consolas" w:eastAsia="Consolas" w:hAnsi="Consolas"/>
           <w:shd w:fill="F0F0F0" w:val="clear"/>
         </w:rPr>
-        <w:t xml:space="preserve">/api/public/availability</w:t>
-      </w:r>
-      <w:r>
-        <w:t xml:space="preserve">, </w:t>
-      </w:r>
-      <w:r>
-        <w:rPr>
-          <w:rFonts w:ascii="Consolas" w:cs="Consolas" w:eastAsia="Consolas" w:hAnsi="Consolas"/>
-          <w:shd w:fill="F0F0F0" w:val="clear"/>
-        </w:rPr>
-        <w:t xml:space="preserve">/embed/availability-widget.js</w:t>
-      </w:r>
-      <w:r>
-        <w:t xml:space="preserve">) — a subordinate feature. "Available" here means an existing Group Event+Hold booking (the same "open for group event" slots staff already create), not raw free/busy — simpler than computing complementary free time, and more correct, since unbooked League/Bonspiel/Practice Ice time isn't necessarily something staff want the public booking. Excludes any window overlapping a </w:t>
-      </w:r>
-      <w:r>
-        <w:rPr>
-          <w:rFonts w:ascii="Consolas" w:cs="Consolas" w:eastAsia="Consolas" w:hAnsi="Consolas"/>
-          <w:shd w:fill="F0F0F0" w:val="clear"/>
-        </w:rPr>
-        <w:t xml:space="preserve">MarksSheetsUnavailable</w:t>
-      </w:r>
-      <w:r>
-        <w:t xml:space="preserve"> Club Event. Rate-limited (fixed window, 60/min) and CORS-scoped (</w:t>
-      </w:r>
-      <w:r>
-        <w:rPr>
-          <w:rFonts w:ascii="Consolas" w:cs="Consolas" w:eastAsia="Consolas" w:hAnsi="Consolas"/>
-          <w:shd w:fill="F0F0F0" w:val="clear"/>
-        </w:rPr>
-        <w:t xml:space="preserve">AllowAnyOrigin</w:t>
-      </w:r>
-      <w:r>
-        <w:t xml:space="preserve">, GET-only) — safe specifically because this data is intentionally public and anonymous, no cookies/credentials ever flow through it.</w:t>
-      </w:r>
-    </w:p>
-    <w:p>
-      <w:pPr>
-        <w:spacing w:after="160"/>
-      </w:pPr>
+        <w:t xml:space="preserve">/public/calendar</w:t>
+      </w:r>
+      <w:r>
+        <w:t xml:space="preserve">) — the *primary* way club members see what's going on club-wide while unauthenticated. Three views, matching the staff calendar: Month (the default), Week, and Day, selected via </w:t>
+      </w:r>
+      <w:r>
+        <w:rPr>
+          <w:rFonts w:ascii="Consolas" w:cs="Consolas" w:eastAsia="Consolas" w:hAnsi="Consolas"/>
+          <w:shd w:fill="F0F0F0" w:val="clear"/>
+        </w:rPr>
+        <w:t xml:space="preserve">?view=</w:t>
+      </w:r>
+      <w:r>
+        <w:t xml:space="preserve">, with </w:t>
+      </w:r>
+      <w:r>
+        <w:rPr>
+          <w:rFonts w:ascii="Consolas" w:cs="Consolas" w:eastAsia="Consolas" w:hAnsi="Consolas"/>
+          <w:shd w:fill="F0F0F0" w:val="clear"/>
+        </w:rPr>
+        <w:t xml:space="preserve">?month=</w:t>
+      </w:r>
+      <w:r>
+        <w:t xml:space="preserve"> (Month) or </w:t>
+      </w:r>
+      <w:r>
+        <w:rPr>
+          <w:rFonts w:ascii="Consolas" w:cs="Consolas" w:eastAsia="Consolas" w:hAnsi="Consolas"/>
+          <w:shd w:fill="F0F0F0" w:val="clear"/>
+        </w:rPr>
+        <w:t xml:space="preserve">?date=</w:t>
+      </w:r>
+      <w:r>
+        <w:t xml:space="preserve"> (Week/Day) clamped to a bounded window around today (a year back, two years forward) — unclamped, </w:t>
+      </w:r>
+      <w:r>
+        <w:rPr>
+          <w:rFonts w:ascii="Consolas" w:cs="Consolas" w:eastAsia="Consolas" w:hAnsi="Consolas"/>
+          <w:shd w:fill="F0F0F0" w:val="clear"/>
+        </w:rPr>
+        <w:t xml:space="preserve">DateTime.TryParse</w:t>
+      </w:r>
+      <w:r>
+        <w:t xml:space="preserve"> accepts ~120k distinct values, and every unseen month/week/day is a cache miss fanning out live Graph calls across every mailbox, an anonymous quota-exhaustion/cache-growth vector (found and closed for Month in the Phase 10 security review; the same clamp now applies to </w:t>
+      </w:r>
+      <w:r>
+        <w:rPr>
+          <w:rFonts w:ascii="Consolas" w:cs="Consolas" w:eastAsia="Consolas" w:hAnsi="Consolas"/>
+          <w:shd w:fill="F0F0F0" w:val="clear"/>
+        </w:rPr>
+        <w:t xml:space="preserve">?date=</w:t>
+      </w:r>
+      <w:r>
+        <w:t xml:space="preserve"> too). Shows every category and state, with titles (a league's own name, a renter's own chosen title) prefixed with the start time (§4.7) — not just group-event-availability slots. The one deliberate privacy exception: a confirmed booking's actual renter name is not stripped programmatically; staff are expected to handle that via what they type into the title field, not the app. Chips are clickable, opening a small popup with the exact time (the month grid itself doesn't show hour-level detail; Week/Day already do via the hourly axis). Club Event chips share the same dotted-border visual language as the staff calendar (§4.4). Week and Day are hourly grids reusing the exact same hour-axis math and lane-layout algorithm as the staff Week/Day grids (</w:t>
+      </w:r>
+      <w:r>
+        <w:rPr>
+          <w:rFonts w:ascii="Consolas" w:cs="Consolas" w:eastAsia="Consolas" w:hAnsi="Consolas"/>
+          <w:shd w:fill="F0F0F0" w:val="clear"/>
+        </w:rPr>
+        <w:t xml:space="preserve">CalendarStyles.LayoutLanes</w:t>
+      </w:r>
+      <w:r>
+        <w:t xml:space="preserve">, extracted as a shared generic method specifically so the staff and public grids can't drift apart). Since every view/date change here is a full server-rendered page reload (no client-side routing, consistent with this endpoint never touching the Blazor component tree), a "Loading…" overlay appears immediately on any nav-link click - added after a live UX gap where the page gave no visible feedback while the server computed the next view. Iframe-embeddable; currently has </w:t>
+      </w:r>
       <w:r>
         <w:rPr>
           <w:b/>
           <w:bCs/>
         </w:rPr>
-        <w:t xml:space="preserve">5.4.2 Public calendar</w:t>
-      </w:r>
-      <w:r>
-        <w:t xml:space="preserve"> (</w:t>
-      </w:r>
-      <w:r>
-        <w:rPr>
-          <w:rFonts w:ascii="Consolas" w:cs="Consolas" w:eastAsia="Consolas" w:hAnsi="Consolas"/>
-          <w:shd w:fill="F0F0F0" w:val="clear"/>
-        </w:rPr>
-        <w:t xml:space="preserve">/public/calendar</w:t>
-      </w:r>
-      <w:r>
-        <w:t xml:space="preserve">) — the *primary* way club members see what's going on club-wide while unauthenticated. Three views, matching the staff calendar: Month (the default), Week, and Day, selected via </w:t>
-      </w:r>
-      <w:r>
-        <w:rPr>
-          <w:rFonts w:ascii="Consolas" w:cs="Consolas" w:eastAsia="Consolas" w:hAnsi="Consolas"/>
-          <w:shd w:fill="F0F0F0" w:val="clear"/>
-        </w:rPr>
-        <w:t xml:space="preserve">?view=</w:t>
-      </w:r>
-      <w:r>
-        <w:t xml:space="preserve">, with </w:t>
-      </w:r>
-      <w:r>
-        <w:rPr>
-          <w:rFonts w:ascii="Consolas" w:cs="Consolas" w:eastAsia="Consolas" w:hAnsi="Consolas"/>
-          <w:shd w:fill="F0F0F0" w:val="clear"/>
-        </w:rPr>
-        <w:t xml:space="preserve">?month=</w:t>
-      </w:r>
-      <w:r>
-        <w:t xml:space="preserve"> (Month) or </w:t>
-      </w:r>
-      <w:r>
-        <w:rPr>
-          <w:rFonts w:ascii="Consolas" w:cs="Consolas" w:eastAsia="Consolas" w:hAnsi="Consolas"/>
-          <w:shd w:fill="F0F0F0" w:val="clear"/>
-        </w:rPr>
-        <w:t xml:space="preserve">?date=</w:t>
-      </w:r>
-      <w:r>
-        <w:t xml:space="preserve"> (Week/Day) clamped to a bounded window around today (a year back, two years forward) — unclamped, </w:t>
-      </w:r>
-      <w:r>
-        <w:rPr>
-          <w:rFonts w:ascii="Consolas" w:cs="Consolas" w:eastAsia="Consolas" w:hAnsi="Consolas"/>
-          <w:shd w:fill="F0F0F0" w:val="clear"/>
-        </w:rPr>
-        <w:t xml:space="preserve">DateTime.TryParse</w:t>
-      </w:r>
-      <w:r>
-        <w:t xml:space="preserve"> accepts ~120k distinct values, and every unseen month/week/day is a cache miss fanning out live Graph calls across every mailbox, an anonymous quota-exhaustion/cache-growth vector (found and closed for Month in the Phase 10 security review; the same clamp now applies to </w:t>
-      </w:r>
-      <w:r>
-        <w:rPr>
-          <w:rFonts w:ascii="Consolas" w:cs="Consolas" w:eastAsia="Consolas" w:hAnsi="Consolas"/>
-          <w:shd w:fill="F0F0F0" w:val="clear"/>
-        </w:rPr>
-        <w:t xml:space="preserve">?date=</w:t>
-      </w:r>
-      <w:r>
-        <w:t xml:space="preserve"> too). Shows every category and state, with titles (a league's own name, a renter's own chosen title) prefixed with the start time (§4.7) — not just group-event-availability slots. The one deliberate privacy exception: a confirmed booking's actual renter name is not stripped programmatically; staff are expected to handle that via what they type into the title field, not the app. Chips are clickable, opening a small popup with the exact time (the month grid itself doesn't show hour-level detail; Week/Day already do via the hourly axis). Club Event chips share the same dotted-border visual language as the staff calendar (§4.4). Week and Day are hourly grids reusing the exact same hour-axis math and lane-layout algorithm as the staff Week/Day grids (</w:t>
-      </w:r>
-      <w:r>
-        <w:rPr>
-          <w:rFonts w:ascii="Consolas" w:cs="Consolas" w:eastAsia="Consolas" w:hAnsi="Consolas"/>
-          <w:shd w:fill="F0F0F0" w:val="clear"/>
-        </w:rPr>
-        <w:t xml:space="preserve">CalendarStyles.LayoutLanes</w:t>
-      </w:r>
-      <w:r>
-        <w:t xml:space="preserve">, extracted as a shared generic method specifically so the staff and public grids can't drift apart). Since every view/date change here is a full server-rendered page reload (no client-side routing, consistent with this endpoint never touching the Blazor component tree), a "Loading…" overlay appears immediately on any nav-link click - added after a live UX gap where the page gave no visible feedback while the server computed the next view. Iframe-embeddable; currently has </w:t>
-      </w:r>
+        <w:t xml:space="preserve">no `Content-Security-Policy: frame-ancestors` restriction</w:t>
+      </w:r>
+      <w:r>
+        <w:t xml:space="preserve"> (documented, deliberate, revisit once the public surface gets more real-world scrutiny).</w:t>
+      </w:r>
+    </w:p>
+    <w:p>
+      <w:pPr>
+        <w:spacing w:after="160"/>
+      </w:pPr>
       <w:r>
         <w:rPr>
           <w:b/>
           <w:bCs/>
         </w:rPr>
-        <w:t xml:space="preserve">no `Content-Security-Policy: frame-ancestors` restriction</w:t>
-      </w:r>
-      <w:r>
-        <w:t xml:space="preserve"> (documented, deliberate, revisit once the public surface gets more real-world scrutiny).</w:t>
+        <w:t xml:space="preserve">5.4.3 Availability search</w:t>
+      </w:r>
+      <w:r>
+        <w:t xml:space="preserve"> (</w:t>
+      </w:r>
+      <w:r>
+        <w:rPr>
+          <w:rFonts w:ascii="Consolas" w:cs="Consolas" w:eastAsia="Consolas" w:hAnsi="Consolas"/>
+          <w:shd w:fill="F0F0F0" w:val="clear"/>
+        </w:rPr>
+        <w:t xml:space="preserve">/public/search</w:t>
+      </w:r>
+      <w:r>
+        <w:t xml:space="preserve">) — finds date/time windows where at least N sheets have an open Group Event hold simultaneously (R6, §5.3). A form (date range, capped at 60 days span, plus the same ±1yr/+2yr window as the other two endpoints; a minimum-sheets dropdown sized to the tenant's actual configured sheet count, never hardcoded) followed by a results list, each entry linking to that day's </w:t>
+      </w:r>
+      <w:r>
+        <w:rPr>
+          <w:rFonts w:ascii="Consolas" w:cs="Consolas" w:eastAsia="Consolas" w:hAnsi="Consolas"/>
+          <w:shd w:fill="F0F0F0" w:val="clear"/>
+        </w:rPr>
+        <w:t xml:space="preserve">/public/calendar?view=day</w:t>
+      </w:r>
+      <w:r>
+        <w:t xml:space="preserve">. Computed with a two-pass interval algorithm in </w:t>
+      </w:r>
+      <w:r>
+        <w:rPr>
+          <w:rFonts w:ascii="Consolas" w:cs="Consolas" w:eastAsia="Consolas" w:hAnsi="Consolas"/>
+          <w:shd w:fill="F0F0F0" w:val="clear"/>
+        </w:rPr>
+        <w:t xml:space="preserve">PublicAvailabilityService</w:t>
+      </w:r>
+      <w:r>
+        <w:t xml:space="preserve">: merge each sheet's own open slots into that sheet's maximal contiguous blocks, then sweep across every sheet's blocks counting how many are open at each point in time, reporting contiguous stretches meeting the threshold. Reuses </w:t>
+      </w:r>
+      <w:r>
+        <w:rPr>
+          <w:rFonts w:ascii="Consolas" w:cs="Consolas" w:eastAsia="Consolas" w:hAnsi="Consolas"/>
+          <w:shd w:fill="F0F0F0" w:val="clear"/>
+        </w:rPr>
+        <w:t xml:space="preserve">GetOpenSlotsAsync</w:t>
+      </w:r>
+      <w:r>
+        <w:t xml:space="preserve"> - the same open-slot computation </w:t>
+      </w:r>
+      <w:r>
+        <w:rPr>
+          <w:rFonts w:ascii="Consolas" w:cs="Consolas" w:eastAsia="Consolas" w:hAnsi="Consolas"/>
+          <w:shd w:fill="F0F0F0" w:val="clear"/>
+        </w:rPr>
+        <w:t xml:space="preserve">/api/public/availability</w:t>
+      </w:r>
+      <w:r>
+        <w:t xml:space="preserve"> uses, including the per-sheet-overlap-subtraction correctness fix below - so a window is never reported as available if it isn't genuinely open. Cross-linked with </w:t>
+      </w:r>
+      <w:r>
+        <w:rPr>
+          <w:rFonts w:ascii="Consolas" w:cs="Consolas" w:eastAsia="Consolas" w:hAnsi="Consolas"/>
+          <w:shd w:fill="F0F0F0" w:val="clear"/>
+        </w:rPr>
+        <w:t xml:space="preserve">/public/calendar</w:t>
+      </w:r>
+      <w:r>
+        <w:t xml:space="preserve"> (a link each way in the header).</w:t>
       </w:r>
     </w:p>
     <w:p>
@@ -4602,60 +4684,95 @@
           <w:b/>
           <w:bCs/>
         </w:rPr>
-        <w:t xml:space="preserve">The architectural incident behind both surfaces' final shape:</w:t>
-      </w:r>
-      <w:r>
-        <w:t xml:space="preserve"> an earlier attempt to make public-calendar chips clickable used Blazor Server's own </w:t>
-      </w:r>
-      <w:r>
-        <w:rPr>
-          <w:rFonts w:ascii="Consolas" w:cs="Consolas" w:eastAsia="Consolas" w:hAnsi="Consolas"/>
-          <w:shd w:fill="F0F0F0" w:val="clear"/>
-        </w:rPr>
-        <w:t xml:space="preserve">@onclick</w:t>
-      </w:r>
-      <w:r>
-        <w:t xml:space="preserve">, which requires the interactive SignalR circuit — and a first fix attempt (</w:t>
-      </w:r>
-      <w:r>
-        <w:rPr>
-          <w:rFonts w:ascii="Consolas" w:cs="Consolas" w:eastAsia="Consolas" w:hAnsi="Consolas"/>
-          <w:shd w:fill="F0F0F0" w:val="clear"/>
-        </w:rPr>
-        <w:t xml:space="preserve">.AllowAnonymous()</w:t>
-      </w:r>
-      <w:r>
-        <w:t xml:space="preserve"> applied to the shared </w:t>
-      </w:r>
-      <w:r>
-        <w:rPr>
-          <w:rFonts w:ascii="Consolas" w:cs="Consolas" w:eastAsia="Consolas" w:hAnsi="Consolas"/>
-          <w:shd w:fill="F0F0F0" w:val="clear"/>
-        </w:rPr>
-        <w:t xml:space="preserve">MapRazorComponents&lt;App&gt;()</w:t>
-      </w:r>
-      <w:r>
-        <w:t xml:space="preserve"> registration) was live-tested and found to </w:t>
-      </w:r>
+        <w:t xml:space="preserve">A live-found correctness bug in the open-slot computation (2026-07-28):</w:t>
+      </w:r>
+      <w:r>
+        <w:t xml:space="preserve"> </w:t>
+      </w:r>
+      <w:r>
+        <w:rPr>
+          <w:rFonts w:ascii="Consolas" w:cs="Consolas" w:eastAsia="Consolas" w:hAnsi="Consolas"/>
+          <w:shd w:fill="F0F0F0" w:val="clear"/>
+        </w:rPr>
+        <w:t xml:space="preserve">GetOpenSlotsAsync</w:t>
+      </w:r>
+      <w:r>
+        <w:t xml:space="preserve"> reported a Group Event hold's own advertised Start/End as fully open without checking whether *another* booking existed on the same sheet overlapping part of that window. The app's own write-path conflict check should prevent that overlap from ever being created through the app, but that invariant doesn't protect data written outside it (direct Graph/Outlook writes, seeded test data) - and the public feed must never promise ice that's actually occupied regardless of how the conflicting data got there. Found via a hold that fully covered a separately booked, confirmed League game on the same sheet, which </w:t>
+      </w:r>
+      <w:r>
+        <w:rPr>
+          <w:rFonts w:ascii="Consolas" w:cs="Consolas" w:eastAsia="Consolas" w:hAnsi="Consolas"/>
+          <w:shd w:fill="F0F0F0" w:val="clear"/>
+        </w:rPr>
+        <w:t xml:space="preserve">/public/search</w:t>
+      </w:r>
+      <w:r>
+        <w:t xml:space="preserve"> then reported as available across its full advertised window. Fixed by subtracting every other overlapping booking on the same sheet out of each hold's window (0, 1, or 2 remaining open sub-ranges as needed) before reporting it - this fixes both </w:t>
+      </w:r>
+      <w:r>
+        <w:rPr>
+          <w:rFonts w:ascii="Consolas" w:cs="Consolas" w:eastAsia="Consolas" w:hAnsi="Consolas"/>
+          <w:shd w:fill="F0F0F0" w:val="clear"/>
+        </w:rPr>
+        <w:t xml:space="preserve">/public/search</w:t>
+      </w:r>
+      <w:r>
+        <w:t xml:space="preserve"> and </w:t>
+      </w:r>
+      <w:r>
+        <w:rPr>
+          <w:rFonts w:ascii="Consolas" w:cs="Consolas" w:eastAsia="Consolas" w:hAnsi="Consolas"/>
+          <w:shd w:fill="F0F0F0" w:val="clear"/>
+        </w:rPr>
+        <w:t xml:space="preserve">/api/public/availability</w:t>
+      </w:r>
+      <w:r>
+        <w:t xml:space="preserve">, since both share </w:t>
+      </w:r>
+      <w:r>
+        <w:rPr>
+          <w:rFonts w:ascii="Consolas" w:cs="Consolas" w:eastAsia="Consolas" w:hAnsi="Consolas"/>
+          <w:shd w:fill="F0F0F0" w:val="clear"/>
+        </w:rPr>
+        <w:t xml:space="preserve">GetOpenSlotsAsync</w:t>
+      </w:r>
+      <w:r>
+        <w:t xml:space="preserve">.</w:t>
+      </w:r>
+    </w:p>
+    <w:p>
+      <w:pPr>
+        <w:spacing w:after="160"/>
+      </w:pPr>
       <w:r>
         <w:rPr>
           <w:b/>
           <w:bCs/>
         </w:rPr>
-        <w:t xml:space="preserve">disable authorization for every staff page in the app</w:t>
-      </w:r>
-      <w:r>
-        <w:t xml:space="preserve">, not just the intended public one, because ASP.NET Core's authorization rule is "if </w:t>
-      </w:r>
-      <w:r>
-        <w:rPr>
-          <w:rFonts w:ascii="Consolas" w:cs="Consolas" w:eastAsia="Consolas" w:hAnsi="Consolas"/>
-          <w:shd w:fill="F0F0F0" w:val="clear"/>
-        </w:rPr>
-        <w:t xml:space="preserve">AllowAnonymous</w:t>
-      </w:r>
-      <w:r>
-        <w:t xml:space="preserve"> metadata is present anywhere on an endpoint, it wins" and </w:t>
+        <w:t xml:space="preserve">The architectural incident behind all three surfaces' final shape:</w:t>
+      </w:r>
+      <w:r>
+        <w:t xml:space="preserve"> an earlier attempt to make public-calendar chips clickable used Blazor Server's own </w:t>
+      </w:r>
+      <w:r>
+        <w:rPr>
+          <w:rFonts w:ascii="Consolas" w:cs="Consolas" w:eastAsia="Consolas" w:hAnsi="Consolas"/>
+          <w:shd w:fill="F0F0F0" w:val="clear"/>
+        </w:rPr>
+        <w:t xml:space="preserve">@onclick</w:t>
+      </w:r>
+      <w:r>
+        <w:t xml:space="preserve">, which requires the interactive SignalR circuit — and a first fix attempt (</w:t>
+      </w:r>
+      <w:r>
+        <w:rPr>
+          <w:rFonts w:ascii="Consolas" w:cs="Consolas" w:eastAsia="Consolas" w:hAnsi="Consolas"/>
+          <w:shd w:fill="F0F0F0" w:val="clear"/>
+        </w:rPr>
+        <w:t xml:space="preserve">.AllowAnonymous()</w:t>
+      </w:r>
+      <w:r>
+        <w:t xml:space="preserve"> applied to the shared </w:t>
       </w:r>
       <w:r>
         <w:rPr>
@@ -4665,37 +4782,67 @@
         <w:t xml:space="preserve">MapRazorComponents&lt;App&gt;()</w:t>
       </w:r>
       <w:r>
-        <w:t xml:space="preserve"> maps every routable component through one shared endpoint set. Reverted immediately. A second attempt (vanilla JS instead of Blazor event handlers) fixed the clicks but still showed an unremovable "unhandled error" banner for anonymous visitors, traced to the shared host shell (</w:t>
-      </w:r>
-      <w:r>
-        <w:rPr>
-          <w:rFonts w:ascii="Consolas" w:cs="Consolas" w:eastAsia="Consolas" w:hAnsi="Consolas"/>
-          <w:shd w:fill="F0F0F0" w:val="clear"/>
-        </w:rPr>
-        <w:t xml:space="preserve">App.razor</w:t>
-      </w:r>
-      <w:r>
-        <w:t xml:space="preserve">) always loading </w:t>
-      </w:r>
-      <w:r>
-        <w:rPr>
-          <w:rFonts w:ascii="Consolas" w:cs="Consolas" w:eastAsia="Consolas" w:hAnsi="Consolas"/>
-          <w:shd w:fill="F0F0F0" w:val="clear"/>
-        </w:rPr>
-        <w:t xml:space="preserve">blazor.web.js</w:t>
-      </w:r>
-      <w:r>
-        <w:t xml:space="preserve"> regardless of the specific page's render mode. The user explicitly rejected hiding the error banner rather than fixing the actual cause. </w:t>
+        <w:t xml:space="preserve"> registration) was live-tested and found to </w:t>
       </w:r>
       <w:r>
         <w:rPr>
           <w:b/>
           <w:bCs/>
         </w:rPr>
+        <w:t xml:space="preserve">disable authorization for every staff page in the app</w:t>
+      </w:r>
+      <w:r>
+        <w:t xml:space="preserve">, not just the intended public one, because ASP.NET Core's authorization rule is "if </w:t>
+      </w:r>
+      <w:r>
+        <w:rPr>
+          <w:rFonts w:ascii="Consolas" w:cs="Consolas" w:eastAsia="Consolas" w:hAnsi="Consolas"/>
+          <w:shd w:fill="F0F0F0" w:val="clear"/>
+        </w:rPr>
+        <w:t xml:space="preserve">AllowAnonymous</w:t>
+      </w:r>
+      <w:r>
+        <w:t xml:space="preserve"> metadata is present anywhere on an endpoint, it wins" and </w:t>
+      </w:r>
+      <w:r>
+        <w:rPr>
+          <w:rFonts w:ascii="Consolas" w:cs="Consolas" w:eastAsia="Consolas" w:hAnsi="Consolas"/>
+          <w:shd w:fill="F0F0F0" w:val="clear"/>
+        </w:rPr>
+        <w:t xml:space="preserve">MapRazorComponents&lt;App&gt;()</w:t>
+      </w:r>
+      <w:r>
+        <w:t xml:space="preserve"> maps every routable component through one shared endpoint set. Reverted immediately. A second attempt (vanilla JS instead of Blazor event handlers) fixed the clicks but still showed an unremovable "unhandled error" banner for anonymous visitors, traced to the shared host shell (</w:t>
+      </w:r>
+      <w:r>
+        <w:rPr>
+          <w:rFonts w:ascii="Consolas" w:cs="Consolas" w:eastAsia="Consolas" w:hAnsi="Consolas"/>
+          <w:shd w:fill="F0F0F0" w:val="clear"/>
+        </w:rPr>
+        <w:t xml:space="preserve">App.razor</w:t>
+      </w:r>
+      <w:r>
+        <w:t xml:space="preserve">) always loading </w:t>
+      </w:r>
+      <w:r>
+        <w:rPr>
+          <w:rFonts w:ascii="Consolas" w:cs="Consolas" w:eastAsia="Consolas" w:hAnsi="Consolas"/>
+          <w:shd w:fill="F0F0F0" w:val="clear"/>
+        </w:rPr>
+        <w:t xml:space="preserve">blazor.web.js</w:t>
+      </w:r>
+      <w:r>
+        <w:t xml:space="preserve"> regardless of the specific page's render mode. The user explicitly rejected hiding the error banner rather than fixing the actual cause. </w:t>
+      </w:r>
+      <w:r>
+        <w:rPr>
+          <w:b/>
+          <w:bCs/>
+        </w:rPr>
         <w:t xml:space="preserve">The real fix, and the standing rule for any future anonymous page:</w:t>
       </w:r>
       <w:r>
-        <w:t xml:space="preserve"> both public routes are plain Minimal API endpoints (</w:t>
+        <w:t xml:space="preserve"> all three public routes are plain Minimal API endpoints (</w:t>
       </w:r>
       <w:r>
         <w:rPr>
@@ -4715,6 +4862,16 @@
         <w:t xml:space="preserve">Endpoints/PublicCalendarEndpoint.cs</w:t>
       </w:r>
       <w:r>
+        <w:t xml:space="preserve">, </w:t>
+      </w:r>
+      <w:r>
+        <w:rPr>
+          <w:rFonts w:ascii="Consolas" w:cs="Consolas" w:eastAsia="Consolas" w:hAnsi="Consolas"/>
+          <w:shd w:fill="F0F0F0" w:val="clear"/>
+        </w:rPr>
+        <w:t xml:space="preserve">Endpoints/PublicSearchEndpoint.cs</w:t>
+      </w:r>
+      <w:r>
         <w:t xml:space="preserve">), each with its own explicit </w:t>
       </w:r>
       <w:r>
@@ -4725,7 +4882,7 @@
         <w:t xml:space="preserve">.AllowAnonymous()</w:t>
       </w:r>
       <w:r>
-        <w:t xml:space="preserve">, hand-building their response outside the Blazor component tree entirely — zero shared circuit, nothing for anonymous traffic to be rejected from. The public calendar's HTML is hand-built via </w:t>
+        <w:t xml:space="preserve">, hand-building their response outside the Blazor component tree entirely — zero shared circuit, nothing for anonymous traffic to be rejected from. Every public page's HTML is hand-built via </w:t>
       </w:r>
       <w:r>
         <w:rPr>
@@ -5084,7 +5241,7 @@
         <w:spacing w:after="80"/>
       </w:pPr>
       <w:r>
-        <w:t xml:space="preserve">The two public endpoints are the app's only internet-anonymous surface: read-only, minimized (JSON API) or hand-encoded (public calendar), rate-limited, CORS-scoped only to those routes.</w:t>
+        <w:t xml:space="preserve">The three public endpoints are the app's only internet-anonymous surface: read-only, minimized (JSON API) or hand-encoded (public calendar, search), rate-limited, CORS-scoped only to those routes.</w:t>
       </w:r>
     </w:p>
     <w:p>
@@ -5703,25 +5860,55 @@
               <w:t xml:space="preserve">CONFIRMED EXACTLY</w:t>
             </w:r>
             <w:r>
-              <w:t xml:space="preserve"> at 62 days (not used in the shipped design, since the consolidated-availability view that would have needed it is backlogged, §5.3).</w:t>
-            </w:r>
-          </w:p>
-        </w:tc>
-      </w:tr>
-      <w:tr>
-        <w:tc>
-          <w:tcPr>
-            <w:tcW w:type="dxa" w:w="4680"/>
-          </w:tcPr>
-          <w:p>
-            <w:pPr>
-              <w:spacing w:after="60"/>
-            </w:pPr>
+              <w:t xml:space="preserve"> at 62 days (not used by </w:t>
+            </w:r>
             <w:r>
               <w:rPr>
                 <w:rFonts w:ascii="Consolas" w:cs="Consolas" w:eastAsia="Consolas" w:hAnsi="Consolas"/>
                 <w:shd w:fill="F0F0F0" w:val="clear"/>
               </w:rPr>
+              <w:t xml:space="preserve">/public/search</w:t>
+            </w:r>
+            <w:r>
+              <w:t xml:space="preserve">'s consolidated-availability view, §5.3/§5.4.3 - that view reads through the existing </w:t>
+            </w:r>
+            <w:r>
+              <w:rPr>
+                <w:rFonts w:ascii="Consolas" w:cs="Consolas" w:eastAsia="Consolas" w:hAnsi="Consolas"/>
+                <w:shd w:fill="F0F0F0" w:val="clear"/>
+              </w:rPr>
+              <w:t xml:space="preserve">calendarView</w:t>
+            </w:r>
+            <w:r>
+              <w:t xml:space="preserve">-based booking fetch, already paginated, rather than </w:t>
+            </w:r>
+            <w:r>
+              <w:rPr>
+                <w:rFonts w:ascii="Consolas" w:cs="Consolas" w:eastAsia="Consolas" w:hAnsi="Consolas"/>
+                <w:shd w:fill="F0F0F0" w:val="clear"/>
+              </w:rPr>
+              <w:t xml:space="preserve">getSchedule</w:t>
+            </w:r>
+            <w:r>
+              <w:t xml:space="preserve">; its own 60-day search-span cap is a separate, deliberate design limit, not related to this Graph-side cap).</w:t>
+            </w:r>
+          </w:p>
+        </w:tc>
+      </w:tr>
+      <w:tr>
+        <w:tc>
+          <w:tcPr>
+            <w:tcW w:type="dxa" w:w="4680"/>
+          </w:tcPr>
+          <w:p>
+            <w:pPr>
+              <w:spacing w:after="60"/>
+            </w:pPr>
+            <w:r>
+              <w:rPr>
+                <w:rFonts w:ascii="Consolas" w:cs="Consolas" w:eastAsia="Consolas" w:hAnsi="Consolas"/>
+                <w:shd w:fill="F0F0F0" w:val="clear"/>
+              </w:rPr>
               <w:t xml:space="preserve">calendarView</w:t>
             </w:r>
             <w:r>
@@ -6159,6 +6346,116 @@
             </w:r>
             <w:r>
               <w:t xml:space="preserve">), not a code change alone.</w:t>
+            </w:r>
+          </w:p>
+        </w:tc>
+      </w:tr>
+      <w:tr>
+        <w:tc>
+          <w:tcPr>
+            <w:tcW w:type="dxa" w:w="4680"/>
+          </w:tcPr>
+          <w:p>
+            <w:pPr>
+              <w:spacing w:after="60"/>
+            </w:pPr>
+            <w:r>
+              <w:t xml:space="preserve">Public open-slot computation trusted a hold's advertised window blindly</w:t>
+            </w:r>
+          </w:p>
+        </w:tc>
+        <w:tc>
+          <w:tcPr>
+            <w:tcW w:type="dxa" w:w="4680"/>
+          </w:tcPr>
+          <w:p>
+            <w:pPr>
+              <w:spacing w:after="60"/>
+            </w:pPr>
+            <w:r>
+              <w:rPr>
+                <w:b/>
+                <w:bCs/>
+              </w:rPr>
+              <w:t xml:space="preserve">Found live, fixed (2026-07-28)</w:t>
+            </w:r>
+            <w:r>
+              <w:t xml:space="preserve"> — </w:t>
+            </w:r>
+            <w:r>
+              <w:rPr>
+                <w:rFonts w:ascii="Consolas" w:cs="Consolas" w:eastAsia="Consolas" w:hAnsi="Consolas"/>
+                <w:shd w:fill="F0F0F0" w:val="clear"/>
+              </w:rPr>
+              <w:t xml:space="preserve">GetOpenSlotsAsync</w:t>
+            </w:r>
+            <w:r>
+              <w:t xml:space="preserve"> reported a Group Event hold's full Start/End as open without checking for another overlapping booking on the same sheet. Fixed by subtracting every other same-sheet overlapping booking out of the hold's window before reporting it (§5.4.3). Affected both </w:t>
+            </w:r>
+            <w:r>
+              <w:rPr>
+                <w:rFonts w:ascii="Consolas" w:cs="Consolas" w:eastAsia="Consolas" w:hAnsi="Consolas"/>
+                <w:shd w:fill="F0F0F0" w:val="clear"/>
+              </w:rPr>
+              <w:t xml:space="preserve">/api/public/availability</w:t>
+            </w:r>
+            <w:r>
+              <w:t xml:space="preserve"> and the new </w:t>
+            </w:r>
+            <w:r>
+              <w:rPr>
+                <w:rFonts w:ascii="Consolas" w:cs="Consolas" w:eastAsia="Consolas" w:hAnsi="Consolas"/>
+                <w:shd w:fill="F0F0F0" w:val="clear"/>
+              </w:rPr>
+              <w:t xml:space="preserve">/public/search</w:t>
+            </w:r>
+            <w:r>
+              <w:t xml:space="preserve">, since both share this method.</w:t>
+            </w:r>
+          </w:p>
+        </w:tc>
+      </w:tr>
+      <w:tr>
+        <w:tc>
+          <w:tcPr>
+            <w:tcW w:type="dxa" w:w="4680"/>
+          </w:tcPr>
+          <w:p>
+            <w:pPr>
+              <w:spacing w:after="60"/>
+            </w:pPr>
+            <w:r>
+              <w:t xml:space="preserve">Day view could silently hide a booking</w:t>
+            </w:r>
+          </w:p>
+        </w:tc>
+        <w:tc>
+          <w:tcPr>
+            <w:tcW w:type="dxa" w:w="4680"/>
+          </w:tcPr>
+          <w:p>
+            <w:pPr>
+              <w:spacing w:after="60"/>
+            </w:pPr>
+            <w:r>
+              <w:rPr>
+                <w:b/>
+                <w:bCs/>
+              </w:rPr>
+              <w:t xml:space="preserve">Found live, fixed (2026-07-28)</w:t>
+            </w:r>
+            <w:r>
+              <w:t xml:space="preserve"> — a sheet column rendered every booking on that sheet at full column width with no lane-splitting; two bookings genuinely overlapping on the same sheet meant the wider one completely painted over the narrower one. Fixed by lane-splitting within each sheet's column using the same </w:t>
+            </w:r>
+            <w:r>
+              <w:rPr>
+                <w:rFonts w:ascii="Consolas" w:cs="Consolas" w:eastAsia="Consolas" w:hAnsi="Consolas"/>
+                <w:shd w:fill="F0F0F0" w:val="clear"/>
+              </w:rPr>
+              <w:t xml:space="preserve">CalendarStyles.LayoutLanes</w:t>
+            </w:r>
+            <w:r>
+              <w:t xml:space="preserve"> algorithm Week view already used across days (D26).</w:t>
             </w:r>
           </w:p>
         </w:tc>
@@ -7293,6 +7590,156 @@
             </w:pPr>
             <w:r>
               <w:t xml:space="preserve">The public calendar is deliberately plain server-rendered HTML with full-page navigation, not a client-routed app (§5.4) — but that left date/view changes with no visible feedback while the server computed the next view. The overlay is shown on click and is simply replaced along with the rest of the DOM once the new page arrives; it doesn't change the underlying full-page-reload architecture.</w:t>
+            </w:r>
+          </w:p>
+        </w:tc>
+      </w:tr>
+      <w:tr>
+        <w:tc>
+          <w:tcPr>
+            <w:tcW w:type="dxa" w:w="3120"/>
+          </w:tcPr>
+          <w:p>
+            <w:pPr>
+              <w:spacing w:after="60"/>
+            </w:pPr>
+            <w:r>
+              <w:t xml:space="preserve">D24</w:t>
+            </w:r>
+          </w:p>
+        </w:tc>
+        <w:tc>
+          <w:tcPr>
+            <w:tcW w:type="dxa" w:w="3120"/>
+          </w:tcPr>
+          <w:p>
+            <w:pPr>
+              <w:spacing w:after="60"/>
+            </w:pPr>
+            <w:r>
+              <w:t xml:space="preserve">The "Open ice only" staff calendar filter was removed</w:t>
+            </w:r>
+          </w:p>
+        </w:tc>
+        <w:tc>
+          <w:tcPr>
+            <w:tcW w:type="dxa" w:w="3120"/>
+          </w:tcPr>
+          <w:p>
+            <w:pPr>
+              <w:spacing w:after="60"/>
+            </w:pPr>
+            <w:r>
+              <w:t xml:space="preserve">User feedback: it was unclear and confusing (it silently overrode the category chips rather than combining with them). Filtering by category chips alone remains; anyone wanting "open Group Event holds only" can already get that by toggling every other category chip off.</w:t>
+            </w:r>
+          </w:p>
+        </w:tc>
+      </w:tr>
+      <w:tr>
+        <w:tc>
+          <w:tcPr>
+            <w:tcW w:type="dxa" w:w="3120"/>
+          </w:tcPr>
+          <w:p>
+            <w:pPr>
+              <w:spacing w:after="60"/>
+            </w:pPr>
+            <w:r>
+              <w:t xml:space="preserve">D25</w:t>
+            </w:r>
+          </w:p>
+        </w:tc>
+        <w:tc>
+          <w:tcPr>
+            <w:tcW w:type="dxa" w:w="3120"/>
+          </w:tcPr>
+          <w:p>
+            <w:pPr>
+              <w:spacing w:after="60"/>
+            </w:pPr>
+            <w:r>
+              <w:t xml:space="preserve">Month/Week/Day staff grids no longer cap their own width</w:t>
+            </w:r>
+          </w:p>
+        </w:tc>
+        <w:tc>
+          <w:tcPr>
+            <w:tcW w:type="dxa" w:w="3120"/>
+          </w:tcPr>
+          <w:p>
+            <w:pPr>
+              <w:spacing w:after="60"/>
+            </w:pPr>
+            <w:r>
+              <w:t xml:space="preserve">User feedback: a </w:t>
+            </w:r>
+            <w:r>
+              <w:rPr>
+                <w:rFonts w:ascii="Consolas" w:cs="Consolas" w:eastAsia="Consolas" w:hAnsi="Consolas"/>
+                <w:shd w:fill="F0F0F0" w:val="clear"/>
+              </w:rPr>
+              <w:t xml:space="preserve">max-width</w:t>
+            </w:r>
+            <w:r>
+              <w:t xml:space="preserve"> (1100px Month/Week, 1000px Day) on each grid left a large empty gap on wide windows even though the toolbar above already spanned full width. Replaced with a </w:t>
+            </w:r>
+            <w:r>
+              <w:rPr>
+                <w:rFonts w:ascii="Consolas" w:cs="Consolas" w:eastAsia="Consolas" w:hAnsi="Consolas"/>
+                <w:shd w:fill="F0F0F0" w:val="clear"/>
+              </w:rPr>
+              <w:t xml:space="preserve">min-width</w:t>
+            </w:r>
+            <w:r>
+              <w:t xml:space="preserve"> floor instead (900px Month/Week, 800px Day) so the grids fill available width but don't get crushed on a narrow one; cell/text sizing was bumped up slightly to match.</w:t>
+            </w:r>
+          </w:p>
+        </w:tc>
+      </w:tr>
+      <w:tr>
+        <w:tc>
+          <w:tcPr>
+            <w:tcW w:type="dxa" w:w="3120"/>
+          </w:tcPr>
+          <w:p>
+            <w:pPr>
+              <w:spacing w:after="60"/>
+            </w:pPr>
+            <w:r>
+              <w:t xml:space="preserve">D26</w:t>
+            </w:r>
+          </w:p>
+        </w:tc>
+        <w:tc>
+          <w:tcPr>
+            <w:tcW w:type="dxa" w:w="3120"/>
+          </w:tcPr>
+          <w:p>
+            <w:pPr>
+              <w:spacing w:after="60"/>
+            </w:pPr>
+            <w:r>
+              <w:t xml:space="preserve">Day view's per-sheet columns lane-split overlapping bookings, reusing </w:t>
+            </w:r>
+            <w:r>
+              <w:rPr>
+                <w:rFonts w:ascii="Consolas" w:cs="Consolas" w:eastAsia="Consolas" w:hAnsi="Consolas"/>
+                <w:shd w:fill="F0F0F0" w:val="clear"/>
+              </w:rPr>
+              <w:t xml:space="preserve">CalendarStyles.LayoutLanes</w:t>
+            </w:r>
+          </w:p>
+        </w:tc>
+        <w:tc>
+          <w:tcPr>
+            <w:tcW w:type="dxa" w:w="3120"/>
+          </w:tcPr>
+          <w:p>
+            <w:pPr>
+              <w:spacing w:after="60"/>
+            </w:pPr>
+            <w:r>
+              <w:t xml:space="preserve">Live-found: every booking on a sheet was rendered at that column's full width with no lane-splitting, so two bookings genuinely overlapping on the same sheet (the app's own conflict check should prevent this via the app, but doesn't protect data written outside it) meant the wider one completely painted over the narrower one - a real booking silently disappeared from the view. Week view already had this via the lane algorithm (D18); Day view never needed it under the "sheets can't self-overlap" assumption, which turned out not to hold for all data.</w:t>
             </w:r>
           </w:p>
         </w:tc>

--- a/docs/curling-facility-scheduling-architecture.docx
+++ b/docs/curling-facility-scheduling-architecture.docx
@@ -92,7 +92,7 @@
         <w:spacing w:after="160"/>
       </w:pPr>
       <w:r>
-        <w:t xml:space="preserve">A web-based system for managing the scheduling and availability of curling sheets, built on Microsoft Exchange Online (EXO) resource mailboxes as the system of record. Each sheet is modeled as an EXO resource mailbox; every booking is a calendar event on that mailbox. A custom Blazor Server application — not Outlook — is the operational interface for staff: per-sheet/consolidated calendar views (Month/Week/Day), one-off and recurring bookings spanning multiple sheets at once, a separate whole-club "Club Events" resource, three read-only public-facing surfaces (a minimized JSON availability API for a thin CMS embed, a full public calendar page members browse directly with its own Month/Week/Day views, and a search page for finding a window with enough open sheets for a group event), and one inbound write surface: a webhook that ingests booking notifications from Breely, the club's separate customer-facing booking platform, as a Phase 10 stopgap pending real bidirectional sync (§4.8).</w:t>
+        <w:t xml:space="preserve">A web-based system for managing the scheduling and availability of curling sheets, built on Microsoft Exchange Online (EXO) resource mailboxes as the system of record. Each sheet is modeled as an EXO resource mailbox; every booking is a calendar event on that mailbox. A custom Blazor Server application — not Outlook — is the operational interface for staff: per-sheet/consolidated calendar views (Month/Week/Day), one-off and recurring bookings spanning multiple sheets at once, a separate whole-club "Club Events" resource, three read-only public-facing surfaces (a minimized JSON availability API for a thin CMS embed, a full public calendar page members browse directly with its own Month/Week/Day views, and a search page for finding a window with enough open sheets for a group event), one inbound write surface: a webhook that ingests booking notifications from Breely, the club's separate customer-facing booking platform, as a Phase 10 stopgap pending real bidirectional sync (§4.8), and a staff-only Settings page (§4.9) giving visibility into what the app has actually done in production - a rotating activity/debug log, since none previously existed once the Breely webhook started acting on its own.</w:t>
       </w:r>
     </w:p>
     <w:p>
@@ -885,6 +885,53 @@
           </w:p>
         </w:tc>
       </w:tr>
+      <w:tr>
+        <w:tc>
+          <w:tcPr>
+            <w:tcMar>
+              <w:top w:type="dxa" w:w="60"/>
+              <w:left w:type="dxa" w:w="80"/>
+              <w:bottom w:type="dxa" w:w="60"/>
+              <w:right w:type="dxa" w:w="80"/>
+            </w:tcMar>
+          </w:tcPr>
+          <w:p>
+            <w:r>
+              <w:t xml:space="preserve">R14</w:t>
+            </w:r>
+          </w:p>
+        </w:tc>
+        <w:tc>
+          <w:tcPr>
+            <w:tcMar>
+              <w:top w:type="dxa" w:w="60"/>
+              <w:left w:type="dxa" w:w="80"/>
+              <w:bottom w:type="dxa" w:w="60"/>
+              <w:right w:type="dxa" w:w="80"/>
+            </w:tcMar>
+          </w:tcPr>
+          <w:p>
+            <w:r>
+              <w:t xml:space="preserve">Staff-visible record of what the app has actually done in production (who created/edited/canceled what, plus optional deeper detail while troubleshooting)</w:t>
+            </w:r>
+          </w:p>
+        </w:tc>
+        <w:tc>
+          <w:tcPr>
+            <w:tcMar>
+              <w:top w:type="dxa" w:w="60"/>
+              <w:left w:type="dxa" w:w="80"/>
+              <w:bottom w:type="dxa" w:w="60"/>
+              <w:right w:type="dxa" w:w="80"/>
+            </w:tcMar>
+          </w:tcPr>
+          <w:p>
+            <w:r>
+              <w:t xml:space="preserve">Done (§4.9), added during Phase 10 after the operator found the Breely webhook's production behavior opaque with no way to see it - a Settings page exposes a Standard/Debug level toggle and a viewer/download for a rotating log file</w:t>
+            </w:r>
+          </w:p>
+        </w:tc>
+      </w:tr>
     </w:tbl>
     <w:p/>
     <w:p>
@@ -1403,7 +1450,7 @@
       <w:r>
         <w:drawing>
           <wp:inline distT="0" distB="0" distL="0" distR="0">
-            <wp:extent cx="5905500" cy="3705225"/>
+            <wp:extent cx="5905500" cy="3343275"/>
             <wp:effectExtent t="0" r="0" b="0" l="0"/>
             <wp:docPr id="1" name="" descr="" title=""/>
             <wp:cNvGraphicFramePr>
@@ -1428,7 +1475,7 @@
                   <pic:spPr bwMode="auto">
                     <a:xfrm>
                       <a:off x="0" y="0"/>
-                      <a:ext cx="5905500" cy="3705225"/>
+                      <a:ext cx="5905500" cy="3343275"/>
                     </a:xfrm>
                     <a:prstGeom prst="rect">
                       <a:avLst/>
@@ -1594,6 +1641,25 @@
       </w:r>
       <w:r>
         <w:t xml:space="preserve"> Staff hold Reviewer (read-only) calendar permission on the resource mailboxes.</w:t>
+      </w:r>
+    </w:p>
+    <w:p>
+      <w:pPr>
+        <w:pStyle w:val="ListParagraph"/>
+        <w:numPr>
+          <w:ilvl w:val="0"/>
+          <w:numId w:val="2"/>
+        </w:numPr>
+      </w:pPr>
+      <w:r>
+        <w:rPr>
+          <w:b/>
+          <w:bCs/>
+        </w:rPr>
+        <w:t xml:space="preserve">The activity/debug log (§4.9) is a flat rotating file, not a database</w:t>
+      </w:r>
+      <w:r>
+        <w:t xml:space="preserve"> — consistent with D7 (no companion datastore for booking data). It's written by the same services that write to Graph, and by the webhook endpoint's own auth check; the Settings page reads it and controls the log level, but nothing else in the app depends on it existing.</w:t>
       </w:r>
     </w:p>
     <w:p/>
@@ -5122,6 +5188,483 @@
     </w:p>
     <w:p>
       <w:pPr>
+        <w:pStyle w:val="Heading3"/>
+        <w:spacing w:after="120" w:before="240"/>
+      </w:pPr>
+      <w:r>
+        <w:t xml:space="preserve">4.9 Application Activity/Debug Log and Settings Page (Phase 10)</w:t>
+      </w:r>
+    </w:p>
+    <w:p>
+      <w:pPr>
+        <w:spacing w:after="160"/>
+      </w:pPr>
+      <w:r>
+        <w:t xml:space="preserve">Added immediately after the Breely webhook (§4.8) shipped, once the operator found its production behavior opaque: the framework's own </w:t>
+      </w:r>
+      <w:r>
+        <w:rPr>
+          <w:rFonts w:ascii="Consolas" w:cs="Consolas" w:eastAsia="Consolas" w:hAnsi="Consolas"/>
+          <w:sz w:val="20"/>
+          <w:szCs w:val="20"/>
+          <w:highlight w:val="lightGray"/>
+          <w:highlightCs w:val="lightGray"/>
+        </w:rPr>
+        <w:t xml:space="preserve">ILogger</w:t>
+      </w:r>
+      <w:r>
+        <w:t xml:space="preserve"> output only reaches the console/Azure Log Stream, isn't retained anywhere staff can see without portal access, and wasn't answering "what did the webhook actually do." </w:t>
+      </w:r>
+      <w:r>
+        <w:rPr>
+          <w:rFonts w:ascii="Consolas" w:cs="Consolas" w:eastAsia="Consolas" w:hAnsi="Consolas"/>
+          <w:sz w:val="20"/>
+          <w:szCs w:val="20"/>
+          <w:highlight w:val="lightGray"/>
+          <w:highlightCs w:val="lightGray"/>
+        </w:rPr>
+        <w:t xml:space="preserve">AppLogService</w:t>
+      </w:r>
+      <w:r>
+        <w:t xml:space="preserve"> is a second, deliberately separate log aimed at that gap — a flat rotating text file, not a database (same D7 spirit as the rest of this app's data model), with a staff-facing </w:t>
+      </w:r>
+      <w:r>
+        <w:rPr>
+          <w:b/>
+          <w:bCs/>
+        </w:rPr>
+        <w:t xml:space="preserve">Settings</w:t>
+      </w:r>
+      <w:r>
+        <w:t xml:space="preserve"> page (</w:t>
+      </w:r>
+      <w:r>
+        <w:rPr>
+          <w:rFonts w:ascii="Consolas" w:cs="Consolas" w:eastAsia="Consolas" w:hAnsi="Consolas"/>
+          <w:sz w:val="20"/>
+          <w:szCs w:val="20"/>
+          <w:highlight w:val="lightGray"/>
+          <w:highlightCs w:val="lightGray"/>
+        </w:rPr>
+        <w:t xml:space="preserve">/settings</w:t>
+      </w:r>
+      <w:r>
+        <w:t xml:space="preserve">) to control it and read it.</w:t>
+      </w:r>
+    </w:p>
+    <w:p>
+      <w:pPr>
+        <w:spacing w:after="160"/>
+      </w:pPr>
+      <w:r>
+        <w:rPr>
+          <w:b/>
+          <w:bCs/>
+        </w:rPr>
+        <w:t xml:space="preserve">Two tiers, one on by default.</w:t>
+      </w:r>
+      <w:r>
+        <w:t xml:space="preserve"> </w:t>
+      </w:r>
+      <w:r>
+        <w:rPr>
+          <w:i/>
+          <w:iCs/>
+        </w:rPr>
+        <w:t xml:space="preserve">Standard</w:t>
+      </w:r>
+      <w:r>
+        <w:t xml:space="preserve"> entries are definitive actions — a booking, series, or Club Event created, edited, or canceled — and are always written, along with a small set of security-relevant events (a failed webhook-secret check) that matter regardless of level. </w:t>
+      </w:r>
+      <w:r>
+        <w:rPr>
+          <w:i/>
+          <w:iCs/>
+        </w:rPr>
+        <w:t xml:space="preserve">Debug</w:t>
+      </w:r>
+      <w:r>
+        <w:t xml:space="preserve"> entries — the raw (PII-redacted) Breely webhook payload, the external-id lookup result, staff sign-in events — are a no-op unless the level is currently set to Debug. The level is chosen on the Settings page, takes effect immediately (no restart), and persists to a small marker file in the log directory itself rather than to </w:t>
+      </w:r>
+      <w:r>
+        <w:rPr>
+          <w:rFonts w:ascii="Consolas" w:cs="Consolas" w:eastAsia="Consolas" w:hAnsi="Consolas"/>
+          <w:sz w:val="20"/>
+          <w:szCs w:val="20"/>
+          <w:highlight w:val="lightGray"/>
+          <w:highlightCs w:val="lightGray"/>
+        </w:rPr>
+        <w:t xml:space="preserve">appsettings.json</w:t>
+      </w:r>
+      <w:r>
+        <w:t xml:space="preserve">, so a level change survives an app restart without needing a redeploy.</w:t>
+      </w:r>
+    </w:p>
+    <w:p>
+      <w:pPr>
+        <w:spacing w:after="160"/>
+      </w:pPr>
+      <w:r>
+        <w:rPr>
+          <w:b/>
+          <w:bCs/>
+        </w:rPr>
+        <w:t xml:space="preserve">Actor identity reuses the existing sign-in trust boundary, not a new one.</w:t>
+      </w:r>
+      <w:r>
+        <w:t xml:space="preserve"> Every Standard-tier staff action logs the real signed-in Entra display name (</w:t>
+      </w:r>
+      <w:r>
+        <w:rPr>
+          <w:rFonts w:ascii="Consolas" w:cs="Consolas" w:eastAsia="Consolas" w:hAnsi="Consolas"/>
+          <w:sz w:val="20"/>
+          <w:szCs w:val="20"/>
+          <w:highlight w:val="lightGray"/>
+          <w:highlightCs w:val="lightGray"/>
+        </w:rPr>
+        <w:t xml:space="preserve">ClaimsPrincipal.Identity.Name</w:t>
+      </w:r>
+      <w:r>
+        <w:t xml:space="preserve">) — the same value already shown in the header and defaulted into the free-text "Booked By" field (§6.2) — rather than that editable free-text field itself, since a typed field isn't a reliable audit identity. Breely-originated actions log the actor as the literal string </w:t>
+      </w:r>
+      <w:r>
+        <w:rPr>
+          <w:rFonts w:ascii="Consolas" w:cs="Consolas" w:eastAsia="Consolas" w:hAnsi="Consolas"/>
+          <w:sz w:val="20"/>
+          <w:szCs w:val="20"/>
+          <w:highlight w:val="lightGray"/>
+          <w:highlightCs w:val="lightGray"/>
+        </w:rPr>
+        <w:t xml:space="preserve">"Breely webhook"</w:t>
+      </w:r>
+      <w:r>
+        <w:t xml:space="preserve">, matching the </w:t>
+      </w:r>
+      <w:r>
+        <w:rPr>
+          <w:rFonts w:ascii="Consolas" w:cs="Consolas" w:eastAsia="Consolas" w:hAnsi="Consolas"/>
+          <w:sz w:val="20"/>
+          <w:szCs w:val="20"/>
+          <w:highlight w:val="lightGray"/>
+          <w:highlightCs w:val="lightGray"/>
+        </w:rPr>
+        <w:t xml:space="preserve">BookedBy</w:t>
+      </w:r>
+      <w:r>
+        <w:t xml:space="preserve"> value those bookings already carry.</w:t>
+      </w:r>
+    </w:p>
+    <w:p>
+      <w:pPr>
+        <w:spacing w:after="160"/>
+      </w:pPr>
+      <w:r>
+        <w:rPr>
+          <w:b/>
+          <w:bCs/>
+        </w:rPr>
+        <w:t xml:space="preserve">Storage location is deliberately outside the deployed app folder.</w:t>
+      </w:r>
+      <w:r>
+        <w:t xml:space="preserve"> </w:t>
+      </w:r>
+      <w:r>
+        <w:rPr>
+          <w:rFonts w:ascii="Consolas" w:cs="Consolas" w:eastAsia="Consolas" w:hAnsi="Consolas"/>
+          <w:sz w:val="20"/>
+          <w:szCs w:val="20"/>
+          <w:highlight w:val="lightGray"/>
+          <w:highlightCs w:val="lightGray"/>
+        </w:rPr>
+        <w:t xml:space="preserve">AppLog:LogDirectory</w:t>
+      </w:r>
+      <w:r>
+        <w:t xml:space="preserve"> (configuration, §4.6-style — never hardcoded) points at where daily-rotating files (</w:t>
+      </w:r>
+      <w:r>
+        <w:rPr>
+          <w:rFonts w:ascii="Consolas" w:cs="Consolas" w:eastAsia="Consolas" w:hAnsi="Consolas"/>
+          <w:sz w:val="20"/>
+          <w:szCs w:val="20"/>
+          <w:highlight w:val="lightGray"/>
+          <w:highlightCs w:val="lightGray"/>
+        </w:rPr>
+        <w:t xml:space="preserve">app-yyyy-MM-dd.log</w:t>
+      </w:r>
+      <w:r>
+        <w:t xml:space="preserve">) and the level marker live. Left unset, it falls back to </w:t>
+      </w:r>
+      <w:r>
+        <w:rPr>
+          <w:rFonts w:ascii="Consolas" w:cs="Consolas" w:eastAsia="Consolas" w:hAnsi="Consolas"/>
+          <w:sz w:val="20"/>
+          <w:szCs w:val="20"/>
+          <w:highlight w:val="lightGray"/>
+          <w:highlightCs w:val="lightGray"/>
+        </w:rPr>
+        <w:t xml:space="preserve">App_Data/logs</w:t>
+      </w:r>
+      <w:r>
+        <w:t xml:space="preserve"> under the content root and logs a startup warning — adequate for local dev, but on Azure App Service that folder is replaced by every redeploy/zip-deploy, silently losing log history. Production deployments must point this at a persistent path outside the deployed folder (see the deployment guide). Files older than </w:t>
+      </w:r>
+      <w:r>
+        <w:rPr>
+          <w:rFonts w:ascii="Consolas" w:cs="Consolas" w:eastAsia="Consolas" w:hAnsi="Consolas"/>
+          <w:sz w:val="20"/>
+          <w:szCs w:val="20"/>
+          <w:highlight w:val="lightGray"/>
+          <w:highlightCs w:val="lightGray"/>
+        </w:rPr>
+        <w:t xml:space="preserve">AppLog:RetentionDays</w:t>
+      </w:r>
+      <w:r>
+        <w:t xml:space="preserve"> (default 30) are deleted automatically on the next day's rotation — a deliberate bound so leaving Debug mode on doesn't grow the log without limit.</w:t>
+      </w:r>
+    </w:p>
+    <w:p>
+      <w:pPr>
+        <w:spacing w:after="160"/>
+      </w:pPr>
+      <w:r>
+        <w:rPr>
+          <w:b/>
+          <w:bCs/>
+        </w:rPr>
+        <w:t xml:space="preserve">PII handling in Debug-tier webhook logging.</w:t>
+      </w:r>
+      <w:r>
+        <w:t xml:space="preserve"> Breely's payload carries the customer's name, email, and phone number. Logging it raw in Debug mode would create a second at-rest copy of customer contact information outside Exchange, for as long as retention keeps it — decided against explicitly with the operator. </w:t>
+      </w:r>
+      <w:r>
+        <w:rPr>
+          <w:rFonts w:ascii="Consolas" w:cs="Consolas" w:eastAsia="Consolas" w:hAnsi="Consolas"/>
+          <w:sz w:val="20"/>
+          <w:szCs w:val="20"/>
+          <w:highlight w:val="lightGray"/>
+          <w:highlightCs w:val="lightGray"/>
+        </w:rPr>
+        <w:t xml:space="preserve">BreelyBookingProcessor</w:t>
+      </w:r>
+      <w:r>
+        <w:t xml:space="preserve">'s Debug-tier payload log redacts those three fields (</w:t>
+      </w:r>
+      <w:r>
+        <w:rPr>
+          <w:rFonts w:ascii="Consolas" w:cs="Consolas" w:eastAsia="Consolas" w:hAnsi="Consolas"/>
+          <w:sz w:val="20"/>
+          <w:szCs w:val="20"/>
+          <w:highlight w:val="lightGray"/>
+          <w:highlightCs w:val="lightGray"/>
+        </w:rPr>
+        <w:t xml:space="preserve">client_full_name</w:t>
+      </w:r>
+      <w:r>
+        <w:t xml:space="preserve">/</w:t>
+      </w:r>
+      <w:r>
+        <w:rPr>
+          <w:rFonts w:ascii="Consolas" w:cs="Consolas" w:eastAsia="Consolas" w:hAnsi="Consolas"/>
+          <w:sz w:val="20"/>
+          <w:szCs w:val="20"/>
+          <w:highlight w:val="lightGray"/>
+          <w:highlightCs w:val="lightGray"/>
+        </w:rPr>
+        <w:t xml:space="preserve">client_email</w:t>
+      </w:r>
+      <w:r>
+        <w:t xml:space="preserve">/</w:t>
+      </w:r>
+      <w:r>
+        <w:rPr>
+          <w:rFonts w:ascii="Consolas" w:cs="Consolas" w:eastAsia="Consolas" w:hAnsi="Consolas"/>
+          <w:sz w:val="20"/>
+          <w:szCs w:val="20"/>
+          <w:highlight w:val="lightGray"/>
+          <w:highlightCs w:val="lightGray"/>
+        </w:rPr>
+        <w:t xml:space="preserve">client_phone</w:t>
+      </w:r>
+      <w:r>
+        <w:t xml:space="preserve"> → </w:t>
+      </w:r>
+      <w:r>
+        <w:rPr>
+          <w:rFonts w:ascii="Consolas" w:cs="Consolas" w:eastAsia="Consolas" w:hAnsi="Consolas"/>
+          <w:sz w:val="20"/>
+          <w:szCs w:val="20"/>
+          <w:highlight w:val="lightGray"/>
+          <w:highlightCs w:val="lightGray"/>
+        </w:rPr>
+        <w:t xml:space="preserve">[redacted]</w:t>
+      </w:r>
+      <w:r>
+        <w:t xml:space="preserve">) while keeping everything else (booking id, times, sheet, </w:t>
+      </w:r>
+      <w:r>
+        <w:rPr>
+          <w:rFonts w:ascii="Consolas" w:cs="Consolas" w:eastAsia="Consolas" w:hAnsi="Consolas"/>
+          <w:sz w:val="20"/>
+          <w:szCs w:val="20"/>
+          <w:highlight w:val="lightGray"/>
+          <w:highlightCs w:val="lightGray"/>
+        </w:rPr>
+        <w:t xml:space="preserve">admin_url</w:t>
+      </w:r>
+      <w:r>
+        <w:t xml:space="preserve">, event type) intact, so the log stays useful for troubleshooting a payload-shape question without becoming a PII store.</w:t>
+      </w:r>
+    </w:p>
+    <w:p>
+      <w:pPr>
+        <w:spacing w:after="160"/>
+      </w:pPr>
+      <w:r>
+        <w:rPr>
+          <w:b/>
+          <w:bCs/>
+        </w:rPr>
+        <w:t xml:space="preserve">"All network traffic" was scoped down from its literal reading.</w:t>
+      </w:r>
+      <w:r>
+        <w:t xml:space="preserve"> The original request for Debug mode was "all network traffic, authorizations, webhook calls, webhook actions." Literal HTTP-level tracing of every Microsoft Graph call would have meant hooking into the Graph SDK's HTTP client pipeline (Kiota's </w:t>
+      </w:r>
+      <w:r>
+        <w:rPr>
+          <w:rFonts w:ascii="Consolas" w:cs="Consolas" w:eastAsia="Consolas" w:hAnsi="Consolas"/>
+          <w:sz w:val="20"/>
+          <w:szCs w:val="20"/>
+          <w:highlight w:val="lightGray"/>
+          <w:highlightCs w:val="lightGray"/>
+        </w:rPr>
+        <w:t xml:space="preserve">IRequestAdapter</w:t>
+      </w:r>
+      <w:r>
+        <w:t xml:space="preserve">/</w:t>
+      </w:r>
+      <w:r>
+        <w:rPr>
+          <w:rFonts w:ascii="Consolas" w:cs="Consolas" w:eastAsia="Consolas" w:hAnsi="Consolas"/>
+          <w:sz w:val="20"/>
+          <w:szCs w:val="20"/>
+          <w:highlight w:val="lightGray"/>
+          <w:highlightCs w:val="lightGray"/>
+        </w:rPr>
+        <w:t xml:space="preserve">DelegatingHandler</w:t>
+      </w:r>
+      <w:r>
+        <w:t xml:space="preserve"> plumbing) — riskier to get right without the ability to test locally against real Graph traffic (per the same constraint that shaped §4.8's build), and it would flood the log with routine calendar-page reads that have nothing to do with what an operator is actually trying to debug. What shipped instead: every step of the Breely webhook's own processing (payload received, external-id lookup, hold-claim attempt, force-book fallback), plus staff sign-in events. If Debug mode turns out not to show enough once exercised against real production traffic, this is the boundary to revisit first.</w:t>
+      </w:r>
+    </w:p>
+    <w:p>
+      <w:pPr>
+        <w:spacing w:after="160"/>
+      </w:pPr>
+      <w:r>
+        <w:rPr>
+          <w:b/>
+          <w:bCs/>
+        </w:rPr>
+        <w:t xml:space="preserve">Log viewer and download.</w:t>
+      </w:r>
+      <w:r>
+        <w:t xml:space="preserve"> The Settings page shows the most recent 500 lines (</w:t>
+      </w:r>
+      <w:r>
+        <w:rPr>
+          <w:rFonts w:ascii="Consolas" w:cs="Consolas" w:eastAsia="Consolas" w:hAnsi="Consolas"/>
+          <w:sz w:val="20"/>
+          <w:szCs w:val="20"/>
+          <w:highlight w:val="lightGray"/>
+          <w:highlightCs w:val="lightGray"/>
+        </w:rPr>
+        <w:t xml:space="preserve">AppLogService.TailAsync</w:t>
+      </w:r>
+      <w:r>
+        <w:t xml:space="preserve">, walking backward through older rotated files if the current day's file doesn't have 500 lines on its own) with a manual Refresh button — not auto-refreshing, consistent with every other view in this app being a simple request/response read rather than a live-updating one. </w:t>
+      </w:r>
+      <w:r>
+        <w:rPr>
+          <w:rFonts w:ascii="Consolas" w:cs="Consolas" w:eastAsia="Consolas" w:hAnsi="Consolas"/>
+          <w:sz w:val="20"/>
+          <w:szCs w:val="20"/>
+          <w:highlight w:val="lightGray"/>
+          <w:highlightCs w:val="lightGray"/>
+        </w:rPr>
+        <w:t xml:space="preserve">GET /settings/logs/download</w:t>
+      </w:r>
+      <w:r>
+        <w:t xml:space="preserve"> (§5.6) zips every rotated file for download, since a support conversation shouldn't be limited to "whatever's in today's file."</w:t>
+      </w:r>
+    </w:p>
+    <w:p>
+      <w:pPr>
+        <w:spacing w:after="160"/>
+      </w:pPr>
+      <w:r>
+        <w:rPr>
+          <w:b/>
+          <w:bCs/>
+        </w:rPr>
+        <w:t xml:space="preserve">A related live-found fix, surfaced by testing this feature.</w:t>
+      </w:r>
+      <w:r>
+        <w:t xml:space="preserve"> Cancelling a booking (</w:t>
+      </w:r>
+      <w:r>
+        <w:rPr>
+          <w:rFonts w:ascii="Consolas" w:cs="Consolas" w:eastAsia="Consolas" w:hAnsi="Consolas"/>
+          <w:sz w:val="20"/>
+          <w:szCs w:val="20"/>
+          <w:highlight w:val="lightGray"/>
+          <w:highlightCs w:val="lightGray"/>
+        </w:rPr>
+        <w:t xml:space="preserve">SheetBookingService.CancelAsync</w:t>
+      </w:r>
+      <w:r>
+        <w:t xml:space="preserve">/</w:t>
+      </w:r>
+      <w:r>
+        <w:rPr>
+          <w:rFonts w:ascii="Consolas" w:cs="Consolas" w:eastAsia="Consolas" w:hAnsi="Consolas"/>
+          <w:sz w:val="20"/>
+          <w:szCs w:val="20"/>
+          <w:highlight w:val="lightGray"/>
+          <w:highlightCs w:val="lightGray"/>
+        </w:rPr>
+        <w:t xml:space="preserve">CancelGroupAsync</w:t>
+      </w:r>
+      <w:r>
+        <w:t xml:space="preserve">) could throw an unhandled </w:t>
+      </w:r>
+      <w:r>
+        <w:rPr>
+          <w:rFonts w:ascii="Consolas" w:cs="Consolas" w:eastAsia="Consolas" w:hAnsi="Consolas"/>
+          <w:sz w:val="20"/>
+          <w:szCs w:val="20"/>
+          <w:highlight w:val="lightGray"/>
+          <w:highlightCs w:val="lightGray"/>
+        </w:rPr>
+        <w:t xml:space="preserve">ODataError</w:t>
+      </w:r>
+      <w:r>
+        <w:t xml:space="preserve"> ("The specified object was not found in the store," Graph's 404) if the target event no longer existed by the time the delete/patch ran — crashing the entire Blazor circuit, the same failure mode already on record elsewhere in this app (§8). Live-hit 2026-08-03: the most likely cause is the Breely webhook (§4.8) claiming or trimming a hold out from under a staff browser tab that had loaded it moments earlier and was now stale. Fixed by tolerating a 404 on cancel/reopen as "already gone, treat as already-cancelled" — the exact pattern </w:t>
+      </w:r>
+      <w:r>
+        <w:rPr>
+          <w:rFonts w:ascii="Consolas" w:cs="Consolas" w:eastAsia="Consolas" w:hAnsi="Consolas"/>
+          <w:sz w:val="20"/>
+          <w:szCs w:val="20"/>
+          <w:highlight w:val="lightGray"/>
+          <w:highlightCs w:val="lightGray"/>
+        </w:rPr>
+        <w:t xml:space="preserve">CancelSeriesAsync</w:t>
+      </w:r>
+      <w:r>
+        <w:t xml:space="preserve"> already used for a missing series master, just not previously applied to the plainer single/group cancel paths (D37).</w:t>
+      </w:r>
+    </w:p>
+    <w:p>
+      <w:pPr>
         <w:pBdr>
           <w:bottom w:val="single" w:color="AAAAAA" w:sz="6"/>
         </w:pBdr>
@@ -6935,6 +7478,98 @@
     </w:p>
     <w:p>
       <w:pPr>
+        <w:pStyle w:val="Heading3"/>
+        <w:spacing w:after="120" w:before="240"/>
+      </w:pPr>
+      <w:r>
+        <w:t xml:space="preserve">5.6 Log Download Endpoint (Settings page support, §4.9)</w:t>
+      </w:r>
+    </w:p>
+    <w:p>
+      <w:pPr>
+        <w:spacing w:after="160"/>
+      </w:pPr>
+      <w:r>
+        <w:rPr>
+          <w:rFonts w:ascii="Consolas" w:cs="Consolas" w:eastAsia="Consolas" w:hAnsi="Consolas"/>
+          <w:sz w:val="20"/>
+          <w:szCs w:val="20"/>
+          <w:highlight w:val="lightGray"/>
+          <w:highlightCs w:val="lightGray"/>
+        </w:rPr>
+        <w:t xml:space="preserve">GET /settings/logs/download</w:t>
+      </w:r>
+      <w:r>
+        <w:t xml:space="preserve"> (</w:t>
+      </w:r>
+      <w:r>
+        <w:rPr>
+          <w:rFonts w:ascii="Consolas" w:cs="Consolas" w:eastAsia="Consolas" w:hAnsi="Consolas"/>
+          <w:sz w:val="20"/>
+          <w:szCs w:val="20"/>
+          <w:highlight w:val="lightGray"/>
+          <w:highlightCs w:val="lightGray"/>
+        </w:rPr>
+        <w:t xml:space="preserve">SettingsLogsEndpoint</w:t>
+      </w:r>
+      <w:r>
+        <w:t xml:space="preserve">) is the one staff-facing surface built as a plain Minimal API endpoint rather than a Blazor page — the same "raw HTTP semantics don't fit the SignalR circuit" reasoning as the public endpoints (D15), just gated by the app's default authenticated fallback policy instead of </w:t>
+      </w:r>
+      <w:r>
+        <w:rPr>
+          <w:rFonts w:ascii="Consolas" w:cs="Consolas" w:eastAsia="Consolas" w:hAnsi="Consolas"/>
+          <w:sz w:val="20"/>
+          <w:szCs w:val="20"/>
+          <w:highlight w:val="lightGray"/>
+          <w:highlightCs w:val="lightGray"/>
+        </w:rPr>
+        <w:t xml:space="preserve">.AllowAnonymous()</w:t>
+      </w:r>
+      <w:r>
+        <w:t xml:space="preserve">, since this one isn't meant to be public. It zips every rotated log file in </w:t>
+      </w:r>
+      <w:r>
+        <w:rPr>
+          <w:rFonts w:ascii="Consolas" w:cs="Consolas" w:eastAsia="Consolas" w:hAnsi="Consolas"/>
+          <w:sz w:val="20"/>
+          <w:szCs w:val="20"/>
+          <w:highlight w:val="lightGray"/>
+          <w:highlightCs w:val="lightGray"/>
+        </w:rPr>
+        <w:t xml:space="preserve">AppLog:LogDirectory</w:t>
+      </w:r>
+      <w:r>
+        <w:t xml:space="preserve"> (§4.9) into a single in-memory archive and returns it as </w:t>
+      </w:r>
+      <w:r>
+        <w:rPr>
+          <w:rFonts w:ascii="Consolas" w:cs="Consolas" w:eastAsia="Consolas" w:hAnsi="Consolas"/>
+          <w:sz w:val="20"/>
+          <w:szCs w:val="20"/>
+          <w:highlight w:val="lightGray"/>
+          <w:highlightCs w:val="lightGray"/>
+        </w:rPr>
+        <w:t xml:space="preserve">application/zip</w:t>
+      </w:r>
+      <w:r>
+        <w:t xml:space="preserve"> — small enough at this app's log volume to build in memory rather than streaming to a temp file. </w:t>
+      </w:r>
+      <w:r>
+        <w:rPr>
+          <w:rFonts w:ascii="Consolas" w:cs="Consolas" w:eastAsia="Consolas" w:hAnsi="Consolas"/>
+          <w:sz w:val="20"/>
+          <w:szCs w:val="20"/>
+          <w:highlight w:val="lightGray"/>
+          <w:highlightCs w:val="lightGray"/>
+        </w:rPr>
+        <w:t xml:space="preserve">404</w:t>
+      </w:r>
+      <w:r>
+        <w:t xml:space="preserve"> if no log files exist yet (e.g. immediately after a fresh deploy with nothing logged).</w:t>
+      </w:r>
+    </w:p>
+    <w:p>
+      <w:pPr>
         <w:pBdr>
           <w:bottom w:val="single" w:color="AAAAAA" w:sz="6"/>
         </w:pBdr>
@@ -7097,7 +7732,7 @@
           </w:tcPr>
           <w:p>
             <w:r>
-              <w:t xml:space="preserve">Booking create/edit/delete from the UI. Graph itself stays on the app-only credential below, not a delegated on-behalf-of flow — deliberately, to avoid per-request token acquisition complexity for a benefit (native Exchange attribution) the design accepted skipping.</w:t>
+              <w:t xml:space="preserve">Booking create/edit/delete from the UI. Graph itself stays on the app-only credential below, not a delegated on-behalf-of flow — deliberately, to avoid per-request token acquisition complexity for a benefit (native Exchange attribution) the design accepted skipping. As of Phase 10 (§4.9) this same identity is also the "actor" recorded on every Standard-tier activity-log line for a staff action, reusing this trust boundary rather than introducing a new one.</w:t>
             </w:r>
           </w:p>
         </w:tc>
@@ -7503,6 +8138,64 @@
       </w:pPr>
       <w:r>
         <w:t xml:space="preserve">Mailbox audit logging enabled on every resource mailbox.</w:t>
+      </w:r>
+    </w:p>
+    <w:p>
+      <w:pPr>
+        <w:pStyle w:val="ListParagraph"/>
+        <w:numPr>
+          <w:ilvl w:val="0"/>
+          <w:numId w:val="2"/>
+        </w:numPr>
+      </w:pPr>
+      <w:r>
+        <w:rPr>
+          <w:b/>
+          <w:bCs/>
+        </w:rPr>
+        <w:t xml:space="preserve">The activity/debug log (§4.9) is its own security surface, not covered by the points above.</w:t>
+      </w:r>
+      <w:r>
+        <w:t xml:space="preserve"> </w:t>
+      </w:r>
+      <w:r>
+        <w:rPr>
+          <w:rFonts w:ascii="Consolas" w:cs="Consolas" w:eastAsia="Consolas" w:hAnsi="Consolas"/>
+          <w:sz w:val="20"/>
+          <w:szCs w:val="20"/>
+          <w:highlight w:val="lightGray"/>
+          <w:highlightCs w:val="lightGray"/>
+        </w:rPr>
+        <w:t xml:space="preserve">AppLog:LogDirectory</w:t>
+      </w:r>
+      <w:r>
+        <w:t xml:space="preserve"> should be a path only the app's own process account can read/write — the same "keep secrets out of anything world-readable" concern as everything else in this section, since a Debug-tier Breely log line still carries booking times/sheets/admin URLs even with customer PII redacted. </w:t>
+      </w:r>
+      <w:r>
+        <w:rPr>
+          <w:rFonts w:ascii="Consolas" w:cs="Consolas" w:eastAsia="Consolas" w:hAnsi="Consolas"/>
+          <w:sz w:val="20"/>
+          <w:szCs w:val="20"/>
+          <w:highlight w:val="lightGray"/>
+          <w:highlightCs w:val="lightGray"/>
+        </w:rPr>
+        <w:t xml:space="preserve">/settings/logs/download</w:t>
+      </w:r>
+      <w:r>
+        <w:t xml:space="preserve"> is gated by the default authenticated fallback policy (§5.6), not </w:t>
+      </w:r>
+      <w:r>
+        <w:rPr>
+          <w:rFonts w:ascii="Consolas" w:cs="Consolas" w:eastAsia="Consolas" w:hAnsi="Consolas"/>
+          <w:sz w:val="20"/>
+          <w:szCs w:val="20"/>
+          <w:highlight w:val="lightGray"/>
+          <w:highlightCs w:val="lightGray"/>
+        </w:rPr>
+        <w:t xml:space="preserve">.AllowAnonymous()</w:t>
+      </w:r>
+      <w:r>
+        <w:t xml:space="preserve">, so it requires the same staff sign-in as every other page.</w:t>
       </w:r>
     </w:p>
     <w:p>
@@ -9059,6 +9752,178 @@
           <w:p>
             <w:r>
               <w:t xml:space="preserve">By design (§2.3, §4.8) — Breely is the source of truth; this app's copy is best-effort. A missed/failed webhook, a manual Breely-side edit, or the untested paths above could all cause drift. Accepted because the operator confirmed one-off manual reconciliation is acceptable as long as the vast majority of bookings sync correctly; not a defect to "fix" so much as a standing operational reality until real bidirectional sync exists.</w:t>
+            </w:r>
+          </w:p>
+        </w:tc>
+      </w:tr>
+      <w:tr>
+        <w:tc>
+          <w:tcPr>
+            <w:tcMar>
+              <w:top w:type="dxa" w:w="60"/>
+              <w:left w:type="dxa" w:w="80"/>
+              <w:bottom w:type="dxa" w:w="60"/>
+              <w:right w:type="dxa" w:w="80"/>
+            </w:tcMar>
+          </w:tcPr>
+          <w:p>
+            <w:r>
+              <w:t xml:space="preserve">Cancelling a booking could crash the Blazor circuit on a 404 from Graph</w:t>
+            </w:r>
+          </w:p>
+        </w:tc>
+        <w:tc>
+          <w:tcPr>
+            <w:tcMar>
+              <w:top w:type="dxa" w:w="60"/>
+              <w:left w:type="dxa" w:w="80"/>
+              <w:bottom w:type="dxa" w:w="60"/>
+              <w:right w:type="dxa" w:w="80"/>
+            </w:tcMar>
+          </w:tcPr>
+          <w:p>
+            <w:r>
+              <w:rPr>
+                <w:b/>
+                <w:bCs/>
+              </w:rPr>
+              <w:t xml:space="preserve">Found live, fixed (2026-08-03)</w:t>
+            </w:r>
+            <w:r>
+              <w:t xml:space="preserve"> — </w:t>
+            </w:r>
+            <w:r>
+              <w:rPr>
+                <w:rFonts w:ascii="Consolas" w:cs="Consolas" w:eastAsia="Consolas" w:hAnsi="Consolas"/>
+                <w:sz w:val="20"/>
+                <w:szCs w:val="20"/>
+                <w:highlight w:val="lightGray"/>
+                <w:highlightCs w:val="lightGray"/>
+              </w:rPr>
+              <w:t xml:space="preserve">CancelAsync</w:t>
+            </w:r>
+            <w:r>
+              <w:t xml:space="preserve">/</w:t>
+            </w:r>
+            <w:r>
+              <w:rPr>
+                <w:rFonts w:ascii="Consolas" w:cs="Consolas" w:eastAsia="Consolas" w:hAnsi="Consolas"/>
+                <w:sz w:val="20"/>
+                <w:szCs w:val="20"/>
+                <w:highlight w:val="lightGray"/>
+                <w:highlightCs w:val="lightGray"/>
+              </w:rPr>
+              <w:t xml:space="preserve">CancelGroupAsync</w:t>
+            </w:r>
+            <w:r>
+              <w:t xml:space="preserve"> let an unhandled </w:t>
+            </w:r>
+            <w:r>
+              <w:rPr>
+                <w:rFonts w:ascii="Consolas" w:cs="Consolas" w:eastAsia="Consolas" w:hAnsi="Consolas"/>
+                <w:sz w:val="20"/>
+                <w:szCs w:val="20"/>
+                <w:highlight w:val="lightGray"/>
+                <w:highlightCs w:val="lightGray"/>
+              </w:rPr>
+              <w:t xml:space="preserve">ODataError</w:t>
+            </w:r>
+            <w:r>
+              <w:t xml:space="preserve"> ("specified object was not found in the store") propagate out of a Blazor event handler, taking down the whole circuit. Most likely cause: the Breely webhook (§4.8) claiming/trimming the exact hold a staff browser tab had loaded moments earlier, leaving that tab's view stale. Fixed by tolerating a 404 on cancel/reopen as "already gone" (D37) — the same pattern </w:t>
+            </w:r>
+            <w:r>
+              <w:rPr>
+                <w:rFonts w:ascii="Consolas" w:cs="Consolas" w:eastAsia="Consolas" w:hAnsi="Consolas"/>
+                <w:sz w:val="20"/>
+                <w:szCs w:val="20"/>
+                <w:highlight w:val="lightGray"/>
+                <w:highlightCs w:val="lightGray"/>
+              </w:rPr>
+              <w:t xml:space="preserve">CancelSeriesAsync</w:t>
+            </w:r>
+            <w:r>
+              <w:t xml:space="preserve"> already used for a missing series master, extended to the plainer single/group cancel paths that didn't have it.</w:t>
+            </w:r>
+          </w:p>
+        </w:tc>
+      </w:tr>
+      <w:tr>
+        <w:tc>
+          <w:tcPr>
+            <w:tcMar>
+              <w:top w:type="dxa" w:w="60"/>
+              <w:left w:type="dxa" w:w="80"/>
+              <w:bottom w:type="dxa" w:w="60"/>
+              <w:right w:type="dxa" w:w="80"/>
+            </w:tcMar>
+          </w:tcPr>
+          <w:p>
+            <w:r>
+              <w:rPr>
+                <w:rFonts w:ascii="Consolas" w:cs="Consolas" w:eastAsia="Consolas" w:hAnsi="Consolas"/>
+                <w:sz w:val="20"/>
+                <w:szCs w:val="20"/>
+                <w:highlight w:val="lightGray"/>
+                <w:highlightCs w:val="lightGray"/>
+              </w:rPr>
+              <w:t xml:space="preserve">AppLog:LogDirectory</w:t>
+            </w:r>
+            <w:r>
+              <w:t xml:space="preserve"> unset falls back to a path inside the deployed app folder</w:t>
+            </w:r>
+          </w:p>
+        </w:tc>
+        <w:tc>
+          <w:tcPr>
+            <w:tcMar>
+              <w:top w:type="dxa" w:w="60"/>
+              <w:left w:type="dxa" w:w="80"/>
+              <w:bottom w:type="dxa" w:w="60"/>
+              <w:right w:type="dxa" w:w="80"/>
+            </w:tcMar>
+          </w:tcPr>
+          <w:p>
+            <w:r>
+              <w:t xml:space="preserve">Adequate for local dev; on Azure App Service that folder is replaced on every redeploy, silently losing log history with no error (§4.9). Deployments must set this explicitly to a persistent path — added to the deployment guide's config table and post-deploy checklist.</w:t>
+            </w:r>
+          </w:p>
+        </w:tc>
+      </w:tr>
+      <w:tr>
+        <w:tc>
+          <w:tcPr>
+            <w:tcMar>
+              <w:top w:type="dxa" w:w="60"/>
+              <w:left w:type="dxa" w:w="80"/>
+              <w:bottom w:type="dxa" w:w="60"/>
+              <w:right w:type="dxa" w:w="80"/>
+            </w:tcMar>
+          </w:tcPr>
+          <w:p>
+            <w:r>
+              <w:t xml:space="preserve">Debug-tier "network traffic" logging is scoped to the Breely webhook flow, not literal Graph HTTP tracing</w:t>
+            </w:r>
+          </w:p>
+        </w:tc>
+        <w:tc>
+          <w:tcPr>
+            <w:tcMar>
+              <w:top w:type="dxa" w:w="60"/>
+              <w:left w:type="dxa" w:w="80"/>
+              <w:bottom w:type="dxa" w:w="60"/>
+              <w:right w:type="dxa" w:w="80"/>
+            </w:tcMar>
+          </w:tcPr>
+          <w:p>
+            <w:r>
+              <w:rPr>
+                <w:b/>
+                <w:bCs/>
+              </w:rPr>
+              <w:t xml:space="preserve">Accepted, not a defect</w:t>
+            </w:r>
+            <w:r>
+              <w:t xml:space="preserve"> — hooking the Graph SDK's own HTTP pipeline was judged riskier to get right without local Graph testing, and would have buried webhook-specific detail under routine calendar-page reads. Revisit if Debug mode proves insufficient once exercised against real production traffic (§4.9).</w:t>
             </w:r>
           </w:p>
         </w:tc>
@@ -10919,6 +11784,326 @@
           <w:p>
             <w:r>
               <w:t xml:space="preserve">Breely's webhook configuration only supports a fixed URL, static custom headers, and a body — no per-request signing capability (confirmed empirically). Constant-time comparison avoids a timing side-channel on the one credential available; accepted as weaker than HMAC given the sending platform's real constraints (§6.4).</w:t>
+            </w:r>
+          </w:p>
+        </w:tc>
+      </w:tr>
+      <w:tr>
+        <w:tc>
+          <w:tcPr>
+            <w:tcMar>
+              <w:top w:type="dxa" w:w="60"/>
+              <w:left w:type="dxa" w:w="80"/>
+              <w:bottom w:type="dxa" w:w="60"/>
+              <w:right w:type="dxa" w:w="80"/>
+            </w:tcMar>
+          </w:tcPr>
+          <w:p>
+            <w:r>
+              <w:t xml:space="preserve">D33</w:t>
+            </w:r>
+          </w:p>
+        </w:tc>
+        <w:tc>
+          <w:tcPr>
+            <w:tcMar>
+              <w:top w:type="dxa" w:w="60"/>
+              <w:left w:type="dxa" w:w="80"/>
+              <w:bottom w:type="dxa" w:w="60"/>
+              <w:right w:type="dxa" w:w="80"/>
+            </w:tcMar>
+          </w:tcPr>
+          <w:p>
+            <w:r>
+              <w:t xml:space="preserve">A second, app-level activity/debug log (</w:t>
+            </w:r>
+            <w:r>
+              <w:rPr>
+                <w:rFonts w:ascii="Consolas" w:cs="Consolas" w:eastAsia="Consolas" w:hAnsi="Consolas"/>
+                <w:sz w:val="20"/>
+                <w:szCs w:val="20"/>
+                <w:highlight w:val="lightGray"/>
+                <w:highlightCs w:val="lightGray"/>
+              </w:rPr>
+              <w:t xml:space="preserve">AppLogService</w:t>
+            </w:r>
+            <w:r>
+              <w:t xml:space="preserve">) was added, separate from </w:t>
+            </w:r>
+            <w:r>
+              <w:rPr>
+                <w:rFonts w:ascii="Consolas" w:cs="Consolas" w:eastAsia="Consolas" w:hAnsi="Consolas"/>
+                <w:sz w:val="20"/>
+                <w:szCs w:val="20"/>
+                <w:highlight w:val="lightGray"/>
+                <w:highlightCs w:val="lightGray"/>
+              </w:rPr>
+              <w:t xml:space="preserve">ILogger</w:t>
+            </w:r>
+          </w:p>
+        </w:tc>
+        <w:tc>
+          <w:tcPr>
+            <w:tcMar>
+              <w:top w:type="dxa" w:w="60"/>
+              <w:left w:type="dxa" w:w="80"/>
+              <w:bottom w:type="dxa" w:w="60"/>
+              <w:right w:type="dxa" w:w="80"/>
+            </w:tcMar>
+          </w:tcPr>
+          <w:p>
+            <w:r>
+              <w:t xml:space="preserve">The operator found the Breely webhook's production behavior opaque once it went live — </w:t>
+            </w:r>
+            <w:r>
+              <w:rPr>
+                <w:rFonts w:ascii="Consolas" w:cs="Consolas" w:eastAsia="Consolas" w:hAnsi="Consolas"/>
+                <w:sz w:val="20"/>
+                <w:szCs w:val="20"/>
+                <w:highlight w:val="lightGray"/>
+                <w:highlightCs w:val="lightGray"/>
+              </w:rPr>
+              <w:t xml:space="preserve">ILogger</w:t>
+            </w:r>
+            <w:r>
+              <w:t xml:space="preserve">'s console/Azure Log Stream output isn't retained anywhere staff can see without portal access. A flat rotating file (§4.9), not a database, matching D7's spirit; exposed via a new staff-only Settings page rather than requiring Azure portal access for something this operational.</w:t>
+            </w:r>
+          </w:p>
+        </w:tc>
+      </w:tr>
+      <w:tr>
+        <w:tc>
+          <w:tcPr>
+            <w:tcMar>
+              <w:top w:type="dxa" w:w="60"/>
+              <w:left w:type="dxa" w:w="80"/>
+              <w:bottom w:type="dxa" w:w="60"/>
+              <w:right w:type="dxa" w:w="80"/>
+            </w:tcMar>
+          </w:tcPr>
+          <w:p>
+            <w:r>
+              <w:t xml:space="preserve">D34</w:t>
+            </w:r>
+          </w:p>
+        </w:tc>
+        <w:tc>
+          <w:tcPr>
+            <w:tcMar>
+              <w:top w:type="dxa" w:w="60"/>
+              <w:left w:type="dxa" w:w="80"/>
+              <w:bottom w:type="dxa" w:w="60"/>
+              <w:right w:type="dxa" w:w="80"/>
+            </w:tcMar>
+          </w:tcPr>
+          <w:p>
+            <w:r>
+              <w:t xml:space="preserve">The activity log's "actor" for staff actions reuses the signed-in Entra display name already shown in the header, not a new claim-resolution path</w:t>
+            </w:r>
+          </w:p>
+        </w:tc>
+        <w:tc>
+          <w:tcPr>
+            <w:tcMar>
+              <w:top w:type="dxa" w:w="60"/>
+              <w:left w:type="dxa" w:w="80"/>
+              <w:bottom w:type="dxa" w:w="60"/>
+              <w:right w:type="dxa" w:w="80"/>
+            </w:tcMar>
+          </w:tcPr>
+          <w:p>
+            <w:r>
+              <w:t xml:space="preserve">Consistency with the existing trust boundary (§6.2) already used for the "Booked By" default — a typed, editable field isn't a reliable audit identity, but the actual signed-in identity is.</w:t>
+            </w:r>
+          </w:p>
+        </w:tc>
+      </w:tr>
+      <w:tr>
+        <w:tc>
+          <w:tcPr>
+            <w:tcMar>
+              <w:top w:type="dxa" w:w="60"/>
+              <w:left w:type="dxa" w:w="80"/>
+              <w:bottom w:type="dxa" w:w="60"/>
+              <w:right w:type="dxa" w:w="80"/>
+            </w:tcMar>
+          </w:tcPr>
+          <w:p>
+            <w:r>
+              <w:t xml:space="preserve">D35</w:t>
+            </w:r>
+          </w:p>
+        </w:tc>
+        <w:tc>
+          <w:tcPr>
+            <w:tcMar>
+              <w:top w:type="dxa" w:w="60"/>
+              <w:left w:type="dxa" w:w="80"/>
+              <w:bottom w:type="dxa" w:w="60"/>
+              <w:right w:type="dxa" w:w="80"/>
+            </w:tcMar>
+          </w:tcPr>
+          <w:p>
+            <w:r>
+              <w:t xml:space="preserve">Debug-tier Breely webhook payload logging redacts customer name/email/phone, keeping every other field</w:t>
+            </w:r>
+          </w:p>
+        </w:tc>
+        <w:tc>
+          <w:tcPr>
+            <w:tcMar>
+              <w:top w:type="dxa" w:w="60"/>
+              <w:left w:type="dxa" w:w="80"/>
+              <w:bottom w:type="dxa" w:w="60"/>
+              <w:right w:type="dxa" w:w="80"/>
+            </w:tcMar>
+          </w:tcPr>
+          <w:p>
+            <w:r>
+              <w:t xml:space="preserve">Decided explicitly with the operator (§4.9) — logging raw customer contact info would create a second at-rest PII store outside Exchange for the whole retention window, undermining the same privacy discipline already applied to the public surfaces (D11).</w:t>
+            </w:r>
+          </w:p>
+        </w:tc>
+      </w:tr>
+      <w:tr>
+        <w:tc>
+          <w:tcPr>
+            <w:tcMar>
+              <w:top w:type="dxa" w:w="60"/>
+              <w:left w:type="dxa" w:w="80"/>
+              <w:bottom w:type="dxa" w:w="60"/>
+              <w:right w:type="dxa" w:w="80"/>
+            </w:tcMar>
+          </w:tcPr>
+          <w:p>
+            <w:r>
+              <w:t xml:space="preserve">D36</w:t>
+            </w:r>
+          </w:p>
+        </w:tc>
+        <w:tc>
+          <w:tcPr>
+            <w:tcMar>
+              <w:top w:type="dxa" w:w="60"/>
+              <w:left w:type="dxa" w:w="80"/>
+              <w:bottom w:type="dxa" w:w="60"/>
+              <w:right w:type="dxa" w:w="80"/>
+            </w:tcMar>
+          </w:tcPr>
+          <w:p>
+            <w:r>
+              <w:t xml:space="preserve">Debug-mode "network traffic" logging covers the Breely webhook's own processing steps and staff sign-ins, not literal Graph HTTP-level tracing</w:t>
+            </w:r>
+          </w:p>
+        </w:tc>
+        <w:tc>
+          <w:tcPr>
+            <w:tcMar>
+              <w:top w:type="dxa" w:w="60"/>
+              <w:left w:type="dxa" w:w="80"/>
+              <w:bottom w:type="dxa" w:w="60"/>
+              <w:right w:type="dxa" w:w="80"/>
+            </w:tcMar>
+          </w:tcPr>
+          <w:p>
+            <w:r>
+              <w:t xml:space="preserve">The literal reading would mean hooking the Graph SDK's HTTP pipeline - riskier to get right without local Graph testing access, and would flood the log with routine calendar-page reads unrelated to what an operator is actually debugging. Explicitly flagged to the operator as a scoping call, open to revisiting (§8).</w:t>
+            </w:r>
+          </w:p>
+        </w:tc>
+      </w:tr>
+      <w:tr>
+        <w:tc>
+          <w:tcPr>
+            <w:tcMar>
+              <w:top w:type="dxa" w:w="60"/>
+              <w:left w:type="dxa" w:w="80"/>
+              <w:bottom w:type="dxa" w:w="60"/>
+              <w:right w:type="dxa" w:w="80"/>
+            </w:tcMar>
+          </w:tcPr>
+          <w:p>
+            <w:r>
+              <w:t xml:space="preserve">D37</w:t>
+            </w:r>
+          </w:p>
+        </w:tc>
+        <w:tc>
+          <w:tcPr>
+            <w:tcMar>
+              <w:top w:type="dxa" w:w="60"/>
+              <w:left w:type="dxa" w:w="80"/>
+              <w:bottom w:type="dxa" w:w="60"/>
+              <w:right w:type="dxa" w:w="80"/>
+            </w:tcMar>
+          </w:tcPr>
+          <w:p>
+            <w:r>
+              <w:rPr>
+                <w:rFonts w:ascii="Consolas" w:cs="Consolas" w:eastAsia="Consolas" w:hAnsi="Consolas"/>
+                <w:sz w:val="20"/>
+                <w:szCs w:val="20"/>
+                <w:highlight w:val="lightGray"/>
+                <w:highlightCs w:val="lightGray"/>
+              </w:rPr>
+              <w:t xml:space="preserve">CancelAsync</w:t>
+            </w:r>
+            <w:r>
+              <w:t xml:space="preserve">/</w:t>
+            </w:r>
+            <w:r>
+              <w:rPr>
+                <w:rFonts w:ascii="Consolas" w:cs="Consolas" w:eastAsia="Consolas" w:hAnsi="Consolas"/>
+                <w:sz w:val="20"/>
+                <w:szCs w:val="20"/>
+                <w:highlight w:val="lightGray"/>
+                <w:highlightCs w:val="lightGray"/>
+              </w:rPr>
+              <w:t xml:space="preserve">CancelGroupAsync</w:t>
+            </w:r>
+            <w:r>
+              <w:t xml:space="preserve"> tolerate a 404 from Graph on cancel/reopen as "already gone," instead of letting it crash the Blazor circuit</w:t>
+            </w:r>
+          </w:p>
+        </w:tc>
+        <w:tc>
+          <w:tcPr>
+            <w:tcMar>
+              <w:top w:type="dxa" w:w="60"/>
+              <w:left w:type="dxa" w:w="80"/>
+              <w:bottom w:type="dxa" w:w="60"/>
+              <w:right w:type="dxa" w:w="80"/>
+            </w:tcMar>
+          </w:tcPr>
+          <w:p>
+            <w:r>
+              <w:t xml:space="preserve">Live-hit 2026-08-03 while testing the new logging feature: cancelling a booking whose event had likely already been claimed/trimmed by the Breely webhook (§4.8) out from under a stale staff view threw an unhandled </w:t>
+            </w:r>
+            <w:r>
+              <w:rPr>
+                <w:rFonts w:ascii="Consolas" w:cs="Consolas" w:eastAsia="Consolas" w:hAnsi="Consolas"/>
+                <w:sz w:val="20"/>
+                <w:szCs w:val="20"/>
+                <w:highlight w:val="lightGray"/>
+                <w:highlightCs w:val="lightGray"/>
+              </w:rPr>
+              <w:t xml:space="preserve">ODataError</w:t>
+            </w:r>
+            <w:r>
+              <w:t xml:space="preserve"> that took down the whole circuit. Extends the same 404-tolerance pattern </w:t>
+            </w:r>
+            <w:r>
+              <w:rPr>
+                <w:rFonts w:ascii="Consolas" w:cs="Consolas" w:eastAsia="Consolas" w:hAnsi="Consolas"/>
+                <w:sz w:val="20"/>
+                <w:szCs w:val="20"/>
+                <w:highlight w:val="lightGray"/>
+                <w:highlightCs w:val="lightGray"/>
+              </w:rPr>
+              <w:t xml:space="preserve">CancelSeriesAsync</w:t>
+            </w:r>
+            <w:r>
+              <w:t xml:space="preserve"> already had for a missing series master to the plainer cancel paths, which didn't have it.</w:t>
             </w:r>
           </w:p>
         </w:tc>

--- a/docs/curling-facility-scheduling-architecture.docx
+++ b/docs/curling-facility-scheduling-architecture.docx
@@ -2948,7 +2948,43 @@
         </w:numPr>
       </w:pPr>
       <w:r>
-        <w:t xml:space="preserve">Cancellation = hard delete, with one exception: a Group Event cancel offers "reopen for group event" (flips back to an unclaimed Hold, renter fields stripped) as an alternative to permanent deletion.</w:t>
+        <w:t xml:space="preserve">Cancellation = hard delete, with one exception: a Group Event cancel offers "reopen for group event" (flips back to an unclaimed Hold, renter fields stripped) as an alternative to permanent deletion. </w:t>
+      </w:r>
+      <w:r>
+        <w:rPr>
+          <w:b/>
+          <w:bCs/>
+        </w:rPr>
+        <w:t xml:space="preserve">The "reopen" choice only appears when the item being cancelled is Confirmed</w:t>
+      </w:r>
+      <w:r>
+        <w:t xml:space="preserve"> (found live, fixed 2026-08-03) — cancelling something that's already a Hold and being asked whether to turn it back into an open Hold is a redundant question; </w:t>
+      </w:r>
+      <w:r>
+        <w:rPr>
+          <w:rFonts w:ascii="Consolas" w:cs="Consolas" w:eastAsia="Consolas" w:hAnsi="Consolas"/>
+          <w:sz w:val="20"/>
+          <w:szCs w:val="20"/>
+          <w:highlight w:val="lightGray"/>
+          <w:highlightCs w:val="lightGray"/>
+        </w:rPr>
+        <w:t xml:space="preserve">CancelChoiceModal</w:t>
+      </w:r>
+      <w:r>
+        <w:t xml:space="preserve"> now checks </w:t>
+      </w:r>
+      <w:r>
+        <w:rPr>
+          <w:rFonts w:ascii="Consolas" w:cs="Consolas" w:eastAsia="Consolas" w:hAnsi="Consolas"/>
+          <w:sz w:val="20"/>
+          <w:szCs w:val="20"/>
+          <w:highlight w:val="lightGray"/>
+          <w:highlightCs w:val="lightGray"/>
+        </w:rPr>
+        <w:t xml:space="preserve">State == BookingState.Confirmed</w:t>
+      </w:r>
+      <w:r>
+        <w:t xml:space="preserve"> alongside the existing Category check, so cancelling an already-open slot just offers the single "Cancel booking" (permanent removal) choice.</w:t>
       </w:r>
     </w:p>
     <w:p>
@@ -3838,6 +3874,80 @@
     </w:p>
     <w:p>
       <w:pPr>
+        <w:spacing w:after="160"/>
+      </w:pPr>
+      <w:r>
+        <w:rPr>
+          <w:b/>
+          <w:bCs/>
+        </w:rPr>
+        <w:t xml:space="preserve">Adding a sheet mid-edit was silently dropped (found live, fixed 2026-08-03).</w:t>
+      </w:r>
+      <w:r>
+        <w:t xml:space="preserve"> Editing an existing multi-sheet group and </w:t>
+      </w:r>
+      <w:r>
+        <w:rPr>
+          <w:i/>
+          <w:iCs/>
+        </w:rPr>
+        <w:t xml:space="preserve">adding</w:t>
+      </w:r>
+      <w:r>
+        <w:t xml:space="preserve"> a sheet that wasn't already part of it appeared to save successfully (the form closed with no error) but never actually created anything on the new sheet — Calendar.razor only ever built a list of the group's </w:t>
+      </w:r>
+      <w:r>
+        <w:rPr>
+          <w:i/>
+          <w:iCs/>
+        </w:rPr>
+        <w:t xml:space="preserve">existing</w:t>
+      </w:r>
+      <w:r>
+        <w:t xml:space="preserve"> members to pass to </w:t>
+      </w:r>
+      <w:r>
+        <w:rPr>
+          <w:rFonts w:ascii="Consolas" w:cs="Consolas" w:eastAsia="Consolas" w:hAnsi="Consolas"/>
+          <w:sz w:val="20"/>
+          <w:szCs w:val="20"/>
+          <w:highlight w:val="lightGray"/>
+          <w:highlightCs w:val="lightGray"/>
+        </w:rPr>
+        <w:t xml:space="preserve">UpdateGroupAsync</w:t>
+      </w:r>
+      <w:r>
+        <w:t xml:space="preserve">, and a newly-selected sheet has no existing event to include in that list, so it had nothing to attach to. </w:t>
+      </w:r>
+      <w:r>
+        <w:rPr>
+          <w:rFonts w:ascii="Consolas" w:cs="Consolas" w:eastAsia="Consolas" w:hAnsi="Consolas"/>
+          <w:sz w:val="20"/>
+          <w:szCs w:val="20"/>
+          <w:highlight w:val="lightGray"/>
+          <w:highlightCs w:val="lightGray"/>
+        </w:rPr>
+        <w:t xml:space="preserve">UpdateGroupAsync</w:t>
+      </w:r>
+      <w:r>
+        <w:t xml:space="preserve"> now also accepts new sheets to add in the same call, conflict-checks and locks them alongside the existing members (same all-or-nothing guarantee as every other group write), and creates fresh events for them under the group's shared </w:t>
+      </w:r>
+      <w:r>
+        <w:rPr>
+          <w:rFonts w:ascii="Consolas" w:cs="Consolas" w:eastAsia="Consolas" w:hAnsi="Consolas"/>
+          <w:sz w:val="20"/>
+          <w:szCs w:val="20"/>
+          <w:highlight w:val="lightGray"/>
+          <w:highlightCs w:val="lightGray"/>
+        </w:rPr>
+        <w:t xml:space="preserve">BookingGroupId</w:t>
+      </w:r>
+      <w:r>
+        <w:t xml:space="preserve">.</w:t>
+      </w:r>
+    </w:p>
+    <w:p>
+      <w:pPr>
         <w:pStyle w:val="Heading3"/>
         <w:spacing w:after="120" w:before="240"/>
       </w:pPr>
@@ -4479,7 +4589,27 @@
         <w:t xml:space="preserve">Trigger and identity.</w:t>
       </w:r>
       <w:r>
-        <w:t xml:space="preserve"> Breely fires one webhook call per sheet-booking event, not one per purchase — a multi-sheet group reservation is several independent calls. Each call carries a stable </w:t>
+        <w:t xml:space="preserve"> Breely fires </w:t>
+      </w:r>
+      <w:r>
+        <w:rPr>
+          <w:b/>
+          <w:bCs/>
+        </w:rPr>
+        <w:t xml:space="preserve">one webhook call for an entire multi-sheet reservation at creation</w:t>
+      </w:r>
+      <w:r>
+        <w:t xml:space="preserve">, not one per sheet as originally assumed — that original assumption was inferred from single-sheet and reschedule samples and turned out to be wrong the first time a real multi-sheet booking was tested live (2026-08-03: a 3-sheet reservation only claimed 1 sheet). At </w:t>
+      </w:r>
+      <w:r>
+        <w:rPr>
+          <w:b/>
+          <w:bCs/>
+        </w:rPr>
+        <w:t xml:space="preserve">reschedule or cancellation</w:t>
+      </w:r>
+      <w:r>
+        <w:t xml:space="preserve">, Breely does fire one call per event, since its own UI requires rescheduling a multi-sheet reservation's sheets one at a time. See "Multi-sheet reservations" below for how this app discovers and groups the sibling sheets despite that asymmetry. Each event carries a stable </w:t>
       </w:r>
       <w:r>
         <w:rPr>
@@ -4492,20 +4622,250 @@
         <w:t xml:space="preserve">event.id</w:t>
       </w:r>
       <w:r>
-        <w:t xml:space="preserve"> that persists across a reschedule (confirmed empirically against real reschedule samples during Phase 10 payload analysis — the same </w:t>
-      </w:r>
-      <w:r>
-        <w:rPr>
-          <w:rFonts w:ascii="Consolas" w:cs="Consolas" w:eastAsia="Consolas" w:hAnsi="Consolas"/>
-          <w:sz w:val="20"/>
-          <w:szCs w:val="20"/>
-          <w:highlight w:val="lightGray"/>
-          <w:highlightCs w:val="lightGray"/>
-        </w:rPr>
-        <w:t xml:space="preserve">id</w:t>
-      </w:r>
-      <w:r>
-        <w:t xml:space="preserve">, new </w:t>
+        <w:t xml:space="preserve"> that persists across a reschedule (confirmed empirically). Since there is no companion database (D7), "have I seen this external booking before" is answered by storing </w:t>
+      </w:r>
+      <w:r>
+        <w:rPr>
+          <w:rFonts w:ascii="Consolas" w:cs="Consolas" w:eastAsia="Consolas" w:hAnsi="Consolas"/>
+          <w:sz w:val="20"/>
+          <w:szCs w:val="20"/>
+          <w:highlight w:val="lightGray"/>
+          <w:highlightCs w:val="lightGray"/>
+        </w:rPr>
+        <w:t xml:space="preserve">breely:{event.id}</w:t>
+      </w:r>
+      <w:r>
+        <w:t xml:space="preserve"> in a new extended property, </w:t>
+      </w:r>
+      <w:r>
+        <w:rPr>
+          <w:rFonts w:ascii="Consolas" w:cs="Consolas" w:eastAsia="Consolas" w:hAnsi="Consolas"/>
+          <w:sz w:val="20"/>
+          <w:szCs w:val="20"/>
+          <w:highlight w:val="lightGray"/>
+          <w:highlightCs w:val="lightGray"/>
+        </w:rPr>
+        <w:t xml:space="preserve">ExternalBookingId</w:t>
+      </w:r>
+      <w:r>
+        <w:t xml:space="preserve"> (same named-extended-property pattern as </w:t>
+      </w:r>
+      <w:r>
+        <w:rPr>
+          <w:rFonts w:ascii="Consolas" w:cs="Consolas" w:eastAsia="Consolas" w:hAnsi="Consolas"/>
+          <w:sz w:val="20"/>
+          <w:szCs w:val="20"/>
+          <w:highlight w:val="lightGray"/>
+          <w:highlightCs w:val="lightGray"/>
+        </w:rPr>
+        <w:t xml:space="preserve">BookedBy</w:t>
+      </w:r>
+      <w:r>
+        <w:t xml:space="preserve">, §4.1), and querying for it live via a Graph </w:t>
+      </w:r>
+      <w:r>
+        <w:rPr>
+          <w:rFonts w:ascii="Consolas" w:cs="Consolas" w:eastAsia="Consolas" w:hAnsi="Consolas"/>
+          <w:sz w:val="20"/>
+          <w:szCs w:val="20"/>
+          <w:highlight w:val="lightGray"/>
+          <w:highlightCs w:val="lightGray"/>
+        </w:rPr>
+        <w:t xml:space="preserve">$filter</w:t>
+      </w:r>
+      <w:r>
+        <w:t xml:space="preserve"> across every configured sheet (</w:t>
+      </w:r>
+      <w:r>
+        <w:rPr>
+          <w:rFonts w:ascii="Consolas" w:cs="Consolas" w:eastAsia="Consolas" w:hAnsi="Consolas"/>
+          <w:sz w:val="20"/>
+          <w:szCs w:val="20"/>
+          <w:highlight w:val="lightGray"/>
+          <w:highlightCs w:val="lightGray"/>
+        </w:rPr>
+        <w:t xml:space="preserve">SheetBookingService.FindByExternalIdAsync</w:t>
+      </w:r>
+      <w:r>
+        <w:t xml:space="preserve">) rather than any local index. The value is validated against a strict allow-list (</w:t>
+      </w:r>
+      <w:r>
+        <w:rPr>
+          <w:rFonts w:ascii="Consolas" w:cs="Consolas" w:eastAsia="Consolas" w:hAnsi="Consolas"/>
+          <w:sz w:val="20"/>
+          <w:szCs w:val="20"/>
+          <w:highlight w:val="lightGray"/>
+          <w:highlightCs w:val="lightGray"/>
+        </w:rPr>
+        <w:t xml:space="preserve">^[A-Za-z0-9:_-]+$</w:t>
+      </w:r>
+      <w:r>
+        <w:t xml:space="preserve">) before ever being embedded in a Graph filter string — the id is webhook-controlled input, and Graph's </w:t>
+      </w:r>
+      <w:r>
+        <w:rPr>
+          <w:rFonts w:ascii="Consolas" w:cs="Consolas" w:eastAsia="Consolas" w:hAnsi="Consolas"/>
+          <w:sz w:val="20"/>
+          <w:szCs w:val="20"/>
+          <w:highlight w:val="lightGray"/>
+          <w:highlightCs w:val="lightGray"/>
+        </w:rPr>
+        <w:t xml:space="preserve">$filter</w:t>
+      </w:r>
+      <w:r>
+        <w:t xml:space="preserve"> syntax has no parameterization to fall back on.</w:t>
+      </w:r>
+    </w:p>
+    <w:p>
+      <w:pPr>
+        <w:spacing w:after="160"/>
+      </w:pPr>
+      <w:r>
+        <w:rPr>
+          <w:b/>
+          <w:bCs/>
+        </w:rPr>
+        <w:t xml:space="preserve">Multi-sheet reservations (found live, fixed 2026-08-03).</w:t>
+      </w:r>
+      <w:r>
+        <w:t xml:space="preserve"> A multi-sheet booking's sibling sheet-events are only discoverable via a nested </w:t>
+      </w:r>
+      <w:r>
+        <w:rPr>
+          <w:rFonts w:ascii="Consolas" w:cs="Consolas" w:eastAsia="Consolas" w:hAnsi="Consolas"/>
+          <w:sz w:val="20"/>
+          <w:szCs w:val="20"/>
+          <w:highlight w:val="lightGray"/>
+          <w:highlightCs w:val="lightGray"/>
+        </w:rPr>
+        <w:t xml:space="preserve">submission.events[]</w:t>
+      </w:r>
+      <w:r>
+        <w:t xml:space="preserve"> array in the webhook payload — the top-level </w:t>
+      </w:r>
+      <w:r>
+        <w:rPr>
+          <w:rFonts w:ascii="Consolas" w:cs="Consolas" w:eastAsia="Consolas" w:hAnsi="Consolas"/>
+          <w:sz w:val="20"/>
+          <w:szCs w:val="20"/>
+          <w:highlight w:val="lightGray"/>
+          <w:highlightCs w:val="lightGray"/>
+        </w:rPr>
+        <w:t xml:space="preserve">event</w:t>
+      </w:r>
+      <w:r>
+        <w:t xml:space="preserve"> object alone only ever names one of them. </w:t>
+      </w:r>
+      <w:r>
+        <w:rPr>
+          <w:rFonts w:ascii="Consolas" w:cs="Consolas" w:eastAsia="Consolas" w:hAnsi="Consolas"/>
+          <w:sz w:val="20"/>
+          <w:szCs w:val="20"/>
+          <w:highlight w:val="lightGray"/>
+          <w:highlightCs w:val="lightGray"/>
+        </w:rPr>
+        <w:t xml:space="preserve">BreelyBookingProcessor.ProcessAsync(BreelyWebhookPayload, ...)</w:t>
+      </w:r>
+      <w:r>
+        <w:t xml:space="preserve"> resolves the full set of events to process as the union of </w:t>
+      </w:r>
+      <w:r>
+        <w:rPr>
+          <w:rFonts w:ascii="Consolas" w:cs="Consolas" w:eastAsia="Consolas" w:hAnsi="Consolas"/>
+          <w:sz w:val="20"/>
+          <w:szCs w:val="20"/>
+          <w:highlight w:val="lightGray"/>
+          <w:highlightCs w:val="lightGray"/>
+        </w:rPr>
+        <w:t xml:space="preserve">submission.events[]</w:t>
+      </w:r>
+      <w:r>
+        <w:t xml:space="preserve"> and the top-level </w:t>
+      </w:r>
+      <w:r>
+        <w:rPr>
+          <w:rFonts w:ascii="Consolas" w:cs="Consolas" w:eastAsia="Consolas" w:hAnsi="Consolas"/>
+          <w:sz w:val="20"/>
+          <w:szCs w:val="20"/>
+          <w:highlight w:val="lightGray"/>
+          <w:highlightCs w:val="lightGray"/>
+        </w:rPr>
+        <w:t xml:space="preserve">event</w:t>
+      </w:r>
+      <w:r>
+        <w:t xml:space="preserve"> (deduplicated by id, with the top-level </w:t>
+      </w:r>
+      <w:r>
+        <w:rPr>
+          <w:rFonts w:ascii="Consolas" w:cs="Consolas" w:eastAsia="Consolas" w:hAnsi="Consolas"/>
+          <w:sz w:val="20"/>
+          <w:szCs w:val="20"/>
+          <w:highlight w:val="lightGray"/>
+          <w:highlightCs w:val="lightGray"/>
+        </w:rPr>
+        <w:t xml:space="preserve">event</w:t>
+      </w:r>
+      <w:r>
+        <w:t xml:space="preserve">'s own data always winning for its own id, since that's the one this specific call is actually about — an important distinction because </w:t>
+      </w:r>
+      <w:r>
+        <w:rPr>
+          <w:rFonts w:ascii="Consolas" w:cs="Consolas" w:eastAsia="Consolas" w:hAnsi="Consolas"/>
+          <w:sz w:val="20"/>
+          <w:szCs w:val="20"/>
+          <w:highlight w:val="lightGray"/>
+          <w:highlightCs w:val="lightGray"/>
+        </w:rPr>
+        <w:t xml:space="preserve">submission.events[]</w:t>
+      </w:r>
+      <w:r>
+        <w:t xml:space="preserve"> is a </w:t>
+      </w:r>
+      <w:r>
+        <w:rPr>
+          <w:b/>
+          <w:bCs/>
+        </w:rPr>
+        <w:t xml:space="preserve">static snapshot from the original creation call</w:t>
+      </w:r>
+      <w:r>
+        <w:t xml:space="preserve">: a later reschedule/cancellation call for one sibling still shows the </w:t>
+      </w:r>
+      <w:r>
+        <w:rPr>
+          <w:i/>
+          <w:iCs/>
+        </w:rPr>
+        <w:t xml:space="preserve">original</w:t>
+      </w:r>
+      <w:r>
+        <w:t xml:space="preserve"> pre-reschedule data for the others in that array, not their current state). Every resolved id is checked against </w:t>
+      </w:r>
+      <w:r>
+        <w:rPr>
+          <w:rFonts w:ascii="Consolas" w:cs="Consolas" w:eastAsia="Consolas" w:hAnsi="Consolas"/>
+          <w:sz w:val="20"/>
+          <w:szCs w:val="20"/>
+          <w:highlight w:val="lightGray"/>
+          <w:highlightCs w:val="lightGray"/>
+        </w:rPr>
+        <w:t xml:space="preserve">FindByExternalIdAsync</w:t>
+      </w:r>
+      <w:r>
+        <w:t xml:space="preserve"> regardless of whether it's the "primary" one for this call, so a sibling that was never individually claimed (a straggler from before this fix) still gets reconciled; one already correctly claimed just idempotently no-ops via the existing duplicate-notification check. This same resolve-then-process-each-independently structure is why the fix applies uniformly to creation, reschedule, and cancellation without special-casing any of them - each event's own </w:t>
+      </w:r>
+      <w:r>
+        <w:rPr>
+          <w:rFonts w:ascii="Consolas" w:cs="Consolas" w:eastAsia="Consolas" w:hAnsi="Consolas"/>
+          <w:sz w:val="20"/>
+          <w:szCs w:val="20"/>
+          <w:highlight w:val="lightGray"/>
+          <w:highlightCs w:val="lightGray"/>
+        </w:rPr>
+        <w:t xml:space="preserve">Canceled</w:t>
+      </w:r>
+      <w:r>
+        <w:t xml:space="preserve">/</w:t>
       </w:r>
       <w:r>
         <w:rPr>
@@ -4531,98 +4891,136 @@
         <w:t xml:space="preserve">start_time</w:t>
       </w:r>
       <w:r>
-        <w:t xml:space="preserve">). Since there is no companion database (D7), "have I seen this external booking before" is answered by storing </w:t>
-      </w:r>
-      <w:r>
-        <w:rPr>
-          <w:rFonts w:ascii="Consolas" w:cs="Consolas" w:eastAsia="Consolas" w:hAnsi="Consolas"/>
-          <w:sz w:val="20"/>
-          <w:szCs w:val="20"/>
-          <w:highlight w:val="lightGray"/>
-          <w:highlightCs w:val="lightGray"/>
-        </w:rPr>
-        <w:t xml:space="preserve">breely:{event.id}</w:t>
-      </w:r>
-      <w:r>
-        <w:t xml:space="preserve"> in a new extended property, </w:t>
-      </w:r>
-      <w:r>
-        <w:rPr>
-          <w:rFonts w:ascii="Consolas" w:cs="Consolas" w:eastAsia="Consolas" w:hAnsi="Consolas"/>
-          <w:sz w:val="20"/>
-          <w:szCs w:val="20"/>
-          <w:highlight w:val="lightGray"/>
-          <w:highlightCs w:val="lightGray"/>
-        </w:rPr>
-        <w:t xml:space="preserve">ExternalBookingId</w:t>
-      </w:r>
-      <w:r>
-        <w:t xml:space="preserve"> (same named-extended-property pattern as </w:t>
-      </w:r>
-      <w:r>
-        <w:rPr>
-          <w:rFonts w:ascii="Consolas" w:cs="Consolas" w:eastAsia="Consolas" w:hAnsi="Consolas"/>
-          <w:sz w:val="20"/>
-          <w:szCs w:val="20"/>
-          <w:highlight w:val="lightGray"/>
-          <w:highlightCs w:val="lightGray"/>
-        </w:rPr>
-        <w:t xml:space="preserve">BookedBy</w:t>
-      </w:r>
-      <w:r>
-        <w:t xml:space="preserve">, §4.1), and querying for it live via a Graph </w:t>
-      </w:r>
-      <w:r>
-        <w:rPr>
-          <w:rFonts w:ascii="Consolas" w:cs="Consolas" w:eastAsia="Consolas" w:hAnsi="Consolas"/>
-          <w:sz w:val="20"/>
-          <w:szCs w:val="20"/>
-          <w:highlight w:val="lightGray"/>
-          <w:highlightCs w:val="lightGray"/>
-        </w:rPr>
-        <w:t xml:space="preserve">$filter</w:t>
-      </w:r>
-      <w:r>
-        <w:t xml:space="preserve"> across every configured sheet (</w:t>
-      </w:r>
-      <w:r>
-        <w:rPr>
-          <w:rFonts w:ascii="Consolas" w:cs="Consolas" w:eastAsia="Consolas" w:hAnsi="Consolas"/>
-          <w:sz w:val="20"/>
-          <w:szCs w:val="20"/>
-          <w:highlight w:val="lightGray"/>
-          <w:highlightCs w:val="lightGray"/>
-        </w:rPr>
-        <w:t xml:space="preserve">SheetBookingService.FindByExternalIdAsync</w:t>
-      </w:r>
-      <w:r>
-        <w:t xml:space="preserve">) rather than any local index. The value is validated against a strict allow-list (</w:t>
-      </w:r>
-      <w:r>
-        <w:rPr>
-          <w:rFonts w:ascii="Consolas" w:cs="Consolas" w:eastAsia="Consolas" w:hAnsi="Consolas"/>
-          <w:sz w:val="20"/>
-          <w:szCs w:val="20"/>
-          <w:highlight w:val="lightGray"/>
-          <w:highlightCs w:val="lightGray"/>
-        </w:rPr>
-        <w:t xml:space="preserve">^[A-Za-z0-9:_-]+$</w:t>
-      </w:r>
-      <w:r>
-        <w:t xml:space="preserve">) before ever being embedded in a Graph filter string — the id is webhook-controlled input, and Graph's </w:t>
-      </w:r>
-      <w:r>
-        <w:rPr>
-          <w:rFonts w:ascii="Consolas" w:cs="Consolas" w:eastAsia="Consolas" w:hAnsi="Consolas"/>
-          <w:sz w:val="20"/>
-          <w:szCs w:val="20"/>
-          <w:highlight w:val="lightGray"/>
-          <w:highlightCs w:val="lightGray"/>
-        </w:rPr>
-        <w:t xml:space="preserve">$filter</w:t>
-      </w:r>
-      <w:r>
-        <w:t xml:space="preserve"> syntax has no parameterization to fall back on.</w:t>
+        <w:t xml:space="preserve"> fields (from the top-level </w:t>
+      </w:r>
+      <w:r>
+        <w:rPr>
+          <w:rFonts w:ascii="Consolas" w:cs="Consolas" w:eastAsia="Consolas" w:hAnsi="Consolas"/>
+          <w:sz w:val="20"/>
+          <w:szCs w:val="20"/>
+          <w:highlight w:val="lightGray"/>
+          <w:highlightCs w:val="lightGray"/>
+        </w:rPr>
+        <w:t xml:space="preserve">event</w:t>
+      </w:r>
+      <w:r>
+        <w:t xml:space="preserve"> if it's the one being updated, or from its own array entry otherwise) drive what happens to it, one at a time, each in its own try/catch so one failing sibling doesn't block the rest.</w:t>
+      </w:r>
+    </w:p>
+    <w:p>
+      <w:pPr>
+        <w:spacing w:after="160"/>
+      </w:pPr>
+      <w:r>
+        <w:rPr>
+          <w:b/>
+          <w:bCs/>
+        </w:rPr>
+        <w:t xml:space="preserve">Grouping (found live, fixed 2026-08-03).</w:t>
+      </w:r>
+      <w:r>
+        <w:t xml:space="preserve"> All sheets claimed from one multi-sheet submission now share one </w:t>
+      </w:r>
+      <w:r>
+        <w:rPr>
+          <w:rFonts w:ascii="Consolas" w:cs="Consolas" w:eastAsia="Consolas" w:hAnsi="Consolas"/>
+          <w:sz w:val="20"/>
+          <w:szCs w:val="20"/>
+          <w:highlight w:val="lightGray"/>
+          <w:highlightCs w:val="lightGray"/>
+        </w:rPr>
+        <w:t xml:space="preserve">BookingGroupId</w:t>
+      </w:r>
+      <w:r>
+        <w:t xml:space="preserve">, so they display/edit/cancel together in the staff Calendar UI the same way a staff-created multi-sheet booking does. The group id can't come from Breely's own </w:t>
+      </w:r>
+      <w:r>
+        <w:rPr>
+          <w:rFonts w:ascii="Consolas" w:cs="Consolas" w:eastAsia="Consolas" w:hAnsi="Consolas"/>
+          <w:sz w:val="20"/>
+          <w:szCs w:val="20"/>
+          <w:highlight w:val="lightGray"/>
+          <w:highlightCs w:val="lightGray"/>
+        </w:rPr>
+        <w:t xml:space="preserve">submission_unique_id</w:t>
+      </w:r>
+      <w:r>
+        <w:t xml:space="preserve"> — live-tested and found to be a </w:t>
+      </w:r>
+      <w:r>
+        <w:rPr>
+          <w:i/>
+          <w:iCs/>
+        </w:rPr>
+        <w:t xml:space="preserve">different</w:t>
+      </w:r>
+      <w:r>
+        <w:t xml:space="preserve"> value for every sibling event in the same reservation (513847/513848/513849 for three sheets from one 3-sheet booking), so it's evidently scoped to the event/submission-action, not the reservation. Instead, </w:t>
+      </w:r>
+      <w:r>
+        <w:rPr>
+          <w:rFonts w:ascii="Consolas" w:cs="Consolas" w:eastAsia="Consolas" w:hAnsi="Consolas"/>
+          <w:sz w:val="20"/>
+          <w:szCs w:val="20"/>
+          <w:highlight w:val="lightGray"/>
+          <w:highlightCs w:val="lightGray"/>
+        </w:rPr>
+        <w:t xml:space="preserve">ProcessAsync</w:t>
+      </w:r>
+      <w:r>
+        <w:t xml:space="preserve"> resolves one shared id per webhook call: reuse an existing sibling's </w:t>
+      </w:r>
+      <w:r>
+        <w:rPr>
+          <w:rFonts w:ascii="Consolas" w:cs="Consolas" w:eastAsia="Consolas" w:hAnsi="Consolas"/>
+          <w:sz w:val="20"/>
+          <w:szCs w:val="20"/>
+          <w:highlight w:val="lightGray"/>
+          <w:highlightCs w:val="lightGray"/>
+        </w:rPr>
+        <w:t xml:space="preserve">BookingGroupId</w:t>
+      </w:r>
+      <w:r>
+        <w:t xml:space="preserve"> if any of the resolved events was already claimed before (so a reschedule keeps its booking in the same group instead of forking into a new one, and a late-arriving straggler joins its siblings' existing group), otherwise mint a fresh </w:t>
+      </w:r>
+      <w:r>
+        <w:rPr>
+          <w:rFonts w:ascii="Consolas" w:cs="Consolas" w:eastAsia="Consolas" w:hAnsi="Consolas"/>
+          <w:sz w:val="20"/>
+          <w:szCs w:val="20"/>
+          <w:highlight w:val="lightGray"/>
+          <w:highlightCs w:val="lightGray"/>
+        </w:rPr>
+        <w:t xml:space="preserve">Guid.NewGuid()</w:t>
+      </w:r>
+      <w:r>
+        <w:t xml:space="preserve"> for a genuinely new submission. </w:t>
+      </w:r>
+      <w:r>
+        <w:rPr>
+          <w:rFonts w:ascii="Consolas" w:cs="Consolas" w:eastAsia="Consolas" w:hAnsi="Consolas"/>
+          <w:sz w:val="20"/>
+          <w:szCs w:val="20"/>
+          <w:highlight w:val="lightGray"/>
+          <w:highlightCs w:val="lightGray"/>
+        </w:rPr>
+        <w:t xml:space="preserve">ClaimHoldAsync</w:t>
+      </w:r>
+      <w:r>
+        <w:t xml:space="preserve"> and </w:t>
+      </w:r>
+      <w:r>
+        <w:rPr>
+          <w:rFonts w:ascii="Consolas" w:cs="Consolas" w:eastAsia="Consolas" w:hAnsi="Consolas"/>
+          <w:sz w:val="20"/>
+          <w:szCs w:val="20"/>
+          <w:highlight w:val="lightGray"/>
+          <w:highlightCs w:val="lightGray"/>
+        </w:rPr>
+        <w:t xml:space="preserve">ForceCreateConfirmedAsync</w:t>
+      </w:r>
+      <w:r>
+        <w:t xml:space="preserve"> both take this id explicitly now rather than minting their own internally.</w:t>
       </w:r>
     </w:p>
     <w:p>
@@ -4842,71 +5240,40 @@
         <w:t xml:space="preserve">UpdateGroupAsync</w:t>
       </w:r>
       <w:r>
-        <w:t xml:space="preserve">, §5.1).</w:t>
-      </w:r>
-    </w:p>
-    <w:p>
-      <w:pPr>
-        <w:spacing w:after="160"/>
-      </w:pPr>
+        <w:t xml:space="preserve">, §5.1). A remainder segment shorter than the operator-configured </w:t>
+      </w:r>
       <w:r>
         <w:rPr>
           <w:b/>
           <w:bCs/>
         </w:rPr>
-        <w:t xml:space="preserve">Reschedule and cancellation.</w:t>
-      </w:r>
-      <w:r>
-        <w:t xml:space="preserve"> A reschedule notification (same </w:t>
-      </w:r>
-      <w:r>
-        <w:rPr>
-          <w:rFonts w:ascii="Consolas" w:cs="Consolas" w:eastAsia="Consolas" w:hAnsi="Consolas"/>
-          <w:sz w:val="20"/>
-          <w:szCs w:val="20"/>
-          <w:highlight w:val="lightGray"/>
-          <w:highlightCs w:val="lightGray"/>
-        </w:rPr>
-        <w:t xml:space="preserve">event.id</w:t>
-      </w:r>
-      <w:r>
-        <w:t xml:space="preserve">, new time) is handled as cancel-then-reclaim: the existing booking is released back to an open Group Event hold (</w:t>
-      </w:r>
-      <w:r>
-        <w:rPr>
-          <w:rFonts w:ascii="Consolas" w:cs="Consolas" w:eastAsia="Consolas" w:hAnsi="Consolas"/>
-          <w:sz w:val="20"/>
-          <w:szCs w:val="20"/>
-          <w:highlight w:val="lightGray"/>
-          <w:highlightCs w:val="lightGray"/>
-        </w:rPr>
-        <w:t xml:space="preserve">CancelGroupAsync(reopenAsGroupEventHold: true)</w:t>
-      </w:r>
-      <w:r>
-        <w:t xml:space="preserve">), then the new window is claimed fresh via the same </w:t>
-      </w:r>
-      <w:r>
-        <w:rPr>
-          <w:rFonts w:ascii="Consolas" w:cs="Consolas" w:eastAsia="Consolas" w:hAnsi="Consolas"/>
-          <w:sz w:val="20"/>
-          <w:szCs w:val="20"/>
-          <w:highlight w:val="lightGray"/>
-          <w:highlightCs w:val="lightGray"/>
-        </w:rPr>
-        <w:t xml:space="preserve">ClaimHoldAsync</w:t>
-      </w:r>
-      <w:r>
-        <w:t xml:space="preserve"> path above — which may land on a different sheet than before if the original sheet isn't free at the new time; that's expected. A cancellation notification releases the matching booking the same way, or is logged and ignored if no matching booking is found. </w:t>
+        <w:t xml:space="preserve">minimum group event booking interval</w:t>
+      </w:r>
+      <w:r>
+        <w:t xml:space="preserve"> (Settings page, default 60 minutes — added 2026-08-03) is dropped entirely rather than kept as an unusably short bookable sliver; each side (before/after the claim) is judged independently. Every remainder </w:t>
+      </w:r>
+      <w:r>
+        <w:rPr>
+          <w:rFonts w:ascii="Consolas" w:cs="Consolas" w:eastAsia="Consolas" w:hAnsi="Consolas"/>
+          <w:sz w:val="20"/>
+          <w:szCs w:val="20"/>
+          <w:highlight w:val="lightGray"/>
+          <w:highlightCs w:val="lightGray"/>
+        </w:rPr>
+        <w:t xml:space="preserve">TrimHoldAsync</w:t>
+      </w:r>
+      <w:r>
+        <w:t xml:space="preserve"> creates or keeps is titled </w:t>
       </w:r>
       <w:r>
         <w:rPr>
           <w:b/>
           <w:bCs/>
         </w:rPr>
-        <w:t xml:space="preserve">Cancellation is unverified against real Breely traffic as of this writing</w:t>
-      </w:r>
-      <w:r>
-        <w:t xml:space="preserve"> — the operator has not yet cancelled a real booking through Breely, so this path has only been exercised against synthetic/sample payloads (§8).</w:t>
+        <w:t xml:space="preserve">"Available for Group Events"</w:t>
+      </w:r>
+      <w:r>
+        <w:t xml:space="preserve">, distinguishing an app-generated "the rest of this slot is still open" fragment from a plain staff-created hold (which keeps its category-label title).</w:t>
       </w:r>
     </w:p>
     <w:p>
@@ -4918,257 +5285,75 @@
           <w:b/>
           <w:bCs/>
         </w:rPr>
-        <w:t xml:space="preserve">Payload handling.</w:t>
-      </w:r>
-      <w:r>
-        <w:t xml:space="preserve"> Breely's real webhook payload is large and mostly irrelevant to this app (CRM/marketing fields, signed-PDF blobs, raw form-answer dumps); </w:t>
-      </w:r>
-      <w:r>
-        <w:rPr>
-          <w:rFonts w:ascii="Consolas" w:cs="Consolas" w:eastAsia="Consolas" w:hAnsi="Consolas"/>
-          <w:sz w:val="20"/>
-          <w:szCs w:val="20"/>
-          <w:highlight w:val="lightGray"/>
-          <w:highlightCs w:val="lightGray"/>
-        </w:rPr>
-        <w:t xml:space="preserve">BreelyBookingProcessor</w:t>
-      </w:r>
-      <w:r>
-        <w:t xml:space="preserve">'s DTOs (</w:t>
-      </w:r>
-      <w:r>
-        <w:rPr>
-          <w:rFonts w:ascii="Consolas" w:cs="Consolas" w:eastAsia="Consolas" w:hAnsi="Consolas"/>
-          <w:sz w:val="20"/>
-          <w:szCs w:val="20"/>
-          <w:highlight w:val="lightGray"/>
-          <w:highlightCs w:val="lightGray"/>
-        </w:rPr>
-        <w:t xml:space="preserve">BreelyEvent</w:t>
-      </w:r>
-      <w:r>
-        <w:t xml:space="preserve">/</w:t>
-      </w:r>
-      <w:r>
-        <w:rPr>
-          <w:rFonts w:ascii="Consolas" w:cs="Consolas" w:eastAsia="Consolas" w:hAnsi="Consolas"/>
-          <w:sz w:val="20"/>
-          <w:szCs w:val="20"/>
-          <w:highlight w:val="lightGray"/>
-          <w:highlightCs w:val="lightGray"/>
-        </w:rPr>
-        <w:t xml:space="preserve">BreelyWebhookPayload</w:t>
-      </w:r>
-      <w:r>
-        <w:t xml:space="preserve">) map only the handful of fields actually used (</w:t>
-      </w:r>
-      <w:r>
-        <w:rPr>
-          <w:rFonts w:ascii="Consolas" w:cs="Consolas" w:eastAsia="Consolas" w:hAnsi="Consolas"/>
-          <w:sz w:val="20"/>
-          <w:szCs w:val="20"/>
-          <w:highlight w:val="lightGray"/>
-          <w:highlightCs w:val="lightGray"/>
-        </w:rPr>
-        <w:t xml:space="preserve">id</w:t>
-      </w:r>
-      <w:r>
-        <w:t xml:space="preserve">, </w:t>
-      </w:r>
-      <w:r>
-        <w:rPr>
-          <w:rFonts w:ascii="Consolas" w:cs="Consolas" w:eastAsia="Consolas" w:hAnsi="Consolas"/>
-          <w:sz w:val="20"/>
-          <w:szCs w:val="20"/>
-          <w:highlight w:val="lightGray"/>
-          <w:highlightCs w:val="lightGray"/>
-        </w:rPr>
-        <w:t xml:space="preserve">start_date</w:t>
-      </w:r>
-      <w:r>
-        <w:t xml:space="preserve">, </w:t>
-      </w:r>
-      <w:r>
-        <w:rPr>
-          <w:rFonts w:ascii="Consolas" w:cs="Consolas" w:eastAsia="Consolas" w:hAnsi="Consolas"/>
-          <w:sz w:val="20"/>
-          <w:szCs w:val="20"/>
-          <w:highlight w:val="lightGray"/>
-          <w:highlightCs w:val="lightGray"/>
-        </w:rPr>
-        <w:t xml:space="preserve">start_time</w:t>
-      </w:r>
-      <w:r>
-        <w:t xml:space="preserve">, </w:t>
-      </w:r>
-      <w:r>
-        <w:rPr>
-          <w:rFonts w:ascii="Consolas" w:cs="Consolas" w:eastAsia="Consolas" w:hAnsi="Consolas"/>
-          <w:sz w:val="20"/>
-          <w:szCs w:val="20"/>
-          <w:highlight w:val="lightGray"/>
-          <w:highlightCs w:val="lightGray"/>
-        </w:rPr>
-        <w:t xml:space="preserve">duration_in_minutes</w:t>
-      </w:r>
-      <w:r>
-        <w:t xml:space="preserve">, </w:t>
-      </w:r>
-      <w:r>
-        <w:rPr>
-          <w:rFonts w:ascii="Consolas" w:cs="Consolas" w:eastAsia="Consolas" w:hAnsi="Consolas"/>
-          <w:sz w:val="20"/>
-          <w:szCs w:val="20"/>
-          <w:highlight w:val="lightGray"/>
-          <w:highlightCs w:val="lightGray"/>
-        </w:rPr>
-        <w:t xml:space="preserve">booked_with</w:t>
-      </w:r>
-      <w:r>
-        <w:t xml:space="preserve">, </w:t>
-      </w:r>
-      <w:r>
-        <w:rPr>
-          <w:rFonts w:ascii="Consolas" w:cs="Consolas" w:eastAsia="Consolas" w:hAnsi="Consolas"/>
-          <w:sz w:val="20"/>
-          <w:szCs w:val="20"/>
-          <w:highlight w:val="lightGray"/>
-          <w:highlightCs w:val="lightGray"/>
-        </w:rPr>
-        <w:t xml:space="preserve">canceled</w:t>
-      </w:r>
-      <w:r>
-        <w:t xml:space="preserve">, client contact fields, </w:t>
-      </w:r>
-      <w:r>
-        <w:rPr>
-          <w:rFonts w:ascii="Consolas" w:cs="Consolas" w:eastAsia="Consolas" w:hAnsi="Consolas"/>
-          <w:sz w:val="20"/>
-          <w:szCs w:val="20"/>
-          <w:highlight w:val="lightGray"/>
-          <w:highlightCs w:val="lightGray"/>
-        </w:rPr>
-        <w:t xml:space="preserve">event_type</w:t>
-      </w:r>
-      <w:r>
-        <w:t xml:space="preserve">, </w:t>
-      </w:r>
-      <w:r>
-        <w:rPr>
-          <w:rFonts w:ascii="Consolas" w:cs="Consolas" w:eastAsia="Consolas" w:hAnsi="Consolas"/>
-          <w:sz w:val="20"/>
-          <w:szCs w:val="20"/>
-          <w:highlight w:val="lightGray"/>
-          <w:highlightCs w:val="lightGray"/>
-        </w:rPr>
-        <w:t xml:space="preserve">admin_url</w:t>
-      </w:r>
-      <w:r>
-        <w:t xml:space="preserve">) via </w:t>
-      </w:r>
-      <w:r>
-        <w:rPr>
-          <w:rFonts w:ascii="Consolas" w:cs="Consolas" w:eastAsia="Consolas" w:hAnsi="Consolas"/>
-          <w:sz w:val="20"/>
-          <w:szCs w:val="20"/>
-          <w:highlight w:val="lightGray"/>
-          <w:highlightCs w:val="lightGray"/>
-        </w:rPr>
-        <w:t xml:space="preserve">[JsonPropertyName]</w:t>
-      </w:r>
-      <w:r>
-        <w:t xml:space="preserve">; everything else is silently ignored by </w:t>
-      </w:r>
-      <w:r>
-        <w:rPr>
-          <w:rFonts w:ascii="Consolas" w:cs="Consolas" w:eastAsia="Consolas" w:hAnsi="Consolas"/>
-          <w:sz w:val="20"/>
-          <w:szCs w:val="20"/>
-          <w:highlight w:val="lightGray"/>
-          <w:highlightCs w:val="lightGray"/>
-        </w:rPr>
-        <w:t xml:space="preserve">System.Text.Json</w:t>
-      </w:r>
-      <w:r>
-        <w:t xml:space="preserve">, not an oversight. </w:t>
-      </w:r>
-      <w:r>
-        <w:rPr>
-          <w:rFonts w:ascii="Consolas" w:cs="Consolas" w:eastAsia="Consolas" w:hAnsi="Consolas"/>
-          <w:sz w:val="20"/>
-          <w:szCs w:val="20"/>
-          <w:highlight w:val="lightGray"/>
-          <w:highlightCs w:val="lightGray"/>
-        </w:rPr>
-        <w:t xml:space="preserve">start_date</w:t>
-      </w:r>
-      <w:r>
-        <w:t xml:space="preserve">/</w:t>
-      </w:r>
-      <w:r>
-        <w:rPr>
-          <w:rFonts w:ascii="Consolas" w:cs="Consolas" w:eastAsia="Consolas" w:hAnsi="Consolas"/>
-          <w:sz w:val="20"/>
-          <w:szCs w:val="20"/>
-          <w:highlight w:val="lightGray"/>
-          <w:highlightCs w:val="lightGray"/>
-        </w:rPr>
-        <w:t xml:space="preserve">start_time</w:t>
-      </w:r>
-      <w:r>
-        <w:t xml:space="preserve"> are parsed as facility-local time (</w:t>
-      </w:r>
-      <w:r>
-        <w:rPr>
-          <w:rFonts w:ascii="Consolas" w:cs="Consolas" w:eastAsia="Consolas" w:hAnsi="Consolas"/>
-          <w:sz w:val="20"/>
-          <w:szCs w:val="20"/>
-          <w:highlight w:val="lightGray"/>
-          <w:highlightCs w:val="lightGray"/>
-        </w:rPr>
-        <w:t xml:space="preserve">MMM d, yyyy h:mmtt</w:t>
-      </w:r>
-      <w:r>
-        <w:t xml:space="preserve">) — the "PDT"/"PST" abbreviation Breely also sends is deliberately ignored, since the facility's own configured time zone (§4.6) is the authority on local time here, matching how the rest of the app already treats </w:t>
-      </w:r>
-      <w:r>
-        <w:rPr>
-          <w:rFonts w:ascii="Consolas" w:cs="Consolas" w:eastAsia="Consolas" w:hAnsi="Consolas"/>
-          <w:sz w:val="20"/>
-          <w:szCs w:val="20"/>
-          <w:highlight w:val="lightGray"/>
-          <w:highlightCs w:val="lightGray"/>
-        </w:rPr>
-        <w:t xml:space="preserve">DateTime</w:t>
-      </w:r>
-      <w:r>
-        <w:t xml:space="preserve"> as local-without-offset. An event whose </w:t>
-      </w:r>
-      <w:r>
-        <w:rPr>
-          <w:rFonts w:ascii="Consolas" w:cs="Consolas" w:eastAsia="Consolas" w:hAnsi="Consolas"/>
-          <w:sz w:val="20"/>
-          <w:szCs w:val="20"/>
-          <w:highlight w:val="lightGray"/>
-          <w:highlightCs w:val="lightGray"/>
-        </w:rPr>
-        <w:t xml:space="preserve">booked_with</w:t>
-      </w:r>
-      <w:r>
-        <w:t xml:space="preserve"> isn't the configured sheet resource-type string (currently </w:t>
-      </w:r>
-      <w:r>
-        <w:rPr>
-          <w:rFonts w:ascii="Consolas" w:cs="Consolas" w:eastAsia="Consolas" w:hAnsi="Consolas"/>
-          <w:sz w:val="20"/>
-          <w:szCs w:val="20"/>
-          <w:highlight w:val="lightGray"/>
-          <w:highlightCs w:val="lightGray"/>
-        </w:rPr>
-        <w:t xml:space="preserve">"Curling Sheet"</w:t>
-      </w:r>
-      <w:r>
-        <w:t xml:space="preserve">, hardcoded — Breely has no API for this app to discover the name on its own) is ignored as not applicable to this calendar (e.g. a warm-room add-on, if Breely ever sends one as its own top-level event).</w:t>
+        <w:t xml:space="preserve">Reopening a claimed booking reunites adjacent fragments (found live, fixed 2026-08-03).</w:t>
+      </w:r>
+      <w:r>
+        <w:t xml:space="preserve"> Cancelling a Breely-claimed booking with "reopen as available" chosen previously just reopened that booking's own window as a hold, leaving it as a separate chip sitting back-to-back with whatever </w:t>
+      </w:r>
+      <w:r>
+        <w:rPr>
+          <w:rFonts w:ascii="Consolas" w:cs="Consolas" w:eastAsia="Consolas" w:hAnsi="Consolas"/>
+          <w:sz w:val="20"/>
+          <w:szCs w:val="20"/>
+          <w:highlight w:val="lightGray"/>
+          <w:highlightCs w:val="lightGray"/>
+        </w:rPr>
+        <w:t xml:space="preserve">TrimHoldAsync</w:t>
+      </w:r>
+      <w:r>
+        <w:t xml:space="preserve"> remainder(s) already existed alongside it - one open block of ice showing as 2-3 disjoint chips. </w:t>
+      </w:r>
+      <w:r>
+        <w:rPr>
+          <w:rFonts w:ascii="Consolas" w:cs="Consolas" w:eastAsia="Consolas" w:hAnsi="Consolas"/>
+          <w:sz w:val="20"/>
+          <w:szCs w:val="20"/>
+          <w:highlight w:val="lightGray"/>
+          <w:highlightCs w:val="lightGray"/>
+        </w:rPr>
+        <w:t xml:space="preserve">SheetBookingService.AbsorbAdjacentHoldsAsync</w:t>
+      </w:r>
+      <w:r>
+        <w:t xml:space="preserve">, called from </w:t>
+      </w:r>
+      <w:r>
+        <w:rPr>
+          <w:rFonts w:ascii="Consolas" w:cs="Consolas" w:eastAsia="Consolas" w:hAnsi="Consolas"/>
+          <w:sz w:val="20"/>
+          <w:szCs w:val="20"/>
+          <w:highlight w:val="lightGray"/>
+          <w:highlightCs w:val="lightGray"/>
+        </w:rPr>
+        <w:t xml:space="preserve">CancelGroupAsync</w:t>
+      </w:r>
+      <w:r>
+        <w:t xml:space="preserve">'s reopen path before writing, now finds any Group Event hold on the same sheet immediately touching the slot being reopened (extending outward on both sides as far as the chain goes) and folds them into one contiguous hold, deleting the absorbed neighbor(s) - not Breely-specific, since the same fragmentation risk exists whenever a hold sits adjacent to another hold regardless of how either one got there. </w:t>
+      </w:r>
+      <w:r>
+        <w:rPr>
+          <w:rFonts w:ascii="Consolas" w:cs="Consolas" w:eastAsia="Consolas" w:hAnsi="Consolas"/>
+          <w:sz w:val="20"/>
+          <w:szCs w:val="20"/>
+          <w:highlight w:val="lightGray"/>
+          <w:highlightCs w:val="lightGray"/>
+        </w:rPr>
+        <w:t xml:space="preserve">CancelGroupAsync</w:t>
+      </w:r>
+      <w:r>
+        <w:t xml:space="preserve"> gained proper per-sheet locking as part of this fix (it had none before) - merging now reads other holds before deciding what to write, a genuine race against a concurrent Breely claim on the same sheet, not just a courtesy lock. A recurring-occurrence booking being reopened into a merged span is deleted and recreated as a standalone event, same restriction as </w:t>
+      </w:r>
+      <w:r>
+        <w:rPr>
+          <w:rFonts w:ascii="Consolas" w:cs="Consolas" w:eastAsia="Consolas" w:hAnsi="Consolas"/>
+          <w:sz w:val="20"/>
+          <w:szCs w:val="20"/>
+          <w:highlight w:val="lightGray"/>
+          <w:highlightCs w:val="lightGray"/>
+        </w:rPr>
+        <w:t xml:space="preserve">TrimHoldAsync</w:t>
+      </w:r>
+      <w:r>
+        <w:t xml:space="preserve">'s own recurring case above.</w:t>
       </w:r>
     </w:p>
     <w:p>
@@ -5180,10 +5365,388 @@
           <w:b/>
           <w:bCs/>
         </w:rPr>
+        <w:t xml:space="preserve">Reschedule and cancellation.</w:t>
+      </w:r>
+      <w:r>
+        <w:t xml:space="preserve"> A reschedule notification (same </w:t>
+      </w:r>
+      <w:r>
+        <w:rPr>
+          <w:rFonts w:ascii="Consolas" w:cs="Consolas" w:eastAsia="Consolas" w:hAnsi="Consolas"/>
+          <w:sz w:val="20"/>
+          <w:szCs w:val="20"/>
+          <w:highlight w:val="lightGray"/>
+          <w:highlightCs w:val="lightGray"/>
+        </w:rPr>
+        <w:t xml:space="preserve">event.id</w:t>
+      </w:r>
+      <w:r>
+        <w:t xml:space="preserve">, new time) is handled as cancel-then-reclaim: the existing booking is released back to an open Group Event hold (</w:t>
+      </w:r>
+      <w:r>
+        <w:rPr>
+          <w:rFonts w:ascii="Consolas" w:cs="Consolas" w:eastAsia="Consolas" w:hAnsi="Consolas"/>
+          <w:sz w:val="20"/>
+          <w:szCs w:val="20"/>
+          <w:highlight w:val="lightGray"/>
+          <w:highlightCs w:val="lightGray"/>
+        </w:rPr>
+        <w:t xml:space="preserve">CancelGroupAsync(reopenAsGroupEventHold: true)</w:t>
+      </w:r>
+      <w:r>
+        <w:t xml:space="preserve">), then the new window is claimed fresh via the same </w:t>
+      </w:r>
+      <w:r>
+        <w:rPr>
+          <w:rFonts w:ascii="Consolas" w:cs="Consolas" w:eastAsia="Consolas" w:hAnsi="Consolas"/>
+          <w:sz w:val="20"/>
+          <w:szCs w:val="20"/>
+          <w:highlight w:val="lightGray"/>
+          <w:highlightCs w:val="lightGray"/>
+        </w:rPr>
+        <w:t xml:space="preserve">ClaimHoldAsync</w:t>
+      </w:r>
+      <w:r>
+        <w:t xml:space="preserve"> path above — which may land on a different sheet than before if the original sheet isn't free at the new time; that's expected. The reclaim preserves the booking's existing </w:t>
+      </w:r>
+      <w:r>
+        <w:rPr>
+          <w:rFonts w:ascii="Consolas" w:cs="Consolas" w:eastAsia="Consolas" w:hAnsi="Consolas"/>
+          <w:sz w:val="20"/>
+          <w:szCs w:val="20"/>
+          <w:highlight w:val="lightGray"/>
+          <w:highlightCs w:val="lightGray"/>
+        </w:rPr>
+        <w:t xml:space="preserve">BookingGroupId</w:t>
+      </w:r>
+      <w:r>
+        <w:t xml:space="preserve"> (see "Grouping" above) rather than minting a new one, so a rescheduled sheet stays linked to its siblings. A cancellation notification releases the matching booking the same way, or is logged and ignored if no matching booking is found. </w:t>
+      </w:r>
+      <w:r>
+        <w:rPr>
+          <w:b/>
+          <w:bCs/>
+        </w:rPr>
+        <w:t xml:space="preserve">Cancellation has now been exercised against real Breely traffic</w:t>
+      </w:r>
+      <w:r>
+        <w:t xml:space="preserve"> (2026-08-03, as part of testing the multi-sheet fix above) via the reschedule path's release step; a standalone </w:t>
+      </w:r>
+      <w:r>
+        <w:rPr>
+          <w:rFonts w:ascii="Consolas" w:cs="Consolas" w:eastAsia="Consolas" w:hAnsi="Consolas"/>
+          <w:sz w:val="20"/>
+          <w:szCs w:val="20"/>
+          <w:highlight w:val="lightGray"/>
+          <w:highlightCs w:val="lightGray"/>
+        </w:rPr>
+        <w:t xml:space="preserve">canceled: true</w:t>
+      </w:r>
+      <w:r>
+        <w:t xml:space="preserve"> notification (no accompanying reschedule) is still only confirmed against sample payloads.</w:t>
+      </w:r>
+    </w:p>
+    <w:p>
+      <w:pPr>
+        <w:spacing w:after="160"/>
+      </w:pPr>
+      <w:r>
+        <w:rPr>
+          <w:b/>
+          <w:bCs/>
+        </w:rPr>
+        <w:t xml:space="preserve">Payload handling.</w:t>
+      </w:r>
+      <w:r>
+        <w:t xml:space="preserve"> Breely's real webhook payload is large and mostly irrelevant to this app (CRM/marketing fields, signed-PDF blobs, raw form-answer dumps); </w:t>
+      </w:r>
+      <w:r>
+        <w:rPr>
+          <w:rFonts w:ascii="Consolas" w:cs="Consolas" w:eastAsia="Consolas" w:hAnsi="Consolas"/>
+          <w:sz w:val="20"/>
+          <w:szCs w:val="20"/>
+          <w:highlight w:val="lightGray"/>
+          <w:highlightCs w:val="lightGray"/>
+        </w:rPr>
+        <w:t xml:space="preserve">BreelyBookingProcessor</w:t>
+      </w:r>
+      <w:r>
+        <w:t xml:space="preserve">'s DTOs (</w:t>
+      </w:r>
+      <w:r>
+        <w:rPr>
+          <w:rFonts w:ascii="Consolas" w:cs="Consolas" w:eastAsia="Consolas" w:hAnsi="Consolas"/>
+          <w:sz w:val="20"/>
+          <w:szCs w:val="20"/>
+          <w:highlight w:val="lightGray"/>
+          <w:highlightCs w:val="lightGray"/>
+        </w:rPr>
+        <w:t xml:space="preserve">BreelyEvent</w:t>
+      </w:r>
+      <w:r>
+        <w:t xml:space="preserve">/</w:t>
+      </w:r>
+      <w:r>
+        <w:rPr>
+          <w:rFonts w:ascii="Consolas" w:cs="Consolas" w:eastAsia="Consolas" w:hAnsi="Consolas"/>
+          <w:sz w:val="20"/>
+          <w:szCs w:val="20"/>
+          <w:highlight w:val="lightGray"/>
+          <w:highlightCs w:val="lightGray"/>
+        </w:rPr>
+        <w:t xml:space="preserve">BreelyWebhookPayload</w:t>
+      </w:r>
+      <w:r>
+        <w:t xml:space="preserve">) map only the handful of fields actually used (</w:t>
+      </w:r>
+      <w:r>
+        <w:rPr>
+          <w:rFonts w:ascii="Consolas" w:cs="Consolas" w:eastAsia="Consolas" w:hAnsi="Consolas"/>
+          <w:sz w:val="20"/>
+          <w:szCs w:val="20"/>
+          <w:highlight w:val="lightGray"/>
+          <w:highlightCs w:val="lightGray"/>
+        </w:rPr>
+        <w:t xml:space="preserve">id</w:t>
+      </w:r>
+      <w:r>
+        <w:t xml:space="preserve">, </w:t>
+      </w:r>
+      <w:r>
+        <w:rPr>
+          <w:rFonts w:ascii="Consolas" w:cs="Consolas" w:eastAsia="Consolas" w:hAnsi="Consolas"/>
+          <w:sz w:val="20"/>
+          <w:szCs w:val="20"/>
+          <w:highlight w:val="lightGray"/>
+          <w:highlightCs w:val="lightGray"/>
+        </w:rPr>
+        <w:t xml:space="preserve">start_date</w:t>
+      </w:r>
+      <w:r>
+        <w:t xml:space="preserve">, </w:t>
+      </w:r>
+      <w:r>
+        <w:rPr>
+          <w:rFonts w:ascii="Consolas" w:cs="Consolas" w:eastAsia="Consolas" w:hAnsi="Consolas"/>
+          <w:sz w:val="20"/>
+          <w:szCs w:val="20"/>
+          <w:highlight w:val="lightGray"/>
+          <w:highlightCs w:val="lightGray"/>
+        </w:rPr>
+        <w:t xml:space="preserve">start_time</w:t>
+      </w:r>
+      <w:r>
+        <w:t xml:space="preserve">, </w:t>
+      </w:r>
+      <w:r>
+        <w:rPr>
+          <w:rFonts w:ascii="Consolas" w:cs="Consolas" w:eastAsia="Consolas" w:hAnsi="Consolas"/>
+          <w:sz w:val="20"/>
+          <w:szCs w:val="20"/>
+          <w:highlight w:val="lightGray"/>
+          <w:highlightCs w:val="lightGray"/>
+        </w:rPr>
+        <w:t xml:space="preserve">duration_in_minutes</w:t>
+      </w:r>
+      <w:r>
+        <w:t xml:space="preserve">, </w:t>
+      </w:r>
+      <w:r>
+        <w:rPr>
+          <w:rFonts w:ascii="Consolas" w:cs="Consolas" w:eastAsia="Consolas" w:hAnsi="Consolas"/>
+          <w:sz w:val="20"/>
+          <w:szCs w:val="20"/>
+          <w:highlight w:val="lightGray"/>
+          <w:highlightCs w:val="lightGray"/>
+        </w:rPr>
+        <w:t xml:space="preserve">booked_with</w:t>
+      </w:r>
+      <w:r>
+        <w:t xml:space="preserve">, </w:t>
+      </w:r>
+      <w:r>
+        <w:rPr>
+          <w:rFonts w:ascii="Consolas" w:cs="Consolas" w:eastAsia="Consolas" w:hAnsi="Consolas"/>
+          <w:sz w:val="20"/>
+          <w:szCs w:val="20"/>
+          <w:highlight w:val="lightGray"/>
+          <w:highlightCs w:val="lightGray"/>
+        </w:rPr>
+        <w:t xml:space="preserve">canceled</w:t>
+      </w:r>
+      <w:r>
+        <w:t xml:space="preserve">, client contact fields, </w:t>
+      </w:r>
+      <w:r>
+        <w:rPr>
+          <w:rFonts w:ascii="Consolas" w:cs="Consolas" w:eastAsia="Consolas" w:hAnsi="Consolas"/>
+          <w:sz w:val="20"/>
+          <w:szCs w:val="20"/>
+          <w:highlight w:val="lightGray"/>
+          <w:highlightCs w:val="lightGray"/>
+        </w:rPr>
+        <w:t xml:space="preserve">event_type</w:t>
+      </w:r>
+      <w:r>
+        <w:t xml:space="preserve">, </w:t>
+      </w:r>
+      <w:r>
+        <w:rPr>
+          <w:rFonts w:ascii="Consolas" w:cs="Consolas" w:eastAsia="Consolas" w:hAnsi="Consolas"/>
+          <w:sz w:val="20"/>
+          <w:szCs w:val="20"/>
+          <w:highlight w:val="lightGray"/>
+          <w:highlightCs w:val="lightGray"/>
+        </w:rPr>
+        <w:t xml:space="preserve">admin_url</w:t>
+      </w:r>
+      <w:r>
+        <w:t xml:space="preserve">) via </w:t>
+      </w:r>
+      <w:r>
+        <w:rPr>
+          <w:rFonts w:ascii="Consolas" w:cs="Consolas" w:eastAsia="Consolas" w:hAnsi="Consolas"/>
+          <w:sz w:val="20"/>
+          <w:szCs w:val="20"/>
+          <w:highlight w:val="lightGray"/>
+          <w:highlightCs w:val="lightGray"/>
+        </w:rPr>
+        <w:t xml:space="preserve">[JsonPropertyName]</w:t>
+      </w:r>
+      <w:r>
+        <w:t xml:space="preserve">; everything else is silently ignored by </w:t>
+      </w:r>
+      <w:r>
+        <w:rPr>
+          <w:rFonts w:ascii="Consolas" w:cs="Consolas" w:eastAsia="Consolas" w:hAnsi="Consolas"/>
+          <w:sz w:val="20"/>
+          <w:szCs w:val="20"/>
+          <w:highlight w:val="lightGray"/>
+          <w:highlightCs w:val="lightGray"/>
+        </w:rPr>
+        <w:t xml:space="preserve">System.Text.Json</w:t>
+      </w:r>
+      <w:r>
+        <w:t xml:space="preserve">, not an oversight. </w:t>
+      </w:r>
+      <w:r>
+        <w:rPr>
+          <w:rFonts w:ascii="Consolas" w:cs="Consolas" w:eastAsia="Consolas" w:hAnsi="Consolas"/>
+          <w:sz w:val="20"/>
+          <w:szCs w:val="20"/>
+          <w:highlight w:val="lightGray"/>
+          <w:highlightCs w:val="lightGray"/>
+        </w:rPr>
+        <w:t xml:space="preserve">start_date</w:t>
+      </w:r>
+      <w:r>
+        <w:t xml:space="preserve">/</w:t>
+      </w:r>
+      <w:r>
+        <w:rPr>
+          <w:rFonts w:ascii="Consolas" w:cs="Consolas" w:eastAsia="Consolas" w:hAnsi="Consolas"/>
+          <w:sz w:val="20"/>
+          <w:szCs w:val="20"/>
+          <w:highlight w:val="lightGray"/>
+          <w:highlightCs w:val="lightGray"/>
+        </w:rPr>
+        <w:t xml:space="preserve">start_time</w:t>
+      </w:r>
+      <w:r>
+        <w:t xml:space="preserve"> are parsed as facility-local time (</w:t>
+      </w:r>
+      <w:r>
+        <w:rPr>
+          <w:rFonts w:ascii="Consolas" w:cs="Consolas" w:eastAsia="Consolas" w:hAnsi="Consolas"/>
+          <w:sz w:val="20"/>
+          <w:szCs w:val="20"/>
+          <w:highlight w:val="lightGray"/>
+          <w:highlightCs w:val="lightGray"/>
+        </w:rPr>
+        <w:t xml:space="preserve">MMM d, yyyy h:mmtt</w:t>
+      </w:r>
+      <w:r>
+        <w:t xml:space="preserve">) — the "PDT"/"PST" abbreviation Breely also sends is deliberately ignored, since the facility's own configured time zone (§4.6) is the authority on local time here, matching how the rest of the app already treats </w:t>
+      </w:r>
+      <w:r>
+        <w:rPr>
+          <w:rFonts w:ascii="Consolas" w:cs="Consolas" w:eastAsia="Consolas" w:hAnsi="Consolas"/>
+          <w:sz w:val="20"/>
+          <w:szCs w:val="20"/>
+          <w:highlight w:val="lightGray"/>
+          <w:highlightCs w:val="lightGray"/>
+        </w:rPr>
+        <w:t xml:space="preserve">DateTime</w:t>
+      </w:r>
+      <w:r>
+        <w:t xml:space="preserve"> as local-without-offset. An event whose </w:t>
+      </w:r>
+      <w:r>
+        <w:rPr>
+          <w:rFonts w:ascii="Consolas" w:cs="Consolas" w:eastAsia="Consolas" w:hAnsi="Consolas"/>
+          <w:sz w:val="20"/>
+          <w:szCs w:val="20"/>
+          <w:highlight w:val="lightGray"/>
+          <w:highlightCs w:val="lightGray"/>
+        </w:rPr>
+        <w:t xml:space="preserve">booked_with</w:t>
+      </w:r>
+      <w:r>
+        <w:t xml:space="preserve"> isn't the configured sheet resource-type string (currently </w:t>
+      </w:r>
+      <w:r>
+        <w:rPr>
+          <w:rFonts w:ascii="Consolas" w:cs="Consolas" w:eastAsia="Consolas" w:hAnsi="Consolas"/>
+          <w:sz w:val="20"/>
+          <w:szCs w:val="20"/>
+          <w:highlight w:val="lightGray"/>
+          <w:highlightCs w:val="lightGray"/>
+        </w:rPr>
+        <w:t xml:space="preserve">"Curling Sheet"</w:t>
+      </w:r>
+      <w:r>
+        <w:t xml:space="preserve">, hardcoded — Breely has no API for this app to discover the name on its own) is ignored as not applicable to this calendar (e.g. a warm-room add-on, if Breely ever sends one as its own top-level event).</w:t>
+      </w:r>
+    </w:p>
+    <w:p>
+      <w:pPr>
+        <w:spacing w:after="160"/>
+      </w:pPr>
+      <w:r>
+        <w:rPr>
+          <w:b/>
+          <w:bCs/>
+        </w:rPr>
         <w:t xml:space="preserve">Payload shape was reverse-engineered, not documented.</w:t>
       </w:r>
       <w:r>
-        <w:t xml:space="preserve"> Breely's own webhook documentation was too sparse to build against directly. The actual shape was determined empirically during Phase 10 from a series of real captured payloads (a first booking, a reschedule pair, and a corrected single-sheet sample after an earlier sample turned out to be manually-edited and unreliable) via the diagnostic capture listener described in §5.5 — kept in place after this integration shipped, in case the payload shape needs re-inspecting for some future Breely change.</w:t>
+        <w:t xml:space="preserve"> Breely's own webhook documentation was too sparse to build against directly. The actual shape was determined empirically during Phase 10 from a series of real captured payloads (a first booking, a reschedule pair, a corrected single-sheet sample after an earlier sample turned out to be manually-edited and unreliable, and — critically — the </w:t>
+      </w:r>
+      <w:r>
+        <w:rPr>
+          <w:rFonts w:ascii="Consolas" w:cs="Consolas" w:eastAsia="Consolas" w:hAnsi="Consolas"/>
+          <w:sz w:val="20"/>
+          <w:szCs w:val="20"/>
+          <w:highlight w:val="lightGray"/>
+          <w:highlightCs w:val="lightGray"/>
+        </w:rPr>
+        <w:t xml:space="preserve">submission.events[]</w:t>
+      </w:r>
+      <w:r>
+        <w:t xml:space="preserve"> array and per-sibling </w:t>
+      </w:r>
+      <w:r>
+        <w:rPr>
+          <w:rFonts w:ascii="Consolas" w:cs="Consolas" w:eastAsia="Consolas" w:hAnsi="Consolas"/>
+          <w:sz w:val="20"/>
+          <w:szCs w:val="20"/>
+          <w:highlight w:val="lightGray"/>
+          <w:highlightCs w:val="lightGray"/>
+        </w:rPr>
+        <w:t xml:space="preserve">submission_unique_id</w:t>
+      </w:r>
+      <w:r>
+        <w:t xml:space="preserve"> values described above, discovered only after adding raw-body capture to the real endpoint itself) via the diagnostic capture listener described in §5.5, and later the real endpoint's own Debug-tier raw-body log (§4.9) once that existed. Both are kept in place after this integration shipped, in case the payload shape needs re-inspecting for some future Breely change.</w:t>
       </w:r>
     </w:p>
     <w:p>
@@ -5594,6 +6157,215 @@
       </w:r>
       <w:r>
         <w:t xml:space="preserve"> (§5.6) zips every rotated file for download, since a support conversation shouldn't be limited to "whatever's in today's file."</w:t>
+      </w:r>
+    </w:p>
+    <w:p>
+      <w:pPr>
+        <w:spacing w:after="160"/>
+      </w:pPr>
+      <w:r>
+        <w:rPr>
+          <w:b/>
+          <w:bCs/>
+        </w:rPr>
+        <w:t xml:space="preserve">Raw webhook payload capture, added mid-investigation (2026-08-03).</w:t>
+      </w:r>
+      <w:r>
+        <w:t xml:space="preserve"> The Debug-tier </w:t>
+      </w:r>
+      <w:r>
+        <w:rPr>
+          <w:rFonts w:ascii="Consolas" w:cs="Consolas" w:eastAsia="Consolas" w:hAnsi="Consolas"/>
+          <w:sz w:val="20"/>
+          <w:szCs w:val="20"/>
+          <w:highlight w:val="lightGray"/>
+          <w:highlightCs w:val="lightGray"/>
+        </w:rPr>
+        <w:t xml:space="preserve">WebhookPayloadReceived</w:t>
+      </w:r>
+      <w:r>
+        <w:t xml:space="preserve"> line above only logs the fixed subset of fields </w:t>
+      </w:r>
+      <w:r>
+        <w:rPr>
+          <w:rFonts w:ascii="Consolas" w:cs="Consolas" w:eastAsia="Consolas" w:hAnsi="Consolas"/>
+          <w:sz w:val="20"/>
+          <w:szCs w:val="20"/>
+          <w:highlight w:val="lightGray"/>
+          <w:highlightCs w:val="lightGray"/>
+        </w:rPr>
+        <w:t xml:space="preserve">BreelyEvent</w:t>
+      </w:r>
+      <w:r>
+        <w:t xml:space="preserve"> maps — useless for discovering a field the DTO doesn't know about yet, which is exactly what the multi-sheet investigation (§4.8) needed. </w:t>
+      </w:r>
+      <w:r>
+        <w:rPr>
+          <w:rFonts w:ascii="Consolas" w:cs="Consolas" w:eastAsia="Consolas" w:hAnsi="Consolas"/>
+          <w:sz w:val="20"/>
+          <w:szCs w:val="20"/>
+          <w:highlight w:val="lightGray"/>
+          <w:highlightCs w:val="lightGray"/>
+        </w:rPr>
+        <w:t xml:space="preserve">BreelyBookingWebhookEndpoint</w:t>
+      </w:r>
+      <w:r>
+        <w:t xml:space="preserve"> now also logs the </w:t>
+      </w:r>
+      <w:r>
+        <w:rPr>
+          <w:b/>
+          <w:bCs/>
+        </w:rPr>
+        <w:t xml:space="preserve">entire raw request body</w:t>
+      </w:r>
+      <w:r>
+        <w:t xml:space="preserve"> at Debug tier (</w:t>
+      </w:r>
+      <w:r>
+        <w:rPr>
+          <w:rFonts w:ascii="Consolas" w:cs="Consolas" w:eastAsia="Consolas" w:hAnsi="Consolas"/>
+          <w:sz w:val="20"/>
+          <w:szCs w:val="20"/>
+          <w:highlight w:val="lightGray"/>
+          <w:highlightCs w:val="lightGray"/>
+        </w:rPr>
+        <w:t xml:space="preserve">WebhookRawPayloadReceived</w:t>
+      </w:r>
+      <w:r>
+        <w:t xml:space="preserve">), redacting the same three known PII field values via regex substitution on the raw text (not full JSON parsing, since the point is to see fields the DTO doesn't parse) and capping the logged length at 8000 characters — Breely's real payload can carry a signed-PDF blob or other large CRM fields, and a single log line shouldn't balloon to megabytes for one diagnostic capture. This is genuinely the mechanism that found the </w:t>
+      </w:r>
+      <w:r>
+        <w:rPr>
+          <w:rFonts w:ascii="Consolas" w:cs="Consolas" w:eastAsia="Consolas" w:hAnsi="Consolas"/>
+          <w:sz w:val="20"/>
+          <w:szCs w:val="20"/>
+          <w:highlight w:val="lightGray"/>
+          <w:highlightCs w:val="lightGray"/>
+        </w:rPr>
+        <w:t xml:space="preserve">submission.events[]</w:t>
+      </w:r>
+      <w:r>
+        <w:t xml:space="preserve"> array and the per-sibling </w:t>
+      </w:r>
+      <w:r>
+        <w:rPr>
+          <w:rFonts w:ascii="Consolas" w:cs="Consolas" w:eastAsia="Consolas" w:hAnsi="Consolas"/>
+          <w:sz w:val="20"/>
+          <w:szCs w:val="20"/>
+          <w:highlight w:val="lightGray"/>
+          <w:highlightCs w:val="lightGray"/>
+        </w:rPr>
+        <w:t xml:space="preserve">submission_unique_id</w:t>
+      </w:r>
+      <w:r>
+        <w:t xml:space="preserve"> behavior documented in §4.8 - kept in place as a standing diagnostic, not removed after that investigation concluded.</w:t>
+      </w:r>
+    </w:p>
+    <w:p>
+      <w:pPr>
+        <w:spacing w:after="160"/>
+      </w:pPr>
+      <w:r>
+        <w:rPr>
+          <w:b/>
+          <w:bCs/>
+        </w:rPr>
+        <w:t xml:space="preserve">Application start/stop, added 2026-08-03.</w:t>
+      </w:r>
+      <w:r>
+        <w:t xml:space="preserve"> </w:t>
+      </w:r>
+      <w:r>
+        <w:rPr>
+          <w:rFonts w:ascii="Consolas" w:cs="Consolas" w:eastAsia="Consolas" w:hAnsi="Consolas"/>
+          <w:sz w:val="20"/>
+          <w:szCs w:val="20"/>
+          <w:highlight w:val="lightGray"/>
+          <w:highlightCs w:val="lightGray"/>
+        </w:rPr>
+        <w:t xml:space="preserve">Program.cs</w:t>
+      </w:r>
+      <w:r>
+        <w:t xml:space="preserve"> registers </w:t>
+      </w:r>
+      <w:r>
+        <w:rPr>
+          <w:rFonts w:ascii="Consolas" w:cs="Consolas" w:eastAsia="Consolas" w:hAnsi="Consolas"/>
+          <w:sz w:val="20"/>
+          <w:szCs w:val="20"/>
+          <w:highlight w:val="lightGray"/>
+          <w:highlightCs w:val="lightGray"/>
+        </w:rPr>
+        <w:t xml:space="preserve">IHostApplicationLifetime.ApplicationStarted</w:t>
+      </w:r>
+      <w:r>
+        <w:t xml:space="preserve">/</w:t>
+      </w:r>
+      <w:r>
+        <w:rPr>
+          <w:rFonts w:ascii="Consolas" w:cs="Consolas" w:eastAsia="Consolas" w:hAnsi="Consolas"/>
+          <w:sz w:val="20"/>
+          <w:szCs w:val="20"/>
+          <w:highlight w:val="lightGray"/>
+          <w:highlightCs w:val="lightGray"/>
+        </w:rPr>
+        <w:t xml:space="preserve">ApplicationStopping</w:t>
+      </w:r>
+      <w:r>
+        <w:t xml:space="preserve"> callbacks that log </w:t>
+      </w:r>
+      <w:r>
+        <w:rPr>
+          <w:rFonts w:ascii="Consolas" w:cs="Consolas" w:eastAsia="Consolas" w:hAnsi="Consolas"/>
+          <w:sz w:val="20"/>
+          <w:szCs w:val="20"/>
+          <w:highlight w:val="lightGray"/>
+          <w:highlightCs w:val="lightGray"/>
+        </w:rPr>
+        <w:t xml:space="preserve">AppStarted</w:t>
+      </w:r>
+      <w:r>
+        <w:t xml:space="preserve">/</w:t>
+      </w:r>
+      <w:r>
+        <w:rPr>
+          <w:rFonts w:ascii="Consolas" w:cs="Consolas" w:eastAsia="Consolas" w:hAnsi="Consolas"/>
+          <w:sz w:val="20"/>
+          <w:szCs w:val="20"/>
+          <w:highlight w:val="lightGray"/>
+          <w:highlightCs w:val="lightGray"/>
+        </w:rPr>
+        <w:t xml:space="preserve">AppStopping</w:t>
+      </w:r>
+      <w:r>
+        <w:t xml:space="preserve"> at Debug tier - lets a Settings-page reader see "the app restarted at X" without needing Azure portal access to the platform's own Activity Log (which tracks this independently either way, and is unaffected by whether the app-level log captured it). </w:t>
+      </w:r>
+      <w:r>
+        <w:rPr>
+          <w:rFonts w:ascii="Consolas" w:cs="Consolas" w:eastAsia="Consolas" w:hAnsi="Consolas"/>
+          <w:sz w:val="20"/>
+          <w:szCs w:val="20"/>
+          <w:highlight w:val="lightGray"/>
+          <w:highlightCs w:val="lightGray"/>
+        </w:rPr>
+        <w:t xml:space="preserve">ApplicationStopping</w:t>
+      </w:r>
+      <w:r>
+        <w:t xml:space="preserve"> fires on a graceful shutdown (recycle, deploy swap, manual stop) with a short grace period to complete the write; it will not fire on a hard crash or OOM kill, so a missing </w:t>
+      </w:r>
+      <w:r>
+        <w:rPr>
+          <w:rFonts w:ascii="Consolas" w:cs="Consolas" w:eastAsia="Consolas" w:hAnsi="Consolas"/>
+          <w:sz w:val="20"/>
+          <w:szCs w:val="20"/>
+          <w:highlight w:val="lightGray"/>
+          <w:highlightCs w:val="lightGray"/>
+        </w:rPr>
+        <w:t xml:space="preserve">AppStopping</w:t>
+      </w:r>
+      <w:r>
+        <w:t xml:space="preserve"> line doesn't rule that out as the cause.</w:t>
       </w:r>
     </w:p>
     <w:p>
@@ -7247,7 +8019,7 @@
           <w:highlight w:val="lightGray"/>
           <w:highlightCs w:val="lightGray"/>
         </w:rPr>
-        <w:t xml:space="preserve">{ "event": { ... } }</w:t>
+        <w:t xml:space="preserve">{ "event": { ... }, "submission": { "events": [ ... ] } }</w:t>
       </w:r>
       <w:r>
         <w:t xml:space="preserve">; only the subset of fields </w:t>
@@ -7263,7 +8035,33 @@
         <w:t xml:space="preserve">BreelyEvent</w:t>
       </w:r>
       <w:r>
-        <w:t xml:space="preserve"> maps (§4.8) is read. Malformed JSON or a missing </w:t>
+        <w:t xml:space="preserve">/</w:t>
+      </w:r>
+      <w:r>
+        <w:rPr>
+          <w:rFonts w:ascii="Consolas" w:cs="Consolas" w:eastAsia="Consolas" w:hAnsi="Consolas"/>
+          <w:sz w:val="20"/>
+          <w:szCs w:val="20"/>
+          <w:highlight w:val="lightGray"/>
+          <w:highlightCs w:val="lightGray"/>
+        </w:rPr>
+        <w:t xml:space="preserve">BreelySubmission</w:t>
+      </w:r>
+      <w:r>
+        <w:t xml:space="preserve"> map (§4.8) is read. Malformed JSON is logged and acknowledged (</w:t>
+      </w:r>
+      <w:r>
+        <w:rPr>
+          <w:rFonts w:ascii="Consolas" w:cs="Consolas" w:eastAsia="Consolas" w:hAnsi="Consolas"/>
+          <w:sz w:val="20"/>
+          <w:szCs w:val="20"/>
+          <w:highlight w:val="lightGray"/>
+          <w:highlightCs w:val="lightGray"/>
+        </w:rPr>
+        <w:t xml:space="preserve">200</w:t>
+      </w:r>
+      <w:r>
+        <w:t xml:space="preserve">), not rejected; a body with neither a top-level </w:t>
       </w:r>
       <w:r>
         <w:rPr>
@@ -7276,20 +8074,20 @@
         <w:t xml:space="preserve">event</w:t>
       </w:r>
       <w:r>
-        <w:t xml:space="preserve"> object is logged and acknowledged (</w:t>
-      </w:r>
-      <w:r>
-        <w:rPr>
-          <w:rFonts w:ascii="Consolas" w:cs="Consolas" w:eastAsia="Consolas" w:hAnsi="Consolas"/>
-          <w:sz w:val="20"/>
-          <w:szCs w:val="20"/>
-          <w:highlight w:val="lightGray"/>
-          <w:highlightCs w:val="lightGray"/>
-        </w:rPr>
-        <w:t xml:space="preserve">200</w:t>
-      </w:r>
-      <w:r>
-        <w:t xml:space="preserve">), not rejected.</w:t>
+        <w:t xml:space="preserve"> nor a </w:t>
+      </w:r>
+      <w:r>
+        <w:rPr>
+          <w:rFonts w:ascii="Consolas" w:cs="Consolas" w:eastAsia="Consolas" w:hAnsi="Consolas"/>
+          <w:sz w:val="20"/>
+          <w:szCs w:val="20"/>
+          <w:highlight w:val="lightGray"/>
+          <w:highlightCs w:val="lightGray"/>
+        </w:rPr>
+        <w:t xml:space="preserve">submission.events</w:t>
+      </w:r>
+      <w:r>
+        <w:t xml:space="preserve"> array is likewise acknowledged and ignored.</w:t>
       </w:r>
     </w:p>
     <w:p>
@@ -9620,22 +10418,68 @@
               <w:t xml:space="preserve">$filter</w:t>
             </w:r>
             <w:r>
-              <w:t xml:space="preserve"> query is unverified against real production traffic</w:t>
-            </w:r>
-          </w:p>
-        </w:tc>
-        <w:tc>
-          <w:tcPr>
-            <w:tcMar>
-              <w:top w:type="dxa" w:w="60"/>
-              <w:left w:type="dxa" w:w="80"/>
-              <w:bottom w:type="dxa" w:w="60"/>
-              <w:right w:type="dxa" w:w="80"/>
-            </w:tcMar>
-          </w:tcPr>
-          <w:p>
-            <w:r>
-              <w:t xml:space="preserve">The query shape (</w:t>
+              <w:t xml:space="preserve"> query</w:t>
+            </w:r>
+          </w:p>
+        </w:tc>
+        <w:tc>
+          <w:tcPr>
+            <w:tcMar>
+              <w:top w:type="dxa" w:w="60"/>
+              <w:left w:type="dxa" w:w="80"/>
+              <w:bottom w:type="dxa" w:w="60"/>
+              <w:right w:type="dxa" w:w="80"/>
+            </w:tcMar>
+          </w:tcPr>
+          <w:p>
+            <w:r>
+              <w:rPr>
+                <w:b/>
+                <w:bCs/>
+              </w:rPr>
+              <w:t xml:space="preserve">RESOLVED, verified against real production traffic</w:t>
+            </w:r>
+            <w:r>
+              <w:t xml:space="preserve"> — confirmed working correctly across multiple real Breely notifications (creation, reschedule, and reschedule-of-a-reschedule) during the 2026-08-03 multi-sheet investigation (§4.8).</w:t>
+            </w:r>
+          </w:p>
+        </w:tc>
+      </w:tr>
+      <w:tr>
+        <w:tc>
+          <w:tcPr>
+            <w:tcMar>
+              <w:top w:type="dxa" w:w="60"/>
+              <w:left w:type="dxa" w:w="80"/>
+              <w:bottom w:type="dxa" w:w="60"/>
+              <w:right w:type="dxa" w:w="80"/>
+            </w:tcMar>
+          </w:tcPr>
+          <w:p>
+            <w:r>
+              <w:t xml:space="preserve">Breely cancellation path</w:t>
+            </w:r>
+          </w:p>
+        </w:tc>
+        <w:tc>
+          <w:tcPr>
+            <w:tcMar>
+              <w:top w:type="dxa" w:w="60"/>
+              <w:left w:type="dxa" w:w="80"/>
+              <w:bottom w:type="dxa" w:w="60"/>
+              <w:right w:type="dxa" w:w="80"/>
+            </w:tcMar>
+          </w:tcPr>
+          <w:p>
+            <w:r>
+              <w:rPr>
+                <w:b/>
+                <w:bCs/>
+              </w:rPr>
+              <w:t xml:space="preserve">Exercised against real traffic</w:t>
+            </w:r>
+            <w:r>
+              <w:t xml:space="preserve"> (2026-08-03) via the reschedule path's release step (§4.8), which uses the identical </w:t>
             </w:r>
             <w:r>
               <w:rPr>
@@ -9645,10 +10489,10 @@
                 <w:highlight w:val="lightGray"/>
                 <w:highlightCs w:val="lightGray"/>
               </w:rPr>
-              <w:t xml:space="preserve">singleValueExtendedProperties/Any(...)</w:t>
-            </w:r>
-            <w:r>
-              <w:t xml:space="preserve"> filtering on </w:t>
+              <w:t xml:space="preserve">CancelGroupAsync(reopenAsGroupEventHold: true)</w:t>
+            </w:r>
+            <w:r>
+              <w:t xml:space="preserve"> call a standalone cancellation would. A standalone </w:t>
             </w:r>
             <w:r>
               <w:rPr>
@@ -9658,10 +10502,59 @@
                 <w:highlight w:val="lightGray"/>
                 <w:highlightCs w:val="lightGray"/>
               </w:rPr>
-              <w:t xml:space="preserve">ExternalBookingId</w:t>
-            </w:r>
-            <w:r>
-              <w:t xml:space="preserve">) was written against Graph's documented filter syntax but not live-tested at the time of this writing, since the operator can't test the webhook locally and testing against production risked writing spurious bookings. Verify on the first real Breely notification after deployment; if the filter doesn't match as expected, every booking would still get written (never silently dropped, per §4.8) but would land as a duplicate/force-booked </w:t>
+              <w:t xml:space="preserve">canceled: true</w:t>
+            </w:r>
+            <w:r>
+              <w:t xml:space="preserve"> notification with no accompanying reschedule is still only confirmed against sample payloads.</w:t>
+            </w:r>
+          </w:p>
+        </w:tc>
+      </w:tr>
+      <w:tr>
+        <w:tc>
+          <w:tcPr>
+            <w:tcMar>
+              <w:top w:type="dxa" w:w="60"/>
+              <w:left w:type="dxa" w:w="80"/>
+              <w:bottom w:type="dxa" w:w="60"/>
+              <w:right w:type="dxa" w:w="80"/>
+            </w:tcMar>
+          </w:tcPr>
+          <w:p>
+            <w:r>
+              <w:t xml:space="preserve">Original "one webhook per sheet, always" assumption was wrong for creation</w:t>
+            </w:r>
+          </w:p>
+        </w:tc>
+        <w:tc>
+          <w:tcPr>
+            <w:tcMar>
+              <w:top w:type="dxa" w:w="60"/>
+              <w:left w:type="dxa" w:w="80"/>
+              <w:bottom w:type="dxa" w:w="60"/>
+              <w:right w:type="dxa" w:w="80"/>
+            </w:tcMar>
+          </w:tcPr>
+          <w:p>
+            <w:r>
+              <w:rPr>
+                <w:b/>
+                <w:bCs/>
+              </w:rPr>
+              <w:t xml:space="preserve">Found live, fixed 2026-08-03</w:t>
+            </w:r>
+            <w:r>
+              <w:t xml:space="preserve"> — a real 3-sheet booking only claimed 1 sheet. Breely actually fires one call per </w:t>
+            </w:r>
+            <w:r>
+              <w:rPr>
+                <w:i/>
+                <w:iCs/>
+              </w:rPr>
+              <w:t xml:space="preserve">reservation</w:t>
+            </w:r>
+            <w:r>
+              <w:t xml:space="preserve"> at creation (sibling sheets discoverable only via </w:t>
             </w:r>
             <w:r>
               <w:rPr>
@@ -9671,42 +10564,20 @@
                 <w:highlight w:val="lightGray"/>
                 <w:highlightCs w:val="lightGray"/>
               </w:rPr>
-              <w:t xml:space="preserve">NeedsTriage</w:t>
-            </w:r>
-            <w:r>
-              <w:t xml:space="preserve"> case rather than a clean upsert.</w:t>
-            </w:r>
-          </w:p>
-        </w:tc>
-      </w:tr>
-      <w:tr>
-        <w:tc>
-          <w:tcPr>
-            <w:tcMar>
-              <w:top w:type="dxa" w:w="60"/>
-              <w:left w:type="dxa" w:w="80"/>
-              <w:bottom w:type="dxa" w:w="60"/>
-              <w:right w:type="dxa" w:w="80"/>
-            </w:tcMar>
-          </w:tcPr>
-          <w:p>
-            <w:r>
-              <w:t xml:space="preserve">Breely cancellation path is untested against real traffic</w:t>
-            </w:r>
-          </w:p>
-        </w:tc>
-        <w:tc>
-          <w:tcPr>
-            <w:tcMar>
-              <w:top w:type="dxa" w:w="60"/>
-              <w:left w:type="dxa" w:w="80"/>
-              <w:bottom w:type="dxa" w:w="60"/>
-              <w:right w:type="dxa" w:w="80"/>
-            </w:tcMar>
-          </w:tcPr>
-          <w:p>
-            <w:r>
-              <w:t xml:space="preserve">The operator has not yet cancelled a real booking through Breely as of this writing, so </w:t>
+              <w:t xml:space="preserve">submission.events[]</w:t>
+            </w:r>
+            <w:r>
+              <w:t xml:space="preserve">) but one call per </w:t>
+            </w:r>
+            <w:r>
+              <w:rPr>
+                <w:i/>
+                <w:iCs/>
+              </w:rPr>
+              <w:t xml:space="preserve">event</w:t>
+            </w:r>
+            <w:r>
+              <w:t xml:space="preserve"> at reschedule/cancellation. See §4.8 for the full fix (multi-sheet resolution + shared </w:t>
             </w:r>
             <w:r>
               <w:rPr>
@@ -9716,10 +10587,10 @@
                 <w:highlight w:val="lightGray"/>
                 <w:highlightCs w:val="lightGray"/>
               </w:rPr>
-              <w:t xml:space="preserve">ProcessAsync</w:t>
-            </w:r>
-            <w:r>
-              <w:t xml:space="preserve">'s cancel branch (§4.8) has only been exercised against synthetic data. Verify on the first real cancellation.</w:t>
+              <w:t xml:space="preserve">BookingGroupId</w:t>
+            </w:r>
+            <w:r>
+              <w:t xml:space="preserve">).</w:t>
             </w:r>
           </w:p>
         </w:tc>
@@ -9735,63 +10606,6 @@
             </w:tcMar>
           </w:tcPr>
           <w:p>
-            <w:r>
-              <w:t xml:space="preserve">This calendar's copy of a Breely booking can diverge from Breely's own record</w:t>
-            </w:r>
-          </w:p>
-        </w:tc>
-        <w:tc>
-          <w:tcPr>
-            <w:tcMar>
-              <w:top w:type="dxa" w:w="60"/>
-              <w:left w:type="dxa" w:w="80"/>
-              <w:bottom w:type="dxa" w:w="60"/>
-              <w:right w:type="dxa" w:w="80"/>
-            </w:tcMar>
-          </w:tcPr>
-          <w:p>
-            <w:r>
-              <w:t xml:space="preserve">By design (§2.3, §4.8) — Breely is the source of truth; this app's copy is best-effort. A missed/failed webhook, a manual Breely-side edit, or the untested paths above could all cause drift. Accepted because the operator confirmed one-off manual reconciliation is acceptable as long as the vast majority of bookings sync correctly; not a defect to "fix" so much as a standing operational reality until real bidirectional sync exists.</w:t>
-            </w:r>
-          </w:p>
-        </w:tc>
-      </w:tr>
-      <w:tr>
-        <w:tc>
-          <w:tcPr>
-            <w:tcMar>
-              <w:top w:type="dxa" w:w="60"/>
-              <w:left w:type="dxa" w:w="80"/>
-              <w:bottom w:type="dxa" w:w="60"/>
-              <w:right w:type="dxa" w:w="80"/>
-            </w:tcMar>
-          </w:tcPr>
-          <w:p>
-            <w:r>
-              <w:t xml:space="preserve">Cancelling a booking could crash the Blazor circuit on a 404 from Graph</w:t>
-            </w:r>
-          </w:p>
-        </w:tc>
-        <w:tc>
-          <w:tcPr>
-            <w:tcMar>
-              <w:top w:type="dxa" w:w="60"/>
-              <w:left w:type="dxa" w:w="80"/>
-              <w:bottom w:type="dxa" w:w="60"/>
-              <w:right w:type="dxa" w:w="80"/>
-            </w:tcMar>
-          </w:tcPr>
-          <w:p>
-            <w:r>
-              <w:rPr>
-                <w:b/>
-                <w:bCs/>
-              </w:rPr>
-              <w:t xml:space="preserve">Found live, fixed (2026-08-03)</w:t>
-            </w:r>
-            <w:r>
-              <w:t xml:space="preserve"> — </w:t>
-            </w:r>
             <w:r>
               <w:rPr>
                 <w:rFonts w:ascii="Consolas" w:cs="Consolas" w:eastAsia="Consolas" w:hAnsi="Consolas"/>
@@ -9800,10 +10614,42 @@
                 <w:highlight w:val="lightGray"/>
                 <w:highlightCs w:val="lightGray"/>
               </w:rPr>
-              <w:t xml:space="preserve">CancelAsync</w:t>
-            </w:r>
-            <w:r>
-              <w:t xml:space="preserve">/</w:t>
+              <w:t xml:space="preserve">submission_unique_id</w:t>
+            </w:r>
+            <w:r>
+              <w:t xml:space="preserve"> is not a stable per-reservation key</w:t>
+            </w:r>
+          </w:p>
+        </w:tc>
+        <w:tc>
+          <w:tcPr>
+            <w:tcMar>
+              <w:top w:type="dxa" w:w="60"/>
+              <w:left w:type="dxa" w:w="80"/>
+              <w:bottom w:type="dxa" w:w="60"/>
+              <w:right w:type="dxa" w:w="80"/>
+            </w:tcMar>
+          </w:tcPr>
+          <w:p>
+            <w:r>
+              <w:rPr>
+                <w:b/>
+                <w:bCs/>
+              </w:rPr>
+              <w:t xml:space="preserve">Disproved live, 2026-08-03</w:t>
+            </w:r>
+            <w:r>
+              <w:t xml:space="preserve"> — three sibling sheet-events from the same 3-sheet reservation each carried a </w:t>
+            </w:r>
+            <w:r>
+              <w:rPr>
+                <w:i/>
+                <w:iCs/>
+              </w:rPr>
+              <w:t xml:space="preserve">different</w:t>
+            </w:r>
+            <w:r>
+              <w:t xml:space="preserve"> </w:t>
             </w:r>
             <w:r>
               <w:rPr>
@@ -9813,10 +10659,10 @@
                 <w:highlight w:val="lightGray"/>
                 <w:highlightCs w:val="lightGray"/>
               </w:rPr>
-              <w:t xml:space="preserve">CancelGroupAsync</w:t>
-            </w:r>
-            <w:r>
-              <w:t xml:space="preserve"> let an unhandled </w:t>
+              <w:t xml:space="preserve">submission_unique_id</w:t>
+            </w:r>
+            <w:r>
+              <w:t xml:space="preserve"> (513847/513848/513849). Grouping instead relies on co-occurrence in </w:t>
             </w:r>
             <w:r>
               <w:rPr>
@@ -9826,10 +10672,10 @@
                 <w:highlight w:val="lightGray"/>
                 <w:highlightCs w:val="lightGray"/>
               </w:rPr>
-              <w:t xml:space="preserve">ODataError</w:t>
-            </w:r>
-            <w:r>
-              <w:t xml:space="preserve"> ("specified object was not found in the store") propagate out of a Blazor event handler, taking down the whole circuit. Most likely cause: the Breely webhook (§4.8) claiming/trimming the exact hold a staff browser tab had loaded moments earlier, leaving that tab's view stale. Fixed by tolerating a 404 on cancel/reopen as "already gone" (D37) — the same pattern </w:t>
+              <w:t xml:space="preserve">submission.events[]</w:t>
+            </w:r>
+            <w:r>
+              <w:t xml:space="preserve"> at creation, and on reusing an already-claimed sibling's </w:t>
             </w:r>
             <w:r>
               <w:rPr>
@@ -9839,10 +10685,10 @@
                 <w:highlight w:val="lightGray"/>
                 <w:highlightCs w:val="lightGray"/>
               </w:rPr>
-              <w:t xml:space="preserve">CancelSeriesAsync</w:t>
-            </w:r>
-            <w:r>
-              <w:t xml:space="preserve"> already used for a missing series master, extended to the plainer single/group cancel paths that didn't have it.</w:t>
+              <w:t xml:space="preserve">BookingGroupId</w:t>
+            </w:r>
+            <w:r>
+              <w:t xml:space="preserve"> thereafter (§4.8).</w:t>
             </w:r>
           </w:p>
         </w:tc>
@@ -9858,6 +10704,63 @@
             </w:tcMar>
           </w:tcPr>
           <w:p>
+            <w:r>
+              <w:t xml:space="preserve">This calendar's copy of a Breely booking can diverge from Breely's own record</w:t>
+            </w:r>
+          </w:p>
+        </w:tc>
+        <w:tc>
+          <w:tcPr>
+            <w:tcMar>
+              <w:top w:type="dxa" w:w="60"/>
+              <w:left w:type="dxa" w:w="80"/>
+              <w:bottom w:type="dxa" w:w="60"/>
+              <w:right w:type="dxa" w:w="80"/>
+            </w:tcMar>
+          </w:tcPr>
+          <w:p>
+            <w:r>
+              <w:t xml:space="preserve">By design (§2.3, §4.8) — Breely is the source of truth; this app's copy is best-effort. A missed/failed webhook, a manual Breely-side edit, or the untested paths above could all cause drift. Accepted because the operator confirmed one-off manual reconciliation is acceptable as long as the vast majority of bookings sync correctly; not a defect to "fix" so much as a standing operational reality until real bidirectional sync exists.</w:t>
+            </w:r>
+          </w:p>
+        </w:tc>
+      </w:tr>
+      <w:tr>
+        <w:tc>
+          <w:tcPr>
+            <w:tcMar>
+              <w:top w:type="dxa" w:w="60"/>
+              <w:left w:type="dxa" w:w="80"/>
+              <w:bottom w:type="dxa" w:w="60"/>
+              <w:right w:type="dxa" w:w="80"/>
+            </w:tcMar>
+          </w:tcPr>
+          <w:p>
+            <w:r>
+              <w:t xml:space="preserve">Cancelling a booking could crash the Blazor circuit on a 404 from Graph</w:t>
+            </w:r>
+          </w:p>
+        </w:tc>
+        <w:tc>
+          <w:tcPr>
+            <w:tcMar>
+              <w:top w:type="dxa" w:w="60"/>
+              <w:left w:type="dxa" w:w="80"/>
+              <w:bottom w:type="dxa" w:w="60"/>
+              <w:right w:type="dxa" w:w="80"/>
+            </w:tcMar>
+          </w:tcPr>
+          <w:p>
+            <w:r>
+              <w:rPr>
+                <w:b/>
+                <w:bCs/>
+              </w:rPr>
+              <w:t xml:space="preserve">Found live, fixed (2026-08-03)</w:t>
+            </w:r>
+            <w:r>
+              <w:t xml:space="preserve"> — </w:t>
+            </w:r>
             <w:r>
               <w:rPr>
                 <w:rFonts w:ascii="Consolas" w:cs="Consolas" w:eastAsia="Consolas" w:hAnsi="Consolas"/>
@@ -9866,25 +10769,49 @@
                 <w:highlight w:val="lightGray"/>
                 <w:highlightCs w:val="lightGray"/>
               </w:rPr>
-              <w:t xml:space="preserve">AppLog:LogDirectory</w:t>
-            </w:r>
-            <w:r>
-              <w:t xml:space="preserve"> unset falls back to a path inside the deployed app folder</w:t>
-            </w:r>
-          </w:p>
-        </w:tc>
-        <w:tc>
-          <w:tcPr>
-            <w:tcMar>
-              <w:top w:type="dxa" w:w="60"/>
-              <w:left w:type="dxa" w:w="80"/>
-              <w:bottom w:type="dxa" w:w="60"/>
-              <w:right w:type="dxa" w:w="80"/>
-            </w:tcMar>
-          </w:tcPr>
-          <w:p>
-            <w:r>
-              <w:t xml:space="preserve">Adequate for local dev; on Azure App Service that folder is replaced on every redeploy, silently losing log history with no error (§4.9). Deployments must set this explicitly to a persistent path — added to the deployment guide's config table and post-deploy checklist.</w:t>
+              <w:t xml:space="preserve">CancelAsync</w:t>
+            </w:r>
+            <w:r>
+              <w:t xml:space="preserve">/</w:t>
+            </w:r>
+            <w:r>
+              <w:rPr>
+                <w:rFonts w:ascii="Consolas" w:cs="Consolas" w:eastAsia="Consolas" w:hAnsi="Consolas"/>
+                <w:sz w:val="20"/>
+                <w:szCs w:val="20"/>
+                <w:highlight w:val="lightGray"/>
+                <w:highlightCs w:val="lightGray"/>
+              </w:rPr>
+              <w:t xml:space="preserve">CancelGroupAsync</w:t>
+            </w:r>
+            <w:r>
+              <w:t xml:space="preserve"> let an unhandled </w:t>
+            </w:r>
+            <w:r>
+              <w:rPr>
+                <w:rFonts w:ascii="Consolas" w:cs="Consolas" w:eastAsia="Consolas" w:hAnsi="Consolas"/>
+                <w:sz w:val="20"/>
+                <w:szCs w:val="20"/>
+                <w:highlight w:val="lightGray"/>
+                <w:highlightCs w:val="lightGray"/>
+              </w:rPr>
+              <w:t xml:space="preserve">ODataError</w:t>
+            </w:r>
+            <w:r>
+              <w:t xml:space="preserve"> ("specified object was not found in the store") propagate out of a Blazor event handler, taking down the whole circuit. Most likely cause: the Breely webhook (§4.8) claiming/trimming the exact hold a staff browser tab had loaded moments earlier, leaving that tab's view stale. Fixed by tolerating a 404 on cancel/reopen as "already gone" (D37) — the same pattern </w:t>
+            </w:r>
+            <w:r>
+              <w:rPr>
+                <w:rFonts w:ascii="Consolas" w:cs="Consolas" w:eastAsia="Consolas" w:hAnsi="Consolas"/>
+                <w:sz w:val="20"/>
+                <w:szCs w:val="20"/>
+                <w:highlight w:val="lightGray"/>
+                <w:highlightCs w:val="lightGray"/>
+              </w:rPr>
+              <w:t xml:space="preserve">CancelSeriesAsync</w:t>
+            </w:r>
+            <w:r>
+              <w:t xml:space="preserve"> already used for a missing series master, extended to the plainer single/group cancel paths that didn't have it.</w:t>
             </w:r>
           </w:p>
         </w:tc>
@@ -9901,6 +10828,48 @@
           </w:tcPr>
           <w:p>
             <w:r>
+              <w:rPr>
+                <w:rFonts w:ascii="Consolas" w:cs="Consolas" w:eastAsia="Consolas" w:hAnsi="Consolas"/>
+                <w:sz w:val="20"/>
+                <w:szCs w:val="20"/>
+                <w:highlight w:val="lightGray"/>
+                <w:highlightCs w:val="lightGray"/>
+              </w:rPr>
+              <w:t xml:space="preserve">AppLog:LogDirectory</w:t>
+            </w:r>
+            <w:r>
+              <w:t xml:space="preserve"> unset falls back to a path inside the deployed app folder</w:t>
+            </w:r>
+          </w:p>
+        </w:tc>
+        <w:tc>
+          <w:tcPr>
+            <w:tcMar>
+              <w:top w:type="dxa" w:w="60"/>
+              <w:left w:type="dxa" w:w="80"/>
+              <w:bottom w:type="dxa" w:w="60"/>
+              <w:right w:type="dxa" w:w="80"/>
+            </w:tcMar>
+          </w:tcPr>
+          <w:p>
+            <w:r>
+              <w:t xml:space="preserve">Adequate for local dev; on Azure App Service that folder is replaced on every redeploy, silently losing log history with no error (§4.9). Deployments must set this explicitly to a persistent path — added to the deployment guide's config table and post-deploy checklist.</w:t>
+            </w:r>
+          </w:p>
+        </w:tc>
+      </w:tr>
+      <w:tr>
+        <w:tc>
+          <w:tcPr>
+            <w:tcMar>
+              <w:top w:type="dxa" w:w="60"/>
+              <w:left w:type="dxa" w:w="80"/>
+              <w:bottom w:type="dxa" w:w="60"/>
+              <w:right w:type="dxa" w:w="80"/>
+            </w:tcMar>
+          </w:tcPr>
+          <w:p>
+            <w:r>
               <w:t xml:space="preserve">Debug-tier "network traffic" logging is scoped to the Breely webhook flow, not literal Graph HTTP tracing</w:t>
             </w:r>
           </w:p>
@@ -9924,6 +10893,201 @@
             </w:r>
             <w:r>
               <w:t xml:space="preserve"> — hooking the Graph SDK's own HTTP pipeline was judged riskier to get right without local Graph testing, and would have buried webhook-specific detail under routine calendar-page reads. Revisit if Debug mode proves insufficient once exercised against real production traffic (§4.9).</w:t>
+            </w:r>
+          </w:p>
+        </w:tc>
+      </w:tr>
+      <w:tr>
+        <w:tc>
+          <w:tcPr>
+            <w:tcMar>
+              <w:top w:type="dxa" w:w="60"/>
+              <w:left w:type="dxa" w:w="80"/>
+              <w:bottom w:type="dxa" w:w="60"/>
+              <w:right w:type="dxa" w:w="80"/>
+            </w:tcMar>
+          </w:tcPr>
+          <w:p>
+            <w:r>
+              <w:t xml:space="preserve">Reopening a claimed booking left fragmented, disjoint chips</w:t>
+            </w:r>
+          </w:p>
+        </w:tc>
+        <w:tc>
+          <w:tcPr>
+            <w:tcMar>
+              <w:top w:type="dxa" w:w="60"/>
+              <w:left w:type="dxa" w:w="80"/>
+              <w:bottom w:type="dxa" w:w="60"/>
+              <w:right w:type="dxa" w:w="80"/>
+            </w:tcMar>
+          </w:tcPr>
+          <w:p>
+            <w:r>
+              <w:rPr>
+                <w:b/>
+                <w:bCs/>
+              </w:rPr>
+              <w:t xml:space="preserve">Found live, fixed (2026-08-03)</w:t>
+            </w:r>
+            <w:r>
+              <w:t xml:space="preserve"> — cancelling a Breely-claimed booking with "reopen as available" only reopened its own window, leaving it as a separate chip alongside any </w:t>
+            </w:r>
+            <w:r>
+              <w:rPr>
+                <w:rFonts w:ascii="Consolas" w:cs="Consolas" w:eastAsia="Consolas" w:hAnsi="Consolas"/>
+                <w:sz w:val="20"/>
+                <w:szCs w:val="20"/>
+                <w:highlight w:val="lightGray"/>
+                <w:highlightCs w:val="lightGray"/>
+              </w:rPr>
+              <w:t xml:space="preserve">TrimHoldAsync</w:t>
+            </w:r>
+            <w:r>
+              <w:t xml:space="preserve"> remainder(s) already sitting next to it. Fixed via </w:t>
+            </w:r>
+            <w:r>
+              <w:rPr>
+                <w:rFonts w:ascii="Consolas" w:cs="Consolas" w:eastAsia="Consolas" w:hAnsi="Consolas"/>
+                <w:sz w:val="20"/>
+                <w:szCs w:val="20"/>
+                <w:highlight w:val="lightGray"/>
+                <w:highlightCs w:val="lightGray"/>
+              </w:rPr>
+              <w:t xml:space="preserve">AbsorbAdjacentHoldsAsync</w:t>
+            </w:r>
+            <w:r>
+              <w:t xml:space="preserve"> (§4.8), which folds touching Group Event holds into one contiguous hold before writing.</w:t>
+            </w:r>
+          </w:p>
+        </w:tc>
+      </w:tr>
+      <w:tr>
+        <w:tc>
+          <w:tcPr>
+            <w:tcMar>
+              <w:top w:type="dxa" w:w="60"/>
+              <w:left w:type="dxa" w:w="80"/>
+              <w:bottom w:type="dxa" w:w="60"/>
+              <w:right w:type="dxa" w:w="80"/>
+            </w:tcMar>
+          </w:tcPr>
+          <w:p>
+            <w:r>
+              <w:t xml:space="preserve">Editing a multi-sheet group to add a new sheet silently did nothing</w:t>
+            </w:r>
+          </w:p>
+        </w:tc>
+        <w:tc>
+          <w:tcPr>
+            <w:tcMar>
+              <w:top w:type="dxa" w:w="60"/>
+              <w:left w:type="dxa" w:w="80"/>
+              <w:bottom w:type="dxa" w:w="60"/>
+              <w:right w:type="dxa" w:w="80"/>
+            </w:tcMar>
+          </w:tcPr>
+          <w:p>
+            <w:r>
+              <w:rPr>
+                <w:b/>
+                <w:bCs/>
+              </w:rPr>
+              <w:t xml:space="preserve">Found live, fixed (2026-08-03)</w:t>
+            </w:r>
+            <w:r>
+              <w:t xml:space="preserve"> — </w:t>
+            </w:r>
+            <w:r>
+              <w:rPr>
+                <w:rFonts w:ascii="Consolas" w:cs="Consolas" w:eastAsia="Consolas" w:hAnsi="Consolas"/>
+                <w:sz w:val="20"/>
+                <w:szCs w:val="20"/>
+                <w:highlight w:val="lightGray"/>
+                <w:highlightCs w:val="lightGray"/>
+              </w:rPr>
+              <w:t xml:space="preserve">UpdateGroupAsync</w:t>
+            </w:r>
+            <w:r>
+              <w:t xml:space="preserve"> only ever PATCHed existing members; a newly-selected sheet with no existing event was dropped with no error (§4.5). Fixed by having </w:t>
+            </w:r>
+            <w:r>
+              <w:rPr>
+                <w:rFonts w:ascii="Consolas" w:cs="Consolas" w:eastAsia="Consolas" w:hAnsi="Consolas"/>
+                <w:sz w:val="20"/>
+                <w:szCs w:val="20"/>
+                <w:highlight w:val="lightGray"/>
+                <w:highlightCs w:val="lightGray"/>
+              </w:rPr>
+              <w:t xml:space="preserve">UpdateGroupAsync</w:t>
+            </w:r>
+            <w:r>
+              <w:t xml:space="preserve"> also accept and create new sheets in the same all-or-nothing operation.</w:t>
+            </w:r>
+          </w:p>
+        </w:tc>
+      </w:tr>
+      <w:tr>
+        <w:tc>
+          <w:tcPr>
+            <w:tcMar>
+              <w:top w:type="dxa" w:w="60"/>
+              <w:left w:type="dxa" w:w="80"/>
+              <w:bottom w:type="dxa" w:w="60"/>
+              <w:right w:type="dxa" w:w="80"/>
+            </w:tcMar>
+          </w:tcPr>
+          <w:p>
+            <w:r>
+              <w:t xml:space="preserve">Cancel dialog asked a redundant "reopen as available?" question for an already-open slot</w:t>
+            </w:r>
+          </w:p>
+        </w:tc>
+        <w:tc>
+          <w:tcPr>
+            <w:tcMar>
+              <w:top w:type="dxa" w:w="60"/>
+              <w:left w:type="dxa" w:w="80"/>
+              <w:bottom w:type="dxa" w:w="60"/>
+              <w:right w:type="dxa" w:w="80"/>
+            </w:tcMar>
+          </w:tcPr>
+          <w:p>
+            <w:r>
+              <w:rPr>
+                <w:b/>
+                <w:bCs/>
+              </w:rPr>
+              <w:t xml:space="preserve">Found live, fixed (2026-08-03)</w:t>
+            </w:r>
+            <w:r>
+              <w:t xml:space="preserve"> — </w:t>
+            </w:r>
+            <w:r>
+              <w:rPr>
+                <w:rFonts w:ascii="Consolas" w:cs="Consolas" w:eastAsia="Consolas" w:hAnsi="Consolas"/>
+                <w:sz w:val="20"/>
+                <w:szCs w:val="20"/>
+                <w:highlight w:val="lightGray"/>
+                <w:highlightCs w:val="lightGray"/>
+              </w:rPr>
+              <w:t xml:space="preserve">CancelChoiceModal</w:t>
+            </w:r>
+            <w:r>
+              <w:t xml:space="preserve"> offered the reopen choice for any Group Event item regardless of state; now gated on </w:t>
+            </w:r>
+            <w:r>
+              <w:rPr>
+                <w:rFonts w:ascii="Consolas" w:cs="Consolas" w:eastAsia="Consolas" w:hAnsi="Consolas"/>
+                <w:sz w:val="20"/>
+                <w:szCs w:val="20"/>
+                <w:highlight w:val="lightGray"/>
+                <w:highlightCs w:val="lightGray"/>
+              </w:rPr>
+              <w:t xml:space="preserve">State == BookingState.Confirmed</w:t>
+            </w:r>
+            <w:r>
+              <w:t xml:space="preserve"> (§4.2), since reopening something already open is meaningless.</w:t>
             </w:r>
           </w:p>
         </w:tc>
@@ -12104,6 +13268,681 @@
             </w:r>
             <w:r>
               <w:t xml:space="preserve"> already had for a missing series master to the plainer cancel paths, which didn't have it.</w:t>
+            </w:r>
+          </w:p>
+        </w:tc>
+      </w:tr>
+      <w:tr>
+        <w:tc>
+          <w:tcPr>
+            <w:tcMar>
+              <w:top w:type="dxa" w:w="60"/>
+              <w:left w:type="dxa" w:w="80"/>
+              <w:bottom w:type="dxa" w:w="60"/>
+              <w:right w:type="dxa" w:w="80"/>
+            </w:tcMar>
+          </w:tcPr>
+          <w:p>
+            <w:r>
+              <w:t xml:space="preserve">D38</w:t>
+            </w:r>
+          </w:p>
+        </w:tc>
+        <w:tc>
+          <w:tcPr>
+            <w:tcMar>
+              <w:top w:type="dxa" w:w="60"/>
+              <w:left w:type="dxa" w:w="80"/>
+              <w:bottom w:type="dxa" w:w="60"/>
+              <w:right w:type="dxa" w:w="80"/>
+            </w:tcMar>
+          </w:tcPr>
+          <w:p>
+            <w:r>
+              <w:t xml:space="preserve">A minimum group event booking interval (Settings page, default 60 min) drops a </w:t>
+            </w:r>
+            <w:r>
+              <w:rPr>
+                <w:rFonts w:ascii="Consolas" w:cs="Consolas" w:eastAsia="Consolas" w:hAnsi="Consolas"/>
+                <w:sz w:val="20"/>
+                <w:szCs w:val="20"/>
+                <w:highlight w:val="lightGray"/>
+                <w:highlightCs w:val="lightGray"/>
+              </w:rPr>
+              <w:t xml:space="preserve">TrimHoldAsync</w:t>
+            </w:r>
+            <w:r>
+              <w:t xml:space="preserve"> remainder shorter than it instead of offering it as a bookable slot</w:t>
+            </w:r>
+          </w:p>
+        </w:tc>
+        <w:tc>
+          <w:tcPr>
+            <w:tcMar>
+              <w:top w:type="dxa" w:w="60"/>
+              <w:left w:type="dxa" w:w="80"/>
+              <w:bottom w:type="dxa" w:w="60"/>
+              <w:right w:type="dxa" w:w="80"/>
+            </w:tcMar>
+          </w:tcPr>
+          <w:p>
+            <w:r>
+              <w:t xml:space="preserve">Operator requirement: nobody can realistically use a 5-minute sliver of ice left over from claiming a Breely booking out of a larger hold. Read once at </w:t>
+            </w:r>
+            <w:r>
+              <w:rPr>
+                <w:rFonts w:ascii="Consolas" w:cs="Consolas" w:eastAsia="Consolas" w:hAnsi="Consolas"/>
+                <w:sz w:val="20"/>
+                <w:szCs w:val="20"/>
+                <w:highlight w:val="lightGray"/>
+                <w:highlightCs w:val="lightGray"/>
+              </w:rPr>
+              <w:t xml:space="preserve">SheetBookingService</w:t>
+            </w:r>
+            <w:r>
+              <w:t xml:space="preserve"> construction, re-persisted only on Save - deliberately not a dedicated service for one int (§4.9-style persistence, reusing </w:t>
+            </w:r>
+            <w:r>
+              <w:rPr>
+                <w:rFonts w:ascii="Consolas" w:cs="Consolas" w:eastAsia="Consolas" w:hAnsi="Consolas"/>
+                <w:sz w:val="20"/>
+                <w:szCs w:val="20"/>
+                <w:highlight w:val="lightGray"/>
+                <w:highlightCs w:val="lightGray"/>
+              </w:rPr>
+              <w:t xml:space="preserve">AppLogService.LogDirectory</w:t>
+            </w:r>
+            <w:r>
+              <w:t xml:space="preserve"> rather than introducing a second storage-location concept).</w:t>
+            </w:r>
+          </w:p>
+        </w:tc>
+      </w:tr>
+      <w:tr>
+        <w:tc>
+          <w:tcPr>
+            <w:tcMar>
+              <w:top w:type="dxa" w:w="60"/>
+              <w:left w:type="dxa" w:w="80"/>
+              <w:bottom w:type="dxa" w:w="60"/>
+              <w:right w:type="dxa" w:w="80"/>
+            </w:tcMar>
+          </w:tcPr>
+          <w:p>
+            <w:r>
+              <w:t xml:space="preserve">D39</w:t>
+            </w:r>
+          </w:p>
+        </w:tc>
+        <w:tc>
+          <w:tcPr>
+            <w:tcMar>
+              <w:top w:type="dxa" w:w="60"/>
+              <w:left w:type="dxa" w:w="80"/>
+              <w:bottom w:type="dxa" w:w="60"/>
+              <w:right w:type="dxa" w:w="80"/>
+            </w:tcMar>
+          </w:tcPr>
+          <w:p>
+            <w:r>
+              <w:t xml:space="preserve">Every hold </w:t>
+            </w:r>
+            <w:r>
+              <w:rPr>
+                <w:rFonts w:ascii="Consolas" w:cs="Consolas" w:eastAsia="Consolas" w:hAnsi="Consolas"/>
+                <w:sz w:val="20"/>
+                <w:szCs w:val="20"/>
+                <w:highlight w:val="lightGray"/>
+                <w:highlightCs w:val="lightGray"/>
+              </w:rPr>
+              <w:t xml:space="preserve">TrimHoldAsync</w:t>
+            </w:r>
+            <w:r>
+              <w:t xml:space="preserve"> creates or keeps is titled "Available for Group Events," distinct from the plain category-label title a staff-created hold gets</w:t>
+            </w:r>
+          </w:p>
+        </w:tc>
+        <w:tc>
+          <w:tcPr>
+            <w:tcMar>
+              <w:top w:type="dxa" w:w="60"/>
+              <w:left w:type="dxa" w:w="80"/>
+              <w:bottom w:type="dxa" w:w="60"/>
+              <w:right w:type="dxa" w:w="80"/>
+            </w:tcMar>
+          </w:tcPr>
+          <w:p>
+            <w:r>
+              <w:t xml:space="preserve">Operator requirement, so an app-generated "this is the leftover of a claimed slot" fragment reads differently from a hold staff deliberately created.</w:t>
+            </w:r>
+          </w:p>
+        </w:tc>
+      </w:tr>
+      <w:tr>
+        <w:tc>
+          <w:tcPr>
+            <w:tcMar>
+              <w:top w:type="dxa" w:w="60"/>
+              <w:left w:type="dxa" w:w="80"/>
+              <w:bottom w:type="dxa" w:w="60"/>
+              <w:right w:type="dxa" w:w="80"/>
+            </w:tcMar>
+          </w:tcPr>
+          <w:p>
+            <w:r>
+              <w:t xml:space="preserve">D40</w:t>
+            </w:r>
+          </w:p>
+        </w:tc>
+        <w:tc>
+          <w:tcPr>
+            <w:tcMar>
+              <w:top w:type="dxa" w:w="60"/>
+              <w:left w:type="dxa" w:w="80"/>
+              <w:bottom w:type="dxa" w:w="60"/>
+              <w:right w:type="dxa" w:w="80"/>
+            </w:tcMar>
+          </w:tcPr>
+          <w:p>
+            <w:r>
+              <w:t xml:space="preserve">The real webhook endpoint logs the entire raw request body at Debug tier (regex-redacted, length-capped), not just the fields the DTO maps</w:t>
+            </w:r>
+          </w:p>
+        </w:tc>
+        <w:tc>
+          <w:tcPr>
+            <w:tcMar>
+              <w:top w:type="dxa" w:w="60"/>
+              <w:left w:type="dxa" w:w="80"/>
+              <w:bottom w:type="dxa" w:w="60"/>
+              <w:right w:type="dxa" w:w="80"/>
+            </w:tcMar>
+          </w:tcPr>
+          <w:p>
+            <w:r>
+              <w:t xml:space="preserve">The fixed-subset </w:t>
+            </w:r>
+            <w:r>
+              <w:rPr>
+                <w:rFonts w:ascii="Consolas" w:cs="Consolas" w:eastAsia="Consolas" w:hAnsi="Consolas"/>
+                <w:sz w:val="20"/>
+                <w:szCs w:val="20"/>
+                <w:highlight w:val="lightGray"/>
+                <w:highlightCs w:val="lightGray"/>
+              </w:rPr>
+              <w:t xml:space="preserve">WebhookPayloadReceived</w:t>
+            </w:r>
+            <w:r>
+              <w:t xml:space="preserve"> log couldn't reveal a field the DTO doesn't parse - exactly the problem when investigating the multi-sheet booking gap (§4.8). Regex substitution on raw text (not full JSON parsing) specifically so fields the DTO doesn't know about are still visible. Length capped at 8000 chars since Breely's real payload can carry a signed-PDF blob or other large CRM fields.</w:t>
+            </w:r>
+          </w:p>
+        </w:tc>
+      </w:tr>
+      <w:tr>
+        <w:tc>
+          <w:tcPr>
+            <w:tcMar>
+              <w:top w:type="dxa" w:w="60"/>
+              <w:left w:type="dxa" w:w="80"/>
+              <w:bottom w:type="dxa" w:w="60"/>
+              <w:right w:type="dxa" w:w="80"/>
+            </w:tcMar>
+          </w:tcPr>
+          <w:p>
+            <w:r>
+              <w:t xml:space="preserve">D41</w:t>
+            </w:r>
+          </w:p>
+        </w:tc>
+        <w:tc>
+          <w:tcPr>
+            <w:tcMar>
+              <w:top w:type="dxa" w:w="60"/>
+              <w:left w:type="dxa" w:w="80"/>
+              <w:bottom w:type="dxa" w:w="60"/>
+              <w:right w:type="dxa" w:w="80"/>
+            </w:tcMar>
+          </w:tcPr>
+          <w:p>
+            <w:r>
+              <w:t xml:space="preserve">Application start/stop are logged at Debug tier via </w:t>
+            </w:r>
+            <w:r>
+              <w:rPr>
+                <w:rFonts w:ascii="Consolas" w:cs="Consolas" w:eastAsia="Consolas" w:hAnsi="Consolas"/>
+                <w:sz w:val="20"/>
+                <w:szCs w:val="20"/>
+                <w:highlight w:val="lightGray"/>
+                <w:highlightCs w:val="lightGray"/>
+              </w:rPr>
+              <w:t xml:space="preserve">IHostApplicationLifetime</w:t>
+            </w:r>
+          </w:p>
+        </w:tc>
+        <w:tc>
+          <w:tcPr>
+            <w:tcMar>
+              <w:top w:type="dxa" w:w="60"/>
+              <w:left w:type="dxa" w:w="80"/>
+              <w:bottom w:type="dxa" w:w="60"/>
+              <w:right w:type="dxa" w:w="80"/>
+            </w:tcMar>
+          </w:tcPr>
+          <w:p>
+            <w:r>
+              <w:t xml:space="preserve">Gives a Settings-page reader "the app restarted at X" without needing Azure portal access to the platform's own Activity Log, which tracks this independently anyway. </w:t>
+            </w:r>
+            <w:r>
+              <w:rPr>
+                <w:rFonts w:ascii="Consolas" w:cs="Consolas" w:eastAsia="Consolas" w:hAnsi="Consolas"/>
+                <w:sz w:val="20"/>
+                <w:szCs w:val="20"/>
+                <w:highlight w:val="lightGray"/>
+                <w:highlightCs w:val="lightGray"/>
+              </w:rPr>
+              <w:t xml:space="preserve">ApplicationStopping</w:t>
+            </w:r>
+            <w:r>
+              <w:t xml:space="preserve"> only fires on a graceful shutdown - a missing line doesn't rule out a hard crash.</w:t>
+            </w:r>
+          </w:p>
+        </w:tc>
+      </w:tr>
+      <w:tr>
+        <w:tc>
+          <w:tcPr>
+            <w:tcMar>
+              <w:top w:type="dxa" w:w="60"/>
+              <w:left w:type="dxa" w:w="80"/>
+              <w:bottom w:type="dxa" w:w="60"/>
+              <w:right w:type="dxa" w:w="80"/>
+            </w:tcMar>
+          </w:tcPr>
+          <w:p>
+            <w:r>
+              <w:t xml:space="preserve">D42</w:t>
+            </w:r>
+          </w:p>
+        </w:tc>
+        <w:tc>
+          <w:tcPr>
+            <w:tcMar>
+              <w:top w:type="dxa" w:w="60"/>
+              <w:left w:type="dxa" w:w="80"/>
+              <w:bottom w:type="dxa" w:w="60"/>
+              <w:right w:type="dxa" w:w="80"/>
+            </w:tcMar>
+          </w:tcPr>
+          <w:p>
+            <w:r>
+              <w:t xml:space="preserve">Cancelling a Breely-claimed booking with "reopen as available" now absorbs any immediately-touching Group Event hold on the same sheet into one contiguous hold (</w:t>
+            </w:r>
+            <w:r>
+              <w:rPr>
+                <w:rFonts w:ascii="Consolas" w:cs="Consolas" w:eastAsia="Consolas" w:hAnsi="Consolas"/>
+                <w:sz w:val="20"/>
+                <w:szCs w:val="20"/>
+                <w:highlight w:val="lightGray"/>
+                <w:highlightCs w:val="lightGray"/>
+              </w:rPr>
+              <w:t xml:space="preserve">AbsorbAdjacentHoldsAsync</w:t>
+            </w:r>
+            <w:r>
+              <w:t xml:space="preserve">), rather than leaving separate back-to-back chips</w:t>
+            </w:r>
+          </w:p>
+        </w:tc>
+        <w:tc>
+          <w:tcPr>
+            <w:tcMar>
+              <w:top w:type="dxa" w:w="60"/>
+              <w:left w:type="dxa" w:w="80"/>
+              <w:bottom w:type="dxa" w:w="60"/>
+              <w:right w:type="dxa" w:w="80"/>
+            </w:tcMar>
+          </w:tcPr>
+          <w:p>
+            <w:r>
+              <w:t xml:space="preserve">Live-found 2026-08-03 while manually cleaning up test bookings: a booking claimed out of the middle of a larger hold, once cancelled, left 2-3 disjoint chips for what's really one open block of ice. Not Breely-specific - applies to any staff reopen action, since the fragmentation risk exists whenever a hold sits adjacent to another hold. </w:t>
+            </w:r>
+            <w:r>
+              <w:rPr>
+                <w:rFonts w:ascii="Consolas" w:cs="Consolas" w:eastAsia="Consolas" w:hAnsi="Consolas"/>
+                <w:sz w:val="20"/>
+                <w:szCs w:val="20"/>
+                <w:highlight w:val="lightGray"/>
+                <w:highlightCs w:val="lightGray"/>
+              </w:rPr>
+              <w:t xml:space="preserve">CancelGroupAsync</w:t>
+            </w:r>
+            <w:r>
+              <w:t xml:space="preserve"> gained per-sheet locking as part of this fix, since merging now reads other holds before writing.</w:t>
+            </w:r>
+          </w:p>
+        </w:tc>
+      </w:tr>
+      <w:tr>
+        <w:tc>
+          <w:tcPr>
+            <w:tcMar>
+              <w:top w:type="dxa" w:w="60"/>
+              <w:left w:type="dxa" w:w="80"/>
+              <w:bottom w:type="dxa" w:w="60"/>
+              <w:right w:type="dxa" w:w="80"/>
+            </w:tcMar>
+          </w:tcPr>
+          <w:p>
+            <w:r>
+              <w:t xml:space="preserve">D43</w:t>
+            </w:r>
+          </w:p>
+        </w:tc>
+        <w:tc>
+          <w:tcPr>
+            <w:tcMar>
+              <w:top w:type="dxa" w:w="60"/>
+              <w:left w:type="dxa" w:w="80"/>
+              <w:bottom w:type="dxa" w:w="60"/>
+              <w:right w:type="dxa" w:w="80"/>
+            </w:tcMar>
+          </w:tcPr>
+          <w:p>
+            <w:r>
+              <w:rPr>
+                <w:rFonts w:ascii="Consolas" w:cs="Consolas" w:eastAsia="Consolas" w:hAnsi="Consolas"/>
+                <w:sz w:val="20"/>
+                <w:szCs w:val="20"/>
+                <w:highlight w:val="lightGray"/>
+                <w:highlightCs w:val="lightGray"/>
+              </w:rPr>
+              <w:t xml:space="preserve">UpdateGroupAsync</w:t>
+            </w:r>
+            <w:r>
+              <w:t xml:space="preserve"> accepts new sheets to add to an existing group in the same call, rather than only ever patching pre-existing members</w:t>
+            </w:r>
+          </w:p>
+        </w:tc>
+        <w:tc>
+          <w:tcPr>
+            <w:tcMar>
+              <w:top w:type="dxa" w:w="60"/>
+              <w:left w:type="dxa" w:w="80"/>
+              <w:bottom w:type="dxa" w:w="60"/>
+              <w:right w:type="dxa" w:w="80"/>
+            </w:tcMar>
+          </w:tcPr>
+          <w:p>
+            <w:r>
+              <w:t xml:space="preserve">Live-found 2026-08-03: adding a sheet to an existing multi-sheet hold via the edit form appeared to succeed but silently created nothing, since the edit flow only ever built a list of the group's </w:t>
+            </w:r>
+            <w:r>
+              <w:rPr>
+                <w:i/>
+                <w:iCs/>
+              </w:rPr>
+              <w:t xml:space="preserve">existing</w:t>
+            </w:r>
+            <w:r>
+              <w:t xml:space="preserve"> members (§4.5).</w:t>
+            </w:r>
+          </w:p>
+        </w:tc>
+      </w:tr>
+      <w:tr>
+        <w:tc>
+          <w:tcPr>
+            <w:tcMar>
+              <w:top w:type="dxa" w:w="60"/>
+              <w:left w:type="dxa" w:w="80"/>
+              <w:bottom w:type="dxa" w:w="60"/>
+              <w:right w:type="dxa" w:w="80"/>
+            </w:tcMar>
+          </w:tcPr>
+          <w:p>
+            <w:r>
+              <w:t xml:space="preserve">D44</w:t>
+            </w:r>
+          </w:p>
+        </w:tc>
+        <w:tc>
+          <w:tcPr>
+            <w:tcMar>
+              <w:top w:type="dxa" w:w="60"/>
+              <w:left w:type="dxa" w:w="80"/>
+              <w:bottom w:type="dxa" w:w="60"/>
+              <w:right w:type="dxa" w:w="80"/>
+            </w:tcMar>
+          </w:tcPr>
+          <w:p>
+            <w:r>
+              <w:rPr>
+                <w:rFonts w:ascii="Consolas" w:cs="Consolas" w:eastAsia="Consolas" w:hAnsi="Consolas"/>
+                <w:sz w:val="20"/>
+                <w:szCs w:val="20"/>
+                <w:highlight w:val="lightGray"/>
+                <w:highlightCs w:val="lightGray"/>
+              </w:rPr>
+              <w:t xml:space="preserve">CancelChoiceModal</w:t>
+            </w:r>
+            <w:r>
+              <w:t xml:space="preserve">'s "reopen as available" choice is gated on the item being Confirmed, not just Group Event category</w:t>
+            </w:r>
+          </w:p>
+        </w:tc>
+        <w:tc>
+          <w:tcPr>
+            <w:tcMar>
+              <w:top w:type="dxa" w:w="60"/>
+              <w:left w:type="dxa" w:w="80"/>
+              <w:bottom w:type="dxa" w:w="60"/>
+              <w:right w:type="dxa" w:w="80"/>
+            </w:tcMar>
+          </w:tcPr>
+          <w:p>
+            <w:r>
+              <w:t xml:space="preserve">Live-found 2026-08-03: cancelling an already-open Hold offered a redundant "reopen as available?" question, since there's nothing meaningful to convert (§4.2).</w:t>
+            </w:r>
+          </w:p>
+        </w:tc>
+      </w:tr>
+      <w:tr>
+        <w:tc>
+          <w:tcPr>
+            <w:tcMar>
+              <w:top w:type="dxa" w:w="60"/>
+              <w:left w:type="dxa" w:w="80"/>
+              <w:bottom w:type="dxa" w:w="60"/>
+              <w:right w:type="dxa" w:w="80"/>
+            </w:tcMar>
+          </w:tcPr>
+          <w:p>
+            <w:r>
+              <w:t xml:space="preserve">D45</w:t>
+            </w:r>
+          </w:p>
+        </w:tc>
+        <w:tc>
+          <w:tcPr>
+            <w:tcMar>
+              <w:top w:type="dxa" w:w="60"/>
+              <w:left w:type="dxa" w:w="80"/>
+              <w:bottom w:type="dxa" w:w="60"/>
+              <w:right w:type="dxa" w:w="80"/>
+            </w:tcMar>
+          </w:tcPr>
+          <w:p>
+            <w:r>
+              <w:t xml:space="preserve">Multi-sheet Breely reservations are resolved from </w:t>
+            </w:r>
+            <w:r>
+              <w:rPr>
+                <w:rFonts w:ascii="Consolas" w:cs="Consolas" w:eastAsia="Consolas" w:hAnsi="Consolas"/>
+                <w:sz w:val="20"/>
+                <w:szCs w:val="20"/>
+                <w:highlight w:val="lightGray"/>
+                <w:highlightCs w:val="lightGray"/>
+              </w:rPr>
+              <w:t xml:space="preserve">submission.events[]</w:t>
+            </w:r>
+            <w:r>
+              <w:t xml:space="preserve"> (union with the top-level </w:t>
+            </w:r>
+            <w:r>
+              <w:rPr>
+                <w:rFonts w:ascii="Consolas" w:cs="Consolas" w:eastAsia="Consolas" w:hAnsi="Consolas"/>
+                <w:sz w:val="20"/>
+                <w:szCs w:val="20"/>
+                <w:highlight w:val="lightGray"/>
+                <w:highlightCs w:val="lightGray"/>
+              </w:rPr>
+              <w:t xml:space="preserve">event</w:t>
+            </w:r>
+            <w:r>
+              <w:t xml:space="preserve">, which always wins for its own id), not from the top-level </w:t>
+            </w:r>
+            <w:r>
+              <w:rPr>
+                <w:rFonts w:ascii="Consolas" w:cs="Consolas" w:eastAsia="Consolas" w:hAnsi="Consolas"/>
+                <w:sz w:val="20"/>
+                <w:szCs w:val="20"/>
+                <w:highlight w:val="lightGray"/>
+                <w:highlightCs w:val="lightGray"/>
+              </w:rPr>
+              <w:t xml:space="preserve">event</w:t>
+            </w:r>
+            <w:r>
+              <w:t xml:space="preserve"> alone</w:t>
+            </w:r>
+          </w:p>
+        </w:tc>
+        <w:tc>
+          <w:tcPr>
+            <w:tcMar>
+              <w:top w:type="dxa" w:w="60"/>
+              <w:left w:type="dxa" w:w="80"/>
+              <w:bottom w:type="dxa" w:w="60"/>
+              <w:right w:type="dxa" w:w="80"/>
+            </w:tcMar>
+          </w:tcPr>
+          <w:p>
+            <w:r>
+              <w:t xml:space="preserve">Live-found 2026-08-03: a real 3-sheet booking only claimed 1 sheet, since Breely fires one webhook call per </w:t>
+            </w:r>
+            <w:r>
+              <w:rPr>
+                <w:i/>
+                <w:iCs/>
+              </w:rPr>
+              <w:t xml:space="preserve">reservation</w:t>
+            </w:r>
+            <w:r>
+              <w:t xml:space="preserve"> at creation (sibling sheets only discoverable via that nested array) but one call per </w:t>
+            </w:r>
+            <w:r>
+              <w:rPr>
+                <w:i/>
+                <w:iCs/>
+              </w:rPr>
+              <w:t xml:space="preserve">event</w:t>
+            </w:r>
+            <w:r>
+              <w:t xml:space="preserve"> at reschedule/cancellation - the original "always one call per sheet" assumption held for the latter but not the former (§4.8). Every resolved id is reconciled on every call (not just at creation) so a sibling that was never individually claimed still gets picked up.</w:t>
+            </w:r>
+          </w:p>
+        </w:tc>
+      </w:tr>
+      <w:tr>
+        <w:tc>
+          <w:tcPr>
+            <w:tcMar>
+              <w:top w:type="dxa" w:w="60"/>
+              <w:left w:type="dxa" w:w="80"/>
+              <w:bottom w:type="dxa" w:w="60"/>
+              <w:right w:type="dxa" w:w="80"/>
+            </w:tcMar>
+          </w:tcPr>
+          <w:p>
+            <w:r>
+              <w:t xml:space="preserve">D46</w:t>
+            </w:r>
+          </w:p>
+        </w:tc>
+        <w:tc>
+          <w:tcPr>
+            <w:tcMar>
+              <w:top w:type="dxa" w:w="60"/>
+              <w:left w:type="dxa" w:w="80"/>
+              <w:bottom w:type="dxa" w:w="60"/>
+              <w:right w:type="dxa" w:w="80"/>
+            </w:tcMar>
+          </w:tcPr>
+          <w:p>
+            <w:r>
+              <w:t xml:space="preserve">Sheets claimed from the same Breely submission share one </w:t>
+            </w:r>
+            <w:r>
+              <w:rPr>
+                <w:rFonts w:ascii="Consolas" w:cs="Consolas" w:eastAsia="Consolas" w:hAnsi="Consolas"/>
+                <w:sz w:val="20"/>
+                <w:szCs w:val="20"/>
+                <w:highlight w:val="lightGray"/>
+                <w:highlightCs w:val="lightGray"/>
+              </w:rPr>
+              <w:t xml:space="preserve">BookingGroupId</w:t>
+            </w:r>
+            <w:r>
+              <w:t xml:space="preserve">, reused (not re-minted) on reschedule</w:t>
+            </w:r>
+          </w:p>
+        </w:tc>
+        <w:tc>
+          <w:tcPr>
+            <w:tcMar>
+              <w:top w:type="dxa" w:w="60"/>
+              <w:left w:type="dxa" w:w="80"/>
+              <w:bottom w:type="dxa" w:w="60"/>
+              <w:right w:type="dxa" w:w="80"/>
+            </w:tcMar>
+          </w:tcPr>
+          <w:p>
+            <w:r>
+              <w:rPr>
+                <w:rFonts w:ascii="Consolas" w:cs="Consolas" w:eastAsia="Consolas" w:hAnsi="Consolas"/>
+                <w:sz w:val="20"/>
+                <w:szCs w:val="20"/>
+                <w:highlight w:val="lightGray"/>
+                <w:highlightCs w:val="lightGray"/>
+              </w:rPr>
+              <w:t xml:space="preserve">submission_unique_id</w:t>
+            </w:r>
+            <w:r>
+              <w:t xml:space="preserve"> was tested and found to differ per sibling event within the same reservation, ruling it out as a grouping key (§4.8/§8). Grouping instead comes from co-occurrence in </w:t>
+            </w:r>
+            <w:r>
+              <w:rPr>
+                <w:rFonts w:ascii="Consolas" w:cs="Consolas" w:eastAsia="Consolas" w:hAnsi="Consolas"/>
+                <w:sz w:val="20"/>
+                <w:szCs w:val="20"/>
+                <w:highlight w:val="lightGray"/>
+                <w:highlightCs w:val="lightGray"/>
+              </w:rPr>
+              <w:t xml:space="preserve">submission.events[]</w:t>
+            </w:r>
+            <w:r>
+              <w:t xml:space="preserve"> at creation, propagated forward by reusing an already-claimed sibling's group id on later calls (reschedule or a late-arriving straggler) rather than </w:t>
+            </w:r>
+            <w:r>
+              <w:rPr>
+                <w:rFonts w:ascii="Consolas" w:cs="Consolas" w:eastAsia="Consolas" w:hAnsi="Consolas"/>
+                <w:sz w:val="20"/>
+                <w:szCs w:val="20"/>
+                <w:highlight w:val="lightGray"/>
+                <w:highlightCs w:val="lightGray"/>
+              </w:rPr>
+              <w:t xml:space="preserve">ClaimHoldAsync</w:t>
+            </w:r>
+            <w:r>
+              <w:t xml:space="preserve"> minting a fresh random one each time, which is what fragmented multi-sheet reservations into ungrouped chips before this fix.</w:t>
             </w:r>
           </w:p>
         </w:tc>

--- a/docs/curling-facility-scheduling-architecture.docx
+++ b/docs/curling-facility-scheduling-architecture.docx
@@ -4177,7 +4177,7 @@
         <w:t xml:space="preserve">TimeZone</w:t>
       </w:r>
       <w:r>
-        <w:t xml:space="preserve"> are missing — deliberate, given this app has already shipped two real bugs from silent wrong timezone defaults; a misconfigured deployment should error immediately, not limp along wrong.</w:t>
+        <w:t xml:space="preserve"> are missing — deliberate, given this app has already shipped multiple real bugs from silent wrong timezone defaults; a misconfigured deployment should error immediately, not limp along wrong.</w:t>
       </w:r>
     </w:p>
     <w:p>
@@ -4191,38 +4191,82 @@
       <w:r>
         <w:rPr>
           <w:rFonts w:ascii="Consolas" w:cs="Consolas" w:eastAsia="Consolas" w:hAnsi="Consolas"/>
-          <w:sz w:val="20"/>
-          <w:szCs w:val="20"/>
-          <w:highlight w:val="lightGray"/>
-          <w:highlightCs w:val="lightGray"/>
-        </w:rPr>
-        <w:t xml:space="preserve">GraphOptions</w:t>
-      </w:r>
-      <w:r>
-        <w:t xml:space="preserve"> (the Entra app-registration credential: </w:t>
-      </w:r>
-      <w:r>
-        <w:rPr>
-          <w:rFonts w:ascii="Consolas" w:cs="Consolas" w:eastAsia="Consolas" w:hAnsi="Consolas"/>
-          <w:sz w:val="20"/>
-          <w:szCs w:val="20"/>
-          <w:highlight w:val="lightGray"/>
-          <w:highlightCs w:val="lightGray"/>
-        </w:rPr>
-        <w:t xml:space="preserve">TenantId</w:t>
-      </w:r>
-      <w:r>
+          <w:b/>
+          <w:bCs/>
+          <w:sz w:val="20"/>
+          <w:szCs w:val="20"/>
+          <w:highlight w:val="lightGray"/>
+          <w:highlightCs w:val="lightGray"/>
+        </w:rPr>
+        <w:t xml:space="preserve">FacilityConfiguration.Today</w:t>
+      </w:r>
+      <w:r>
+        <w:rPr>
+          <w:b/>
+          <w:bCs/>
+        </w:rPr>
         <w:t xml:space="preserve">/</w:t>
       </w:r>
       <w:r>
         <w:rPr>
           <w:rFonts w:ascii="Consolas" w:cs="Consolas" w:eastAsia="Consolas" w:hAnsi="Consolas"/>
-          <w:sz w:val="20"/>
-          <w:szCs w:val="20"/>
-          <w:highlight w:val="lightGray"/>
-          <w:highlightCs w:val="lightGray"/>
-        </w:rPr>
-        <w:t xml:space="preserve">ClientId</w:t>
+          <w:b/>
+          <w:bCs/>
+          <w:sz w:val="20"/>
+          <w:szCs w:val="20"/>
+          <w:highlight w:val="lightGray"/>
+          <w:highlightCs w:val="lightGray"/>
+        </w:rPr>
+        <w:t xml:space="preserve">.Now</w:t>
+      </w:r>
+      <w:r>
+        <w:t xml:space="preserve"> (added 2026-08-04) — facility-local wall-clock "today"/"now", derived via </w:t>
+      </w:r>
+      <w:r>
+        <w:rPr>
+          <w:rFonts w:ascii="Consolas" w:cs="Consolas" w:eastAsia="Consolas" w:hAnsi="Consolas"/>
+          <w:sz w:val="20"/>
+          <w:szCs w:val="20"/>
+          <w:highlight w:val="lightGray"/>
+          <w:highlightCs w:val="lightGray"/>
+        </w:rPr>
+        <w:t xml:space="preserve">TimeZoneInfo.ConvertTimeFromUtc(DateTime.UtcNow, ZoneInfo)</w:t>
+      </w:r>
+      <w:r>
+        <w:t xml:space="preserve">. </w:t>
+      </w:r>
+      <w:r>
+        <w:rPr>
+          <w:b/>
+          <w:bCs/>
+        </w:rPr>
+        <w:t xml:space="preserve">A third instance of the timezone-default bug class, found live:</w:t>
+      </w:r>
+      <w:r>
+        <w:t xml:space="preserve"> every "today" anchor across the app - the staff calendar's initial view and Today button, the public calendar's defaults and Today links, the public search's default range, the public availability window's own start, and every new-booking/series/club-event form's default date - had been computed from </w:t>
+      </w:r>
+      <w:r>
+        <w:rPr>
+          <w:rFonts w:ascii="Consolas" w:cs="Consolas" w:eastAsia="Consolas" w:hAnsi="Consolas"/>
+          <w:sz w:val="20"/>
+          <w:szCs w:val="20"/>
+          <w:highlight w:val="lightGray"/>
+          <w:highlightCs w:val="lightGray"/>
+        </w:rPr>
+        <w:t xml:space="preserve">DateTime.UtcNow.Date</w:t>
+      </w:r>
+      <w:r>
+        <w:t xml:space="preserve"> directly. From roughly 5pm PDT (4pm PST) onward, UTC has already rolled to tomorrow, so every one of those silently anchored a day ahead during the facility's own evening hours - exactly when curling ice is busiest, and specifically meaning the public availability feed and search were dropping the rest of tonight's open ice from anonymous visitors. All of these now route through </w:t>
+      </w:r>
+      <w:r>
+        <w:rPr>
+          <w:rFonts w:ascii="Consolas" w:cs="Consolas" w:eastAsia="Consolas" w:hAnsi="Consolas"/>
+          <w:sz w:val="20"/>
+          <w:szCs w:val="20"/>
+          <w:highlight w:val="lightGray"/>
+          <w:highlightCs w:val="lightGray"/>
+        </w:rPr>
+        <w:t xml:space="preserve">FacilityConfiguration.Today</w:t>
       </w:r>
       <w:r>
         <w:t xml:space="preserve">/</w:t>
@@ -4235,10 +4279,75 @@
           <w:highlight w:val="lightGray"/>
           <w:highlightCs w:val="lightGray"/>
         </w:rPr>
-        <w:t xml:space="preserve">ClientSecret</w:t>
-      </w:r>
-      <w:r>
-        <w:t xml:space="preserve">) remains a separate config concern, unchanged.</w:t>
+        <w:t xml:space="preserve">.Now</w:t>
+      </w:r>
+      <w:r>
+        <w:t xml:space="preserve"> instead. Domain draft classes (</w:t>
+      </w:r>
+      <w:r>
+        <w:rPr>
+          <w:rFonts w:ascii="Consolas" w:cs="Consolas" w:eastAsia="Consolas" w:hAnsi="Consolas"/>
+          <w:sz w:val="20"/>
+          <w:szCs w:val="20"/>
+          <w:highlight w:val="lightGray"/>
+          <w:highlightCs w:val="lightGray"/>
+        </w:rPr>
+        <w:t xml:space="preserve">BookingDraft</w:t>
+      </w:r>
+      <w:r>
+        <w:t xml:space="preserve">, </w:t>
+      </w:r>
+      <w:r>
+        <w:rPr>
+          <w:rFonts w:ascii="Consolas" w:cs="Consolas" w:eastAsia="Consolas" w:hAnsi="Consolas"/>
+          <w:sz w:val="20"/>
+          <w:szCs w:val="20"/>
+          <w:highlight w:val="lightGray"/>
+          <w:highlightCs w:val="lightGray"/>
+        </w:rPr>
+        <w:t xml:space="preserve">ClubEventDraft</w:t>
+      </w:r>
+      <w:r>
+        <w:t xml:space="preserve">, </w:t>
+      </w:r>
+      <w:r>
+        <w:rPr>
+          <w:rFonts w:ascii="Consolas" w:cs="Consolas" w:eastAsia="Consolas" w:hAnsi="Consolas"/>
+          <w:sz w:val="20"/>
+          <w:szCs w:val="20"/>
+          <w:highlight w:val="lightGray"/>
+          <w:highlightCs w:val="lightGray"/>
+        </w:rPr>
+        <w:t xml:space="preserve">SeriesDraft</w:t>
+      </w:r>
+      <w:r>
+        <w:t xml:space="preserve">) have no DI access to this service, so their </w:t>
+      </w:r>
+      <w:r>
+        <w:rPr>
+          <w:rFonts w:ascii="Consolas" w:cs="Consolas" w:eastAsia="Consolas" w:hAnsi="Consolas"/>
+          <w:sz w:val="20"/>
+          <w:szCs w:val="20"/>
+          <w:highlight w:val="lightGray"/>
+          <w:highlightCs w:val="lightGray"/>
+        </w:rPr>
+        <w:t xml:space="preserve">Reset()</w:t>
+      </w:r>
+      <w:r>
+        <w:t xml:space="preserve"> methods now take </w:t>
+      </w:r>
+      <w:r>
+        <w:rPr>
+          <w:rFonts w:ascii="Consolas" w:cs="Consolas" w:eastAsia="Consolas" w:hAnsi="Consolas"/>
+          <w:sz w:val="20"/>
+          <w:szCs w:val="20"/>
+          <w:highlight w:val="lightGray"/>
+          <w:highlightCs w:val="lightGray"/>
+        </w:rPr>
+        <w:t xml:space="preserve">today</w:t>
+      </w:r>
+      <w:r>
+        <w:t xml:space="preserve"> as an explicit parameter from the calling page rather than defaulting internally.</w:t>
       </w:r>
     </w:p>
     <w:p>
@@ -4250,108 +4359,27 @@
         </w:numPr>
       </w:pPr>
       <w:r>
-        <w:t xml:space="preserve">The provisioning script (</w:t>
-      </w:r>
-      <w:r>
-        <w:rPr>
-          <w:rFonts w:ascii="Consolas" w:cs="Consolas" w:eastAsia="Consolas" w:hAnsi="Consolas"/>
-          <w:sz w:val="20"/>
-          <w:szCs w:val="20"/>
-          <w:highlight w:val="lightGray"/>
-          <w:highlightCs w:val="lightGray"/>
-        </w:rPr>
-        <w:t xml:space="preserve">docs/provision-categories.ps1</w:t>
-      </w:r>
-      <w:r>
-        <w:t xml:space="preserve">) takes </w:t>
-      </w:r>
-      <w:r>
-        <w:rPr>
-          <w:rFonts w:ascii="Consolas" w:cs="Consolas" w:eastAsia="Consolas" w:hAnsi="Consolas"/>
-          <w:sz w:val="20"/>
-          <w:szCs w:val="20"/>
-          <w:highlight w:val="lightGray"/>
-          <w:highlightCs w:val="lightGray"/>
-        </w:rPr>
-        <w:t xml:space="preserve">-TenantDomain</w:t>
-      </w:r>
-      <w:r>
-        <w:t xml:space="preserve"> and </w:t>
-      </w:r>
-      <w:r>
-        <w:rPr>
-          <w:rFonts w:ascii="Consolas" w:cs="Consolas" w:eastAsia="Consolas" w:hAnsi="Consolas"/>
-          <w:sz w:val="20"/>
-          <w:szCs w:val="20"/>
-          <w:highlight w:val="lightGray"/>
-          <w:highlightCs w:val="lightGray"/>
-        </w:rPr>
-        <w:t xml:space="preserve">-SheetCount</w:t>
-      </w:r>
-      <w:r>
-        <w:t xml:space="preserve"> parameters rather than hardcoding either.</w:t>
-      </w:r>
-    </w:p>
-    <w:p/>
-    <w:p>
-      <w:pPr>
-        <w:spacing w:after="160"/>
-      </w:pPr>
-      <w:r>
-        <w:t xml:space="preserve">See </w:t>
-      </w:r>
-      <w:r>
-        <w:rPr>
-          <w:rFonts w:ascii="Consolas" w:cs="Consolas" w:eastAsia="Consolas" w:hAnsi="Consolas"/>
-          <w:sz w:val="20"/>
-          <w:szCs w:val="20"/>
-          <w:highlight w:val="lightGray"/>
-          <w:highlightCs w:val="lightGray"/>
-        </w:rPr>
-        <w:t xml:space="preserve">docs/deployment-guide.md</w:t>
-      </w:r>
-      <w:r>
-        <w:t xml:space="preserve"> for the full configuration reference and where each value belongs (user-secrets locally, Azure App Service Application Settings or equivalent in production).</w:t>
-      </w:r>
-    </w:p>
-    <w:p>
-      <w:pPr>
-        <w:pStyle w:val="Heading3"/>
-        <w:spacing w:after="120" w:before="240"/>
-      </w:pPr>
-      <w:r>
-        <w:t xml:space="preserve">4.7 Week and Day Views — Hourly Grids (Phase 10)</w:t>
-      </w:r>
-    </w:p>
-    <w:p>
-      <w:pPr>
-        <w:spacing w:after="160"/>
-      </w:pPr>
-      <w:r>
-        <w:t xml:space="preserve">Both Week and Day are hourly time-grids sharing one time axis (</w:t>
-      </w:r>
-      <w:r>
-        <w:rPr>
-          <w:rFonts w:ascii="Consolas" w:cs="Consolas" w:eastAsia="Consolas" w:hAnsi="Consolas"/>
-          <w:sz w:val="20"/>
-          <w:szCs w:val="20"/>
-          <w:highlight w:val="lightGray"/>
-          <w:highlightCs w:val="lightGray"/>
-        </w:rPr>
-        <w:t xml:space="preserve">CalendarStyles.HourRows</w:t>
-      </w:r>
-      <w:r>
-        <w:t xml:space="preserve">, midnight through midnight — full 24-hour coverage, matching the 24-hour booking window in §4.2), rendered against a common set of positioning helpers (</w:t>
-      </w:r>
-      <w:r>
-        <w:rPr>
-          <w:rFonts w:ascii="Consolas" w:cs="Consolas" w:eastAsia="Consolas" w:hAnsi="Consolas"/>
-          <w:sz w:val="20"/>
-          <w:szCs w:val="20"/>
-          <w:highlight w:val="lightGray"/>
-          <w:highlightCs w:val="lightGray"/>
-        </w:rPr>
-        <w:t xml:space="preserve">TopPx</w:t>
+        <w:rPr>
+          <w:rFonts w:ascii="Consolas" w:cs="Consolas" w:eastAsia="Consolas" w:hAnsi="Consolas"/>
+          <w:sz w:val="20"/>
+          <w:szCs w:val="20"/>
+          <w:highlight w:val="lightGray"/>
+          <w:highlightCs w:val="lightGray"/>
+        </w:rPr>
+        <w:t xml:space="preserve">GraphOptions</w:t>
+      </w:r>
+      <w:r>
+        <w:t xml:space="preserve"> (the Entra app-registration credential: </w:t>
+      </w:r>
+      <w:r>
+        <w:rPr>
+          <w:rFonts w:ascii="Consolas" w:cs="Consolas" w:eastAsia="Consolas" w:hAnsi="Consolas"/>
+          <w:sz w:val="20"/>
+          <w:szCs w:val="20"/>
+          <w:highlight w:val="lightGray"/>
+          <w:highlightCs w:val="lightGray"/>
+        </w:rPr>
+        <w:t xml:space="preserve">TenantId</w:t>
       </w:r>
       <w:r>
         <w:t xml:space="preserve">/</w:t>
@@ -4364,61 +4392,7 @@
           <w:highlight w:val="lightGray"/>
           <w:highlightCs w:val="lightGray"/>
         </w:rPr>
-        <w:t xml:space="preserve">HeightPx</w:t>
-      </w:r>
-      <w:r>
-        <w:t xml:space="preserve">) so the two views can never drift out of sync with each other. Day view has one column per sheet; Week view has one column per day.</w:t>
-      </w:r>
-    </w:p>
-    <w:p>
-      <w:pPr>
-        <w:spacing w:after="160"/>
-      </w:pPr>
-      <w:r>
-        <w:rPr>
-          <w:b/>
-          <w:bCs/>
-        </w:rPr>
-        <w:t xml:space="preserve">Consolidation across sheets (Week view).</w:t>
-      </w:r>
-      <w:r>
-        <w:t xml:space="preserve"> A single conceptual multi-sheet booking (one event per sheet, linked by </w:t>
-      </w:r>
-      <w:r>
-        <w:rPr>
-          <w:rFonts w:ascii="Consolas" w:cs="Consolas" w:eastAsia="Consolas" w:hAnsi="Consolas"/>
-          <w:sz w:val="20"/>
-          <w:szCs w:val="20"/>
-          <w:highlight w:val="lightGray"/>
-          <w:highlightCs w:val="lightGray"/>
-        </w:rPr>
-        <w:t xml:space="preserve">BookingGroupId</w:t>
-      </w:r>
-      <w:r>
-        <w:t xml:space="preserve">, §4.5) collapses into one displayed item rather than showing once per sheet, with a </w:t>
-      </w:r>
-      <w:r>
-        <w:rPr>
-          <w:rFonts w:ascii="Consolas" w:cs="Consolas" w:eastAsia="Consolas" w:hAnsi="Consolas"/>
-          <w:sz w:val="20"/>
-          <w:szCs w:val="20"/>
-          <w:highlight w:val="lightGray"/>
-          <w:highlightCs w:val="lightGray"/>
-        </w:rPr>
-        <w:t xml:space="preserve">· N sheets</w:t>
-      </w:r>
-      <w:r>
-        <w:t xml:space="preserve"> suffix when the group spans more than one. This reuses the same </w:t>
-      </w:r>
-      <w:r>
-        <w:rPr>
-          <w:rFonts w:ascii="Consolas" w:cs="Consolas" w:eastAsia="Consolas" w:hAnsi="Consolas"/>
-          <w:sz w:val="20"/>
-          <w:szCs w:val="20"/>
-          <w:highlight w:val="lightGray"/>
-          <w:highlightCs w:val="lightGray"/>
-        </w:rPr>
-        <w:t xml:space="preserve">BookingGroupId</w:t>
+        <w:t xml:space="preserve">ClientId</w:t>
       </w:r>
       <w:r>
         <w:t xml:space="preserve">/</w:t>
@@ -4431,611 +4405,10 @@
           <w:highlight w:val="lightGray"/>
           <w:highlightCs w:val="lightGray"/>
         </w:rPr>
-        <w:t xml:space="preserve">(SheetMailbox, EventId)</w:t>
-      </w:r>
-      <w:r>
-        <w:t xml:space="preserve"> dedup key already established for Month view (§4.5's </w:t>
-      </w:r>
-      <w:r>
-        <w:rPr>
-          <w:rFonts w:ascii="Consolas" w:cs="Consolas" w:eastAsia="Consolas" w:hAnsi="Consolas"/>
-          <w:sz w:val="20"/>
-          <w:szCs w:val="20"/>
-          <w:highlight w:val="lightGray"/>
-          <w:highlightCs w:val="lightGray"/>
-        </w:rPr>
-        <w:t xml:space="preserve">BookingGroupId</w:t>
-      </w:r>
-      <w:r>
-        <w:t xml:space="preserve"> propagation bug).</w:t>
-      </w:r>
-    </w:p>
-    <w:p>
-      <w:pPr>
-        <w:spacing w:after="160"/>
-      </w:pPr>
-      <w:r>
-        <w:rPr>
-          <w:b/>
-          <w:bCs/>
-        </w:rPr>
-        <w:t xml:space="preserve">Lane layout for concurrent items (Week view).</w:t>
-      </w:r>
-      <w:r>
-        <w:t xml:space="preserve"> Because Week's columns are per-day (not per-sheet), two different bookings on two different sheets at overlapping times land in the same column. A classic calendar-view lane algorithm — cluster overlapping items, then greedily assign each to the first lane whose prior occupant has already ended — lays them out side-by-side instead of overlapping, with each cluster's own lane count (not the whole day's busiest moment) determining item width. Implemented once as a generic </w:t>
-      </w:r>
-      <w:r>
-        <w:rPr>
-          <w:rFonts w:ascii="Consolas" w:cs="Consolas" w:eastAsia="Consolas" w:hAnsi="Consolas"/>
-          <w:sz w:val="20"/>
-          <w:szCs w:val="20"/>
-          <w:highlight w:val="lightGray"/>
-          <w:highlightCs w:val="lightGray"/>
-        </w:rPr>
-        <w:t xml:space="preserve">CalendarStyles.LayoutLanes&lt;T&gt;</w:t>
-      </w:r>
-      <w:r>
-        <w:t xml:space="preserve"> and reused verbatim by the public calendar's Week view (§5.4.2), rather than each maintaining its own copy of the same algorithm.</w:t>
-      </w:r>
-    </w:p>
-    <w:p>
-      <w:pPr>
-        <w:spacing w:after="160"/>
-      </w:pPr>
-      <w:r>
-        <w:rPr>
-          <w:b/>
-          <w:bCs/>
-        </w:rPr>
-        <w:t xml:space="preserve">A live-found rendering bug (2026-07-23):</w:t>
-      </w:r>
-      <w:r>
-        <w:t xml:space="preserve"> the hour-label gutter's cells didn't set </w:t>
-      </w:r>
-      <w:r>
-        <w:rPr>
-          <w:rFonts w:ascii="Consolas" w:cs="Consolas" w:eastAsia="Consolas" w:hAnsi="Consolas"/>
-          <w:sz w:val="20"/>
-          <w:szCs w:val="20"/>
-          <w:highlight w:val="lightGray"/>
-          <w:highlightCs w:val="lightGray"/>
-        </w:rPr>
-        <w:t xml:space="preserve">box-sizing: border-box</w:t>
-      </w:r>
-      <w:r>
-        <w:t xml:space="preserve">, so a 2px top padding was added on top of the declared row height rather than included within it — a 2px-per-hour drift between the labels and the actual grid rows that compounded to a full row's offset by mid-afternoon. Fixed by adding </w:t>
-      </w:r>
-      <w:r>
-        <w:rPr>
-          <w:rFonts w:ascii="Consolas" w:cs="Consolas" w:eastAsia="Consolas" w:hAnsi="Consolas"/>
-          <w:sz w:val="20"/>
-          <w:szCs w:val="20"/>
-          <w:highlight w:val="lightGray"/>
-          <w:highlightCs w:val="lightGray"/>
-        </w:rPr>
-        <w:t xml:space="preserve">box-sizing: border-box</w:t>
-      </w:r>
-      <w:r>
-        <w:t xml:space="preserve"> to every gutter cell (and the Week view's day-header row, which had the same class of issue from its own padding/border). A reminder that every fixed-height cell sharing a coordinate system with pixel-computed absolute positioning must be box-sizing-consistent, not just individually correctly sized.</w:t>
-      </w:r>
-    </w:p>
-    <w:p>
-      <w:pPr>
-        <w:spacing w:after="160"/>
-      </w:pPr>
-      <w:r>
-        <w:rPr>
-          <w:b/>
-          <w:bCs/>
-        </w:rPr>
-        <w:t xml:space="preserve">Every calendar cell title (Month/Week/Day, and the public calendar, §5.4) is prefixed with its start time</w:t>
-      </w:r>
-      <w:r>
-        <w:t xml:space="preserve"> (e.g. </w:t>
-      </w:r>
-      <w:r>
-        <w:rPr>
-          <w:rFonts w:ascii="Consolas" w:cs="Consolas" w:eastAsia="Consolas" w:hAnsi="Consolas"/>
-          <w:sz w:val="20"/>
-          <w:szCs w:val="20"/>
-          <w:highlight w:val="lightGray"/>
-          <w:highlightCs w:val="lightGray"/>
-        </w:rPr>
-        <w:t xml:space="preserve">7PM - League Practice</w:t>
-      </w:r>
-      <w:r>
-        <w:t xml:space="preserve">, or </w:t>
-      </w:r>
-      <w:r>
-        <w:rPr>
-          <w:rFonts w:ascii="Consolas" w:cs="Consolas" w:eastAsia="Consolas" w:hAnsi="Consolas"/>
-          <w:sz w:val="20"/>
-          <w:szCs w:val="20"/>
-          <w:highlight w:val="lightGray"/>
-          <w:highlightCs w:val="lightGray"/>
-        </w:rPr>
-        <w:t xml:space="preserve">7:30PM - …</w:t>
-      </w:r>
-      <w:r>
-        <w:t xml:space="preserve"> when not exactly on the hour) — added so the time is visible without needing to click a chip, even in Month view where nothing else conveys time-of-day. All-day Club Events are the one exception (no specific hour to show).</w:t>
-      </w:r>
-    </w:p>
-    <w:p>
-      <w:pPr>
-        <w:pStyle w:val="Heading3"/>
-        <w:spacing w:after="120" w:before="240"/>
-      </w:pPr>
-      <w:r>
-        <w:t xml:space="preserve">4.8 External Booking-Platform Integration (Breely webhook, Phase 10)</w:t>
-      </w:r>
-    </w:p>
-    <w:p>
-      <w:pPr>
-        <w:spacing w:after="160"/>
-      </w:pPr>
-      <w:r>
-        <w:t xml:space="preserve">Bookings taken through Breely (a separate, third-party booking site with its own calendaring, used for public-facing group-event sales) are not entered by staff into this app directly. Breely is the source of truth for what a customer was actually promised (§2.3) — this app's copy is a best-effort, one-way reflection, kept current so staff have a working calendar without needing to also watch Breely, but not relied upon for the authoritative answer to "is this customer actually booked." A real bidirectional sync was the originally preferred design (§2.2) but wasn't ready in time; this webhook is the stopgap that ships instead, and becomes redundant if/when that sync exists.</w:t>
-      </w:r>
-    </w:p>
-    <w:p>
-      <w:pPr>
-        <w:spacing w:after="160"/>
-      </w:pPr>
-      <w:r>
-        <w:rPr>
-          <w:b/>
-          <w:bCs/>
-        </w:rPr>
-        <w:t xml:space="preserve">Trigger and identity.</w:t>
-      </w:r>
-      <w:r>
-        <w:t xml:space="preserve"> Breely fires </w:t>
-      </w:r>
-      <w:r>
-        <w:rPr>
-          <w:b/>
-          <w:bCs/>
-        </w:rPr>
-        <w:t xml:space="preserve">one webhook call for an entire multi-sheet reservation at creation</w:t>
-      </w:r>
-      <w:r>
-        <w:t xml:space="preserve">, not one per sheet as originally assumed — that original assumption was inferred from single-sheet and reschedule samples and turned out to be wrong the first time a real multi-sheet booking was tested live (2026-08-03: a 3-sheet reservation only claimed 1 sheet). At </w:t>
-      </w:r>
-      <w:r>
-        <w:rPr>
-          <w:b/>
-          <w:bCs/>
-        </w:rPr>
-        <w:t xml:space="preserve">reschedule or cancellation</w:t>
-      </w:r>
-      <w:r>
-        <w:t xml:space="preserve">, Breely does fire one call per event, since its own UI requires rescheduling a multi-sheet reservation's sheets one at a time. See "Multi-sheet reservations" below for how this app discovers and groups the sibling sheets despite that asymmetry. Each event carries a stable </w:t>
-      </w:r>
-      <w:r>
-        <w:rPr>
-          <w:rFonts w:ascii="Consolas" w:cs="Consolas" w:eastAsia="Consolas" w:hAnsi="Consolas"/>
-          <w:sz w:val="20"/>
-          <w:szCs w:val="20"/>
-          <w:highlight w:val="lightGray"/>
-          <w:highlightCs w:val="lightGray"/>
-        </w:rPr>
-        <w:t xml:space="preserve">event.id</w:t>
-      </w:r>
-      <w:r>
-        <w:t xml:space="preserve"> that persists across a reschedule (confirmed empirically). Since there is no companion database (D7), "have I seen this external booking before" is answered by storing </w:t>
-      </w:r>
-      <w:r>
-        <w:rPr>
-          <w:rFonts w:ascii="Consolas" w:cs="Consolas" w:eastAsia="Consolas" w:hAnsi="Consolas"/>
-          <w:sz w:val="20"/>
-          <w:szCs w:val="20"/>
-          <w:highlight w:val="lightGray"/>
-          <w:highlightCs w:val="lightGray"/>
-        </w:rPr>
-        <w:t xml:space="preserve">breely:{event.id}</w:t>
-      </w:r>
-      <w:r>
-        <w:t xml:space="preserve"> in a new extended property, </w:t>
-      </w:r>
-      <w:r>
-        <w:rPr>
-          <w:rFonts w:ascii="Consolas" w:cs="Consolas" w:eastAsia="Consolas" w:hAnsi="Consolas"/>
-          <w:sz w:val="20"/>
-          <w:szCs w:val="20"/>
-          <w:highlight w:val="lightGray"/>
-          <w:highlightCs w:val="lightGray"/>
-        </w:rPr>
-        <w:t xml:space="preserve">ExternalBookingId</w:t>
-      </w:r>
-      <w:r>
-        <w:t xml:space="preserve"> (same named-extended-property pattern as </w:t>
-      </w:r>
-      <w:r>
-        <w:rPr>
-          <w:rFonts w:ascii="Consolas" w:cs="Consolas" w:eastAsia="Consolas" w:hAnsi="Consolas"/>
-          <w:sz w:val="20"/>
-          <w:szCs w:val="20"/>
-          <w:highlight w:val="lightGray"/>
-          <w:highlightCs w:val="lightGray"/>
-        </w:rPr>
-        <w:t xml:space="preserve">BookedBy</w:t>
-      </w:r>
-      <w:r>
-        <w:t xml:space="preserve">, §4.1), and querying for it live via a Graph </w:t>
-      </w:r>
-      <w:r>
-        <w:rPr>
-          <w:rFonts w:ascii="Consolas" w:cs="Consolas" w:eastAsia="Consolas" w:hAnsi="Consolas"/>
-          <w:sz w:val="20"/>
-          <w:szCs w:val="20"/>
-          <w:highlight w:val="lightGray"/>
-          <w:highlightCs w:val="lightGray"/>
-        </w:rPr>
-        <w:t xml:space="preserve">$filter</w:t>
-      </w:r>
-      <w:r>
-        <w:t xml:space="preserve"> across every configured sheet (</w:t>
-      </w:r>
-      <w:r>
-        <w:rPr>
-          <w:rFonts w:ascii="Consolas" w:cs="Consolas" w:eastAsia="Consolas" w:hAnsi="Consolas"/>
-          <w:sz w:val="20"/>
-          <w:szCs w:val="20"/>
-          <w:highlight w:val="lightGray"/>
-          <w:highlightCs w:val="lightGray"/>
-        </w:rPr>
-        <w:t xml:space="preserve">SheetBookingService.FindByExternalIdAsync</w:t>
-      </w:r>
-      <w:r>
-        <w:t xml:space="preserve">) rather than any local index. The value is validated against a strict allow-list (</w:t>
-      </w:r>
-      <w:r>
-        <w:rPr>
-          <w:rFonts w:ascii="Consolas" w:cs="Consolas" w:eastAsia="Consolas" w:hAnsi="Consolas"/>
-          <w:sz w:val="20"/>
-          <w:szCs w:val="20"/>
-          <w:highlight w:val="lightGray"/>
-          <w:highlightCs w:val="lightGray"/>
-        </w:rPr>
-        <w:t xml:space="preserve">^[A-Za-z0-9:_-]+$</w:t>
-      </w:r>
-      <w:r>
-        <w:t xml:space="preserve">) before ever being embedded in a Graph filter string — the id is webhook-controlled input, and Graph's </w:t>
-      </w:r>
-      <w:r>
-        <w:rPr>
-          <w:rFonts w:ascii="Consolas" w:cs="Consolas" w:eastAsia="Consolas" w:hAnsi="Consolas"/>
-          <w:sz w:val="20"/>
-          <w:szCs w:val="20"/>
-          <w:highlight w:val="lightGray"/>
-          <w:highlightCs w:val="lightGray"/>
-        </w:rPr>
-        <w:t xml:space="preserve">$filter</w:t>
-      </w:r>
-      <w:r>
-        <w:t xml:space="preserve"> syntax has no parameterization to fall back on.</w:t>
-      </w:r>
-    </w:p>
-    <w:p>
-      <w:pPr>
-        <w:spacing w:after="160"/>
-      </w:pPr>
-      <w:r>
-        <w:rPr>
-          <w:b/>
-          <w:bCs/>
-        </w:rPr>
-        <w:t xml:space="preserve">Multi-sheet reservations (found live, fixed 2026-08-03).</w:t>
-      </w:r>
-      <w:r>
-        <w:t xml:space="preserve"> A multi-sheet booking's sibling sheet-events are only discoverable via a nested </w:t>
-      </w:r>
-      <w:r>
-        <w:rPr>
-          <w:rFonts w:ascii="Consolas" w:cs="Consolas" w:eastAsia="Consolas" w:hAnsi="Consolas"/>
-          <w:sz w:val="20"/>
-          <w:szCs w:val="20"/>
-          <w:highlight w:val="lightGray"/>
-          <w:highlightCs w:val="lightGray"/>
-        </w:rPr>
-        <w:t xml:space="preserve">submission.events[]</w:t>
-      </w:r>
-      <w:r>
-        <w:t xml:space="preserve"> array in the webhook payload — the top-level </w:t>
-      </w:r>
-      <w:r>
-        <w:rPr>
-          <w:rFonts w:ascii="Consolas" w:cs="Consolas" w:eastAsia="Consolas" w:hAnsi="Consolas"/>
-          <w:sz w:val="20"/>
-          <w:szCs w:val="20"/>
-          <w:highlight w:val="lightGray"/>
-          <w:highlightCs w:val="lightGray"/>
-        </w:rPr>
-        <w:t xml:space="preserve">event</w:t>
-      </w:r>
-      <w:r>
-        <w:t xml:space="preserve"> object alone only ever names one of them. </w:t>
-      </w:r>
-      <w:r>
-        <w:rPr>
-          <w:rFonts w:ascii="Consolas" w:cs="Consolas" w:eastAsia="Consolas" w:hAnsi="Consolas"/>
-          <w:sz w:val="20"/>
-          <w:szCs w:val="20"/>
-          <w:highlight w:val="lightGray"/>
-          <w:highlightCs w:val="lightGray"/>
-        </w:rPr>
-        <w:t xml:space="preserve">BreelyBookingProcessor.ProcessAsync(BreelyWebhookPayload, ...)</w:t>
-      </w:r>
-      <w:r>
-        <w:t xml:space="preserve"> resolves the full set of events to process as the union of </w:t>
-      </w:r>
-      <w:r>
-        <w:rPr>
-          <w:rFonts w:ascii="Consolas" w:cs="Consolas" w:eastAsia="Consolas" w:hAnsi="Consolas"/>
-          <w:sz w:val="20"/>
-          <w:szCs w:val="20"/>
-          <w:highlight w:val="lightGray"/>
-          <w:highlightCs w:val="lightGray"/>
-        </w:rPr>
-        <w:t xml:space="preserve">submission.events[]</w:t>
-      </w:r>
-      <w:r>
-        <w:t xml:space="preserve"> and the top-level </w:t>
-      </w:r>
-      <w:r>
-        <w:rPr>
-          <w:rFonts w:ascii="Consolas" w:cs="Consolas" w:eastAsia="Consolas" w:hAnsi="Consolas"/>
-          <w:sz w:val="20"/>
-          <w:szCs w:val="20"/>
-          <w:highlight w:val="lightGray"/>
-          <w:highlightCs w:val="lightGray"/>
-        </w:rPr>
-        <w:t xml:space="preserve">event</w:t>
-      </w:r>
-      <w:r>
-        <w:t xml:space="preserve"> (deduplicated by id, with the top-level </w:t>
-      </w:r>
-      <w:r>
-        <w:rPr>
-          <w:rFonts w:ascii="Consolas" w:cs="Consolas" w:eastAsia="Consolas" w:hAnsi="Consolas"/>
-          <w:sz w:val="20"/>
-          <w:szCs w:val="20"/>
-          <w:highlight w:val="lightGray"/>
-          <w:highlightCs w:val="lightGray"/>
-        </w:rPr>
-        <w:t xml:space="preserve">event</w:t>
-      </w:r>
-      <w:r>
-        <w:t xml:space="preserve">'s own data always winning for its own id, since that's the one this specific call is actually about — an important distinction because </w:t>
-      </w:r>
-      <w:r>
-        <w:rPr>
-          <w:rFonts w:ascii="Consolas" w:cs="Consolas" w:eastAsia="Consolas" w:hAnsi="Consolas"/>
-          <w:sz w:val="20"/>
-          <w:szCs w:val="20"/>
-          <w:highlight w:val="lightGray"/>
-          <w:highlightCs w:val="lightGray"/>
-        </w:rPr>
-        <w:t xml:space="preserve">submission.events[]</w:t>
-      </w:r>
-      <w:r>
-        <w:t xml:space="preserve"> is a </w:t>
-      </w:r>
-      <w:r>
-        <w:rPr>
-          <w:b/>
-          <w:bCs/>
-        </w:rPr>
-        <w:t xml:space="preserve">static snapshot from the original creation call</w:t>
-      </w:r>
-      <w:r>
-        <w:t xml:space="preserve">: a later reschedule/cancellation call for one sibling still shows the </w:t>
-      </w:r>
-      <w:r>
-        <w:rPr>
-          <w:i/>
-          <w:iCs/>
-        </w:rPr>
-        <w:t xml:space="preserve">original</w:t>
-      </w:r>
-      <w:r>
-        <w:t xml:space="preserve"> pre-reschedule data for the others in that array, not their current state). Every resolved id is checked against </w:t>
-      </w:r>
-      <w:r>
-        <w:rPr>
-          <w:rFonts w:ascii="Consolas" w:cs="Consolas" w:eastAsia="Consolas" w:hAnsi="Consolas"/>
-          <w:sz w:val="20"/>
-          <w:szCs w:val="20"/>
-          <w:highlight w:val="lightGray"/>
-          <w:highlightCs w:val="lightGray"/>
-        </w:rPr>
-        <w:t xml:space="preserve">FindByExternalIdAsync</w:t>
-      </w:r>
-      <w:r>
-        <w:t xml:space="preserve"> regardless of whether it's the "primary" one for this call, so a sibling that was never individually claimed (a straggler from before this fix) still gets reconciled; one already correctly claimed just idempotently no-ops via the existing duplicate-notification check. This same resolve-then-process-each-independently structure is why the fix applies uniformly to creation, reschedule, and cancellation without special-casing any of them - each event's own </w:t>
-      </w:r>
-      <w:r>
-        <w:rPr>
-          <w:rFonts w:ascii="Consolas" w:cs="Consolas" w:eastAsia="Consolas" w:hAnsi="Consolas"/>
-          <w:sz w:val="20"/>
-          <w:szCs w:val="20"/>
-          <w:highlight w:val="lightGray"/>
-          <w:highlightCs w:val="lightGray"/>
-        </w:rPr>
-        <w:t xml:space="preserve">Canceled</w:t>
-      </w:r>
-      <w:r>
-        <w:t xml:space="preserve">/</w:t>
-      </w:r>
-      <w:r>
-        <w:rPr>
-          <w:rFonts w:ascii="Consolas" w:cs="Consolas" w:eastAsia="Consolas" w:hAnsi="Consolas"/>
-          <w:sz w:val="20"/>
-          <w:szCs w:val="20"/>
-          <w:highlight w:val="lightGray"/>
-          <w:highlightCs w:val="lightGray"/>
-        </w:rPr>
-        <w:t xml:space="preserve">start_date</w:t>
-      </w:r>
-      <w:r>
-        <w:t xml:space="preserve">/</w:t>
-      </w:r>
-      <w:r>
-        <w:rPr>
-          <w:rFonts w:ascii="Consolas" w:cs="Consolas" w:eastAsia="Consolas" w:hAnsi="Consolas"/>
-          <w:sz w:val="20"/>
-          <w:szCs w:val="20"/>
-          <w:highlight w:val="lightGray"/>
-          <w:highlightCs w:val="lightGray"/>
-        </w:rPr>
-        <w:t xml:space="preserve">start_time</w:t>
-      </w:r>
-      <w:r>
-        <w:t xml:space="preserve"> fields (from the top-level </w:t>
-      </w:r>
-      <w:r>
-        <w:rPr>
-          <w:rFonts w:ascii="Consolas" w:cs="Consolas" w:eastAsia="Consolas" w:hAnsi="Consolas"/>
-          <w:sz w:val="20"/>
-          <w:szCs w:val="20"/>
-          <w:highlight w:val="lightGray"/>
-          <w:highlightCs w:val="lightGray"/>
-        </w:rPr>
-        <w:t xml:space="preserve">event</w:t>
-      </w:r>
-      <w:r>
-        <w:t xml:space="preserve"> if it's the one being updated, or from its own array entry otherwise) drive what happens to it, one at a time, each in its own try/catch so one failing sibling doesn't block the rest.</w:t>
-      </w:r>
-    </w:p>
-    <w:p>
-      <w:pPr>
-        <w:spacing w:after="160"/>
-      </w:pPr>
-      <w:r>
-        <w:rPr>
-          <w:b/>
-          <w:bCs/>
-        </w:rPr>
-        <w:t xml:space="preserve">Grouping (found live, fixed 2026-08-03).</w:t>
-      </w:r>
-      <w:r>
-        <w:t xml:space="preserve"> All sheets claimed from one multi-sheet submission now share one </w:t>
-      </w:r>
-      <w:r>
-        <w:rPr>
-          <w:rFonts w:ascii="Consolas" w:cs="Consolas" w:eastAsia="Consolas" w:hAnsi="Consolas"/>
-          <w:sz w:val="20"/>
-          <w:szCs w:val="20"/>
-          <w:highlight w:val="lightGray"/>
-          <w:highlightCs w:val="lightGray"/>
-        </w:rPr>
-        <w:t xml:space="preserve">BookingGroupId</w:t>
-      </w:r>
-      <w:r>
-        <w:t xml:space="preserve">, so they display/edit/cancel together in the staff Calendar UI the same way a staff-created multi-sheet booking does. The group id can't come from Breely's own </w:t>
-      </w:r>
-      <w:r>
-        <w:rPr>
-          <w:rFonts w:ascii="Consolas" w:cs="Consolas" w:eastAsia="Consolas" w:hAnsi="Consolas"/>
-          <w:sz w:val="20"/>
-          <w:szCs w:val="20"/>
-          <w:highlight w:val="lightGray"/>
-          <w:highlightCs w:val="lightGray"/>
-        </w:rPr>
-        <w:t xml:space="preserve">submission_unique_id</w:t>
-      </w:r>
-      <w:r>
-        <w:t xml:space="preserve"> — live-tested and found to be a </w:t>
-      </w:r>
-      <w:r>
-        <w:rPr>
-          <w:i/>
-          <w:iCs/>
-        </w:rPr>
-        <w:t xml:space="preserve">different</w:t>
-      </w:r>
-      <w:r>
-        <w:t xml:space="preserve"> value for every sibling event in the same reservation (513847/513848/513849 for three sheets from one 3-sheet booking), so it's evidently scoped to the event/submission-action, not the reservation. Instead, </w:t>
-      </w:r>
-      <w:r>
-        <w:rPr>
-          <w:rFonts w:ascii="Consolas" w:cs="Consolas" w:eastAsia="Consolas" w:hAnsi="Consolas"/>
-          <w:sz w:val="20"/>
-          <w:szCs w:val="20"/>
-          <w:highlight w:val="lightGray"/>
-          <w:highlightCs w:val="lightGray"/>
-        </w:rPr>
-        <w:t xml:space="preserve">ProcessAsync</w:t>
-      </w:r>
-      <w:r>
-        <w:t xml:space="preserve"> resolves one shared id per webhook call: reuse an existing sibling's </w:t>
-      </w:r>
-      <w:r>
-        <w:rPr>
-          <w:rFonts w:ascii="Consolas" w:cs="Consolas" w:eastAsia="Consolas" w:hAnsi="Consolas"/>
-          <w:sz w:val="20"/>
-          <w:szCs w:val="20"/>
-          <w:highlight w:val="lightGray"/>
-          <w:highlightCs w:val="lightGray"/>
-        </w:rPr>
-        <w:t xml:space="preserve">BookingGroupId</w:t>
-      </w:r>
-      <w:r>
-        <w:t xml:space="preserve"> if any of the resolved events was already claimed before (so a reschedule keeps its booking in the same group instead of forking into a new one, and a late-arriving straggler joins its siblings' existing group), otherwise mint a fresh </w:t>
-      </w:r>
-      <w:r>
-        <w:rPr>
-          <w:rFonts w:ascii="Consolas" w:cs="Consolas" w:eastAsia="Consolas" w:hAnsi="Consolas"/>
-          <w:sz w:val="20"/>
-          <w:szCs w:val="20"/>
-          <w:highlight w:val="lightGray"/>
-          <w:highlightCs w:val="lightGray"/>
-        </w:rPr>
-        <w:t xml:space="preserve">Guid.NewGuid()</w:t>
-      </w:r>
-      <w:r>
-        <w:t xml:space="preserve"> for a genuinely new submission. </w:t>
-      </w:r>
-      <w:r>
-        <w:rPr>
-          <w:rFonts w:ascii="Consolas" w:cs="Consolas" w:eastAsia="Consolas" w:hAnsi="Consolas"/>
-          <w:sz w:val="20"/>
-          <w:szCs w:val="20"/>
-          <w:highlight w:val="lightGray"/>
-          <w:highlightCs w:val="lightGray"/>
-        </w:rPr>
-        <w:t xml:space="preserve">ClaimHoldAsync</w:t>
-      </w:r>
-      <w:r>
-        <w:t xml:space="preserve"> and </w:t>
-      </w:r>
-      <w:r>
-        <w:rPr>
-          <w:rFonts w:ascii="Consolas" w:cs="Consolas" w:eastAsia="Consolas" w:hAnsi="Consolas"/>
-          <w:sz w:val="20"/>
-          <w:szCs w:val="20"/>
-          <w:highlight w:val="lightGray"/>
-          <w:highlightCs w:val="lightGray"/>
-        </w:rPr>
-        <w:t xml:space="preserve">ForceCreateConfirmedAsync</w:t>
-      </w:r>
-      <w:r>
-        <w:t xml:space="preserve"> both take this id explicitly now rather than minting their own internally.</w:t>
-      </w:r>
-    </w:p>
-    <w:p>
-      <w:pPr>
-        <w:spacing w:after="160"/>
-      </w:pPr>
-      <w:r>
-        <w:rPr>
-          <w:b/>
-          <w:bCs/>
-        </w:rPr>
-        <w:t xml:space="preserve">"Dumb webhook" design philosophy.</w:t>
-      </w:r>
-      <w:r>
-        <w:t xml:space="preserve"> By the time this fires, the booking already happened in the real world — the job is to reflect that, never to reject or drop it. Concretely:</w:t>
+        <w:t xml:space="preserve">ClientSecret</w:t>
+      </w:r>
+      <w:r>
+        <w:t xml:space="preserve">) remains a separate config concern, unchanged.</w:t>
       </w:r>
     </w:p>
     <w:p>
@@ -5047,20 +4420,901 @@
         </w:numPr>
       </w:pPr>
       <w:r>
-        <w:t xml:space="preserve">Always acknowledge fast (HTTP 200), even on malformed JSON, an unrecognized shape, or a processing exception — there is no retry semantics this app controls either way, and a non-2xx wouldn't cause Breely to do anything more useful. Failures are surfaced via logs and the </w:t>
-      </w:r>
-      <w:r>
-        <w:rPr>
-          <w:rFonts w:ascii="Consolas" w:cs="Consolas" w:eastAsia="Consolas" w:hAnsi="Consolas"/>
-          <w:sz w:val="20"/>
-          <w:szCs w:val="20"/>
-          <w:highlight w:val="lightGray"/>
-          <w:highlightCs w:val="lightGray"/>
-        </w:rPr>
-        <w:t xml:space="preserve">NeedsTriage</w:t>
-      </w:r>
-      <w:r>
-        <w:t xml:space="preserve"> marker below, never via the HTTP response.</w:t>
+        <w:t xml:space="preserve">The provisioning script (</w:t>
+      </w:r>
+      <w:r>
+        <w:rPr>
+          <w:rFonts w:ascii="Consolas" w:cs="Consolas" w:eastAsia="Consolas" w:hAnsi="Consolas"/>
+          <w:sz w:val="20"/>
+          <w:szCs w:val="20"/>
+          <w:highlight w:val="lightGray"/>
+          <w:highlightCs w:val="lightGray"/>
+        </w:rPr>
+        <w:t xml:space="preserve">docs/provision-categories.ps1</w:t>
+      </w:r>
+      <w:r>
+        <w:t xml:space="preserve">) takes </w:t>
+      </w:r>
+      <w:r>
+        <w:rPr>
+          <w:rFonts w:ascii="Consolas" w:cs="Consolas" w:eastAsia="Consolas" w:hAnsi="Consolas"/>
+          <w:sz w:val="20"/>
+          <w:szCs w:val="20"/>
+          <w:highlight w:val="lightGray"/>
+          <w:highlightCs w:val="lightGray"/>
+        </w:rPr>
+        <w:t xml:space="preserve">-TenantDomain</w:t>
+      </w:r>
+      <w:r>
+        <w:t xml:space="preserve"> and </w:t>
+      </w:r>
+      <w:r>
+        <w:rPr>
+          <w:rFonts w:ascii="Consolas" w:cs="Consolas" w:eastAsia="Consolas" w:hAnsi="Consolas"/>
+          <w:sz w:val="20"/>
+          <w:szCs w:val="20"/>
+          <w:highlight w:val="lightGray"/>
+          <w:highlightCs w:val="lightGray"/>
+        </w:rPr>
+        <w:t xml:space="preserve">-SheetCount</w:t>
+      </w:r>
+      <w:r>
+        <w:t xml:space="preserve"> parameters rather than hardcoding either.</w:t>
+      </w:r>
+    </w:p>
+    <w:p/>
+    <w:p>
+      <w:pPr>
+        <w:spacing w:after="160"/>
+      </w:pPr>
+      <w:r>
+        <w:t xml:space="preserve">See </w:t>
+      </w:r>
+      <w:r>
+        <w:rPr>
+          <w:rFonts w:ascii="Consolas" w:cs="Consolas" w:eastAsia="Consolas" w:hAnsi="Consolas"/>
+          <w:sz w:val="20"/>
+          <w:szCs w:val="20"/>
+          <w:highlight w:val="lightGray"/>
+          <w:highlightCs w:val="lightGray"/>
+        </w:rPr>
+        <w:t xml:space="preserve">docs/deployment-guide.md</w:t>
+      </w:r>
+      <w:r>
+        <w:t xml:space="preserve"> for the full configuration reference and where each value belongs (user-secrets locally, Azure App Service Application Settings or equivalent in production).</w:t>
+      </w:r>
+    </w:p>
+    <w:p>
+      <w:pPr>
+        <w:pStyle w:val="Heading3"/>
+        <w:spacing w:after="120" w:before="240"/>
+      </w:pPr>
+      <w:r>
+        <w:t xml:space="preserve">4.7 Week and Day Views — Hourly Grids (Phase 10)</w:t>
+      </w:r>
+    </w:p>
+    <w:p>
+      <w:pPr>
+        <w:spacing w:after="160"/>
+      </w:pPr>
+      <w:r>
+        <w:t xml:space="preserve">Both Week and Day are hourly time-grids sharing one time axis (</w:t>
+      </w:r>
+      <w:r>
+        <w:rPr>
+          <w:rFonts w:ascii="Consolas" w:cs="Consolas" w:eastAsia="Consolas" w:hAnsi="Consolas"/>
+          <w:sz w:val="20"/>
+          <w:szCs w:val="20"/>
+          <w:highlight w:val="lightGray"/>
+          <w:highlightCs w:val="lightGray"/>
+        </w:rPr>
+        <w:t xml:space="preserve">CalendarStyles.HourRows</w:t>
+      </w:r>
+      <w:r>
+        <w:t xml:space="preserve">, midnight through midnight — full 24-hour coverage, matching the 24-hour booking window in §4.2), rendered against a common set of positioning helpers (</w:t>
+      </w:r>
+      <w:r>
+        <w:rPr>
+          <w:rFonts w:ascii="Consolas" w:cs="Consolas" w:eastAsia="Consolas" w:hAnsi="Consolas"/>
+          <w:sz w:val="20"/>
+          <w:szCs w:val="20"/>
+          <w:highlight w:val="lightGray"/>
+          <w:highlightCs w:val="lightGray"/>
+        </w:rPr>
+        <w:t xml:space="preserve">TopPx</w:t>
+      </w:r>
+      <w:r>
+        <w:t xml:space="preserve">/</w:t>
+      </w:r>
+      <w:r>
+        <w:rPr>
+          <w:rFonts w:ascii="Consolas" w:cs="Consolas" w:eastAsia="Consolas" w:hAnsi="Consolas"/>
+          <w:sz w:val="20"/>
+          <w:szCs w:val="20"/>
+          <w:highlight w:val="lightGray"/>
+          <w:highlightCs w:val="lightGray"/>
+        </w:rPr>
+        <w:t xml:space="preserve">HeightPx</w:t>
+      </w:r>
+      <w:r>
+        <w:t xml:space="preserve">) so the two views can never drift out of sync with each other. Day view has one column per sheet; Week view has one column per day.</w:t>
+      </w:r>
+    </w:p>
+    <w:p>
+      <w:pPr>
+        <w:spacing w:after="160"/>
+      </w:pPr>
+      <w:r>
+        <w:rPr>
+          <w:b/>
+          <w:bCs/>
+        </w:rPr>
+        <w:t xml:space="preserve">Consolidation across sheets (Week view).</w:t>
+      </w:r>
+      <w:r>
+        <w:t xml:space="preserve"> A single conceptual multi-sheet booking (one event per sheet, linked by </w:t>
+      </w:r>
+      <w:r>
+        <w:rPr>
+          <w:rFonts w:ascii="Consolas" w:cs="Consolas" w:eastAsia="Consolas" w:hAnsi="Consolas"/>
+          <w:sz w:val="20"/>
+          <w:szCs w:val="20"/>
+          <w:highlight w:val="lightGray"/>
+          <w:highlightCs w:val="lightGray"/>
+        </w:rPr>
+        <w:t xml:space="preserve">BookingGroupId</w:t>
+      </w:r>
+      <w:r>
+        <w:t xml:space="preserve">, §4.5) collapses into one displayed item rather than showing once per sheet, with a </w:t>
+      </w:r>
+      <w:r>
+        <w:rPr>
+          <w:rFonts w:ascii="Consolas" w:cs="Consolas" w:eastAsia="Consolas" w:hAnsi="Consolas"/>
+          <w:sz w:val="20"/>
+          <w:szCs w:val="20"/>
+          <w:highlight w:val="lightGray"/>
+          <w:highlightCs w:val="lightGray"/>
+        </w:rPr>
+        <w:t xml:space="preserve">· N sheets</w:t>
+      </w:r>
+      <w:r>
+        <w:t xml:space="preserve"> suffix when the group spans more than one. This reuses the same </w:t>
+      </w:r>
+      <w:r>
+        <w:rPr>
+          <w:rFonts w:ascii="Consolas" w:cs="Consolas" w:eastAsia="Consolas" w:hAnsi="Consolas"/>
+          <w:sz w:val="20"/>
+          <w:szCs w:val="20"/>
+          <w:highlight w:val="lightGray"/>
+          <w:highlightCs w:val="lightGray"/>
+        </w:rPr>
+        <w:t xml:space="preserve">BookingGroupId</w:t>
+      </w:r>
+      <w:r>
+        <w:t xml:space="preserve">/</w:t>
+      </w:r>
+      <w:r>
+        <w:rPr>
+          <w:rFonts w:ascii="Consolas" w:cs="Consolas" w:eastAsia="Consolas" w:hAnsi="Consolas"/>
+          <w:sz w:val="20"/>
+          <w:szCs w:val="20"/>
+          <w:highlight w:val="lightGray"/>
+          <w:highlightCs w:val="lightGray"/>
+        </w:rPr>
+        <w:t xml:space="preserve">(SheetMailbox, EventId)</w:t>
+      </w:r>
+      <w:r>
+        <w:t xml:space="preserve"> dedup key already established for Month view (§4.5's </w:t>
+      </w:r>
+      <w:r>
+        <w:rPr>
+          <w:rFonts w:ascii="Consolas" w:cs="Consolas" w:eastAsia="Consolas" w:hAnsi="Consolas"/>
+          <w:sz w:val="20"/>
+          <w:szCs w:val="20"/>
+          <w:highlight w:val="lightGray"/>
+          <w:highlightCs w:val="lightGray"/>
+        </w:rPr>
+        <w:t xml:space="preserve">BookingGroupId</w:t>
+      </w:r>
+      <w:r>
+        <w:t xml:space="preserve"> propagation bug).</w:t>
+      </w:r>
+    </w:p>
+    <w:p>
+      <w:pPr>
+        <w:spacing w:after="160"/>
+      </w:pPr>
+      <w:r>
+        <w:rPr>
+          <w:b/>
+          <w:bCs/>
+        </w:rPr>
+        <w:t xml:space="preserve">Lane layout for concurrent items (Week view).</w:t>
+      </w:r>
+      <w:r>
+        <w:t xml:space="preserve"> Because Week's columns are per-day (not per-sheet), two different bookings on two different sheets at overlapping times land in the same column. A classic calendar-view lane algorithm — cluster overlapping items, then greedily assign each to the first lane whose prior occupant has already ended — lays them out side-by-side instead of overlapping, with each cluster's own lane count (not the whole day's busiest moment) determining item width. Implemented once as a generic </w:t>
+      </w:r>
+      <w:r>
+        <w:rPr>
+          <w:rFonts w:ascii="Consolas" w:cs="Consolas" w:eastAsia="Consolas" w:hAnsi="Consolas"/>
+          <w:sz w:val="20"/>
+          <w:szCs w:val="20"/>
+          <w:highlight w:val="lightGray"/>
+          <w:highlightCs w:val="lightGray"/>
+        </w:rPr>
+        <w:t xml:space="preserve">CalendarStyles.LayoutLanes&lt;T&gt;</w:t>
+      </w:r>
+      <w:r>
+        <w:t xml:space="preserve"> and reused verbatim by the public calendar's Week view (§5.4.2), rather than each maintaining its own copy of the same algorithm.</w:t>
+      </w:r>
+    </w:p>
+    <w:p>
+      <w:pPr>
+        <w:spacing w:after="160"/>
+      </w:pPr>
+      <w:r>
+        <w:rPr>
+          <w:b/>
+          <w:bCs/>
+        </w:rPr>
+        <w:t xml:space="preserve">A live-found rendering bug (2026-07-23):</w:t>
+      </w:r>
+      <w:r>
+        <w:t xml:space="preserve"> the hour-label gutter's cells didn't set </w:t>
+      </w:r>
+      <w:r>
+        <w:rPr>
+          <w:rFonts w:ascii="Consolas" w:cs="Consolas" w:eastAsia="Consolas" w:hAnsi="Consolas"/>
+          <w:sz w:val="20"/>
+          <w:szCs w:val="20"/>
+          <w:highlight w:val="lightGray"/>
+          <w:highlightCs w:val="lightGray"/>
+        </w:rPr>
+        <w:t xml:space="preserve">box-sizing: border-box</w:t>
+      </w:r>
+      <w:r>
+        <w:t xml:space="preserve">, so a 2px top padding was added on top of the declared row height rather than included within it — a 2px-per-hour drift between the labels and the actual grid rows that compounded to a full row's offset by mid-afternoon. Fixed by adding </w:t>
+      </w:r>
+      <w:r>
+        <w:rPr>
+          <w:rFonts w:ascii="Consolas" w:cs="Consolas" w:eastAsia="Consolas" w:hAnsi="Consolas"/>
+          <w:sz w:val="20"/>
+          <w:szCs w:val="20"/>
+          <w:highlight w:val="lightGray"/>
+          <w:highlightCs w:val="lightGray"/>
+        </w:rPr>
+        <w:t xml:space="preserve">box-sizing: border-box</w:t>
+      </w:r>
+      <w:r>
+        <w:t xml:space="preserve"> to every gutter cell (and the Week view's day-header row, which had the same class of issue from its own padding/border). A reminder that every fixed-height cell sharing a coordinate system with pixel-computed absolute positioning must be box-sizing-consistent, not just individually correctly sized.</w:t>
+      </w:r>
+    </w:p>
+    <w:p>
+      <w:pPr>
+        <w:spacing w:after="160"/>
+      </w:pPr>
+      <w:r>
+        <w:rPr>
+          <w:b/>
+          <w:bCs/>
+        </w:rPr>
+        <w:t xml:space="preserve">Every calendar cell title (Month/Week/Day, and the public calendar, §5.4) is prefixed with its start time</w:t>
+      </w:r>
+      <w:r>
+        <w:t xml:space="preserve"> (e.g. </w:t>
+      </w:r>
+      <w:r>
+        <w:rPr>
+          <w:rFonts w:ascii="Consolas" w:cs="Consolas" w:eastAsia="Consolas" w:hAnsi="Consolas"/>
+          <w:sz w:val="20"/>
+          <w:szCs w:val="20"/>
+          <w:highlight w:val="lightGray"/>
+          <w:highlightCs w:val="lightGray"/>
+        </w:rPr>
+        <w:t xml:space="preserve">7PM - League Practice</w:t>
+      </w:r>
+      <w:r>
+        <w:t xml:space="preserve">, or </w:t>
+      </w:r>
+      <w:r>
+        <w:rPr>
+          <w:rFonts w:ascii="Consolas" w:cs="Consolas" w:eastAsia="Consolas" w:hAnsi="Consolas"/>
+          <w:sz w:val="20"/>
+          <w:szCs w:val="20"/>
+          <w:highlight w:val="lightGray"/>
+          <w:highlightCs w:val="lightGray"/>
+        </w:rPr>
+        <w:t xml:space="preserve">7:30PM - …</w:t>
+      </w:r>
+      <w:r>
+        <w:t xml:space="preserve"> when not exactly on the hour) — added so the time is visible without needing to click a chip, even in Month view where nothing else conveys time-of-day. All-day Club Events are the one exception (no specific hour to show).</w:t>
+      </w:r>
+    </w:p>
+    <w:p>
+      <w:pPr>
+        <w:pStyle w:val="Heading3"/>
+        <w:spacing w:after="120" w:before="240"/>
+      </w:pPr>
+      <w:r>
+        <w:t xml:space="preserve">4.8 External Booking-Platform Integration (Breely webhook, Phase 10)</w:t>
+      </w:r>
+    </w:p>
+    <w:p>
+      <w:pPr>
+        <w:spacing w:after="160"/>
+      </w:pPr>
+      <w:r>
+        <w:t xml:space="preserve">Bookings taken through Breely (a separate, third-party booking site with its own calendaring, used for public-facing group-event sales) are not entered by staff into this app directly. Breely is the source of truth for what a customer was actually promised (§2.3) — this app's copy is a best-effort, one-way reflection, kept current so staff have a working calendar without needing to also watch Breely, but not relied upon for the authoritative answer to "is this customer actually booked." A real bidirectional sync was the originally preferred design (§2.2) but wasn't ready in time; this webhook is the stopgap that ships instead, and becomes redundant if/when that sync exists.</w:t>
+      </w:r>
+    </w:p>
+    <w:p>
+      <w:pPr>
+        <w:spacing w:after="160"/>
+      </w:pPr>
+      <w:r>
+        <w:rPr>
+          <w:b/>
+          <w:bCs/>
+        </w:rPr>
+        <w:t xml:space="preserve">Trigger and identity.</w:t>
+      </w:r>
+      <w:r>
+        <w:t xml:space="preserve"> Breely fires </w:t>
+      </w:r>
+      <w:r>
+        <w:rPr>
+          <w:b/>
+          <w:bCs/>
+        </w:rPr>
+        <w:t xml:space="preserve">one webhook call for an entire multi-sheet reservation at creation</w:t>
+      </w:r>
+      <w:r>
+        <w:t xml:space="preserve">, not one per sheet as originally assumed — that original assumption was inferred from single-sheet and reschedule samples and turned out to be wrong the first time a real multi-sheet booking was tested live (2026-08-03: a 3-sheet reservation only claimed 1 sheet). At </w:t>
+      </w:r>
+      <w:r>
+        <w:rPr>
+          <w:b/>
+          <w:bCs/>
+        </w:rPr>
+        <w:t xml:space="preserve">reschedule or cancellation</w:t>
+      </w:r>
+      <w:r>
+        <w:t xml:space="preserve">, Breely does fire one call per event, since its own UI requires rescheduling a multi-sheet reservation's sheets one at a time. See "Multi-sheet reservations" below for how this app discovers and groups the sibling sheets despite that asymmetry. Each event carries a stable </w:t>
+      </w:r>
+      <w:r>
+        <w:rPr>
+          <w:rFonts w:ascii="Consolas" w:cs="Consolas" w:eastAsia="Consolas" w:hAnsi="Consolas"/>
+          <w:sz w:val="20"/>
+          <w:szCs w:val="20"/>
+          <w:highlight w:val="lightGray"/>
+          <w:highlightCs w:val="lightGray"/>
+        </w:rPr>
+        <w:t xml:space="preserve">event.id</w:t>
+      </w:r>
+      <w:r>
+        <w:t xml:space="preserve"> that persists across a reschedule (confirmed empirically). Since there is no companion database (D7), "have I seen this external booking before" is answered by storing </w:t>
+      </w:r>
+      <w:r>
+        <w:rPr>
+          <w:rFonts w:ascii="Consolas" w:cs="Consolas" w:eastAsia="Consolas" w:hAnsi="Consolas"/>
+          <w:sz w:val="20"/>
+          <w:szCs w:val="20"/>
+          <w:highlight w:val="lightGray"/>
+          <w:highlightCs w:val="lightGray"/>
+        </w:rPr>
+        <w:t xml:space="preserve">breely:{event.id}</w:t>
+      </w:r>
+      <w:r>
+        <w:t xml:space="preserve"> in a new extended property, </w:t>
+      </w:r>
+      <w:r>
+        <w:rPr>
+          <w:rFonts w:ascii="Consolas" w:cs="Consolas" w:eastAsia="Consolas" w:hAnsi="Consolas"/>
+          <w:sz w:val="20"/>
+          <w:szCs w:val="20"/>
+          <w:highlight w:val="lightGray"/>
+          <w:highlightCs w:val="lightGray"/>
+        </w:rPr>
+        <w:t xml:space="preserve">ExternalBookingId</w:t>
+      </w:r>
+      <w:r>
+        <w:t xml:space="preserve"> (same named-extended-property pattern as </w:t>
+      </w:r>
+      <w:r>
+        <w:rPr>
+          <w:rFonts w:ascii="Consolas" w:cs="Consolas" w:eastAsia="Consolas" w:hAnsi="Consolas"/>
+          <w:sz w:val="20"/>
+          <w:szCs w:val="20"/>
+          <w:highlight w:val="lightGray"/>
+          <w:highlightCs w:val="lightGray"/>
+        </w:rPr>
+        <w:t xml:space="preserve">BookedBy</w:t>
+      </w:r>
+      <w:r>
+        <w:t xml:space="preserve">, §4.1), and querying for it live via a Graph </w:t>
+      </w:r>
+      <w:r>
+        <w:rPr>
+          <w:rFonts w:ascii="Consolas" w:cs="Consolas" w:eastAsia="Consolas" w:hAnsi="Consolas"/>
+          <w:sz w:val="20"/>
+          <w:szCs w:val="20"/>
+          <w:highlight w:val="lightGray"/>
+          <w:highlightCs w:val="lightGray"/>
+        </w:rPr>
+        <w:t xml:space="preserve">$filter</w:t>
+      </w:r>
+      <w:r>
+        <w:t xml:space="preserve"> across every configured sheet (</w:t>
+      </w:r>
+      <w:r>
+        <w:rPr>
+          <w:rFonts w:ascii="Consolas" w:cs="Consolas" w:eastAsia="Consolas" w:hAnsi="Consolas"/>
+          <w:sz w:val="20"/>
+          <w:szCs w:val="20"/>
+          <w:highlight w:val="lightGray"/>
+          <w:highlightCs w:val="lightGray"/>
+        </w:rPr>
+        <w:t xml:space="preserve">SheetBookingService.FindByExternalIdAsync</w:t>
+      </w:r>
+      <w:r>
+        <w:t xml:space="preserve">) rather than any local index. The value is validated against a strict allow-list (</w:t>
+      </w:r>
+      <w:r>
+        <w:rPr>
+          <w:rFonts w:ascii="Consolas" w:cs="Consolas" w:eastAsia="Consolas" w:hAnsi="Consolas"/>
+          <w:sz w:val="20"/>
+          <w:szCs w:val="20"/>
+          <w:highlight w:val="lightGray"/>
+          <w:highlightCs w:val="lightGray"/>
+        </w:rPr>
+        <w:t xml:space="preserve">^[A-Za-z0-9:_-]+$</w:t>
+      </w:r>
+      <w:r>
+        <w:t xml:space="preserve">) before ever being embedded in a Graph filter string — the id is webhook-controlled input, and Graph's </w:t>
+      </w:r>
+      <w:r>
+        <w:rPr>
+          <w:rFonts w:ascii="Consolas" w:cs="Consolas" w:eastAsia="Consolas" w:hAnsi="Consolas"/>
+          <w:sz w:val="20"/>
+          <w:szCs w:val="20"/>
+          <w:highlight w:val="lightGray"/>
+          <w:highlightCs w:val="lightGray"/>
+        </w:rPr>
+        <w:t xml:space="preserve">$filter</w:t>
+      </w:r>
+      <w:r>
+        <w:t xml:space="preserve"> syntax has no parameterization to fall back on.</w:t>
+      </w:r>
+    </w:p>
+    <w:p>
+      <w:pPr>
+        <w:spacing w:after="160"/>
+      </w:pPr>
+      <w:r>
+        <w:rPr>
+          <w:b/>
+          <w:bCs/>
+        </w:rPr>
+        <w:t xml:space="preserve">Multi-sheet reservations (found live, fixed 2026-08-03).</w:t>
+      </w:r>
+      <w:r>
+        <w:t xml:space="preserve"> A multi-sheet booking's sibling sheet-events are only discoverable via a nested </w:t>
+      </w:r>
+      <w:r>
+        <w:rPr>
+          <w:rFonts w:ascii="Consolas" w:cs="Consolas" w:eastAsia="Consolas" w:hAnsi="Consolas"/>
+          <w:sz w:val="20"/>
+          <w:szCs w:val="20"/>
+          <w:highlight w:val="lightGray"/>
+          <w:highlightCs w:val="lightGray"/>
+        </w:rPr>
+        <w:t xml:space="preserve">submission.events[]</w:t>
+      </w:r>
+      <w:r>
+        <w:t xml:space="preserve"> array in the webhook payload — the top-level </w:t>
+      </w:r>
+      <w:r>
+        <w:rPr>
+          <w:rFonts w:ascii="Consolas" w:cs="Consolas" w:eastAsia="Consolas" w:hAnsi="Consolas"/>
+          <w:sz w:val="20"/>
+          <w:szCs w:val="20"/>
+          <w:highlight w:val="lightGray"/>
+          <w:highlightCs w:val="lightGray"/>
+        </w:rPr>
+        <w:t xml:space="preserve">event</w:t>
+      </w:r>
+      <w:r>
+        <w:t xml:space="preserve"> object alone only ever names one of them. </w:t>
+      </w:r>
+      <w:r>
+        <w:rPr>
+          <w:rFonts w:ascii="Consolas" w:cs="Consolas" w:eastAsia="Consolas" w:hAnsi="Consolas"/>
+          <w:sz w:val="20"/>
+          <w:szCs w:val="20"/>
+          <w:highlight w:val="lightGray"/>
+          <w:highlightCs w:val="lightGray"/>
+        </w:rPr>
+        <w:t xml:space="preserve">BreelyBookingProcessor.ProcessAsync(BreelyWebhookPayload, ...)</w:t>
+      </w:r>
+      <w:r>
+        <w:t xml:space="preserve"> resolves the full set of events to process as the union of </w:t>
+      </w:r>
+      <w:r>
+        <w:rPr>
+          <w:rFonts w:ascii="Consolas" w:cs="Consolas" w:eastAsia="Consolas" w:hAnsi="Consolas"/>
+          <w:sz w:val="20"/>
+          <w:szCs w:val="20"/>
+          <w:highlight w:val="lightGray"/>
+          <w:highlightCs w:val="lightGray"/>
+        </w:rPr>
+        <w:t xml:space="preserve">submission.events[]</w:t>
+      </w:r>
+      <w:r>
+        <w:t xml:space="preserve"> and the top-level </w:t>
+      </w:r>
+      <w:r>
+        <w:rPr>
+          <w:rFonts w:ascii="Consolas" w:cs="Consolas" w:eastAsia="Consolas" w:hAnsi="Consolas"/>
+          <w:sz w:val="20"/>
+          <w:szCs w:val="20"/>
+          <w:highlight w:val="lightGray"/>
+          <w:highlightCs w:val="lightGray"/>
+        </w:rPr>
+        <w:t xml:space="preserve">event</w:t>
+      </w:r>
+      <w:r>
+        <w:t xml:space="preserve"> (deduplicated by id, with the top-level </w:t>
+      </w:r>
+      <w:r>
+        <w:rPr>
+          <w:rFonts w:ascii="Consolas" w:cs="Consolas" w:eastAsia="Consolas" w:hAnsi="Consolas"/>
+          <w:sz w:val="20"/>
+          <w:szCs w:val="20"/>
+          <w:highlight w:val="lightGray"/>
+          <w:highlightCs w:val="lightGray"/>
+        </w:rPr>
+        <w:t xml:space="preserve">event</w:t>
+      </w:r>
+      <w:r>
+        <w:t xml:space="preserve">'s own data always winning for its own id, since that's the one this specific call is actually about — an important distinction because </w:t>
+      </w:r>
+      <w:r>
+        <w:rPr>
+          <w:rFonts w:ascii="Consolas" w:cs="Consolas" w:eastAsia="Consolas" w:hAnsi="Consolas"/>
+          <w:sz w:val="20"/>
+          <w:szCs w:val="20"/>
+          <w:highlight w:val="lightGray"/>
+          <w:highlightCs w:val="lightGray"/>
+        </w:rPr>
+        <w:t xml:space="preserve">submission.events[]</w:t>
+      </w:r>
+      <w:r>
+        <w:t xml:space="preserve"> is a </w:t>
+      </w:r>
+      <w:r>
+        <w:rPr>
+          <w:b/>
+          <w:bCs/>
+        </w:rPr>
+        <w:t xml:space="preserve">static snapshot from the original creation call</w:t>
+      </w:r>
+      <w:r>
+        <w:t xml:space="preserve">: a later reschedule/cancellation call for one sibling still shows the </w:t>
+      </w:r>
+      <w:r>
+        <w:rPr>
+          <w:i/>
+          <w:iCs/>
+        </w:rPr>
+        <w:t xml:space="preserve">original</w:t>
+      </w:r>
+      <w:r>
+        <w:t xml:space="preserve"> pre-reschedule data for the others in that array, not their current state). Every resolved id is checked against </w:t>
+      </w:r>
+      <w:r>
+        <w:rPr>
+          <w:rFonts w:ascii="Consolas" w:cs="Consolas" w:eastAsia="Consolas" w:hAnsi="Consolas"/>
+          <w:sz w:val="20"/>
+          <w:szCs w:val="20"/>
+          <w:highlight w:val="lightGray"/>
+          <w:highlightCs w:val="lightGray"/>
+        </w:rPr>
+        <w:t xml:space="preserve">FindByExternalIdAsync</w:t>
+      </w:r>
+      <w:r>
+        <w:t xml:space="preserve"> regardless of whether it's the "primary" one for this call, so a sibling that was never individually claimed (a straggler from before this fix) still gets reconciled by claiming it. This same resolve-then-process-each-independently structure is why the fix applies uniformly to creation, reschedule, and cancellation without special-casing any of them - each event's own </w:t>
+      </w:r>
+      <w:r>
+        <w:rPr>
+          <w:rFonts w:ascii="Consolas" w:cs="Consolas" w:eastAsia="Consolas" w:hAnsi="Consolas"/>
+          <w:sz w:val="20"/>
+          <w:szCs w:val="20"/>
+          <w:highlight w:val="lightGray"/>
+          <w:highlightCs w:val="lightGray"/>
+        </w:rPr>
+        <w:t xml:space="preserve">Canceled</w:t>
+      </w:r>
+      <w:r>
+        <w:t xml:space="preserve">/</w:t>
+      </w:r>
+      <w:r>
+        <w:rPr>
+          <w:rFonts w:ascii="Consolas" w:cs="Consolas" w:eastAsia="Consolas" w:hAnsi="Consolas"/>
+          <w:sz w:val="20"/>
+          <w:szCs w:val="20"/>
+          <w:highlight w:val="lightGray"/>
+          <w:highlightCs w:val="lightGray"/>
+        </w:rPr>
+        <w:t xml:space="preserve">start_date</w:t>
+      </w:r>
+      <w:r>
+        <w:t xml:space="preserve">/</w:t>
+      </w:r>
+      <w:r>
+        <w:rPr>
+          <w:rFonts w:ascii="Consolas" w:cs="Consolas" w:eastAsia="Consolas" w:hAnsi="Consolas"/>
+          <w:sz w:val="20"/>
+          <w:szCs w:val="20"/>
+          <w:highlight w:val="lightGray"/>
+          <w:highlightCs w:val="lightGray"/>
+        </w:rPr>
+        <w:t xml:space="preserve">start_time</w:t>
+      </w:r>
+      <w:r>
+        <w:t xml:space="preserve"> fields (from the top-level </w:t>
+      </w:r>
+      <w:r>
+        <w:rPr>
+          <w:rFonts w:ascii="Consolas" w:cs="Consolas" w:eastAsia="Consolas" w:hAnsi="Consolas"/>
+          <w:sz w:val="20"/>
+          <w:szCs w:val="20"/>
+          <w:highlight w:val="lightGray"/>
+          <w:highlightCs w:val="lightGray"/>
+        </w:rPr>
+        <w:t xml:space="preserve">event</w:t>
+      </w:r>
+      <w:r>
+        <w:t xml:space="preserve"> if it's the one being updated, or from its own array entry otherwise) drive what happens to it, one at a time, each in its own try/catch so one failing sibling doesn't block the rest.</w:t>
+      </w:r>
+    </w:p>
+    <w:p>
+      <w:pPr>
+        <w:spacing w:after="160"/>
+      </w:pPr>
+      <w:r>
+        <w:rPr>
+          <w:b/>
+          <w:bCs/>
+        </w:rPr>
+        <w:t xml:space="preserve">A sibling can only ever be </w:t>
+      </w:r>
+      <w:r>
+        <w:rPr>
+          <w:b/>
+          <w:bCs/>
+          <w:i/>
+          <w:iCs/>
+        </w:rPr>
+        <w:t xml:space="preserve">created</w:t>
+      </w:r>
+      <w:r>
+        <w:rPr>
+          <w:b/>
+          <w:bCs/>
+        </w:rPr>
+        <w:t xml:space="preserve"> from array data, never </w:t>
+      </w:r>
+      <w:r>
+        <w:rPr>
+          <w:b/>
+          <w:bCs/>
+          <w:i/>
+          <w:iCs/>
+        </w:rPr>
+        <w:t xml:space="preserve">mutated</w:t>
+      </w:r>
+      <w:r>
+        <w:rPr>
+          <w:b/>
+          <w:bCs/>
+        </w:rPr>
+        <w:t xml:space="preserve"> by it (found live, fixed 2026-08-04).</w:t>
+      </w:r>
+      <w:r>
+        <w:t xml:space="preserve"> Because </w:t>
+      </w:r>
+      <w:r>
+        <w:rPr>
+          <w:rFonts w:ascii="Consolas" w:cs="Consolas" w:eastAsia="Consolas" w:hAnsi="Consolas"/>
+          <w:sz w:val="20"/>
+          <w:szCs w:val="20"/>
+          <w:highlight w:val="lightGray"/>
+          <w:highlightCs w:val="lightGray"/>
+        </w:rPr>
+        <w:t xml:space="preserve">submission.events[]</w:t>
+      </w:r>
+      <w:r>
+        <w:t xml:space="preserve"> is a static snapshot, a sibling entry that isn't the top-level </w:t>
+      </w:r>
+      <w:r>
+        <w:rPr>
+          <w:rFonts w:ascii="Consolas" w:cs="Consolas" w:eastAsia="Consolas" w:hAnsi="Consolas"/>
+          <w:sz w:val="20"/>
+          <w:szCs w:val="20"/>
+          <w:highlight w:val="lightGray"/>
+          <w:highlightCs w:val="lightGray"/>
+        </w:rPr>
+        <w:t xml:space="preserve">event</w:t>
+      </w:r>
+      <w:r>
+        <w:t xml:space="preserve"> could show a time or a </w:t>
+      </w:r>
+      <w:r>
+        <w:rPr>
+          <w:rFonts w:ascii="Consolas" w:cs="Consolas" w:eastAsia="Consolas" w:hAnsi="Consolas"/>
+          <w:sz w:val="20"/>
+          <w:szCs w:val="20"/>
+          <w:highlight w:val="lightGray"/>
+          <w:highlightCs w:val="lightGray"/>
+        </w:rPr>
+        <w:t xml:space="preserve">canceled</w:t>
+      </w:r>
+      <w:r>
+        <w:t xml:space="preserve"> flag that's stale relative to what's already booked. </w:t>
+      </w:r>
+      <w:r>
+        <w:rPr>
+          <w:rFonts w:ascii="Consolas" w:cs="Consolas" w:eastAsia="Consolas" w:hAnsi="Consolas"/>
+          <w:sz w:val="20"/>
+          <w:szCs w:val="20"/>
+          <w:highlight w:val="lightGray"/>
+          <w:highlightCs w:val="lightGray"/>
+        </w:rPr>
+        <w:t xml:space="preserve">ProcessEventAsync</w:t>
+      </w:r>
+      <w:r>
+        <w:t xml:space="preserve"> guards against this explicitly: if a resolved id already has a claimed booking </w:t>
+      </w:r>
+      <w:r>
+        <w:rPr>
+          <w:i/>
+          <w:iCs/>
+        </w:rPr>
+        <w:t xml:space="preserve">and</w:t>
+      </w:r>
+      <w:r>
+        <w:t xml:space="preserve"> it isn't the primary event for this call, processing stops immediately, before the reschedule/cancel logic ever runs - the possibly-stale array entry is never allowed to reschedule or cancel something already correctly claimed. Only a genuinely never-seen sibling is claimed from array data (a pure create, not a mutation of existing state); only the primary event can change an already-known booking.</w:t>
+      </w:r>
+    </w:p>
+    <w:p>
+      <w:pPr>
+        <w:spacing w:after="160"/>
+      </w:pPr>
+      <w:r>
+        <w:rPr>
+          <w:b/>
+          <w:bCs/>
+        </w:rPr>
+        <w:t xml:space="preserve">Grouping (found live, fixed 2026-08-03).</w:t>
+      </w:r>
+      <w:r>
+        <w:t xml:space="preserve"> All sheets claimed from one multi-sheet submission now share one </w:t>
+      </w:r>
+      <w:r>
+        <w:rPr>
+          <w:rFonts w:ascii="Consolas" w:cs="Consolas" w:eastAsia="Consolas" w:hAnsi="Consolas"/>
+          <w:sz w:val="20"/>
+          <w:szCs w:val="20"/>
+          <w:highlight w:val="lightGray"/>
+          <w:highlightCs w:val="lightGray"/>
+        </w:rPr>
+        <w:t xml:space="preserve">BookingGroupId</w:t>
+      </w:r>
+      <w:r>
+        <w:t xml:space="preserve">, so they display/edit/cancel together in the staff Calendar UI the same way a staff-created multi-sheet booking does. The group id can't come from Breely's own </w:t>
+      </w:r>
+      <w:r>
+        <w:rPr>
+          <w:rFonts w:ascii="Consolas" w:cs="Consolas" w:eastAsia="Consolas" w:hAnsi="Consolas"/>
+          <w:sz w:val="20"/>
+          <w:szCs w:val="20"/>
+          <w:highlight w:val="lightGray"/>
+          <w:highlightCs w:val="lightGray"/>
+        </w:rPr>
+        <w:t xml:space="preserve">submission_unique_id</w:t>
+      </w:r>
+      <w:r>
+        <w:t xml:space="preserve"> — live-tested and found to be a </w:t>
+      </w:r>
+      <w:r>
+        <w:rPr>
+          <w:i/>
+          <w:iCs/>
+        </w:rPr>
+        <w:t xml:space="preserve">different</w:t>
+      </w:r>
+      <w:r>
+        <w:t xml:space="preserve"> value for every sibling event in the same reservation (513847/513848/513849 for three sheets from one 3-sheet booking), so it's evidently scoped to the event/submission-action, not the reservation. Instead, </w:t>
+      </w:r>
+      <w:r>
+        <w:rPr>
+          <w:rFonts w:ascii="Consolas" w:cs="Consolas" w:eastAsia="Consolas" w:hAnsi="Consolas"/>
+          <w:sz w:val="20"/>
+          <w:szCs w:val="20"/>
+          <w:highlight w:val="lightGray"/>
+          <w:highlightCs w:val="lightGray"/>
+        </w:rPr>
+        <w:t xml:space="preserve">ProcessAsync</w:t>
+      </w:r>
+      <w:r>
+        <w:t xml:space="preserve"> resolves one shared id per webhook call: reuse an existing sibling's </w:t>
+      </w:r>
+      <w:r>
+        <w:rPr>
+          <w:rFonts w:ascii="Consolas" w:cs="Consolas" w:eastAsia="Consolas" w:hAnsi="Consolas"/>
+          <w:sz w:val="20"/>
+          <w:szCs w:val="20"/>
+          <w:highlight w:val="lightGray"/>
+          <w:highlightCs w:val="lightGray"/>
+        </w:rPr>
+        <w:t xml:space="preserve">BookingGroupId</w:t>
+      </w:r>
+      <w:r>
+        <w:t xml:space="preserve"> if any of the resolved events was already claimed before (so a reschedule keeps its booking in the same group instead of forking into a new one, and a late-arriving straggler joins its siblings' existing group), otherwise mint a fresh </w:t>
+      </w:r>
+      <w:r>
+        <w:rPr>
+          <w:rFonts w:ascii="Consolas" w:cs="Consolas" w:eastAsia="Consolas" w:hAnsi="Consolas"/>
+          <w:sz w:val="20"/>
+          <w:szCs w:val="20"/>
+          <w:highlight w:val="lightGray"/>
+          <w:highlightCs w:val="lightGray"/>
+        </w:rPr>
+        <w:t xml:space="preserve">Guid.NewGuid()</w:t>
+      </w:r>
+      <w:r>
+        <w:t xml:space="preserve"> for a genuinely new submission. </w:t>
+      </w:r>
+      <w:r>
+        <w:rPr>
+          <w:rFonts w:ascii="Consolas" w:cs="Consolas" w:eastAsia="Consolas" w:hAnsi="Consolas"/>
+          <w:sz w:val="20"/>
+          <w:szCs w:val="20"/>
+          <w:highlight w:val="lightGray"/>
+          <w:highlightCs w:val="lightGray"/>
+        </w:rPr>
+        <w:t xml:space="preserve">ClaimHoldAsync</w:t>
+      </w:r>
+      <w:r>
+        <w:t xml:space="preserve"> and </w:t>
+      </w:r>
+      <w:r>
+        <w:rPr>
+          <w:rFonts w:ascii="Consolas" w:cs="Consolas" w:eastAsia="Consolas" w:hAnsi="Consolas"/>
+          <w:sz w:val="20"/>
+          <w:szCs w:val="20"/>
+          <w:highlight w:val="lightGray"/>
+          <w:highlightCs w:val="lightGray"/>
+        </w:rPr>
+        <w:t xml:space="preserve">ForceCreateConfirmedAsync</w:t>
+      </w:r>
+      <w:r>
+        <w:t xml:space="preserve"> both take this id explicitly now rather than minting their own internally.</w:t>
+      </w:r>
+    </w:p>
+    <w:p>
+      <w:pPr>
+        <w:spacing w:after="160"/>
+      </w:pPr>
+      <w:r>
+        <w:rPr>
+          <w:b/>
+          <w:bCs/>
+        </w:rPr>
+        <w:t xml:space="preserve">"Dumb webhook" design philosophy.</w:t>
+      </w:r>
+      <w:r>
+        <w:t xml:space="preserve"> By the time this fires, the booking already happened in the real world — the job is to reflect that, never to reject or drop it. Concretely:</w:t>
       </w:r>
     </w:p>
     <w:p>
@@ -5072,20 +5326,7 @@
         </w:numPr>
       </w:pPr>
       <w:r>
-        <w:t xml:space="preserve">If a new booking doesn't match any existing open Group Event hold on any sheet (a customer bought a slot the public search never advertised, or Breely and this calendar's holds have drifted), the booking is force-written anyway (</w:t>
-      </w:r>
-      <w:r>
-        <w:rPr>
-          <w:rFonts w:ascii="Consolas" w:cs="Consolas" w:eastAsia="Consolas" w:hAnsi="Consolas"/>
-          <w:sz w:val="20"/>
-          <w:szCs w:val="20"/>
-          <w:highlight w:val="lightGray"/>
-          <w:highlightCs w:val="lightGray"/>
-        </w:rPr>
-        <w:t xml:space="preserve">ForceCreateConfirmedAsync</w:t>
-      </w:r>
-      <w:r>
-        <w:t xml:space="preserve">, bypassing the normal conflict check entirely) onto the first configured sheet, and a </w:t>
+        <w:t xml:space="preserve">Always acknowledge fast (HTTP 200), even on malformed JSON, an unrecognized shape, or a processing exception — there is no retry semantics this app controls either way, and a non-2xx wouldn't cause Breely to do anything more useful. Failures are surfaced via logs and the </w:t>
       </w:r>
       <w:r>
         <w:rPr>
@@ -5098,33 +5339,7 @@
         <w:t xml:space="preserve">NeedsTriage</w:t>
       </w:r>
       <w:r>
-        <w:t xml:space="preserve"> Club Event marker (title </w:t>
-      </w:r>
-      <w:r>
-        <w:rPr>
-          <w:rFonts w:ascii="Consolas" w:cs="Consolas" w:eastAsia="Consolas" w:hAnsi="Consolas"/>
-          <w:sz w:val="20"/>
-          <w:szCs w:val="20"/>
-          <w:highlight w:val="lightGray"/>
-          <w:highlightCs w:val="lightGray"/>
-        </w:rPr>
-        <w:t xml:space="preserve">⚠ Web booking needs review</w:t>
-      </w:r>
-      <w:r>
-        <w:t xml:space="preserve">, non-blocking, </w:t>
-      </w:r>
-      <w:r>
-        <w:rPr>
-          <w:rFonts w:ascii="Consolas" w:cs="Consolas" w:eastAsia="Consolas" w:hAnsi="Consolas"/>
-          <w:sz w:val="20"/>
-          <w:szCs w:val="20"/>
-          <w:highlight w:val="lightGray"/>
-          <w:highlightCs w:val="lightGray"/>
-        </w:rPr>
-        <w:t xml:space="preserve">MarksSheetsUnavailable: false</w:t>
-      </w:r>
-      <w:r>
-        <w:t xml:space="preserve">) is created for staff to reassign manually. A real booking is never silently guessed at or dropped.</w:t>
+        <w:t xml:space="preserve"> marker below, never via the HTTP response.</w:t>
       </w:r>
     </w:p>
     <w:p>
@@ -5136,121 +5351,182 @@
         </w:numPr>
       </w:pPr>
       <w:r>
-        <w:t xml:space="preserve">Sheets are always tried in configured order (</w:t>
-      </w:r>
-      <w:r>
-        <w:rPr>
-          <w:rFonts w:ascii="Consolas" w:cs="Consolas" w:eastAsia="Consolas" w:hAnsi="Consolas"/>
-          <w:sz w:val="20"/>
-          <w:szCs w:val="20"/>
-          <w:highlight w:val="lightGray"/>
-          <w:highlightCs w:val="lightGray"/>
-        </w:rPr>
-        <w:t xml:space="preserve">Facility.SheetMailboxes</w:t>
-      </w:r>
-      <w:r>
-        <w:t xml:space="preserve">, i.e. sheet 1, then sheet 2, …) when claiming a hold or falling back — satisfies the operator's explicit "always assign sheets in numerical order" requirement without any extra sorting logic.</w:t>
-      </w:r>
-    </w:p>
-    <w:p/>
-    <w:p>
-      <w:pPr>
-        <w:spacing w:after="160"/>
-      </w:pPr>
+        <w:t xml:space="preserve">If a new booking doesn't match any existing open Group Event hold on any sheet (a customer bought a slot the public search never advertised, or Breely and this calendar's holds have drifted), the booking is force-written anyway (</w:t>
+      </w:r>
+      <w:r>
+        <w:rPr>
+          <w:rFonts w:ascii="Consolas" w:cs="Consolas" w:eastAsia="Consolas" w:hAnsi="Consolas"/>
+          <w:sz w:val="20"/>
+          <w:szCs w:val="20"/>
+          <w:highlight w:val="lightGray"/>
+          <w:highlightCs w:val="lightGray"/>
+        </w:rPr>
+        <w:t xml:space="preserve">ForceCreateConfirmedAsync</w:t>
+      </w:r>
+      <w:r>
+        <w:t xml:space="preserve">, bypassing the normal conflict check entirely) and a </w:t>
+      </w:r>
+      <w:r>
+        <w:rPr>
+          <w:rFonts w:ascii="Consolas" w:cs="Consolas" w:eastAsia="Consolas" w:hAnsi="Consolas"/>
+          <w:sz w:val="20"/>
+          <w:szCs w:val="20"/>
+          <w:highlight w:val="lightGray"/>
+          <w:highlightCs w:val="lightGray"/>
+        </w:rPr>
+        <w:t xml:space="preserve">NeedsTriage</w:t>
+      </w:r>
+      <w:r>
+        <w:t xml:space="preserve"> Club Event marker (title </w:t>
+      </w:r>
+      <w:r>
+        <w:rPr>
+          <w:rFonts w:ascii="Consolas" w:cs="Consolas" w:eastAsia="Consolas" w:hAnsi="Consolas"/>
+          <w:sz w:val="20"/>
+          <w:szCs w:val="20"/>
+          <w:highlight w:val="lightGray"/>
+          <w:highlightCs w:val="lightGray"/>
+        </w:rPr>
+        <w:t xml:space="preserve">⚠ Web booking needs review</w:t>
+      </w:r>
+      <w:r>
+        <w:t xml:space="preserve">, non-blocking, </w:t>
+      </w:r>
+      <w:r>
+        <w:rPr>
+          <w:rFonts w:ascii="Consolas" w:cs="Consolas" w:eastAsia="Consolas" w:hAnsi="Consolas"/>
+          <w:sz w:val="20"/>
+          <w:szCs w:val="20"/>
+          <w:highlight w:val="lightGray"/>
+          <w:highlightCs w:val="lightGray"/>
+        </w:rPr>
+        <w:t xml:space="preserve">MarksSheetsUnavailable: false</w:t>
+      </w:r>
+      <w:r>
+        <w:t xml:space="preserve">) is created for staff to reassign manually. A real booking is never silently guessed at or dropped. Which sheet it lands on is offset by the event's position within its batch (</w:t>
+      </w:r>
+      <w:r>
+        <w:rPr>
+          <w:rFonts w:ascii="Consolas" w:cs="Consolas" w:eastAsia="Consolas" w:hAnsi="Consolas"/>
+          <w:sz w:val="20"/>
+          <w:szCs w:val="20"/>
+          <w:highlight w:val="lightGray"/>
+          <w:highlightCs w:val="lightGray"/>
+        </w:rPr>
+        <w:t xml:space="preserve">batchIndex % SheetMailboxes.Length</w:t>
+      </w:r>
+      <w:r>
+        <w:t xml:space="preserve">, zero for a standalone notification) rather than always the first configured sheet — </w:t>
+      </w:r>
       <w:r>
         <w:rPr>
           <w:b/>
           <w:bCs/>
         </w:rPr>
-        <w:t xml:space="preserve">Hold-claiming, not hold-blocking.</w:t>
-      </w:r>
-      <w:r>
-        <w:t xml:space="preserve"> Every existing staff-facing write path treats a Group Event hold as something a new booking must avoid overlapping. This integration instead treats a hold covering the requested window as </w:t>
+        <w:t xml:space="preserve">found live, fixed 2026-08-04</w:t>
+      </w:r>
+      <w:r>
+        <w:t xml:space="preserve">: without this, several siblings from one multi-sheet reservation that all failed to match a hold force-booked onto the </w:t>
       </w:r>
       <w:r>
         <w:rPr>
           <w:i/>
           <w:iCs/>
         </w:rPr>
-        <w:t xml:space="preserve">claimable</w:t>
-      </w:r>
-      <w:r>
-        <w:t xml:space="preserve">: </w:t>
-      </w:r>
-      <w:r>
-        <w:rPr>
-          <w:rFonts w:ascii="Consolas" w:cs="Consolas" w:eastAsia="Consolas" w:hAnsi="Consolas"/>
-          <w:sz w:val="20"/>
-          <w:szCs w:val="20"/>
-          <w:highlight w:val="lightGray"/>
-          <w:highlightCs w:val="lightGray"/>
-        </w:rPr>
-        <w:t xml:space="preserve">SheetBookingService.ClaimHoldAsync</w:t>
-      </w:r>
-      <w:r>
-        <w:t xml:space="preserve"> walks sheets in configured order, locks one sheet at a time (same per-sheet </w:t>
-      </w:r>
-      <w:r>
-        <w:rPr>
-          <w:rFonts w:ascii="Consolas" w:cs="Consolas" w:eastAsia="Consolas" w:hAnsi="Consolas"/>
-          <w:sz w:val="20"/>
-          <w:szCs w:val="20"/>
-          <w:highlight w:val="lightGray"/>
-          <w:highlightCs w:val="lightGray"/>
-        </w:rPr>
-        <w:t xml:space="preserve">SemaphoreSlim</w:t>
-      </w:r>
-      <w:r>
-        <w:t xml:space="preserve">, §6.1), finds a hold that fully covers the requested window, converts it to a Confirmed booking carrying the customer's name/phone/email and </w:t>
-      </w:r>
-      <w:r>
-        <w:rPr>
-          <w:rFonts w:ascii="Consolas" w:cs="Consolas" w:eastAsia="Consolas" w:hAnsi="Consolas"/>
-          <w:sz w:val="20"/>
-          <w:szCs w:val="20"/>
-          <w:highlight w:val="lightGray"/>
-          <w:highlightCs w:val="lightGray"/>
-        </w:rPr>
-        <w:t xml:space="preserve">ExternalBookingId</w:t>
-      </w:r>
-      <w:r>
-        <w:t xml:space="preserve">, then trims the remainder of the original hold (</w:t>
-      </w:r>
-      <w:r>
-        <w:rPr>
-          <w:rFonts w:ascii="Consolas" w:cs="Consolas" w:eastAsia="Consolas" w:hAnsi="Consolas"/>
-          <w:sz w:val="20"/>
-          <w:szCs w:val="20"/>
-          <w:highlight w:val="lightGray"/>
-          <w:highlightCs w:val="lightGray"/>
-        </w:rPr>
-        <w:t xml:space="preserve">TrimHoldAsync</w:t>
-      </w:r>
-      <w:r>
-        <w:t xml:space="preserve">) rather than deleting it outright — so a 10am–2pm hold claimed for a 10am–12pm booking still leaves 12pm–2pm open, and a hold covering multiple sheets still shows the others as available. Trimming deletes the hold (zero remainder), patches it in place (one remainder), or splits it into two events (two remainders); a hold that's a recurring occurrence is deleted and recreated as a standalone event for its remainder rather than PATCHed, since Graph rejects a Start/End change on an occurrence that would cross into an adjacent occurrence (the same restriction already known from </w:t>
-      </w:r>
-      <w:r>
-        <w:rPr>
-          <w:rFonts w:ascii="Consolas" w:cs="Consolas" w:eastAsia="Consolas" w:hAnsi="Consolas"/>
-          <w:sz w:val="20"/>
-          <w:szCs w:val="20"/>
-          <w:highlight w:val="lightGray"/>
-          <w:highlightCs w:val="lightGray"/>
-        </w:rPr>
-        <w:t xml:space="preserve">UpdateGroupAsync</w:t>
-      </w:r>
-      <w:r>
-        <w:t xml:space="preserve">, §5.1). A remainder segment shorter than the operator-configured </w:t>
-      </w:r>
+        <w:t xml:space="preserve">same</w:t>
+      </w:r>
+      <w:r>
+        <w:t xml:space="preserve"> sheet, producing multiple overlapping bookings instead of a spread-out, individually-correctable mess.</w:t>
+      </w:r>
+    </w:p>
+    <w:p>
+      <w:pPr>
+        <w:pStyle w:val="ListParagraph"/>
+        <w:numPr>
+          <w:ilvl w:val="0"/>
+          <w:numId w:val="2"/>
+        </w:numPr>
+      </w:pPr>
+      <w:r>
+        <w:t xml:space="preserve">Sheets are always tried in configured order (</w:t>
+      </w:r>
+      <w:r>
+        <w:rPr>
+          <w:rFonts w:ascii="Consolas" w:cs="Consolas" w:eastAsia="Consolas" w:hAnsi="Consolas"/>
+          <w:sz w:val="20"/>
+          <w:szCs w:val="20"/>
+          <w:highlight w:val="lightGray"/>
+          <w:highlightCs w:val="lightGray"/>
+        </w:rPr>
+        <w:t xml:space="preserve">Facility.SheetMailboxes</w:t>
+      </w:r>
+      <w:r>
+        <w:t xml:space="preserve">, i.e. sheet 1, then sheet 2, …) when claiming a hold — satisfies the operator's explicit "always assign sheets in numerical order" requirement without any extra sorting logic.</w:t>
+      </w:r>
+    </w:p>
+    <w:p/>
+    <w:p>
+      <w:pPr>
+        <w:spacing w:after="160"/>
+      </w:pPr>
       <w:r>
         <w:rPr>
           <w:b/>
           <w:bCs/>
         </w:rPr>
-        <w:t xml:space="preserve">minimum group event booking interval</w:t>
-      </w:r>
-      <w:r>
-        <w:t xml:space="preserve"> (Settings page, default 60 minutes — added 2026-08-03) is dropped entirely rather than kept as an unusably short bookable sliver; each side (before/after the claim) is judged independently. Every remainder </w:t>
+        <w:t xml:space="preserve">Hold-claiming, not hold-blocking.</w:t>
+      </w:r>
+      <w:r>
+        <w:t xml:space="preserve"> Every existing staff-facing write path treats a Group Event hold as something a new booking must avoid overlapping. This integration instead treats a hold covering the requested window as </w:t>
+      </w:r>
+      <w:r>
+        <w:rPr>
+          <w:i/>
+          <w:iCs/>
+        </w:rPr>
+        <w:t xml:space="preserve">claimable</w:t>
+      </w:r>
+      <w:r>
+        <w:t xml:space="preserve">: </w:t>
+      </w:r>
+      <w:r>
+        <w:rPr>
+          <w:rFonts w:ascii="Consolas" w:cs="Consolas" w:eastAsia="Consolas" w:hAnsi="Consolas"/>
+          <w:sz w:val="20"/>
+          <w:szCs w:val="20"/>
+          <w:highlight w:val="lightGray"/>
+          <w:highlightCs w:val="lightGray"/>
+        </w:rPr>
+        <w:t xml:space="preserve">SheetBookingService.ClaimHoldAsync</w:t>
+      </w:r>
+      <w:r>
+        <w:t xml:space="preserve"> walks sheets in configured order, locks one sheet at a time (same per-sheet </w:t>
+      </w:r>
+      <w:r>
+        <w:rPr>
+          <w:rFonts w:ascii="Consolas" w:cs="Consolas" w:eastAsia="Consolas" w:hAnsi="Consolas"/>
+          <w:sz w:val="20"/>
+          <w:szCs w:val="20"/>
+          <w:highlight w:val="lightGray"/>
+          <w:highlightCs w:val="lightGray"/>
+        </w:rPr>
+        <w:t xml:space="preserve">SemaphoreSlim</w:t>
+      </w:r>
+      <w:r>
+        <w:t xml:space="preserve">, §6.1), finds a hold that fully covers the requested window, converts it to a Confirmed booking carrying the customer's name/phone/email and </w:t>
+      </w:r>
+      <w:r>
+        <w:rPr>
+          <w:rFonts w:ascii="Consolas" w:cs="Consolas" w:eastAsia="Consolas" w:hAnsi="Consolas"/>
+          <w:sz w:val="20"/>
+          <w:szCs w:val="20"/>
+          <w:highlight w:val="lightGray"/>
+          <w:highlightCs w:val="lightGray"/>
+        </w:rPr>
+        <w:t xml:space="preserve">ExternalBookingId</w:t>
+      </w:r>
+      <w:r>
+        <w:t xml:space="preserve">, then trims the remainder of the original hold (</w:t>
       </w:r>
       <w:r>
         <w:rPr>
@@ -5263,97 +5539,53 @@
         <w:t xml:space="preserve">TrimHoldAsync</w:t>
       </w:r>
       <w:r>
-        <w:t xml:space="preserve"> creates or keeps is titled </w:t>
+        <w:t xml:space="preserve">) rather than deleting it outright — so a 10am–2pm hold claimed for a 10am–12pm booking still leaves 12pm–2pm open, and a hold covering multiple sheets still shows the others as available. Trimming deletes the hold (zero remainder), patches it in place (one remainder), or splits it into two events (two remainders); a hold that's a recurring occurrence is deleted and recreated as a standalone event for its remainder rather than PATCHed, since Graph rejects a Start/End change on an occurrence that would cross into an adjacent occurrence (the same restriction already known from </w:t>
+      </w:r>
+      <w:r>
+        <w:rPr>
+          <w:rFonts w:ascii="Consolas" w:cs="Consolas" w:eastAsia="Consolas" w:hAnsi="Consolas"/>
+          <w:sz w:val="20"/>
+          <w:szCs w:val="20"/>
+          <w:highlight w:val="lightGray"/>
+          <w:highlightCs w:val="lightGray"/>
+        </w:rPr>
+        <w:t xml:space="preserve">UpdateGroupAsync</w:t>
+      </w:r>
+      <w:r>
+        <w:t xml:space="preserve">, §5.1). A remainder segment shorter than the operator-configured </w:t>
       </w:r>
       <w:r>
         <w:rPr>
           <w:b/>
           <w:bCs/>
         </w:rPr>
-        <w:t xml:space="preserve">"Available for Group Events"</w:t>
-      </w:r>
-      <w:r>
-        <w:t xml:space="preserve">, distinguishing an app-generated "the rest of this slot is still open" fragment from a plain staff-created hold (which keeps its category-label title).</w:t>
-      </w:r>
-    </w:p>
-    <w:p>
-      <w:pPr>
-        <w:spacing w:after="160"/>
-      </w:pPr>
+        <w:t xml:space="preserve">minimum group event booking interval</w:t>
+      </w:r>
+      <w:r>
+        <w:t xml:space="preserve"> (Settings page, default 60 minutes — added 2026-08-03) is dropped entirely rather than kept as an unusably short bookable sliver; each side (before/after the claim) is judged independently. Every remainder </w:t>
+      </w:r>
+      <w:r>
+        <w:rPr>
+          <w:rFonts w:ascii="Consolas" w:cs="Consolas" w:eastAsia="Consolas" w:hAnsi="Consolas"/>
+          <w:sz w:val="20"/>
+          <w:szCs w:val="20"/>
+          <w:highlight w:val="lightGray"/>
+          <w:highlightCs w:val="lightGray"/>
+        </w:rPr>
+        <w:t xml:space="preserve">TrimHoldAsync</w:t>
+      </w:r>
+      <w:r>
+        <w:t xml:space="preserve"> creates or keeps is titled </w:t>
+      </w:r>
       <w:r>
         <w:rPr>
           <w:b/>
           <w:bCs/>
         </w:rPr>
-        <w:t xml:space="preserve">Reopening a claimed booking reunites adjacent fragments (found live, fixed 2026-08-03).</w:t>
-      </w:r>
-      <w:r>
-        <w:t xml:space="preserve"> Cancelling a Breely-claimed booking with "reopen as available" chosen previously just reopened that booking's own window as a hold, leaving it as a separate chip sitting back-to-back with whatever </w:t>
-      </w:r>
-      <w:r>
-        <w:rPr>
-          <w:rFonts w:ascii="Consolas" w:cs="Consolas" w:eastAsia="Consolas" w:hAnsi="Consolas"/>
-          <w:sz w:val="20"/>
-          <w:szCs w:val="20"/>
-          <w:highlight w:val="lightGray"/>
-          <w:highlightCs w:val="lightGray"/>
-        </w:rPr>
-        <w:t xml:space="preserve">TrimHoldAsync</w:t>
-      </w:r>
-      <w:r>
-        <w:t xml:space="preserve"> remainder(s) already existed alongside it - one open block of ice showing as 2-3 disjoint chips. </w:t>
-      </w:r>
-      <w:r>
-        <w:rPr>
-          <w:rFonts w:ascii="Consolas" w:cs="Consolas" w:eastAsia="Consolas" w:hAnsi="Consolas"/>
-          <w:sz w:val="20"/>
-          <w:szCs w:val="20"/>
-          <w:highlight w:val="lightGray"/>
-          <w:highlightCs w:val="lightGray"/>
-        </w:rPr>
-        <w:t xml:space="preserve">SheetBookingService.AbsorbAdjacentHoldsAsync</w:t>
-      </w:r>
-      <w:r>
-        <w:t xml:space="preserve">, called from </w:t>
-      </w:r>
-      <w:r>
-        <w:rPr>
-          <w:rFonts w:ascii="Consolas" w:cs="Consolas" w:eastAsia="Consolas" w:hAnsi="Consolas"/>
-          <w:sz w:val="20"/>
-          <w:szCs w:val="20"/>
-          <w:highlight w:val="lightGray"/>
-          <w:highlightCs w:val="lightGray"/>
-        </w:rPr>
-        <w:t xml:space="preserve">CancelGroupAsync</w:t>
-      </w:r>
-      <w:r>
-        <w:t xml:space="preserve">'s reopen path before writing, now finds any Group Event hold on the same sheet immediately touching the slot being reopened (extending outward on both sides as far as the chain goes) and folds them into one contiguous hold, deleting the absorbed neighbor(s) - not Breely-specific, since the same fragmentation risk exists whenever a hold sits adjacent to another hold regardless of how either one got there. </w:t>
-      </w:r>
-      <w:r>
-        <w:rPr>
-          <w:rFonts w:ascii="Consolas" w:cs="Consolas" w:eastAsia="Consolas" w:hAnsi="Consolas"/>
-          <w:sz w:val="20"/>
-          <w:szCs w:val="20"/>
-          <w:highlight w:val="lightGray"/>
-          <w:highlightCs w:val="lightGray"/>
-        </w:rPr>
-        <w:t xml:space="preserve">CancelGroupAsync</w:t>
-      </w:r>
-      <w:r>
-        <w:t xml:space="preserve"> gained proper per-sheet locking as part of this fix (it had none before) - merging now reads other holds before deciding what to write, a genuine race against a concurrent Breely claim on the same sheet, not just a courtesy lock. A recurring-occurrence booking being reopened into a merged span is deleted and recreated as a standalone event, same restriction as </w:t>
-      </w:r>
-      <w:r>
-        <w:rPr>
-          <w:rFonts w:ascii="Consolas" w:cs="Consolas" w:eastAsia="Consolas" w:hAnsi="Consolas"/>
-          <w:sz w:val="20"/>
-          <w:szCs w:val="20"/>
-          <w:highlight w:val="lightGray"/>
-          <w:highlightCs w:val="lightGray"/>
-        </w:rPr>
-        <w:t xml:space="preserve">TrimHoldAsync</w:t>
-      </w:r>
-      <w:r>
-        <w:t xml:space="preserve">'s own recurring case above.</w:t>
+        <w:t xml:space="preserve">"Available for Group Events"</w:t>
+      </w:r>
+      <w:r>
+        <w:t xml:space="preserve">, distinguishing an app-generated "the rest of this slot is still open" fragment from a plain staff-created hold (which keeps its category-label title).</w:t>
       </w:r>
     </w:p>
     <w:p>
@@ -5365,347 +5597,165 @@
           <w:b/>
           <w:bCs/>
         </w:rPr>
-        <w:t xml:space="preserve">Reschedule and cancellation.</w:t>
-      </w:r>
-      <w:r>
-        <w:t xml:space="preserve"> A reschedule notification (same </w:t>
-      </w:r>
-      <w:r>
-        <w:rPr>
-          <w:rFonts w:ascii="Consolas" w:cs="Consolas" w:eastAsia="Consolas" w:hAnsi="Consolas"/>
-          <w:sz w:val="20"/>
-          <w:szCs w:val="20"/>
-          <w:highlight w:val="lightGray"/>
-          <w:highlightCs w:val="lightGray"/>
-        </w:rPr>
-        <w:t xml:space="preserve">event.id</w:t>
-      </w:r>
-      <w:r>
-        <w:t xml:space="preserve">, new time) is handled as cancel-then-reclaim: the existing booking is released back to an open Group Event hold (</w:t>
-      </w:r>
-      <w:r>
-        <w:rPr>
-          <w:rFonts w:ascii="Consolas" w:cs="Consolas" w:eastAsia="Consolas" w:hAnsi="Consolas"/>
-          <w:sz w:val="20"/>
-          <w:szCs w:val="20"/>
-          <w:highlight w:val="lightGray"/>
-          <w:highlightCs w:val="lightGray"/>
-        </w:rPr>
-        <w:t xml:space="preserve">CancelGroupAsync(reopenAsGroupEventHold: true)</w:t>
-      </w:r>
-      <w:r>
-        <w:t xml:space="preserve">), then the new window is claimed fresh via the same </w:t>
-      </w:r>
-      <w:r>
-        <w:rPr>
-          <w:rFonts w:ascii="Consolas" w:cs="Consolas" w:eastAsia="Consolas" w:hAnsi="Consolas"/>
-          <w:sz w:val="20"/>
-          <w:szCs w:val="20"/>
-          <w:highlight w:val="lightGray"/>
-          <w:highlightCs w:val="lightGray"/>
-        </w:rPr>
-        <w:t xml:space="preserve">ClaimHoldAsync</w:t>
-      </w:r>
-      <w:r>
-        <w:t xml:space="preserve"> path above — which may land on a different sheet than before if the original sheet isn't free at the new time; that's expected. The reclaim preserves the booking's existing </w:t>
-      </w:r>
-      <w:r>
-        <w:rPr>
-          <w:rFonts w:ascii="Consolas" w:cs="Consolas" w:eastAsia="Consolas" w:hAnsi="Consolas"/>
-          <w:sz w:val="20"/>
-          <w:szCs w:val="20"/>
-          <w:highlight w:val="lightGray"/>
-          <w:highlightCs w:val="lightGray"/>
-        </w:rPr>
-        <w:t xml:space="preserve">BookingGroupId</w:t>
-      </w:r>
-      <w:r>
-        <w:t xml:space="preserve"> (see "Grouping" above) rather than minting a new one, so a rescheduled sheet stays linked to its siblings. A cancellation notification releases the matching booking the same way, or is logged and ignored if no matching booking is found. </w:t>
-      </w:r>
+        <w:t xml:space="preserve">Reopening a claimed booking reunites adjacent fragments (found live, fixed 2026-08-03).</w:t>
+      </w:r>
+      <w:r>
+        <w:t xml:space="preserve"> Cancelling a Breely-claimed booking with "reopen as available" chosen previously just reopened that booking's own window as a hold, leaving it as a separate chip sitting back-to-back with whatever </w:t>
+      </w:r>
+      <w:r>
+        <w:rPr>
+          <w:rFonts w:ascii="Consolas" w:cs="Consolas" w:eastAsia="Consolas" w:hAnsi="Consolas"/>
+          <w:sz w:val="20"/>
+          <w:szCs w:val="20"/>
+          <w:highlight w:val="lightGray"/>
+          <w:highlightCs w:val="lightGray"/>
+        </w:rPr>
+        <w:t xml:space="preserve">TrimHoldAsync</w:t>
+      </w:r>
+      <w:r>
+        <w:t xml:space="preserve"> remainder(s) already existed alongside it - one open block of ice showing as 2-3 disjoint chips. </w:t>
+      </w:r>
+      <w:r>
+        <w:rPr>
+          <w:rFonts w:ascii="Consolas" w:cs="Consolas" w:eastAsia="Consolas" w:hAnsi="Consolas"/>
+          <w:sz w:val="20"/>
+          <w:szCs w:val="20"/>
+          <w:highlight w:val="lightGray"/>
+          <w:highlightCs w:val="lightGray"/>
+        </w:rPr>
+        <w:t xml:space="preserve">SheetBookingService.AbsorbAdjacentHoldsAsync</w:t>
+      </w:r>
+      <w:r>
+        <w:t xml:space="preserve">, called from </w:t>
+      </w:r>
+      <w:r>
+        <w:rPr>
+          <w:rFonts w:ascii="Consolas" w:cs="Consolas" w:eastAsia="Consolas" w:hAnsi="Consolas"/>
+          <w:sz w:val="20"/>
+          <w:szCs w:val="20"/>
+          <w:highlight w:val="lightGray"/>
+          <w:highlightCs w:val="lightGray"/>
+        </w:rPr>
+        <w:t xml:space="preserve">CancelGroupAsync</w:t>
+      </w:r>
+      <w:r>
+        <w:t xml:space="preserve">'s reopen path before writing, now finds any Group Event hold on the same sheet immediately touching the slot being reopened (extending outward on both sides as far as the chain goes) and folds them into one contiguous hold, deleting the absorbed neighbor(s) - not Breely-specific, since the same fragmentation risk exists whenever a hold sits adjacent to another hold regardless of how either one got there. </w:t>
+      </w:r>
+      <w:r>
+        <w:rPr>
+          <w:rFonts w:ascii="Consolas" w:cs="Consolas" w:eastAsia="Consolas" w:hAnsi="Consolas"/>
+          <w:sz w:val="20"/>
+          <w:szCs w:val="20"/>
+          <w:highlight w:val="lightGray"/>
+          <w:highlightCs w:val="lightGray"/>
+        </w:rPr>
+        <w:t xml:space="preserve">CancelGroupAsync</w:t>
+      </w:r>
+      <w:r>
+        <w:t xml:space="preserve"> gained proper per-sheet locking as part of this fix (it had none before) - merging now reads other holds before deciding what to write, a genuine race against a concurrent Breely claim on the same sheet, not just a courtesy lock. A recurring-occurrence booking being reopened into a merged span is deleted and recreated as a standalone event, same restriction as </w:t>
+      </w:r>
+      <w:r>
+        <w:rPr>
+          <w:rFonts w:ascii="Consolas" w:cs="Consolas" w:eastAsia="Consolas" w:hAnsi="Consolas"/>
+          <w:sz w:val="20"/>
+          <w:szCs w:val="20"/>
+          <w:highlight w:val="lightGray"/>
+          <w:highlightCs w:val="lightGray"/>
+        </w:rPr>
+        <w:t xml:space="preserve">TrimHoldAsync</w:t>
+      </w:r>
+      <w:r>
+        <w:t xml:space="preserve">'s own recurring case above.</w:t>
+      </w:r>
+    </w:p>
+    <w:p>
+      <w:pPr>
+        <w:spacing w:after="160"/>
+      </w:pPr>
       <w:r>
         <w:rPr>
           <w:b/>
           <w:bCs/>
         </w:rPr>
-        <w:t xml:space="preserve">Cancellation has now been exercised against real Breely traffic</w:t>
-      </w:r>
-      <w:r>
-        <w:t xml:space="preserve"> (2026-08-03, as part of testing the multi-sheet fix above) via the reschedule path's release step; a standalone </w:t>
-      </w:r>
-      <w:r>
-        <w:rPr>
-          <w:rFonts w:ascii="Consolas" w:cs="Consolas" w:eastAsia="Consolas" w:hAnsi="Consolas"/>
-          <w:sz w:val="20"/>
-          <w:szCs w:val="20"/>
-          <w:highlight w:val="lightGray"/>
-          <w:highlightCs w:val="lightGray"/>
-        </w:rPr>
-        <w:t xml:space="preserve">canceled: true</w:t>
-      </w:r>
-      <w:r>
-        <w:t xml:space="preserve"> notification (no accompanying reschedule) is still only confirmed against sample payloads.</w:t>
-      </w:r>
-    </w:p>
-    <w:p>
-      <w:pPr>
-        <w:spacing w:after="160"/>
-      </w:pPr>
+        <w:t xml:space="preserve">Reschedule and cancellation.</w:t>
+      </w:r>
+      <w:r>
+        <w:t xml:space="preserve"> A reschedule notification (same </w:t>
+      </w:r>
+      <w:r>
+        <w:rPr>
+          <w:rFonts w:ascii="Consolas" w:cs="Consolas" w:eastAsia="Consolas" w:hAnsi="Consolas"/>
+          <w:sz w:val="20"/>
+          <w:szCs w:val="20"/>
+          <w:highlight w:val="lightGray"/>
+          <w:highlightCs w:val="lightGray"/>
+        </w:rPr>
+        <w:t xml:space="preserve">event.id</w:t>
+      </w:r>
+      <w:r>
+        <w:t xml:space="preserve">, new time) is handled as cancel-then-reclaim: the existing booking is released back to an open Group Event hold (</w:t>
+      </w:r>
+      <w:r>
+        <w:rPr>
+          <w:rFonts w:ascii="Consolas" w:cs="Consolas" w:eastAsia="Consolas" w:hAnsi="Consolas"/>
+          <w:sz w:val="20"/>
+          <w:szCs w:val="20"/>
+          <w:highlight w:val="lightGray"/>
+          <w:highlightCs w:val="lightGray"/>
+        </w:rPr>
+        <w:t xml:space="preserve">CancelGroupAsync(reopenAsGroupEventHold: true)</w:t>
+      </w:r>
+      <w:r>
+        <w:t xml:space="preserve">), then the new window is claimed fresh via the same </w:t>
+      </w:r>
+      <w:r>
+        <w:rPr>
+          <w:rFonts w:ascii="Consolas" w:cs="Consolas" w:eastAsia="Consolas" w:hAnsi="Consolas"/>
+          <w:sz w:val="20"/>
+          <w:szCs w:val="20"/>
+          <w:highlight w:val="lightGray"/>
+          <w:highlightCs w:val="lightGray"/>
+        </w:rPr>
+        <w:t xml:space="preserve">ClaimHoldAsync</w:t>
+      </w:r>
+      <w:r>
+        <w:t xml:space="preserve"> path above — which may land on a different sheet than before if the original sheet isn't free at the new time; that's expected. The reclaim preserves the booking's existing </w:t>
+      </w:r>
+      <w:r>
+        <w:rPr>
+          <w:rFonts w:ascii="Consolas" w:cs="Consolas" w:eastAsia="Consolas" w:hAnsi="Consolas"/>
+          <w:sz w:val="20"/>
+          <w:szCs w:val="20"/>
+          <w:highlight w:val="lightGray"/>
+          <w:highlightCs w:val="lightGray"/>
+        </w:rPr>
+        <w:t xml:space="preserve">BookingGroupId</w:t>
+      </w:r>
+      <w:r>
+        <w:t xml:space="preserve"> (see "Grouping" above) rather than minting a new one, so a rescheduled sheet stays linked to its siblings. A cancellation notification releases the matching booking the same way, or is logged and ignored if no matching booking is found. </w:t>
+      </w:r>
       <w:r>
         <w:rPr>
           <w:b/>
           <w:bCs/>
         </w:rPr>
-        <w:t xml:space="preserve">Payload handling.</w:t>
-      </w:r>
-      <w:r>
-        <w:t xml:space="preserve"> Breely's real webhook payload is large and mostly irrelevant to this app (CRM/marketing fields, signed-PDF blobs, raw form-answer dumps); </w:t>
-      </w:r>
-      <w:r>
-        <w:rPr>
-          <w:rFonts w:ascii="Consolas" w:cs="Consolas" w:eastAsia="Consolas" w:hAnsi="Consolas"/>
-          <w:sz w:val="20"/>
-          <w:szCs w:val="20"/>
-          <w:highlight w:val="lightGray"/>
-          <w:highlightCs w:val="lightGray"/>
-        </w:rPr>
-        <w:t xml:space="preserve">BreelyBookingProcessor</w:t>
-      </w:r>
-      <w:r>
-        <w:t xml:space="preserve">'s DTOs (</w:t>
-      </w:r>
-      <w:r>
-        <w:rPr>
-          <w:rFonts w:ascii="Consolas" w:cs="Consolas" w:eastAsia="Consolas" w:hAnsi="Consolas"/>
-          <w:sz w:val="20"/>
-          <w:szCs w:val="20"/>
-          <w:highlight w:val="lightGray"/>
-          <w:highlightCs w:val="lightGray"/>
-        </w:rPr>
-        <w:t xml:space="preserve">BreelyEvent</w:t>
-      </w:r>
-      <w:r>
-        <w:t xml:space="preserve">/</w:t>
-      </w:r>
-      <w:r>
-        <w:rPr>
-          <w:rFonts w:ascii="Consolas" w:cs="Consolas" w:eastAsia="Consolas" w:hAnsi="Consolas"/>
-          <w:sz w:val="20"/>
-          <w:szCs w:val="20"/>
-          <w:highlight w:val="lightGray"/>
-          <w:highlightCs w:val="lightGray"/>
-        </w:rPr>
-        <w:t xml:space="preserve">BreelyWebhookPayload</w:t>
-      </w:r>
-      <w:r>
-        <w:t xml:space="preserve">) map only the handful of fields actually used (</w:t>
-      </w:r>
-      <w:r>
-        <w:rPr>
-          <w:rFonts w:ascii="Consolas" w:cs="Consolas" w:eastAsia="Consolas" w:hAnsi="Consolas"/>
-          <w:sz w:val="20"/>
-          <w:szCs w:val="20"/>
-          <w:highlight w:val="lightGray"/>
-          <w:highlightCs w:val="lightGray"/>
-        </w:rPr>
-        <w:t xml:space="preserve">id</w:t>
-      </w:r>
-      <w:r>
-        <w:t xml:space="preserve">, </w:t>
-      </w:r>
-      <w:r>
-        <w:rPr>
-          <w:rFonts w:ascii="Consolas" w:cs="Consolas" w:eastAsia="Consolas" w:hAnsi="Consolas"/>
-          <w:sz w:val="20"/>
-          <w:szCs w:val="20"/>
-          <w:highlight w:val="lightGray"/>
-          <w:highlightCs w:val="lightGray"/>
-        </w:rPr>
-        <w:t xml:space="preserve">start_date</w:t>
-      </w:r>
-      <w:r>
-        <w:t xml:space="preserve">, </w:t>
-      </w:r>
-      <w:r>
-        <w:rPr>
-          <w:rFonts w:ascii="Consolas" w:cs="Consolas" w:eastAsia="Consolas" w:hAnsi="Consolas"/>
-          <w:sz w:val="20"/>
-          <w:szCs w:val="20"/>
-          <w:highlight w:val="lightGray"/>
-          <w:highlightCs w:val="lightGray"/>
-        </w:rPr>
-        <w:t xml:space="preserve">start_time</w:t>
-      </w:r>
-      <w:r>
-        <w:t xml:space="preserve">, </w:t>
-      </w:r>
-      <w:r>
-        <w:rPr>
-          <w:rFonts w:ascii="Consolas" w:cs="Consolas" w:eastAsia="Consolas" w:hAnsi="Consolas"/>
-          <w:sz w:val="20"/>
-          <w:szCs w:val="20"/>
-          <w:highlight w:val="lightGray"/>
-          <w:highlightCs w:val="lightGray"/>
-        </w:rPr>
-        <w:t xml:space="preserve">duration_in_minutes</w:t>
-      </w:r>
-      <w:r>
-        <w:t xml:space="preserve">, </w:t>
-      </w:r>
-      <w:r>
-        <w:rPr>
-          <w:rFonts w:ascii="Consolas" w:cs="Consolas" w:eastAsia="Consolas" w:hAnsi="Consolas"/>
-          <w:sz w:val="20"/>
-          <w:szCs w:val="20"/>
-          <w:highlight w:val="lightGray"/>
-          <w:highlightCs w:val="lightGray"/>
-        </w:rPr>
-        <w:t xml:space="preserve">booked_with</w:t>
-      </w:r>
-      <w:r>
-        <w:t xml:space="preserve">, </w:t>
-      </w:r>
-      <w:r>
-        <w:rPr>
-          <w:rFonts w:ascii="Consolas" w:cs="Consolas" w:eastAsia="Consolas" w:hAnsi="Consolas"/>
-          <w:sz w:val="20"/>
-          <w:szCs w:val="20"/>
-          <w:highlight w:val="lightGray"/>
-          <w:highlightCs w:val="lightGray"/>
-        </w:rPr>
-        <w:t xml:space="preserve">canceled</w:t>
-      </w:r>
-      <w:r>
-        <w:t xml:space="preserve">, client contact fields, </w:t>
-      </w:r>
-      <w:r>
-        <w:rPr>
-          <w:rFonts w:ascii="Consolas" w:cs="Consolas" w:eastAsia="Consolas" w:hAnsi="Consolas"/>
-          <w:sz w:val="20"/>
-          <w:szCs w:val="20"/>
-          <w:highlight w:val="lightGray"/>
-          <w:highlightCs w:val="lightGray"/>
-        </w:rPr>
-        <w:t xml:space="preserve">event_type</w:t>
-      </w:r>
-      <w:r>
-        <w:t xml:space="preserve">, </w:t>
-      </w:r>
-      <w:r>
-        <w:rPr>
-          <w:rFonts w:ascii="Consolas" w:cs="Consolas" w:eastAsia="Consolas" w:hAnsi="Consolas"/>
-          <w:sz w:val="20"/>
-          <w:szCs w:val="20"/>
-          <w:highlight w:val="lightGray"/>
-          <w:highlightCs w:val="lightGray"/>
-        </w:rPr>
-        <w:t xml:space="preserve">admin_url</w:t>
-      </w:r>
-      <w:r>
-        <w:t xml:space="preserve">) via </w:t>
-      </w:r>
-      <w:r>
-        <w:rPr>
-          <w:rFonts w:ascii="Consolas" w:cs="Consolas" w:eastAsia="Consolas" w:hAnsi="Consolas"/>
-          <w:sz w:val="20"/>
-          <w:szCs w:val="20"/>
-          <w:highlight w:val="lightGray"/>
-          <w:highlightCs w:val="lightGray"/>
-        </w:rPr>
-        <w:t xml:space="preserve">[JsonPropertyName]</w:t>
-      </w:r>
-      <w:r>
-        <w:t xml:space="preserve">; everything else is silently ignored by </w:t>
-      </w:r>
-      <w:r>
-        <w:rPr>
-          <w:rFonts w:ascii="Consolas" w:cs="Consolas" w:eastAsia="Consolas" w:hAnsi="Consolas"/>
-          <w:sz w:val="20"/>
-          <w:szCs w:val="20"/>
-          <w:highlight w:val="lightGray"/>
-          <w:highlightCs w:val="lightGray"/>
-        </w:rPr>
-        <w:t xml:space="preserve">System.Text.Json</w:t>
-      </w:r>
-      <w:r>
-        <w:t xml:space="preserve">, not an oversight. </w:t>
-      </w:r>
-      <w:r>
-        <w:rPr>
-          <w:rFonts w:ascii="Consolas" w:cs="Consolas" w:eastAsia="Consolas" w:hAnsi="Consolas"/>
-          <w:sz w:val="20"/>
-          <w:szCs w:val="20"/>
-          <w:highlight w:val="lightGray"/>
-          <w:highlightCs w:val="lightGray"/>
-        </w:rPr>
-        <w:t xml:space="preserve">start_date</w:t>
-      </w:r>
-      <w:r>
-        <w:t xml:space="preserve">/</w:t>
-      </w:r>
-      <w:r>
-        <w:rPr>
-          <w:rFonts w:ascii="Consolas" w:cs="Consolas" w:eastAsia="Consolas" w:hAnsi="Consolas"/>
-          <w:sz w:val="20"/>
-          <w:szCs w:val="20"/>
-          <w:highlight w:val="lightGray"/>
-          <w:highlightCs w:val="lightGray"/>
-        </w:rPr>
-        <w:t xml:space="preserve">start_time</w:t>
-      </w:r>
-      <w:r>
-        <w:t xml:space="preserve"> are parsed as facility-local time (</w:t>
-      </w:r>
-      <w:r>
-        <w:rPr>
-          <w:rFonts w:ascii="Consolas" w:cs="Consolas" w:eastAsia="Consolas" w:hAnsi="Consolas"/>
-          <w:sz w:val="20"/>
-          <w:szCs w:val="20"/>
-          <w:highlight w:val="lightGray"/>
-          <w:highlightCs w:val="lightGray"/>
-        </w:rPr>
-        <w:t xml:space="preserve">MMM d, yyyy h:mmtt</w:t>
-      </w:r>
-      <w:r>
-        <w:t xml:space="preserve">) — the "PDT"/"PST" abbreviation Breely also sends is deliberately ignored, since the facility's own configured time zone (§4.6) is the authority on local time here, matching how the rest of the app already treats </w:t>
-      </w:r>
-      <w:r>
-        <w:rPr>
-          <w:rFonts w:ascii="Consolas" w:cs="Consolas" w:eastAsia="Consolas" w:hAnsi="Consolas"/>
-          <w:sz w:val="20"/>
-          <w:szCs w:val="20"/>
-          <w:highlight w:val="lightGray"/>
-          <w:highlightCs w:val="lightGray"/>
-        </w:rPr>
-        <w:t xml:space="preserve">DateTime</w:t>
-      </w:r>
-      <w:r>
-        <w:t xml:space="preserve"> as local-without-offset. An event whose </w:t>
-      </w:r>
-      <w:r>
-        <w:rPr>
-          <w:rFonts w:ascii="Consolas" w:cs="Consolas" w:eastAsia="Consolas" w:hAnsi="Consolas"/>
-          <w:sz w:val="20"/>
-          <w:szCs w:val="20"/>
-          <w:highlight w:val="lightGray"/>
-          <w:highlightCs w:val="lightGray"/>
-        </w:rPr>
-        <w:t xml:space="preserve">booked_with</w:t>
-      </w:r>
-      <w:r>
-        <w:t xml:space="preserve"> isn't the configured sheet resource-type string (currently </w:t>
-      </w:r>
-      <w:r>
-        <w:rPr>
-          <w:rFonts w:ascii="Consolas" w:cs="Consolas" w:eastAsia="Consolas" w:hAnsi="Consolas"/>
-          <w:sz w:val="20"/>
-          <w:szCs w:val="20"/>
-          <w:highlight w:val="lightGray"/>
-          <w:highlightCs w:val="lightGray"/>
-        </w:rPr>
-        <w:t xml:space="preserve">"Curling Sheet"</w:t>
-      </w:r>
-      <w:r>
-        <w:t xml:space="preserve">, hardcoded — Breely has no API for this app to discover the name on its own) is ignored as not applicable to this calendar (e.g. a warm-room add-on, if Breely ever sends one as its own top-level event).</w:t>
+        <w:t xml:space="preserve">Cancellation has now been exercised against real Breely traffic</w:t>
+      </w:r>
+      <w:r>
+        <w:t xml:space="preserve"> (2026-08-03, as part of testing the multi-sheet fix above) via the reschedule path's release step; a standalone </w:t>
+      </w:r>
+      <w:r>
+        <w:rPr>
+          <w:rFonts w:ascii="Consolas" w:cs="Consolas" w:eastAsia="Consolas" w:hAnsi="Consolas"/>
+          <w:sz w:val="20"/>
+          <w:szCs w:val="20"/>
+          <w:highlight w:val="lightGray"/>
+          <w:highlightCs w:val="lightGray"/>
+        </w:rPr>
+        <w:t xml:space="preserve">canceled: true</w:t>
+      </w:r>
+      <w:r>
+        <w:t xml:space="preserve"> notification (no accompanying reschedule) is still only confirmed against sample payloads.</w:t>
       </w:r>
     </w:p>
     <w:p>
@@ -5717,6 +5767,668 @@
           <w:b/>
           <w:bCs/>
         </w:rPr>
+        <w:t xml:space="preserve">A released hold used to keep the departing booking's identity (found live, fixed 2026-08-04).</w:t>
+      </w:r>
+      <w:r>
+        <w:t xml:space="preserve"> The reopen-as-hold PATCH only ever included the extended properties </w:t>
+      </w:r>
+      <w:r>
+        <w:rPr>
+          <w:rFonts w:ascii="Consolas" w:cs="Consolas" w:eastAsia="Consolas" w:hAnsi="Consolas"/>
+          <w:sz w:val="20"/>
+          <w:szCs w:val="20"/>
+          <w:highlight w:val="lightGray"/>
+          <w:highlightCs w:val="lightGray"/>
+        </w:rPr>
+        <w:t xml:space="preserve">ToGraphEvent</w:t>
+      </w:r>
+      <w:r>
+        <w:t xml:space="preserve"> was given a non-empty value for - </w:t>
+      </w:r>
+      <w:r>
+        <w:rPr>
+          <w:rFonts w:ascii="Consolas" w:cs="Consolas" w:eastAsia="Consolas" w:hAnsi="Consolas"/>
+          <w:sz w:val="20"/>
+          <w:szCs w:val="20"/>
+          <w:highlight w:val="lightGray"/>
+          <w:highlightCs w:val="lightGray"/>
+        </w:rPr>
+        <w:t xml:space="preserve">ExternalBookingId</w:t>
+      </w:r>
+      <w:r>
+        <w:t xml:space="preserve"> and </w:t>
+      </w:r>
+      <w:r>
+        <w:rPr>
+          <w:rFonts w:ascii="Consolas" w:cs="Consolas" w:eastAsia="Consolas" w:hAnsi="Consolas"/>
+          <w:sz w:val="20"/>
+          <w:szCs w:val="20"/>
+          <w:highlight w:val="lightGray"/>
+          <w:highlightCs w:val="lightGray"/>
+        </w:rPr>
+        <w:t xml:space="preserve">BookedBy</w:t>
+      </w:r>
+      <w:r>
+        <w:t xml:space="preserve"> were simply omitted when reopening, and Graph's PATCH semantics leave an omitted extended property untouched rather than clearing it. The released hold therefore kept the just-departed Breely booking's </w:t>
+      </w:r>
+      <w:r>
+        <w:rPr>
+          <w:rFonts w:ascii="Consolas" w:cs="Consolas" w:eastAsia="Consolas" w:hAnsi="Consolas"/>
+          <w:sz w:val="20"/>
+          <w:szCs w:val="20"/>
+          <w:highlight w:val="lightGray"/>
+          <w:highlightCs w:val="lightGray"/>
+        </w:rPr>
+        <w:t xml:space="preserve">ExternalBookingId</w:t>
+      </w:r>
+      <w:r>
+        <w:t xml:space="preserve">, so the </w:t>
+      </w:r>
+      <w:r>
+        <w:rPr>
+          <w:i/>
+          <w:iCs/>
+        </w:rPr>
+        <w:t xml:space="preserve">next</w:t>
+      </w:r>
+      <w:r>
+        <w:t xml:space="preserve"> notification for that same external id could match the leftover hold via </w:t>
+      </w:r>
+      <w:r>
+        <w:rPr>
+          <w:rFonts w:ascii="Consolas" w:cs="Consolas" w:eastAsia="Consolas" w:hAnsi="Consolas"/>
+          <w:sz w:val="20"/>
+          <w:szCs w:val="20"/>
+          <w:highlight w:val="lightGray"/>
+          <w:highlightCs w:val="lightGray"/>
+        </w:rPr>
+        <w:t xml:space="preserve">FindByExternalIdAsync</w:t>
+      </w:r>
+      <w:r>
+        <w:t xml:space="preserve"> instead of the real booking, which had already moved elsewhere. </w:t>
+      </w:r>
+      <w:r>
+        <w:rPr>
+          <w:rFonts w:ascii="Consolas" w:cs="Consolas" w:eastAsia="Consolas" w:hAnsi="Consolas"/>
+          <w:sz w:val="20"/>
+          <w:szCs w:val="20"/>
+          <w:highlight w:val="lightGray"/>
+          <w:highlightCs w:val="lightGray"/>
+        </w:rPr>
+        <w:t xml:space="preserve">ToGraphEvent</w:t>
+      </w:r>
+      <w:r>
+        <w:t xml:space="preserve"> gained a </w:t>
+      </w:r>
+      <w:r>
+        <w:rPr>
+          <w:rFonts w:ascii="Consolas" w:cs="Consolas" w:eastAsia="Consolas" w:hAnsi="Consolas"/>
+          <w:sz w:val="20"/>
+          <w:szCs w:val="20"/>
+          <w:highlight w:val="lightGray"/>
+          <w:highlightCs w:val="lightGray"/>
+        </w:rPr>
+        <w:t xml:space="preserve">clearUnsetOptionalProperties</w:t>
+      </w:r>
+      <w:r>
+        <w:t xml:space="preserve"> flag, used only by the reopen path, that explicitly writes an empty string for </w:t>
+      </w:r>
+      <w:r>
+        <w:rPr>
+          <w:rFonts w:ascii="Consolas" w:cs="Consolas" w:eastAsia="Consolas" w:hAnsi="Consolas"/>
+          <w:sz w:val="20"/>
+          <w:szCs w:val="20"/>
+          <w:highlight w:val="lightGray"/>
+          <w:highlightCs w:val="lightGray"/>
+        </w:rPr>
+        <w:t xml:space="preserve">BookedBy</w:t>
+      </w:r>
+      <w:r>
+        <w:t xml:space="preserve">/</w:t>
+      </w:r>
+      <w:r>
+        <w:rPr>
+          <w:rFonts w:ascii="Consolas" w:cs="Consolas" w:eastAsia="Consolas" w:hAnsi="Consolas"/>
+          <w:sz w:val="20"/>
+          <w:szCs w:val="20"/>
+          <w:highlight w:val="lightGray"/>
+          <w:highlightCs w:val="lightGray"/>
+        </w:rPr>
+        <w:t xml:space="preserve">ExternalBookingId</w:t>
+      </w:r>
+      <w:r>
+        <w:t xml:space="preserve"> when the reopened booking doesn't carry its own value - an empty string can never satisfy </w:t>
+      </w:r>
+      <w:r>
+        <w:rPr>
+          <w:rFonts w:ascii="Consolas" w:cs="Consolas" w:eastAsia="Consolas" w:hAnsi="Consolas"/>
+          <w:sz w:val="20"/>
+          <w:szCs w:val="20"/>
+          <w:highlight w:val="lightGray"/>
+          <w:highlightCs w:val="lightGray"/>
+        </w:rPr>
+        <w:t xml:space="preserve">FindByExternalIdAsync</w:t>
+      </w:r>
+      <w:r>
+        <w:t xml:space="preserve">'s exact-match </w:t>
+      </w:r>
+      <w:r>
+        <w:rPr>
+          <w:rFonts w:ascii="Consolas" w:cs="Consolas" w:eastAsia="Consolas" w:hAnsi="Consolas"/>
+          <w:sz w:val="20"/>
+          <w:szCs w:val="20"/>
+          <w:highlight w:val="lightGray"/>
+          <w:highlightCs w:val="lightGray"/>
+        </w:rPr>
+        <w:t xml:space="preserve">$filter</w:t>
+      </w:r>
+      <w:r>
+        <w:t xml:space="preserve">. </w:t>
+      </w:r>
+      <w:r>
+        <w:rPr>
+          <w:rFonts w:ascii="Consolas" w:cs="Consolas" w:eastAsia="Consolas" w:hAnsi="Consolas"/>
+          <w:sz w:val="20"/>
+          <w:szCs w:val="20"/>
+          <w:highlight w:val="lightGray"/>
+          <w:highlightCs w:val="lightGray"/>
+        </w:rPr>
+        <w:t xml:space="preserve">FindByExternalIdAsync</w:t>
+      </w:r>
+      <w:r>
+        <w:t xml:space="preserve"> also now prefers a Confirmed match over a Hold if more than one result is ever returned, as defense in depth against the same class of stale-identity bug elsewhere.</w:t>
+      </w:r>
+    </w:p>
+    <w:p>
+      <w:pPr>
+        <w:spacing w:after="160"/>
+      </w:pPr>
+      <w:r>
+        <w:rPr>
+          <w:b/>
+          <w:bCs/>
+        </w:rPr>
+        <w:t xml:space="preserve">Processing runs detached from the request, not on its cancellation token (found live, fixed 2026-08-04).</w:t>
+      </w:r>
+      <w:r>
+        <w:t xml:space="preserve"> The endpoint previously awaited </w:t>
+      </w:r>
+      <w:r>
+        <w:rPr>
+          <w:rFonts w:ascii="Consolas" w:cs="Consolas" w:eastAsia="Consolas" w:hAnsi="Consolas"/>
+          <w:sz w:val="20"/>
+          <w:szCs w:val="20"/>
+          <w:highlight w:val="lightGray"/>
+          <w:highlightCs w:val="lightGray"/>
+        </w:rPr>
+        <w:t xml:space="preserve">ProcessAsync</w:t>
+      </w:r>
+      <w:r>
+        <w:t xml:space="preserve"> before returning </w:t>
+      </w:r>
+      <w:r>
+        <w:rPr>
+          <w:rFonts w:ascii="Consolas" w:cs="Consolas" w:eastAsia="Consolas" w:hAnsi="Consolas"/>
+          <w:sz w:val="20"/>
+          <w:szCs w:val="20"/>
+          <w:highlight w:val="lightGray"/>
+          <w:highlightCs w:val="lightGray"/>
+        </w:rPr>
+        <w:t xml:space="preserve">200</w:t>
+      </w:r>
+      <w:r>
+        <w:t xml:space="preserve">, on the request's own </w:t>
+      </w:r>
+      <w:r>
+        <w:rPr>
+          <w:rFonts w:ascii="Consolas" w:cs="Consolas" w:eastAsia="Consolas" w:hAnsi="Consolas"/>
+          <w:sz w:val="20"/>
+          <w:szCs w:val="20"/>
+          <w:highlight w:val="lightGray"/>
+          <w:highlightCs w:val="lightGray"/>
+        </w:rPr>
+        <w:t xml:space="preserve">CancellationToken</w:t>
+      </w:r>
+      <w:r>
+        <w:t xml:space="preserve"> - meaning a multi-sheet batch (potentially dozens of sequential Graph calls) could take far longer than "ack fast" implies, and an HTTP timeout on Breely's side would abort processing </w:t>
+      </w:r>
+      <w:r>
+        <w:rPr>
+          <w:i/>
+          <w:iCs/>
+        </w:rPr>
+        <w:t xml:space="preserve">mid-write</w:t>
+      </w:r>
+      <w:r>
+        <w:t xml:space="preserve"> (e.g. between releasing an old slot and claiming the new one on a reschedule), leaving a booking missing from this calendar while it still exists in Breely. </w:t>
+      </w:r>
+      <w:r>
+        <w:rPr>
+          <w:rFonts w:ascii="Consolas" w:cs="Consolas" w:eastAsia="Consolas" w:hAnsi="Consolas"/>
+          <w:sz w:val="20"/>
+          <w:szCs w:val="20"/>
+          <w:highlight w:val="lightGray"/>
+          <w:highlightCs w:val="lightGray"/>
+        </w:rPr>
+        <w:t xml:space="preserve">BreelyBookingWebhookEndpoint</w:t>
+      </w:r>
+      <w:r>
+        <w:t xml:space="preserve"> now acknowledges immediately and runs </w:t>
+      </w:r>
+      <w:r>
+        <w:rPr>
+          <w:rFonts w:ascii="Consolas" w:cs="Consolas" w:eastAsia="Consolas" w:hAnsi="Consolas"/>
+          <w:sz w:val="20"/>
+          <w:szCs w:val="20"/>
+          <w:highlight w:val="lightGray"/>
+          <w:highlightCs w:val="lightGray"/>
+        </w:rPr>
+        <w:t xml:space="preserve">ProcessAsync</w:t>
+      </w:r>
+      <w:r>
+        <w:t xml:space="preserve"> detached, on </w:t>
+      </w:r>
+      <w:r>
+        <w:rPr>
+          <w:rFonts w:ascii="Consolas" w:cs="Consolas" w:eastAsia="Consolas" w:hAnsi="Consolas"/>
+          <w:sz w:val="20"/>
+          <w:szCs w:val="20"/>
+          <w:highlight w:val="lightGray"/>
+          <w:highlightCs w:val="lightGray"/>
+        </w:rPr>
+        <w:t xml:space="preserve">CancellationToken.None</w:t>
+      </w:r>
+      <w:r>
+        <w:t xml:space="preserve">, so once started it always runs to completion. Safe specifically because every service </w:t>
+      </w:r>
+      <w:r>
+        <w:rPr>
+          <w:rFonts w:ascii="Consolas" w:cs="Consolas" w:eastAsia="Consolas" w:hAnsi="Consolas"/>
+          <w:sz w:val="20"/>
+          <w:szCs w:val="20"/>
+          <w:highlight w:val="lightGray"/>
+          <w:highlightCs w:val="lightGray"/>
+        </w:rPr>
+        <w:t xml:space="preserve">BreelyBookingProcessor</w:t>
+      </w:r>
+      <w:r>
+        <w:t xml:space="preserve"> depends on is registered as a Singleton (Program.cs), not scoped to the request - nothing in the detached task is tied to a DI scope that ends when the response is sent.</w:t>
+      </w:r>
+    </w:p>
+    <w:p>
+      <w:pPr>
+        <w:spacing w:after="160"/>
+      </w:pPr>
+      <w:r>
+        <w:rPr>
+          <w:b/>
+          <w:bCs/>
+        </w:rPr>
+        <w:t xml:space="preserve">A per-external-id lock closes a duplicate-delivery race.</w:t>
+      </w:r>
+      <w:r>
+        <w:t xml:space="preserve"> Breely has been observed re-sending the same creation notification twice within minutes of each other. Without a lock, two concurrent deliveries for the same external id could both see "no existing booking" via </w:t>
+      </w:r>
+      <w:r>
+        <w:rPr>
+          <w:rFonts w:ascii="Consolas" w:cs="Consolas" w:eastAsia="Consolas" w:hAnsi="Consolas"/>
+          <w:sz w:val="20"/>
+          <w:szCs w:val="20"/>
+          <w:highlight w:val="lightGray"/>
+          <w:highlightCs w:val="lightGray"/>
+        </w:rPr>
+        <w:t xml:space="preserve">FindByExternalIdAsync</w:t>
+      </w:r>
+      <w:r>
+        <w:t xml:space="preserve"> and independently claim two different sheets for what's really one booking - the per-sheet locks in </w:t>
+      </w:r>
+      <w:r>
+        <w:rPr>
+          <w:rFonts w:ascii="Consolas" w:cs="Consolas" w:eastAsia="Consolas" w:hAnsi="Consolas"/>
+          <w:sz w:val="20"/>
+          <w:szCs w:val="20"/>
+          <w:highlight w:val="lightGray"/>
+          <w:highlightCs w:val="lightGray"/>
+        </w:rPr>
+        <w:t xml:space="preserve">SheetBookingService</w:t>
+      </w:r>
+      <w:r>
+        <w:t xml:space="preserve"> don't cover this, since the race is in the lookup that happens </w:t>
+      </w:r>
+      <w:r>
+        <w:rPr>
+          <w:i/>
+          <w:iCs/>
+        </w:rPr>
+        <w:t xml:space="preserve">before</w:t>
+      </w:r>
+      <w:r>
+        <w:t xml:space="preserve"> either request has picked a sheet to lock. </w:t>
+      </w:r>
+      <w:r>
+        <w:rPr>
+          <w:rFonts w:ascii="Consolas" w:cs="Consolas" w:eastAsia="Consolas" w:hAnsi="Consolas"/>
+          <w:sz w:val="20"/>
+          <w:szCs w:val="20"/>
+          <w:highlight w:val="lightGray"/>
+          <w:highlightCs w:val="lightGray"/>
+        </w:rPr>
+        <w:t xml:space="preserve">BreelyBookingProcessor</w:t>
+      </w:r>
+      <w:r>
+        <w:t xml:space="preserve"> now holds a static per-external-id </w:t>
+      </w:r>
+      <w:r>
+        <w:rPr>
+          <w:rFonts w:ascii="Consolas" w:cs="Consolas" w:eastAsia="Consolas" w:hAnsi="Consolas"/>
+          <w:sz w:val="20"/>
+          <w:szCs w:val="20"/>
+          <w:highlight w:val="lightGray"/>
+          <w:highlightCs w:val="lightGray"/>
+        </w:rPr>
+        <w:t xml:space="preserve">SemaphoreSlim</w:t>
+      </w:r>
+      <w:r>
+        <w:t xml:space="preserve"> (</w:t>
+      </w:r>
+      <w:r>
+        <w:rPr>
+          <w:rFonts w:ascii="Consolas" w:cs="Consolas" w:eastAsia="Consolas" w:hAnsi="Consolas"/>
+          <w:sz w:val="20"/>
+          <w:szCs w:val="20"/>
+          <w:highlight w:val="lightGray"/>
+          <w:highlightCs w:val="lightGray"/>
+        </w:rPr>
+        <w:t xml:space="preserve">ExternalIdLocks</w:t>
+      </w:r>
+      <w:r>
+        <w:t xml:space="preserve">) around the entire lookup-then-act sequence for a given id, re-checking </w:t>
+      </w:r>
+      <w:r>
+        <w:rPr>
+          <w:rFonts w:ascii="Consolas" w:cs="Consolas" w:eastAsia="Consolas" w:hAnsi="Consolas"/>
+          <w:sz w:val="20"/>
+          <w:szCs w:val="20"/>
+          <w:highlight w:val="lightGray"/>
+          <w:highlightCs w:val="lightGray"/>
+        </w:rPr>
+        <w:t xml:space="preserve">FindByExternalIdAsync</w:t>
+      </w:r>
+      <w:r>
+        <w:t xml:space="preserve"> fresh once the lock is acquired (the batch-level pre-fetch used for the shared-group-id decision is only a hint, not trusted once inside the lock).</w:t>
+      </w:r>
+    </w:p>
+    <w:p>
+      <w:pPr>
+        <w:spacing w:after="160"/>
+      </w:pPr>
+      <w:r>
+        <w:rPr>
+          <w:b/>
+          <w:bCs/>
+        </w:rPr>
+        <w:t xml:space="preserve">Payload handling.</w:t>
+      </w:r>
+      <w:r>
+        <w:t xml:space="preserve"> Breely's real webhook payload is large and mostly irrelevant to this app (CRM/marketing fields, signed-PDF blobs, raw form-answer dumps); </w:t>
+      </w:r>
+      <w:r>
+        <w:rPr>
+          <w:rFonts w:ascii="Consolas" w:cs="Consolas" w:eastAsia="Consolas" w:hAnsi="Consolas"/>
+          <w:sz w:val="20"/>
+          <w:szCs w:val="20"/>
+          <w:highlight w:val="lightGray"/>
+          <w:highlightCs w:val="lightGray"/>
+        </w:rPr>
+        <w:t xml:space="preserve">BreelyBookingProcessor</w:t>
+      </w:r>
+      <w:r>
+        <w:t xml:space="preserve">'s DTOs (</w:t>
+      </w:r>
+      <w:r>
+        <w:rPr>
+          <w:rFonts w:ascii="Consolas" w:cs="Consolas" w:eastAsia="Consolas" w:hAnsi="Consolas"/>
+          <w:sz w:val="20"/>
+          <w:szCs w:val="20"/>
+          <w:highlight w:val="lightGray"/>
+          <w:highlightCs w:val="lightGray"/>
+        </w:rPr>
+        <w:t xml:space="preserve">BreelyEvent</w:t>
+      </w:r>
+      <w:r>
+        <w:t xml:space="preserve">/</w:t>
+      </w:r>
+      <w:r>
+        <w:rPr>
+          <w:rFonts w:ascii="Consolas" w:cs="Consolas" w:eastAsia="Consolas" w:hAnsi="Consolas"/>
+          <w:sz w:val="20"/>
+          <w:szCs w:val="20"/>
+          <w:highlight w:val="lightGray"/>
+          <w:highlightCs w:val="lightGray"/>
+        </w:rPr>
+        <w:t xml:space="preserve">BreelyWebhookPayload</w:t>
+      </w:r>
+      <w:r>
+        <w:t xml:space="preserve">) map only the handful of fields actually used (</w:t>
+      </w:r>
+      <w:r>
+        <w:rPr>
+          <w:rFonts w:ascii="Consolas" w:cs="Consolas" w:eastAsia="Consolas" w:hAnsi="Consolas"/>
+          <w:sz w:val="20"/>
+          <w:szCs w:val="20"/>
+          <w:highlight w:val="lightGray"/>
+          <w:highlightCs w:val="lightGray"/>
+        </w:rPr>
+        <w:t xml:space="preserve">id</w:t>
+      </w:r>
+      <w:r>
+        <w:t xml:space="preserve">, </w:t>
+      </w:r>
+      <w:r>
+        <w:rPr>
+          <w:rFonts w:ascii="Consolas" w:cs="Consolas" w:eastAsia="Consolas" w:hAnsi="Consolas"/>
+          <w:sz w:val="20"/>
+          <w:szCs w:val="20"/>
+          <w:highlight w:val="lightGray"/>
+          <w:highlightCs w:val="lightGray"/>
+        </w:rPr>
+        <w:t xml:space="preserve">start_date</w:t>
+      </w:r>
+      <w:r>
+        <w:t xml:space="preserve">, </w:t>
+      </w:r>
+      <w:r>
+        <w:rPr>
+          <w:rFonts w:ascii="Consolas" w:cs="Consolas" w:eastAsia="Consolas" w:hAnsi="Consolas"/>
+          <w:sz w:val="20"/>
+          <w:szCs w:val="20"/>
+          <w:highlight w:val="lightGray"/>
+          <w:highlightCs w:val="lightGray"/>
+        </w:rPr>
+        <w:t xml:space="preserve">start_time</w:t>
+      </w:r>
+      <w:r>
+        <w:t xml:space="preserve">, </w:t>
+      </w:r>
+      <w:r>
+        <w:rPr>
+          <w:rFonts w:ascii="Consolas" w:cs="Consolas" w:eastAsia="Consolas" w:hAnsi="Consolas"/>
+          <w:sz w:val="20"/>
+          <w:szCs w:val="20"/>
+          <w:highlight w:val="lightGray"/>
+          <w:highlightCs w:val="lightGray"/>
+        </w:rPr>
+        <w:t xml:space="preserve">duration_in_minutes</w:t>
+      </w:r>
+      <w:r>
+        <w:t xml:space="preserve">, </w:t>
+      </w:r>
+      <w:r>
+        <w:rPr>
+          <w:rFonts w:ascii="Consolas" w:cs="Consolas" w:eastAsia="Consolas" w:hAnsi="Consolas"/>
+          <w:sz w:val="20"/>
+          <w:szCs w:val="20"/>
+          <w:highlight w:val="lightGray"/>
+          <w:highlightCs w:val="lightGray"/>
+        </w:rPr>
+        <w:t xml:space="preserve">booked_with</w:t>
+      </w:r>
+      <w:r>
+        <w:t xml:space="preserve">, </w:t>
+      </w:r>
+      <w:r>
+        <w:rPr>
+          <w:rFonts w:ascii="Consolas" w:cs="Consolas" w:eastAsia="Consolas" w:hAnsi="Consolas"/>
+          <w:sz w:val="20"/>
+          <w:szCs w:val="20"/>
+          <w:highlight w:val="lightGray"/>
+          <w:highlightCs w:val="lightGray"/>
+        </w:rPr>
+        <w:t xml:space="preserve">canceled</w:t>
+      </w:r>
+      <w:r>
+        <w:t xml:space="preserve">, client contact fields, </w:t>
+      </w:r>
+      <w:r>
+        <w:rPr>
+          <w:rFonts w:ascii="Consolas" w:cs="Consolas" w:eastAsia="Consolas" w:hAnsi="Consolas"/>
+          <w:sz w:val="20"/>
+          <w:szCs w:val="20"/>
+          <w:highlight w:val="lightGray"/>
+          <w:highlightCs w:val="lightGray"/>
+        </w:rPr>
+        <w:t xml:space="preserve">event_type</w:t>
+      </w:r>
+      <w:r>
+        <w:t xml:space="preserve">, </w:t>
+      </w:r>
+      <w:r>
+        <w:rPr>
+          <w:rFonts w:ascii="Consolas" w:cs="Consolas" w:eastAsia="Consolas" w:hAnsi="Consolas"/>
+          <w:sz w:val="20"/>
+          <w:szCs w:val="20"/>
+          <w:highlight w:val="lightGray"/>
+          <w:highlightCs w:val="lightGray"/>
+        </w:rPr>
+        <w:t xml:space="preserve">admin_url</w:t>
+      </w:r>
+      <w:r>
+        <w:t xml:space="preserve">) via </w:t>
+      </w:r>
+      <w:r>
+        <w:rPr>
+          <w:rFonts w:ascii="Consolas" w:cs="Consolas" w:eastAsia="Consolas" w:hAnsi="Consolas"/>
+          <w:sz w:val="20"/>
+          <w:szCs w:val="20"/>
+          <w:highlight w:val="lightGray"/>
+          <w:highlightCs w:val="lightGray"/>
+        </w:rPr>
+        <w:t xml:space="preserve">[JsonPropertyName]</w:t>
+      </w:r>
+      <w:r>
+        <w:t xml:space="preserve">; everything else is silently ignored by </w:t>
+      </w:r>
+      <w:r>
+        <w:rPr>
+          <w:rFonts w:ascii="Consolas" w:cs="Consolas" w:eastAsia="Consolas" w:hAnsi="Consolas"/>
+          <w:sz w:val="20"/>
+          <w:szCs w:val="20"/>
+          <w:highlight w:val="lightGray"/>
+          <w:highlightCs w:val="lightGray"/>
+        </w:rPr>
+        <w:t xml:space="preserve">System.Text.Json</w:t>
+      </w:r>
+      <w:r>
+        <w:t xml:space="preserve">, not an oversight. </w:t>
+      </w:r>
+      <w:r>
+        <w:rPr>
+          <w:rFonts w:ascii="Consolas" w:cs="Consolas" w:eastAsia="Consolas" w:hAnsi="Consolas"/>
+          <w:sz w:val="20"/>
+          <w:szCs w:val="20"/>
+          <w:highlight w:val="lightGray"/>
+          <w:highlightCs w:val="lightGray"/>
+        </w:rPr>
+        <w:t xml:space="preserve">start_date</w:t>
+      </w:r>
+      <w:r>
+        <w:t xml:space="preserve">/</w:t>
+      </w:r>
+      <w:r>
+        <w:rPr>
+          <w:rFonts w:ascii="Consolas" w:cs="Consolas" w:eastAsia="Consolas" w:hAnsi="Consolas"/>
+          <w:sz w:val="20"/>
+          <w:szCs w:val="20"/>
+          <w:highlight w:val="lightGray"/>
+          <w:highlightCs w:val="lightGray"/>
+        </w:rPr>
+        <w:t xml:space="preserve">start_time</w:t>
+      </w:r>
+      <w:r>
+        <w:t xml:space="preserve"> are parsed as facility-local time (</w:t>
+      </w:r>
+      <w:r>
+        <w:rPr>
+          <w:rFonts w:ascii="Consolas" w:cs="Consolas" w:eastAsia="Consolas" w:hAnsi="Consolas"/>
+          <w:sz w:val="20"/>
+          <w:szCs w:val="20"/>
+          <w:highlight w:val="lightGray"/>
+          <w:highlightCs w:val="lightGray"/>
+        </w:rPr>
+        <w:t xml:space="preserve">MMM d, yyyy h:mmtt</w:t>
+      </w:r>
+      <w:r>
+        <w:t xml:space="preserve">) — the "PDT"/"PST" abbreviation Breely also sends is deliberately ignored, since the facility's own configured time zone (§4.6) is the authority on local time here, matching how the rest of the app already treats </w:t>
+      </w:r>
+      <w:r>
+        <w:rPr>
+          <w:rFonts w:ascii="Consolas" w:cs="Consolas" w:eastAsia="Consolas" w:hAnsi="Consolas"/>
+          <w:sz w:val="20"/>
+          <w:szCs w:val="20"/>
+          <w:highlight w:val="lightGray"/>
+          <w:highlightCs w:val="lightGray"/>
+        </w:rPr>
+        <w:t xml:space="preserve">DateTime</w:t>
+      </w:r>
+      <w:r>
+        <w:t xml:space="preserve"> as local-without-offset. An event whose </w:t>
+      </w:r>
+      <w:r>
+        <w:rPr>
+          <w:rFonts w:ascii="Consolas" w:cs="Consolas" w:eastAsia="Consolas" w:hAnsi="Consolas"/>
+          <w:sz w:val="20"/>
+          <w:szCs w:val="20"/>
+          <w:highlight w:val="lightGray"/>
+          <w:highlightCs w:val="lightGray"/>
+        </w:rPr>
+        <w:t xml:space="preserve">booked_with</w:t>
+      </w:r>
+      <w:r>
+        <w:t xml:space="preserve"> isn't the configured sheet resource-type string (currently </w:t>
+      </w:r>
+      <w:r>
+        <w:rPr>
+          <w:rFonts w:ascii="Consolas" w:cs="Consolas" w:eastAsia="Consolas" w:hAnsi="Consolas"/>
+          <w:sz w:val="20"/>
+          <w:szCs w:val="20"/>
+          <w:highlight w:val="lightGray"/>
+          <w:highlightCs w:val="lightGray"/>
+        </w:rPr>
+        <w:t xml:space="preserve">"Curling Sheet"</w:t>
+      </w:r>
+      <w:r>
+        <w:t xml:space="preserve">, hardcoded — Breely has no API for this app to discover the name on its own) is ignored as not applicable to this calendar (e.g. a warm-room add-on, if Breely ever sends one as its own top-level event).</w:t>
+      </w:r>
+    </w:p>
+    <w:p>
+      <w:pPr>
+        <w:spacing w:after="160"/>
+      </w:pPr>
+      <w:r>
+        <w:rPr>
+          <w:b/>
+          <w:bCs/>
+        </w:rPr>
         <w:t xml:space="preserve">Payload shape was reverse-engineered, not documented.</w:t>
       </w:r>
       <w:r>
@@ -6433,6 +7145,187 @@
       </w:r>
       <w:r>
         <w:t xml:space="preserve"> already used for a missing series master, just not previously applied to the plainer single/group cancel paths (D37).</w:t>
+      </w:r>
+    </w:p>
+    <w:p>
+      <w:pPr>
+        <w:spacing w:after="160"/>
+      </w:pPr>
+      <w:r>
+        <w:rPr>
+          <w:b/>
+          <w:bCs/>
+        </w:rPr>
+        <w:t xml:space="preserve">A UI-facing PII warning was added to the level toggle (2026-08-04).</w:t>
+      </w:r>
+      <w:r>
+        <w:t xml:space="preserve"> Debug mode's raw webhook payload capture (above) is exactly the kind of thing a well-intentioned operator could leave switched on. The Settings page now shows a standing warning banner - visible on load if Debug is already active, and live as the radio is toggled - stating plainly that Debug mode may log customer names, emails, and phone numbers, and that it should be switched back to Standard once troubleshooting is done. This is a UI nudge only, not an enforcement mechanism (there's no auto-revert - see §8 for why that was deliberately not built).</w:t>
+      </w:r>
+    </w:p>
+    <w:p>
+      <w:pPr>
+        <w:spacing w:after="160"/>
+      </w:pPr>
+      <w:r>
+        <w:rPr>
+          <w:b/>
+          <w:bCs/>
+        </w:rPr>
+        <w:t xml:space="preserve">Minimum group event booking interval (added 2026-08-03, hardened 2026-08-04).</w:t>
+      </w:r>
+      <w:r>
+        <w:t xml:space="preserve"> A Settings-page field (default 60 minutes) controlling </w:t>
+      </w:r>
+      <w:r>
+        <w:rPr>
+          <w:rFonts w:ascii="Consolas" w:cs="Consolas" w:eastAsia="Consolas" w:hAnsi="Consolas"/>
+          <w:sz w:val="20"/>
+          <w:szCs w:val="20"/>
+          <w:highlight w:val="lightGray"/>
+          <w:highlightCs w:val="lightGray"/>
+        </w:rPr>
+        <w:t xml:space="preserve">TrimHoldAsync</w:t>
+      </w:r>
+      <w:r>
+        <w:t xml:space="preserve">'s remainder-dropping threshold (§4.8) - initially a free-text number input, changed to a fixed 30/60/90/120-minute dropdown after a live-found circuit crash: typing a negative number reached </w:t>
+      </w:r>
+      <w:r>
+        <w:rPr>
+          <w:rFonts w:ascii="Consolas" w:cs="Consolas" w:eastAsia="Consolas" w:hAnsi="Consolas"/>
+          <w:sz w:val="20"/>
+          <w:szCs w:val="20"/>
+          <w:highlight w:val="lightGray"/>
+          <w:highlightCs w:val="lightGray"/>
+        </w:rPr>
+        <w:t xml:space="preserve">SheetBookingService.SetMinimumGroupEventBookingIntervalAsync</w:t>
+      </w:r>
+      <w:r>
+        <w:t xml:space="preserve">'s </w:t>
+      </w:r>
+      <w:r>
+        <w:rPr>
+          <w:rFonts w:ascii="Consolas" w:cs="Consolas" w:eastAsia="Consolas" w:hAnsi="Consolas"/>
+          <w:sz w:val="20"/>
+          <w:szCs w:val="20"/>
+          <w:highlight w:val="lightGray"/>
+          <w:highlightCs w:val="lightGray"/>
+        </w:rPr>
+        <w:t xml:space="preserve">ArgumentOutOfRangeException</w:t>
+      </w:r>
+      <w:r>
+        <w:t xml:space="preserve"> guard unhandled. The dropdown makes an invalid value structurally impossible from this page; a persisted value from before the dropdown existed (or one edited directly on disk) is snapped to the nearest of the four choices on load rather than rejected. Deliberately still not a dedicated service for one int - read once at </w:t>
+      </w:r>
+      <w:r>
+        <w:rPr>
+          <w:rFonts w:ascii="Consolas" w:cs="Consolas" w:eastAsia="Consolas" w:hAnsi="Consolas"/>
+          <w:sz w:val="20"/>
+          <w:szCs w:val="20"/>
+          <w:highlight w:val="lightGray"/>
+          <w:highlightCs w:val="lightGray"/>
+        </w:rPr>
+        <w:t xml:space="preserve">SheetBookingService</w:t>
+      </w:r>
+      <w:r>
+        <w:t xml:space="preserve"> construction, re-persisted only on Save, same reasoning as when this was first built.</w:t>
+      </w:r>
+    </w:p>
+    <w:p>
+      <w:pPr>
+        <w:spacing w:after="160"/>
+      </w:pPr>
+      <w:r>
+        <w:rPr>
+          <w:b/>
+          <w:bCs/>
+        </w:rPr>
+        <w:t xml:space="preserve">An </w:t>
+      </w:r>
+      <w:r>
+        <w:rPr>
+          <w:rFonts w:ascii="Consolas" w:cs="Consolas" w:eastAsia="Consolas" w:hAnsi="Consolas"/>
+          <w:b/>
+          <w:bCs/>
+          <w:sz w:val="20"/>
+          <w:szCs w:val="20"/>
+          <w:highlight w:val="lightGray"/>
+          <w:highlightCs w:val="lightGray"/>
+        </w:rPr>
+        <w:t xml:space="preserve">ErrorBoundary</w:t>
+      </w:r>
+      <w:r>
+        <w:rPr>
+          <w:b/>
+          <w:bCs/>
+        </w:rPr>
+        <w:t xml:space="preserve"> now catches unhandled exceptions from a page's own event handlers (added 2026-08-04).</w:t>
+      </w:r>
+      <w:r>
+        <w:t xml:space="preserve"> Every staff page's UI event handlers (</w:t>
+      </w:r>
+      <w:r>
+        <w:rPr>
+          <w:rFonts w:ascii="Consolas" w:cs="Consolas" w:eastAsia="Consolas" w:hAnsi="Consolas"/>
+          <w:sz w:val="20"/>
+          <w:szCs w:val="20"/>
+          <w:highlight w:val="lightGray"/>
+          <w:highlightCs w:val="lightGray"/>
+        </w:rPr>
+        <w:t xml:space="preserve">LoadAsync</w:t>
+      </w:r>
+      <w:r>
+        <w:t xml:space="preserve">, </w:t>
+      </w:r>
+      <w:r>
+        <w:rPr>
+          <w:rFonts w:ascii="Consolas" w:cs="Consolas" w:eastAsia="Consolas" w:hAnsi="Consolas"/>
+          <w:sz w:val="20"/>
+          <w:szCs w:val="20"/>
+          <w:highlight w:val="lightGray"/>
+          <w:highlightCs w:val="lightGray"/>
+        </w:rPr>
+        <w:t xml:space="preserve">SaveDraft</w:t>
+      </w:r>
+      <w:r>
+        <w:t xml:space="preserve">, and the like) have never had their own try/catch - a transient Graph failure, a validation gap, or (as above) a bad input reaching a service call unhandled has crashed the entire SignalR circuit multiple times over this project's history, always requiring a full page reload to recover. </w:t>
+      </w:r>
+      <w:r>
+        <w:rPr>
+          <w:rFonts w:ascii="Consolas" w:cs="Consolas" w:eastAsia="Consolas" w:hAnsi="Consolas"/>
+          <w:sz w:val="20"/>
+          <w:szCs w:val="20"/>
+          <w:highlight w:val="lightGray"/>
+          <w:highlightCs w:val="lightGray"/>
+        </w:rPr>
+        <w:t xml:space="preserve">MainLayout.razor</w:t>
+      </w:r>
+      <w:r>
+        <w:t xml:space="preserve"> now wraps </w:t>
+      </w:r>
+      <w:r>
+        <w:rPr>
+          <w:rFonts w:ascii="Consolas" w:cs="Consolas" w:eastAsia="Consolas" w:hAnsi="Consolas"/>
+          <w:sz w:val="20"/>
+          <w:szCs w:val="20"/>
+          <w:highlight w:val="lightGray"/>
+          <w:highlightCs w:val="lightGray"/>
+        </w:rPr>
+        <w:t xml:space="preserve">@Body</w:t>
+      </w:r>
+      <w:r>
+        <w:t xml:space="preserve"> in a Blazor </w:t>
+      </w:r>
+      <w:r>
+        <w:rPr>
+          <w:rFonts w:ascii="Consolas" w:cs="Consolas" w:eastAsia="Consolas" w:hAnsi="Consolas"/>
+          <w:sz w:val="20"/>
+          <w:szCs w:val="20"/>
+          <w:highlight w:val="lightGray"/>
+          <w:highlightCs w:val="lightGray"/>
+        </w:rPr>
+        <w:t xml:space="preserve">ErrorBoundary</w:t>
+      </w:r>
+      <w:r>
+        <w:t xml:space="preserve">: an unhandled exception from a routed page shows an in-page "something went wrong, try again" message and lets the operator retry in place, without taking down the circuit (and whatever else might have been open) entirely. This is a backstop, not a substitute for input validation - it catches whatever validation still misses, the same way the circuit-level "unhandled error" banner already did, just without needing to reload the whole app.</w:t>
       </w:r>
     </w:p>
     <w:p>
@@ -7437,7 +8330,79 @@
         <w:t xml:space="preserve">?date=</w:t>
       </w:r>
       <w:r>
-        <w:t xml:space="preserve"> too). Shows every category and state, with titles (a league's own name, a renter's own chosen title) prefixed with the start time (§4.7) — not just group-event-availability slots. The one deliberate privacy exception: a confirmed booking's actual renter name is not stripped programmatically; staff are expected to handle that via what they type into the title field, not the app. Chips are clickable, opening a small popup with the exact time (the month grid itself doesn't show hour-level detail; Week/Day already do via the hourly axis). Club Event chips share the same dotted-border visual language as the staff calendar (§4.4). Week and Day are hourly grids reusing the exact same hour-axis math and lane-layout algorithm as the staff Week/Day grids (</w:t>
+        <w:t xml:space="preserve"> too). Shows every category and state, with titles (a league's own name, a renter's own chosen title) prefixed with the start time (§4.7) — not just group-event-availability slots. The general privacy stance: a confirmed booking's actual renter name is not stripped programmatically for a </w:t>
+      </w:r>
+      <w:r>
+        <w:rPr>
+          <w:i/>
+          <w:iCs/>
+        </w:rPr>
+        <w:t xml:space="preserve">staff-entered</w:t>
+      </w:r>
+      <w:r>
+        <w:t xml:space="preserve"> title; staff are expected to handle that themselves. </w:t>
+      </w:r>
+      <w:r>
+        <w:rPr>
+          <w:b/>
+          <w:bCs/>
+        </w:rPr>
+        <w:t xml:space="preserve">One exception, found live and fixed 2026-08-04:</w:t>
+      </w:r>
+      <w:r>
+        <w:t xml:space="preserve"> a Breely-originated booking's </w:t>
+      </w:r>
+      <w:r>
+        <w:rPr>
+          <w:rFonts w:ascii="Consolas" w:cs="Consolas" w:eastAsia="Consolas" w:hAnsi="Consolas"/>
+          <w:sz w:val="20"/>
+          <w:szCs w:val="20"/>
+          <w:highlight w:val="lightGray"/>
+          <w:highlightCs w:val="lightGray"/>
+        </w:rPr>
+        <w:t xml:space="preserve">RenterName</w:t>
+      </w:r>
+      <w:r>
+        <w:t xml:space="preserve"> is populated automatically from </w:t>
+      </w:r>
+      <w:r>
+        <w:rPr>
+          <w:rFonts w:ascii="Consolas" w:cs="Consolas" w:eastAsia="Consolas" w:hAnsi="Consolas"/>
+          <w:sz w:val="20"/>
+          <w:szCs w:val="20"/>
+          <w:highlight w:val="lightGray"/>
+          <w:highlightCs w:val="lightGray"/>
+        </w:rPr>
+        <w:t xml:space="preserve">client_full_name</w:t>
+      </w:r>
+      <w:r>
+        <w:t xml:space="preserve">, with no staff opportunity to redact it before it reaches this page - </w:t>
+      </w:r>
+      <w:r>
+        <w:rPr>
+          <w:rFonts w:ascii="Consolas" w:cs="Consolas" w:eastAsia="Consolas" w:hAnsi="Consolas"/>
+          <w:sz w:val="20"/>
+          <w:szCs w:val="20"/>
+          <w:highlight w:val="lightGray"/>
+          <w:highlightCs w:val="lightGray"/>
+        </w:rPr>
+        <w:t xml:space="preserve">PublicAvailabilityService.PublicTitle</w:t>
+      </w:r>
+      <w:r>
+        <w:t xml:space="preserve"> now substitutes the category label instead of the real name whenever </w:t>
+      </w:r>
+      <w:r>
+        <w:rPr>
+          <w:rFonts w:ascii="Consolas" w:cs="Consolas" w:eastAsia="Consolas" w:hAnsi="Consolas"/>
+          <w:sz w:val="20"/>
+          <w:szCs w:val="20"/>
+          <w:highlight w:val="lightGray"/>
+          <w:highlightCs w:val="lightGray"/>
+        </w:rPr>
+        <w:t xml:space="preserve">SheetBooking.ExternalBookingId</w:t>
+      </w:r>
+      <w:r>
+        <w:t xml:space="preserve"> is set (a signal only ever written by the webhook, never by staff-facing UI), so a Breely customer's real name never appears on this anonymous surface. The staff-facing Calendar still shows the real name. Chips are clickable, opening a small popup with the exact time (the month grid itself doesn't show hour-level detail; Week/Day already do via the hourly axis). Club Event chips share the same dotted-border visual language as the staff calendar (§4.4). Week and Day are hourly grids reusing the exact same hour-axis math and lane-layout algorithm as the staff Week/Day grids (</w:t>
       </w:r>
       <w:r>
         <w:rPr>
@@ -8119,7 +9084,7 @@
         <w:t xml:space="preserve">200</w:t>
       </w:r>
       <w:r>
-        <w:t xml:space="preserve"> once past the secret check — including on a processing exception — per the "dumb webhook, never reject a real booking" philosophy (§4.8). The HTTP response is not the failure-signaling channel; server logs and the </w:t>
+        <w:t xml:space="preserve"> once past the secret check, returned immediately without waiting for processing to finish (as of 2026-08-04 - see §4.8's "Processing runs detached from the request" for why: the earlier awaited version risked an HTTP-timeout abort mid-write on a large multi-sheet batch). Never signals a processing failure via the response either way, per the "dumb webhook, never reject a real booking" philosophy (§4.8); server logs and the </w:t>
       </w:r>
       <w:r>
         <w:rPr>
@@ -8132,7 +9097,7 @@
         <w:t xml:space="preserve">NeedsTriage</w:t>
       </w:r>
       <w:r>
-        <w:t xml:space="preserve"> Club Event marker are.</w:t>
+        <w:t xml:space="preserve"> Club Event marker are the failure-signaling channel.</w:t>
       </w:r>
     </w:p>
     <w:p>
@@ -8177,7 +9142,46 @@
         <w:t xml:space="preserve">public-api</w:t>
       </w:r>
       <w:r>
-        <w:t xml:space="preserve"> limiter the three read surfaces share — a flood aimed at one shouldn't starve the other.</w:t>
+        <w:t xml:space="preserve"> limiter the three read surfaces share — a flood aimed at one shouldn't starve the other. Rate-limit rejections return </w:t>
+      </w:r>
+      <w:r>
+        <w:rPr>
+          <w:rFonts w:ascii="Consolas" w:cs="Consolas" w:eastAsia="Consolas" w:hAnsi="Consolas"/>
+          <w:sz w:val="20"/>
+          <w:szCs w:val="20"/>
+          <w:highlight w:val="lightGray"/>
+          <w:highlightCs w:val="lightGray"/>
+        </w:rPr>
+        <w:t xml:space="preserve">429 Too Many Requests</w:t>
+      </w:r>
+      <w:r>
+        <w:t xml:space="preserve"> (fixed 2026-08-04 - the ASP.NET Core default is </w:t>
+      </w:r>
+      <w:r>
+        <w:rPr>
+          <w:rFonts w:ascii="Consolas" w:cs="Consolas" w:eastAsia="Consolas" w:hAnsi="Consolas"/>
+          <w:sz w:val="20"/>
+          <w:szCs w:val="20"/>
+          <w:highlight w:val="lightGray"/>
+          <w:highlightCs w:val="lightGray"/>
+        </w:rPr>
+        <w:t xml:space="preserve">503</w:t>
+      </w:r>
+      <w:r>
+        <w:t xml:space="preserve">, which every other doc/comment describing this app's rate limiting had already assumed was </w:t>
+      </w:r>
+      <w:r>
+        <w:rPr>
+          <w:rFonts w:ascii="Consolas" w:cs="Consolas" w:eastAsia="Consolas" w:hAnsi="Consolas"/>
+          <w:sz w:val="20"/>
+          <w:szCs w:val="20"/>
+          <w:highlight w:val="lightGray"/>
+          <w:highlightCs w:val="lightGray"/>
+        </w:rPr>
+        <w:t xml:space="preserve">429</w:t>
+      </w:r>
+      <w:r>
+        <w:t xml:space="preserve">).</w:t>
       </w:r>
     </w:p>
     <w:p/>
@@ -8951,6 +9955,139 @@
           <w:b/>
           <w:bCs/>
         </w:rPr>
+        <w:t xml:space="preserve">Clickjacking/MIME-sniffing hardening headers, added 2026-08-04.</w:t>
+      </w:r>
+      <w:r>
+        <w:t xml:space="preserve"> Previously no response carried </w:t>
+      </w:r>
+      <w:r>
+        <w:rPr>
+          <w:rFonts w:ascii="Consolas" w:cs="Consolas" w:eastAsia="Consolas" w:hAnsi="Consolas"/>
+          <w:sz w:val="20"/>
+          <w:szCs w:val="20"/>
+          <w:highlight w:val="lightGray"/>
+          <w:highlightCs w:val="lightGray"/>
+        </w:rPr>
+        <w:t xml:space="preserve">X-Frame-Options</w:t>
+      </w:r>
+      <w:r>
+        <w:t xml:space="preserve">, a </w:t>
+      </w:r>
+      <w:r>
+        <w:rPr>
+          <w:rFonts w:ascii="Consolas" w:cs="Consolas" w:eastAsia="Consolas" w:hAnsi="Consolas"/>
+          <w:sz w:val="20"/>
+          <w:szCs w:val="20"/>
+          <w:highlight w:val="lightGray"/>
+          <w:highlightCs w:val="lightGray"/>
+        </w:rPr>
+        <w:t xml:space="preserve">frame-ancestors</w:t>
+      </w:r>
+      <w:r>
+        <w:t xml:space="preserve"> CSP, or </w:t>
+      </w:r>
+      <w:r>
+        <w:rPr>
+          <w:rFonts w:ascii="Consolas" w:cs="Consolas" w:eastAsia="Consolas" w:hAnsi="Consolas"/>
+          <w:sz w:val="20"/>
+          <w:szCs w:val="20"/>
+          <w:highlight w:val="lightGray"/>
+          <w:highlightCs w:val="lightGray"/>
+        </w:rPr>
+        <w:t xml:space="preserve">X-Content-Type-Options</w:t>
+      </w:r>
+      <w:r>
+        <w:t xml:space="preserve"> at all - a code-review finding, not a live incident. A pipeline middleware in </w:t>
+      </w:r>
+      <w:r>
+        <w:rPr>
+          <w:rFonts w:ascii="Consolas" w:cs="Consolas" w:eastAsia="Consolas" w:hAnsi="Consolas"/>
+          <w:sz w:val="20"/>
+          <w:szCs w:val="20"/>
+          <w:highlight w:val="lightGray"/>
+          <w:highlightCs w:val="lightGray"/>
+        </w:rPr>
+        <w:t xml:space="preserve">Program.cs</w:t>
+      </w:r>
+      <w:r>
+        <w:t xml:space="preserve"> now adds </w:t>
+      </w:r>
+      <w:r>
+        <w:rPr>
+          <w:rFonts w:ascii="Consolas" w:cs="Consolas" w:eastAsia="Consolas" w:hAnsi="Consolas"/>
+          <w:sz w:val="20"/>
+          <w:szCs w:val="20"/>
+          <w:highlight w:val="lightGray"/>
+          <w:highlightCs w:val="lightGray"/>
+        </w:rPr>
+        <w:t xml:space="preserve">X-Frame-Options: DENY</w:t>
+      </w:r>
+      <w:r>
+        <w:t xml:space="preserve"> and </w:t>
+      </w:r>
+      <w:r>
+        <w:rPr>
+          <w:rFonts w:ascii="Consolas" w:cs="Consolas" w:eastAsia="Consolas" w:hAnsi="Consolas"/>
+          <w:sz w:val="20"/>
+          <w:szCs w:val="20"/>
+          <w:highlight w:val="lightGray"/>
+          <w:highlightCs w:val="lightGray"/>
+        </w:rPr>
+        <w:t xml:space="preserve">Content-Security-Policy: frame-ancestors 'none'</w:t>
+      </w:r>
+      <w:r>
+        <w:t xml:space="preserve"> to every response </w:t>
+      </w:r>
+      <w:r>
+        <w:rPr>
+          <w:b/>
+          <w:bCs/>
+        </w:rPr>
+        <w:t xml:space="preserve">except</w:t>
+      </w:r>
+      <w:r>
+        <w:t xml:space="preserve"> </w:t>
+      </w:r>
+      <w:r>
+        <w:rPr>
+          <w:rFonts w:ascii="Consolas" w:cs="Consolas" w:eastAsia="Consolas" w:hAnsi="Consolas"/>
+          <w:sz w:val="20"/>
+          <w:szCs w:val="20"/>
+          <w:highlight w:val="lightGray"/>
+          <w:highlightCs w:val="lightGray"/>
+        </w:rPr>
+        <w:t xml:space="preserve">/public/calendar</w:t>
+      </w:r>
+      <w:r>
+        <w:t xml:space="preserve">, the one page deliberately built to be iframed on the club's own site (§5.4.2); </w:t>
+      </w:r>
+      <w:r>
+        <w:rPr>
+          <w:rFonts w:ascii="Consolas" w:cs="Consolas" w:eastAsia="Consolas" w:hAnsi="Consolas"/>
+          <w:sz w:val="20"/>
+          <w:szCs w:val="20"/>
+          <w:highlight w:val="lightGray"/>
+          <w:highlightCs w:val="lightGray"/>
+        </w:rPr>
+        <w:t xml:space="preserve">X-Content-Type-Options: nosniff</w:t>
+      </w:r>
+      <w:r>
+        <w:t xml:space="preserve"> applies to every response regardless, public or staff-facing.</w:t>
+      </w:r>
+    </w:p>
+    <w:p>
+      <w:pPr>
+        <w:pStyle w:val="ListParagraph"/>
+        <w:numPr>
+          <w:ilvl w:val="0"/>
+          <w:numId w:val="2"/>
+        </w:numPr>
+      </w:pPr>
+      <w:r>
+        <w:rPr>
+          <w:b/>
+          <w:bCs/>
+        </w:rPr>
         <w:t xml:space="preserve">The activity/debug log (§4.9) is its own security surface, not covered by the points above.</w:t>
       </w:r>
       <w:r>
@@ -11088,6 +12225,861 @@
             </w:r>
             <w:r>
               <w:t xml:space="preserve"> (§4.2), since reopening something already open is meaningless.</w:t>
+            </w:r>
+          </w:p>
+        </w:tc>
+      </w:tr>
+      <w:tr>
+        <w:tc>
+          <w:tcPr>
+            <w:tcMar>
+              <w:top w:type="dxa" w:w="60"/>
+              <w:left w:type="dxa" w:w="80"/>
+              <w:bottom w:type="dxa" w:w="60"/>
+              <w:right w:type="dxa" w:w="80"/>
+            </w:tcMar>
+          </w:tcPr>
+          <w:p>
+            <w:r>
+              <w:rPr>
+                <w:rFonts w:ascii="Consolas" w:cs="Consolas" w:eastAsia="Consolas" w:hAnsi="Consolas"/>
+                <w:sz w:val="20"/>
+                <w:szCs w:val="20"/>
+                <w:highlight w:val="lightGray"/>
+                <w:highlightCs w:val="lightGray"/>
+              </w:rPr>
+              <w:t xml:space="preserve">DateTime.UtcNow.Date</w:t>
+            </w:r>
+            <w:r>
+              <w:t xml:space="preserve"> used as "today" throughout the app</w:t>
+            </w:r>
+          </w:p>
+        </w:tc>
+        <w:tc>
+          <w:tcPr>
+            <w:tcMar>
+              <w:top w:type="dxa" w:w="60"/>
+              <w:left w:type="dxa" w:w="80"/>
+              <w:bottom w:type="dxa" w:w="60"/>
+              <w:right w:type="dxa" w:w="80"/>
+            </w:tcMar>
+          </w:tcPr>
+          <w:p>
+            <w:r>
+              <w:rPr>
+                <w:b/>
+                <w:bCs/>
+              </w:rPr>
+              <w:t xml:space="preserve">Found via code review, fixed (2026-08-04)</w:t>
+            </w:r>
+            <w:r>
+              <w:t xml:space="preserve"> — silently anchored a day ahead from ~5pm PDT onward, including the public availability window's own start (dropping the rest of tonight's ice from the anonymous feed). See §4.6, </w:t>
+            </w:r>
+            <w:r>
+              <w:rPr>
+                <w:rFonts w:ascii="Consolas" w:cs="Consolas" w:eastAsia="Consolas" w:hAnsi="Consolas"/>
+                <w:sz w:val="20"/>
+                <w:szCs w:val="20"/>
+                <w:highlight w:val="lightGray"/>
+                <w:highlightCs w:val="lightGray"/>
+              </w:rPr>
+              <w:t xml:space="preserve">FacilityConfiguration.Today</w:t>
+            </w:r>
+            <w:r>
+              <w:t xml:space="preserve">/</w:t>
+            </w:r>
+            <w:r>
+              <w:rPr>
+                <w:rFonts w:ascii="Consolas" w:cs="Consolas" w:eastAsia="Consolas" w:hAnsi="Consolas"/>
+                <w:sz w:val="20"/>
+                <w:szCs w:val="20"/>
+                <w:highlight w:val="lightGray"/>
+                <w:highlightCs w:val="lightGray"/>
+              </w:rPr>
+              <w:t xml:space="preserve">.Now</w:t>
+            </w:r>
+            <w:r>
+              <w:t xml:space="preserve">.</w:t>
+            </w:r>
+          </w:p>
+        </w:tc>
+      </w:tr>
+      <w:tr>
+        <w:tc>
+          <w:tcPr>
+            <w:tcMar>
+              <w:top w:type="dxa" w:w="60"/>
+              <w:left w:type="dxa" w:w="80"/>
+              <w:bottom w:type="dxa" w:w="60"/>
+              <w:right w:type="dxa" w:w="80"/>
+            </w:tcMar>
+          </w:tcPr>
+          <w:p>
+            <w:r>
+              <w:t xml:space="preserve">A reopened Breely hold kept the departed booking's </w:t>
+            </w:r>
+            <w:r>
+              <w:rPr>
+                <w:rFonts w:ascii="Consolas" w:cs="Consolas" w:eastAsia="Consolas" w:hAnsi="Consolas"/>
+                <w:sz w:val="20"/>
+                <w:szCs w:val="20"/>
+                <w:highlight w:val="lightGray"/>
+                <w:highlightCs w:val="lightGray"/>
+              </w:rPr>
+              <w:t xml:space="preserve">ExternalBookingId</w:t>
+            </w:r>
+          </w:p>
+        </w:tc>
+        <w:tc>
+          <w:tcPr>
+            <w:tcMar>
+              <w:top w:type="dxa" w:w="60"/>
+              <w:left w:type="dxa" w:w="80"/>
+              <w:bottom w:type="dxa" w:w="60"/>
+              <w:right w:type="dxa" w:w="80"/>
+            </w:tcMar>
+          </w:tcPr>
+          <w:p>
+            <w:r>
+              <w:rPr>
+                <w:b/>
+                <w:bCs/>
+              </w:rPr>
+              <w:t xml:space="preserve">Found via code review, fixed (2026-08-04)</w:t>
+            </w:r>
+            <w:r>
+              <w:t xml:space="preserve"> — Graph PATCH leaves an omitted extended property untouched, not cleared; a later notification for that id could match the stale hold instead of the real (moved) booking. See §4.8.</w:t>
+            </w:r>
+          </w:p>
+        </w:tc>
+      </w:tr>
+      <w:tr>
+        <w:tc>
+          <w:tcPr>
+            <w:tcMar>
+              <w:top w:type="dxa" w:w="60"/>
+              <w:left w:type="dxa" w:w="80"/>
+              <w:bottom w:type="dxa" w:w="60"/>
+              <w:right w:type="dxa" w:w="80"/>
+            </w:tcMar>
+          </w:tcPr>
+          <w:p>
+            <w:r>
+              <w:t xml:space="preserve">Webhook processing awaited on the request's own cancellation token</w:t>
+            </w:r>
+          </w:p>
+        </w:tc>
+        <w:tc>
+          <w:tcPr>
+            <w:tcMar>
+              <w:top w:type="dxa" w:w="60"/>
+              <w:left w:type="dxa" w:w="80"/>
+              <w:bottom w:type="dxa" w:w="60"/>
+              <w:right w:type="dxa" w:w="80"/>
+            </w:tcMar>
+          </w:tcPr>
+          <w:p>
+            <w:r>
+              <w:rPr>
+                <w:b/>
+                <w:bCs/>
+              </w:rPr>
+              <w:t xml:space="preserve">Found via code review, fixed (2026-08-04)</w:t>
+            </w:r>
+            <w:r>
+              <w:t xml:space="preserve"> — a large multi-sheet batch could exceed Breely's own HTTP timeout, aborting mid-write. Now acknowledges immediately and processes detached on </w:t>
+            </w:r>
+            <w:r>
+              <w:rPr>
+                <w:rFonts w:ascii="Consolas" w:cs="Consolas" w:eastAsia="Consolas" w:hAnsi="Consolas"/>
+                <w:sz w:val="20"/>
+                <w:szCs w:val="20"/>
+                <w:highlight w:val="lightGray"/>
+                <w:highlightCs w:val="lightGray"/>
+              </w:rPr>
+              <w:t xml:space="preserve">CancellationToken.None</w:t>
+            </w:r>
+            <w:r>
+              <w:t xml:space="preserve"> (§4.8/§5.5).</w:t>
+            </w:r>
+          </w:p>
+        </w:tc>
+      </w:tr>
+      <w:tr>
+        <w:tc>
+          <w:tcPr>
+            <w:tcMar>
+              <w:top w:type="dxa" w:w="60"/>
+              <w:left w:type="dxa" w:w="80"/>
+              <w:bottom w:type="dxa" w:w="60"/>
+              <w:right w:type="dxa" w:w="80"/>
+            </w:tcMar>
+          </w:tcPr>
+          <w:p>
+            <w:r>
+              <w:t xml:space="preserve">Force-booked siblings within one batch could all stack onto the same fallback sheet</w:t>
+            </w:r>
+          </w:p>
+        </w:tc>
+        <w:tc>
+          <w:tcPr>
+            <w:tcMar>
+              <w:top w:type="dxa" w:w="60"/>
+              <w:left w:type="dxa" w:w="80"/>
+              <w:bottom w:type="dxa" w:w="60"/>
+              <w:right w:type="dxa" w:w="80"/>
+            </w:tcMar>
+          </w:tcPr>
+          <w:p>
+            <w:r>
+              <w:rPr>
+                <w:b/>
+                <w:bCs/>
+              </w:rPr>
+              <w:t xml:space="preserve">Found via code review, fixed (2026-08-04)</w:t>
+            </w:r>
+            <w:r>
+              <w:t xml:space="preserve"> — offset by the event's position in its batch instead of always the first configured sheet (§4.8).</w:t>
+            </w:r>
+          </w:p>
+        </w:tc>
+      </w:tr>
+      <w:tr>
+        <w:tc>
+          <w:tcPr>
+            <w:tcMar>
+              <w:top w:type="dxa" w:w="60"/>
+              <w:left w:type="dxa" w:w="80"/>
+              <w:bottom w:type="dxa" w:w="60"/>
+              <w:right w:type="dxa" w:w="80"/>
+            </w:tcMar>
+          </w:tcPr>
+          <w:p>
+            <w:r>
+              <w:t xml:space="preserve">A stale </w:t>
+            </w:r>
+            <w:r>
+              <w:rPr>
+                <w:rFonts w:ascii="Consolas" w:cs="Consolas" w:eastAsia="Consolas" w:hAnsi="Consolas"/>
+                <w:sz w:val="20"/>
+                <w:szCs w:val="20"/>
+                <w:highlight w:val="lightGray"/>
+                <w:highlightCs w:val="lightGray"/>
+              </w:rPr>
+              <w:t xml:space="preserve">submission.events[]</w:t>
+            </w:r>
+            <w:r>
+              <w:t xml:space="preserve"> entry could reschedule/cancel an already-claimed sibling</w:t>
+            </w:r>
+          </w:p>
+        </w:tc>
+        <w:tc>
+          <w:tcPr>
+            <w:tcMar>
+              <w:top w:type="dxa" w:w="60"/>
+              <w:left w:type="dxa" w:w="80"/>
+              <w:bottom w:type="dxa" w:w="60"/>
+              <w:right w:type="dxa" w:w="80"/>
+            </w:tcMar>
+          </w:tcPr>
+          <w:p>
+            <w:r>
+              <w:rPr>
+                <w:b/>
+                <w:bCs/>
+              </w:rPr>
+              <w:t xml:space="preserve">Found via code review, fixed (2026-08-04)</w:t>
+            </w:r>
+            <w:r>
+              <w:t xml:space="preserve"> — only the primary event for a given call can now mutate an existing booking; a sibling-only entry can create a never-seen booking but never change one that already exists (§4.8).</w:t>
+            </w:r>
+          </w:p>
+        </w:tc>
+      </w:tr>
+      <w:tr>
+        <w:tc>
+          <w:tcPr>
+            <w:tcMar>
+              <w:top w:type="dxa" w:w="60"/>
+              <w:left w:type="dxa" w:w="80"/>
+              <w:bottom w:type="dxa" w:w="60"/>
+              <w:right w:type="dxa" w:w="80"/>
+            </w:tcMar>
+          </w:tcPr>
+          <w:p>
+            <w:r>
+              <w:t xml:space="preserve">Public calendar showed a Breely customer's real name</w:t>
+            </w:r>
+          </w:p>
+        </w:tc>
+        <w:tc>
+          <w:tcPr>
+            <w:tcMar>
+              <w:top w:type="dxa" w:w="60"/>
+              <w:left w:type="dxa" w:w="80"/>
+              <w:bottom w:type="dxa" w:w="60"/>
+              <w:right w:type="dxa" w:w="80"/>
+            </w:tcMar>
+          </w:tcPr>
+          <w:p>
+            <w:r>
+              <w:rPr>
+                <w:b/>
+                <w:bCs/>
+              </w:rPr>
+              <w:t xml:space="preserve">Found via code review, fixed (2026-08-04)</w:t>
+            </w:r>
+            <w:r>
+              <w:t xml:space="preserve"> — </w:t>
+            </w:r>
+            <w:r>
+              <w:rPr>
+                <w:rFonts w:ascii="Consolas" w:cs="Consolas" w:eastAsia="Consolas" w:hAnsi="Consolas"/>
+                <w:sz w:val="20"/>
+                <w:szCs w:val="20"/>
+                <w:highlight w:val="lightGray"/>
+                <w:highlightCs w:val="lightGray"/>
+              </w:rPr>
+              <w:t xml:space="preserve">PublicAvailabilityService.PublicTitle</w:t>
+            </w:r>
+            <w:r>
+              <w:t xml:space="preserve"> substitutes the category label for any booking carrying </w:t>
+            </w:r>
+            <w:r>
+              <w:rPr>
+                <w:rFonts w:ascii="Consolas" w:cs="Consolas" w:eastAsia="Consolas" w:hAnsi="Consolas"/>
+                <w:sz w:val="20"/>
+                <w:szCs w:val="20"/>
+                <w:highlight w:val="lightGray"/>
+                <w:highlightCs w:val="lightGray"/>
+              </w:rPr>
+              <w:t xml:space="preserve">ExternalBookingId</w:t>
+            </w:r>
+            <w:r>
+              <w:t xml:space="preserve">; the staff calendar is unaffected (§5.4.2).</w:t>
+            </w:r>
+          </w:p>
+        </w:tc>
+      </w:tr>
+      <w:tr>
+        <w:tc>
+          <w:tcPr>
+            <w:tcMar>
+              <w:top w:type="dxa" w:w="60"/>
+              <w:left w:type="dxa" w:w="80"/>
+              <w:bottom w:type="dxa" w:w="60"/>
+              <w:right w:type="dxa" w:w="80"/>
+            </w:tcMar>
+          </w:tcPr>
+          <w:p>
+            <w:r>
+              <w:t xml:space="preserve">No clickjacking/MIME-sniffing hardening headers on any response</w:t>
+            </w:r>
+          </w:p>
+        </w:tc>
+        <w:tc>
+          <w:tcPr>
+            <w:tcMar>
+              <w:top w:type="dxa" w:w="60"/>
+              <w:left w:type="dxa" w:w="80"/>
+              <w:bottom w:type="dxa" w:w="60"/>
+              <w:right w:type="dxa" w:w="80"/>
+            </w:tcMar>
+          </w:tcPr>
+          <w:p>
+            <w:r>
+              <w:rPr>
+                <w:b/>
+                <w:bCs/>
+              </w:rPr>
+              <w:t xml:space="preserve">Found via code review, fixed (2026-08-04)</w:t>
+            </w:r>
+            <w:r>
+              <w:t xml:space="preserve"> — </w:t>
+            </w:r>
+            <w:r>
+              <w:rPr>
+                <w:rFonts w:ascii="Consolas" w:cs="Consolas" w:eastAsia="Consolas" w:hAnsi="Consolas"/>
+                <w:sz w:val="20"/>
+                <w:szCs w:val="20"/>
+                <w:highlight w:val="lightGray"/>
+                <w:highlightCs w:val="lightGray"/>
+              </w:rPr>
+              <w:t xml:space="preserve">X-Frame-Options</w:t>
+            </w:r>
+            <w:r>
+              <w:t xml:space="preserve">/</w:t>
+            </w:r>
+            <w:r>
+              <w:rPr>
+                <w:rFonts w:ascii="Consolas" w:cs="Consolas" w:eastAsia="Consolas" w:hAnsi="Consolas"/>
+                <w:sz w:val="20"/>
+                <w:szCs w:val="20"/>
+                <w:highlight w:val="lightGray"/>
+                <w:highlightCs w:val="lightGray"/>
+              </w:rPr>
+              <w:t xml:space="preserve">frame-ancestors</w:t>
+            </w:r>
+            <w:r>
+              <w:t xml:space="preserve"> added to every route except </w:t>
+            </w:r>
+            <w:r>
+              <w:rPr>
+                <w:rFonts w:ascii="Consolas" w:cs="Consolas" w:eastAsia="Consolas" w:hAnsi="Consolas"/>
+                <w:sz w:val="20"/>
+                <w:szCs w:val="20"/>
+                <w:highlight w:val="lightGray"/>
+                <w:highlightCs w:val="lightGray"/>
+              </w:rPr>
+              <w:t xml:space="preserve">/public/calendar</w:t>
+            </w:r>
+            <w:r>
+              <w:t xml:space="preserve">; </w:t>
+            </w:r>
+            <w:r>
+              <w:rPr>
+                <w:rFonts w:ascii="Consolas" w:cs="Consolas" w:eastAsia="Consolas" w:hAnsi="Consolas"/>
+                <w:sz w:val="20"/>
+                <w:szCs w:val="20"/>
+                <w:highlight w:val="lightGray"/>
+                <w:highlightCs w:val="lightGray"/>
+              </w:rPr>
+              <w:t xml:space="preserve">X-Content-Type-Options</w:t>
+            </w:r>
+            <w:r>
+              <w:t xml:space="preserve"> added to every route (§6.4).</w:t>
+            </w:r>
+          </w:p>
+        </w:tc>
+      </w:tr>
+      <w:tr>
+        <w:tc>
+          <w:tcPr>
+            <w:tcMar>
+              <w:top w:type="dxa" w:w="60"/>
+              <w:left w:type="dxa" w:w="80"/>
+              <w:bottom w:type="dxa" w:w="60"/>
+              <w:right w:type="dxa" w:w="80"/>
+            </w:tcMar>
+          </w:tcPr>
+          <w:p>
+            <w:r>
+              <w:t xml:space="preserve">Rate-limit rejections returned </w:t>
+            </w:r>
+            <w:r>
+              <w:rPr>
+                <w:rFonts w:ascii="Consolas" w:cs="Consolas" w:eastAsia="Consolas" w:hAnsi="Consolas"/>
+                <w:sz w:val="20"/>
+                <w:szCs w:val="20"/>
+                <w:highlight w:val="lightGray"/>
+                <w:highlightCs w:val="lightGray"/>
+              </w:rPr>
+              <w:t xml:space="preserve">503</w:t>
+            </w:r>
+            <w:r>
+              <w:t xml:space="preserve">, not the </w:t>
+            </w:r>
+            <w:r>
+              <w:rPr>
+                <w:rFonts w:ascii="Consolas" w:cs="Consolas" w:eastAsia="Consolas" w:hAnsi="Consolas"/>
+                <w:sz w:val="20"/>
+                <w:szCs w:val="20"/>
+                <w:highlight w:val="lightGray"/>
+                <w:highlightCs w:val="lightGray"/>
+              </w:rPr>
+              <w:t xml:space="preserve">429</w:t>
+            </w:r>
+            <w:r>
+              <w:t xml:space="preserve"> every doc assumed</w:t>
+            </w:r>
+          </w:p>
+        </w:tc>
+        <w:tc>
+          <w:tcPr>
+            <w:tcMar>
+              <w:top w:type="dxa" w:w="60"/>
+              <w:left w:type="dxa" w:w="80"/>
+              <w:bottom w:type="dxa" w:w="60"/>
+              <w:right w:type="dxa" w:w="80"/>
+            </w:tcMar>
+          </w:tcPr>
+          <w:p>
+            <w:r>
+              <w:rPr>
+                <w:b/>
+                <w:bCs/>
+              </w:rPr>
+              <w:t xml:space="preserve">Found via code review, fixed (2026-08-04)</w:t>
+            </w:r>
+            <w:r>
+              <w:t xml:space="preserve"> — </w:t>
+            </w:r>
+            <w:r>
+              <w:rPr>
+                <w:rFonts w:ascii="Consolas" w:cs="Consolas" w:eastAsia="Consolas" w:hAnsi="Consolas"/>
+                <w:sz w:val="20"/>
+                <w:szCs w:val="20"/>
+                <w:highlight w:val="lightGray"/>
+                <w:highlightCs w:val="lightGray"/>
+              </w:rPr>
+              <w:t xml:space="preserve">RateLimiterOptions.RejectionStatusCode</w:t>
+            </w:r>
+            <w:r>
+              <w:t xml:space="preserve"> set explicitly.</w:t>
+            </w:r>
+          </w:p>
+        </w:tc>
+      </w:tr>
+      <w:tr>
+        <w:tc>
+          <w:tcPr>
+            <w:tcMar>
+              <w:top w:type="dxa" w:w="60"/>
+              <w:left w:type="dxa" w:w="80"/>
+              <w:bottom w:type="dxa" w:w="60"/>
+              <w:right w:type="dxa" w:w="80"/>
+            </w:tcMar>
+          </w:tcPr>
+          <w:p>
+            <w:r>
+              <w:t xml:space="preserve">No unhandled-exception recovery for staff pages</w:t>
+            </w:r>
+          </w:p>
+        </w:tc>
+        <w:tc>
+          <w:tcPr>
+            <w:tcMar>
+              <w:top w:type="dxa" w:w="60"/>
+              <w:left w:type="dxa" w:w="80"/>
+              <w:bottom w:type="dxa" w:w="60"/>
+              <w:right w:type="dxa" w:w="80"/>
+            </w:tcMar>
+          </w:tcPr>
+          <w:p>
+            <w:r>
+              <w:rPr>
+                <w:b/>
+                <w:bCs/>
+              </w:rPr>
+              <w:t xml:space="preserve">Found via code review, fixed (2026-08-04)</w:t>
+            </w:r>
+            <w:r>
+              <w:t xml:space="preserve"> — an </w:t>
+            </w:r>
+            <w:r>
+              <w:rPr>
+                <w:rFonts w:ascii="Consolas" w:cs="Consolas" w:eastAsia="Consolas" w:hAnsi="Consolas"/>
+                <w:sz w:val="20"/>
+                <w:szCs w:val="20"/>
+                <w:highlight w:val="lightGray"/>
+                <w:highlightCs w:val="lightGray"/>
+              </w:rPr>
+              <w:t xml:space="preserve">ErrorBoundary</w:t>
+            </w:r>
+            <w:r>
+              <w:t xml:space="preserve"> around </w:t>
+            </w:r>
+            <w:r>
+              <w:rPr>
+                <w:rFonts w:ascii="Consolas" w:cs="Consolas" w:eastAsia="Consolas" w:hAnsi="Consolas"/>
+                <w:sz w:val="20"/>
+                <w:szCs w:val="20"/>
+                <w:highlight w:val="lightGray"/>
+                <w:highlightCs w:val="lightGray"/>
+              </w:rPr>
+              <w:t xml:space="preserve">@Body</w:t>
+            </w:r>
+            <w:r>
+              <w:t xml:space="preserve"> in </w:t>
+            </w:r>
+            <w:r>
+              <w:rPr>
+                <w:rFonts w:ascii="Consolas" w:cs="Consolas" w:eastAsia="Consolas" w:hAnsi="Consolas"/>
+                <w:sz w:val="20"/>
+                <w:szCs w:val="20"/>
+                <w:highlight w:val="lightGray"/>
+                <w:highlightCs w:val="lightGray"/>
+              </w:rPr>
+              <w:t xml:space="preserve">MainLayout.razor</w:t>
+            </w:r>
+            <w:r>
+              <w:t xml:space="preserve"> now catches an unhandled exception from a page's own event handler and shows a recoverable in-page message instead of crashing the whole circuit (§4.9).</w:t>
+            </w:r>
+          </w:p>
+        </w:tc>
+      </w:tr>
+      <w:tr>
+        <w:tc>
+          <w:tcPr>
+            <w:tcMar>
+              <w:top w:type="dxa" w:w="60"/>
+              <w:left w:type="dxa" w:w="80"/>
+              <w:bottom w:type="dxa" w:w="60"/>
+              <w:right w:type="dxa" w:w="80"/>
+            </w:tcMar>
+          </w:tcPr>
+          <w:p>
+            <w:r>
+              <w:t xml:space="preserve">Debug mode had no in-UI reminder that it can log customer PII</w:t>
+            </w:r>
+          </w:p>
+        </w:tc>
+        <w:tc>
+          <w:tcPr>
+            <w:tcMar>
+              <w:top w:type="dxa" w:w="60"/>
+              <w:left w:type="dxa" w:w="80"/>
+              <w:bottom w:type="dxa" w:w="60"/>
+              <w:right w:type="dxa" w:w="80"/>
+            </w:tcMar>
+          </w:tcPr>
+          <w:p>
+            <w:r>
+              <w:rPr>
+                <w:b/>
+                <w:bCs/>
+              </w:rPr>
+              <w:t xml:space="preserve">Found via code review, fixed (2026-08-04)</w:t>
+            </w:r>
+            <w:r>
+              <w:t xml:space="preserve"> — a standing warning banner on the Settings page, visible whenever Debug is the active/selected level (§4.9). No auto-revert to Standard - deliberately not built; see the next row.</w:t>
+            </w:r>
+          </w:p>
+        </w:tc>
+      </w:tr>
+      <w:tr>
+        <w:tc>
+          <w:tcPr>
+            <w:tcMar>
+              <w:top w:type="dxa" w:w="60"/>
+              <w:left w:type="dxa" w:w="80"/>
+              <w:bottom w:type="dxa" w:w="60"/>
+              <w:right w:type="dxa" w:w="80"/>
+            </w:tcMar>
+          </w:tcPr>
+          <w:p>
+            <w:r>
+              <w:t xml:space="preserve">Debug logging level has no automatic timeout back to Standard</w:t>
+            </w:r>
+          </w:p>
+        </w:tc>
+        <w:tc>
+          <w:tcPr>
+            <w:tcMar>
+              <w:top w:type="dxa" w:w="60"/>
+              <w:left w:type="dxa" w:w="80"/>
+              <w:bottom w:type="dxa" w:w="60"/>
+              <w:right w:type="dxa" w:w="80"/>
+            </w:tcMar>
+          </w:tcPr>
+          <w:p>
+            <w:r>
+              <w:rPr>
+                <w:b/>
+                <w:bCs/>
+              </w:rPr>
+              <w:t xml:space="preserve">Accepted, not a defect</w:t>
+            </w:r>
+            <w:r>
+              <w:t xml:space="preserve"> — considered and deliberately not built (matches this project's general "don't overbuild for a rare, staff-supervised toggle" stance). The UI warning above is the mitigation; an unattended auto-revert risked surprising an operator mid-troubleshooting session.</w:t>
+            </w:r>
+          </w:p>
+        </w:tc>
+      </w:tr>
+      <w:tr>
+        <w:tc>
+          <w:tcPr>
+            <w:tcMar>
+              <w:top w:type="dxa" w:w="60"/>
+              <w:left w:type="dxa" w:w="80"/>
+              <w:bottom w:type="dxa" w:w="60"/>
+              <w:right w:type="dxa" w:w="80"/>
+            </w:tcMar>
+          </w:tcPr>
+          <w:p>
+            <w:r>
+              <w:t xml:space="preserve">Minimum group event booking interval accepted an arbitrary (including negative) number</w:t>
+            </w:r>
+          </w:p>
+        </w:tc>
+        <w:tc>
+          <w:tcPr>
+            <w:tcMar>
+              <w:top w:type="dxa" w:w="60"/>
+              <w:left w:type="dxa" w:w="80"/>
+              <w:bottom w:type="dxa" w:w="60"/>
+              <w:right w:type="dxa" w:w="80"/>
+            </w:tcMar>
+          </w:tcPr>
+          <w:p>
+            <w:r>
+              <w:rPr>
+                <w:b/>
+                <w:bCs/>
+              </w:rPr>
+              <w:t xml:space="preserve">Found live, fixed (2026-08-04)</w:t>
+            </w:r>
+            <w:r>
+              <w:t xml:space="preserve"> — a negative value reached </w:t>
+            </w:r>
+            <w:r>
+              <w:rPr>
+                <w:rFonts w:ascii="Consolas" w:cs="Consolas" w:eastAsia="Consolas" w:hAnsi="Consolas"/>
+                <w:sz w:val="20"/>
+                <w:szCs w:val="20"/>
+                <w:highlight w:val="lightGray"/>
+                <w:highlightCs w:val="lightGray"/>
+              </w:rPr>
+              <w:t xml:space="preserve">SetMinimumGroupEventBookingIntervalAsync</w:t>
+            </w:r>
+            <w:r>
+              <w:t xml:space="preserve">'s </w:t>
+            </w:r>
+            <w:r>
+              <w:rPr>
+                <w:rFonts w:ascii="Consolas" w:cs="Consolas" w:eastAsia="Consolas" w:hAnsi="Consolas"/>
+                <w:sz w:val="20"/>
+                <w:szCs w:val="20"/>
+                <w:highlight w:val="lightGray"/>
+                <w:highlightCs w:val="lightGray"/>
+              </w:rPr>
+              <w:t xml:space="preserve">ArgumentOutOfRangeException</w:t>
+            </w:r>
+            <w:r>
+              <w:t xml:space="preserve"> guard unhandled, crashing the circuit (before the </w:t>
+            </w:r>
+            <w:r>
+              <w:rPr>
+                <w:rFonts w:ascii="Consolas" w:cs="Consolas" w:eastAsia="Consolas" w:hAnsi="Consolas"/>
+                <w:sz w:val="20"/>
+                <w:szCs w:val="20"/>
+                <w:highlight w:val="lightGray"/>
+                <w:highlightCs w:val="lightGray"/>
+              </w:rPr>
+              <w:t xml:space="preserve">ErrorBoundary</w:t>
+            </w:r>
+            <w:r>
+              <w:t xml:space="preserve"> above existed). Changed to a fixed 30/60/90/120-minute dropdown, which makes an invalid value structurally impossible from the UI (§4.9).</w:t>
+            </w:r>
+          </w:p>
+        </w:tc>
+      </w:tr>
+      <w:tr>
+        <w:tc>
+          <w:tcPr>
+            <w:tcMar>
+              <w:top w:type="dxa" w:w="60"/>
+              <w:left w:type="dxa" w:w="80"/>
+              <w:bottom w:type="dxa" w:w="60"/>
+              <w:right w:type="dxa" w:w="80"/>
+            </w:tcMar>
+          </w:tcPr>
+          <w:p>
+            <w:r>
+              <w:t xml:space="preserve">Two concurrent duplicate Breely deliveries for the same external id could double-claim it</w:t>
+            </w:r>
+          </w:p>
+        </w:tc>
+        <w:tc>
+          <w:tcPr>
+            <w:tcMar>
+              <w:top w:type="dxa" w:w="60"/>
+              <w:left w:type="dxa" w:w="80"/>
+              <w:bottom w:type="dxa" w:w="60"/>
+              <w:right w:type="dxa" w:w="80"/>
+            </w:tcMar>
+          </w:tcPr>
+          <w:p>
+            <w:r>
+              <w:rPr>
+                <w:b/>
+                <w:bCs/>
+              </w:rPr>
+              <w:t xml:space="preserve">Found via code review, fixed (2026-08-04)</w:t>
+            </w:r>
+            <w:r>
+              <w:t xml:space="preserve"> — a per-external-id lock (</w:t>
+            </w:r>
+            <w:r>
+              <w:rPr>
+                <w:rFonts w:ascii="Consolas" w:cs="Consolas" w:eastAsia="Consolas" w:hAnsi="Consolas"/>
+                <w:sz w:val="20"/>
+                <w:szCs w:val="20"/>
+                <w:highlight w:val="lightGray"/>
+                <w:highlightCs w:val="lightGray"/>
+              </w:rPr>
+              <w:t xml:space="preserve">BreelyBookingProcessor.ExternalIdLocks</w:t>
+            </w:r>
+            <w:r>
+              <w:t xml:space="preserve">) now serializes the lookup-then-act sequence per id, re-checking fresh once acquired (§4.8).</w:t>
+            </w:r>
+          </w:p>
+        </w:tc>
+      </w:tr>
+      <w:tr>
+        <w:tc>
+          <w:tcPr>
+            <w:tcMar>
+              <w:top w:type="dxa" w:w="60"/>
+              <w:left w:type="dxa" w:w="80"/>
+              <w:bottom w:type="dxa" w:w="60"/>
+              <w:right w:type="dxa" w:w="80"/>
+            </w:tcMar>
+          </w:tcPr>
+          <w:p>
+            <w:r>
+              <w:rPr>
+                <w:rFonts w:ascii="Consolas" w:cs="Consolas" w:eastAsia="Consolas" w:hAnsi="Consolas"/>
+                <w:sz w:val="20"/>
+                <w:szCs w:val="20"/>
+                <w:highlight w:val="lightGray"/>
+                <w:highlightCs w:val="lightGray"/>
+              </w:rPr>
+              <w:t xml:space="preserve">AbsorbAdjacentHoldsAsync</w:t>
+            </w:r>
+            <w:r>
+              <w:t xml:space="preserve"> requires exact </w:t>
+            </w:r>
+            <w:r>
+              <w:rPr>
+                <w:rFonts w:ascii="Consolas" w:cs="Consolas" w:eastAsia="Consolas" w:hAnsi="Consolas"/>
+                <w:sz w:val="20"/>
+                <w:szCs w:val="20"/>
+                <w:highlight w:val="lightGray"/>
+                <w:highlightCs w:val="lightGray"/>
+              </w:rPr>
+              <w:t xml:space="preserve">Start</w:t>
+            </w:r>
+            <w:r>
+              <w:t xml:space="preserve">/</w:t>
+            </w:r>
+            <w:r>
+              <w:rPr>
+                <w:rFonts w:ascii="Consolas" w:cs="Consolas" w:eastAsia="Consolas" w:hAnsi="Consolas"/>
+                <w:sz w:val="20"/>
+                <w:szCs w:val="20"/>
+                <w:highlight w:val="lightGray"/>
+                <w:highlightCs w:val="lightGray"/>
+              </w:rPr>
+              <w:t xml:space="preserve">End</w:t>
+            </w:r>
+            <w:r>
+              <w:t xml:space="preserve"> equality to merge touching holds</w:t>
+            </w:r>
+          </w:p>
+        </w:tc>
+        <w:tc>
+          <w:tcPr>
+            <w:tcMar>
+              <w:top w:type="dxa" w:w="60"/>
+              <w:left w:type="dxa" w:w="80"/>
+              <w:bottom w:type="dxa" w:w="60"/>
+              <w:right w:type="dxa" w:w="80"/>
+            </w:tcMar>
+          </w:tcPr>
+          <w:p>
+            <w:r>
+              <w:t xml:space="preserve">A sub-minute misalignment (e.g. a hand-edited event in Outlook) silently prevents an otherwise-adjacent hold from merging. Noted via code review 2026-08-04, not yet addressed - low likelihood, cosmetic (a fragmented-but-correct calendar) rather than a correctness risk.</w:t>
             </w:r>
           </w:p>
         </w:tc>
@@ -13943,6 +15935,874 @@
             </w:r>
             <w:r>
               <w:t xml:space="preserve"> minting a fresh random one each time, which is what fragmented multi-sheet reservations into ungrouped chips before this fix.</w:t>
+            </w:r>
+          </w:p>
+        </w:tc>
+      </w:tr>
+      <w:tr>
+        <w:tc>
+          <w:tcPr>
+            <w:tcMar>
+              <w:top w:type="dxa" w:w="60"/>
+              <w:left w:type="dxa" w:w="80"/>
+              <w:bottom w:type="dxa" w:w="60"/>
+              <w:right w:type="dxa" w:w="80"/>
+            </w:tcMar>
+          </w:tcPr>
+          <w:p>
+            <w:r>
+              <w:t xml:space="preserve">D47</w:t>
+            </w:r>
+          </w:p>
+        </w:tc>
+        <w:tc>
+          <w:tcPr>
+            <w:tcMar>
+              <w:top w:type="dxa" w:w="60"/>
+              <w:left w:type="dxa" w:w="80"/>
+              <w:bottom w:type="dxa" w:w="60"/>
+              <w:right w:type="dxa" w:w="80"/>
+            </w:tcMar>
+          </w:tcPr>
+          <w:p>
+            <w:r>
+              <w:rPr>
+                <w:rFonts w:ascii="Consolas" w:cs="Consolas" w:eastAsia="Consolas" w:hAnsi="Consolas"/>
+                <w:sz w:val="20"/>
+                <w:szCs w:val="20"/>
+                <w:highlight w:val="lightGray"/>
+                <w:highlightCs w:val="lightGray"/>
+              </w:rPr>
+              <w:t xml:space="preserve">FacilityConfiguration.Today</w:t>
+            </w:r>
+            <w:r>
+              <w:t xml:space="preserve">/</w:t>
+            </w:r>
+            <w:r>
+              <w:rPr>
+                <w:rFonts w:ascii="Consolas" w:cs="Consolas" w:eastAsia="Consolas" w:hAnsi="Consolas"/>
+                <w:sz w:val="20"/>
+                <w:szCs w:val="20"/>
+                <w:highlight w:val="lightGray"/>
+                <w:highlightCs w:val="lightGray"/>
+              </w:rPr>
+              <w:t xml:space="preserve">.Now</w:t>
+            </w:r>
+            <w:r>
+              <w:t xml:space="preserve"> centralize facility-local "today"/"now"; every "today" anchor across the app routes through them instead of </w:t>
+            </w:r>
+            <w:r>
+              <w:rPr>
+                <w:rFonts w:ascii="Consolas" w:cs="Consolas" w:eastAsia="Consolas" w:hAnsi="Consolas"/>
+                <w:sz w:val="20"/>
+                <w:szCs w:val="20"/>
+                <w:highlight w:val="lightGray"/>
+                <w:highlightCs w:val="lightGray"/>
+              </w:rPr>
+              <w:t xml:space="preserve">DateTime.UtcNow.Date</w:t>
+            </w:r>
+          </w:p>
+        </w:tc>
+        <w:tc>
+          <w:tcPr>
+            <w:tcMar>
+              <w:top w:type="dxa" w:w="60"/>
+              <w:left w:type="dxa" w:w="80"/>
+              <w:bottom w:type="dxa" w:w="60"/>
+              <w:right w:type="dxa" w:w="80"/>
+            </w:tcMar>
+          </w:tcPr>
+          <w:p>
+            <w:r>
+              <w:t xml:space="preserve">A code review (2026-08-04) found this was the third instance of the timezone-default bug class this project has shipped - most severe on the public availability window's own start, which was silently dropping the rest of the evening's open ice from the anonymous feed from ~5pm PDT onward (§4.6/§8).</w:t>
+            </w:r>
+          </w:p>
+        </w:tc>
+      </w:tr>
+      <w:tr>
+        <w:tc>
+          <w:tcPr>
+            <w:tcMar>
+              <w:top w:type="dxa" w:w="60"/>
+              <w:left w:type="dxa" w:w="80"/>
+              <w:bottom w:type="dxa" w:w="60"/>
+              <w:right w:type="dxa" w:w="80"/>
+            </w:tcMar>
+          </w:tcPr>
+          <w:p>
+            <w:r>
+              <w:t xml:space="preserve">D48</w:t>
+            </w:r>
+          </w:p>
+        </w:tc>
+        <w:tc>
+          <w:tcPr>
+            <w:tcMar>
+              <w:top w:type="dxa" w:w="60"/>
+              <w:left w:type="dxa" w:w="80"/>
+              <w:bottom w:type="dxa" w:w="60"/>
+              <w:right w:type="dxa" w:w="80"/>
+            </w:tcMar>
+          </w:tcPr>
+          <w:p>
+            <w:r>
+              <w:t xml:space="preserve">A reopened hold's </w:t>
+            </w:r>
+            <w:r>
+              <w:rPr>
+                <w:rFonts w:ascii="Consolas" w:cs="Consolas" w:eastAsia="Consolas" w:hAnsi="Consolas"/>
+                <w:sz w:val="20"/>
+                <w:szCs w:val="20"/>
+                <w:highlight w:val="lightGray"/>
+                <w:highlightCs w:val="lightGray"/>
+              </w:rPr>
+              <w:t xml:space="preserve">BookedBy</w:t>
+            </w:r>
+            <w:r>
+              <w:t xml:space="preserve">/</w:t>
+            </w:r>
+            <w:r>
+              <w:rPr>
+                <w:rFonts w:ascii="Consolas" w:cs="Consolas" w:eastAsia="Consolas" w:hAnsi="Consolas"/>
+                <w:sz w:val="20"/>
+                <w:szCs w:val="20"/>
+                <w:highlight w:val="lightGray"/>
+                <w:highlightCs w:val="lightGray"/>
+              </w:rPr>
+              <w:t xml:space="preserve">ExternalBookingId</w:t>
+            </w:r>
+            <w:r>
+              <w:t xml:space="preserve"> are explicitly cleared (written as an empty string) rather than left as whatever the departing booking's values were</w:t>
+            </w:r>
+          </w:p>
+        </w:tc>
+        <w:tc>
+          <w:tcPr>
+            <w:tcMar>
+              <w:top w:type="dxa" w:w="60"/>
+              <w:left w:type="dxa" w:w="80"/>
+              <w:bottom w:type="dxa" w:w="60"/>
+              <w:right w:type="dxa" w:w="80"/>
+            </w:tcMar>
+          </w:tcPr>
+          <w:p>
+            <w:r>
+              <w:t xml:space="preserve">Graph's PATCH semantics leave an omitted extended property untouched, not cleared - a released Breely hold was keeping the departed booking's external id, so a later notification for that id could match the stale hold instead of the real, now-elsewhere booking (§4.8/§8).</w:t>
+            </w:r>
+          </w:p>
+        </w:tc>
+      </w:tr>
+      <w:tr>
+        <w:tc>
+          <w:tcPr>
+            <w:tcMar>
+              <w:top w:type="dxa" w:w="60"/>
+              <w:left w:type="dxa" w:w="80"/>
+              <w:bottom w:type="dxa" w:w="60"/>
+              <w:right w:type="dxa" w:w="80"/>
+            </w:tcMar>
+          </w:tcPr>
+          <w:p>
+            <w:r>
+              <w:t xml:space="preserve">D49</w:t>
+            </w:r>
+          </w:p>
+        </w:tc>
+        <w:tc>
+          <w:tcPr>
+            <w:tcMar>
+              <w:top w:type="dxa" w:w="60"/>
+              <w:left w:type="dxa" w:w="80"/>
+              <w:bottom w:type="dxa" w:w="60"/>
+              <w:right w:type="dxa" w:w="80"/>
+            </w:tcMar>
+          </w:tcPr>
+          <w:p>
+            <w:r>
+              <w:t xml:space="preserve">The Breely webhook endpoint acknowledges immediately and processes detached, on </w:t>
+            </w:r>
+            <w:r>
+              <w:rPr>
+                <w:rFonts w:ascii="Consolas" w:cs="Consolas" w:eastAsia="Consolas" w:hAnsi="Consolas"/>
+                <w:sz w:val="20"/>
+                <w:szCs w:val="20"/>
+                <w:highlight w:val="lightGray"/>
+                <w:highlightCs w:val="lightGray"/>
+              </w:rPr>
+              <w:t xml:space="preserve">CancellationToken.None</w:t>
+            </w:r>
+            <w:r>
+              <w:t xml:space="preserve">, instead of awaiting on the request's own token</w:t>
+            </w:r>
+          </w:p>
+        </w:tc>
+        <w:tc>
+          <w:tcPr>
+            <w:tcMar>
+              <w:top w:type="dxa" w:w="60"/>
+              <w:left w:type="dxa" w:w="80"/>
+              <w:bottom w:type="dxa" w:w="60"/>
+              <w:right w:type="dxa" w:w="80"/>
+            </w:tcMar>
+          </w:tcPr>
+          <w:p>
+            <w:r>
+              <w:t xml:space="preserve">A multi-sheet batch's Graph-call volume could exceed what "ack fast" implies and outlast Breely's own HTTP timeout, risking an abort mid-write (e.g. between releasing an old slot and claiming a new one). Safe because every service the processor depends on is a Singleton, not scoped to the request (§4.8/§5.5).</w:t>
+            </w:r>
+          </w:p>
+        </w:tc>
+      </w:tr>
+      <w:tr>
+        <w:tc>
+          <w:tcPr>
+            <w:tcMar>
+              <w:top w:type="dxa" w:w="60"/>
+              <w:left w:type="dxa" w:w="80"/>
+              <w:bottom w:type="dxa" w:w="60"/>
+              <w:right w:type="dxa" w:w="80"/>
+            </w:tcMar>
+          </w:tcPr>
+          <w:p>
+            <w:r>
+              <w:t xml:space="preserve">D50</w:t>
+            </w:r>
+          </w:p>
+        </w:tc>
+        <w:tc>
+          <w:tcPr>
+            <w:tcMar>
+              <w:top w:type="dxa" w:w="60"/>
+              <w:left w:type="dxa" w:w="80"/>
+              <w:bottom w:type="dxa" w:w="60"/>
+              <w:right w:type="dxa" w:w="80"/>
+            </w:tcMar>
+          </w:tcPr>
+          <w:p>
+            <w:r>
+              <w:t xml:space="preserve">A force-booked sibling's fallback sheet is offset by its position within the batch, not always the first configured sheet</w:t>
+            </w:r>
+          </w:p>
+        </w:tc>
+        <w:tc>
+          <w:tcPr>
+            <w:tcMar>
+              <w:top w:type="dxa" w:w="60"/>
+              <w:left w:type="dxa" w:w="80"/>
+              <w:bottom w:type="dxa" w:w="60"/>
+              <w:right w:type="dxa" w:w="80"/>
+            </w:tcMar>
+          </w:tcPr>
+          <w:p>
+            <w:r>
+              <w:t xml:space="preserve">Without this, multiple siblings in one multi-sheet reservation that all failed to match a hold force-booked onto the same sheet at overlapping times - a code-review finding (§4.8/§8), not a live incident.</w:t>
+            </w:r>
+          </w:p>
+        </w:tc>
+      </w:tr>
+      <w:tr>
+        <w:tc>
+          <w:tcPr>
+            <w:tcMar>
+              <w:top w:type="dxa" w:w="60"/>
+              <w:left w:type="dxa" w:w="80"/>
+              <w:bottom w:type="dxa" w:w="60"/>
+              <w:right w:type="dxa" w:w="80"/>
+            </w:tcMar>
+          </w:tcPr>
+          <w:p>
+            <w:r>
+              <w:t xml:space="preserve">D51</w:t>
+            </w:r>
+          </w:p>
+        </w:tc>
+        <w:tc>
+          <w:tcPr>
+            <w:tcMar>
+              <w:top w:type="dxa" w:w="60"/>
+              <w:left w:type="dxa" w:w="80"/>
+              <w:bottom w:type="dxa" w:w="60"/>
+              <w:right w:type="dxa" w:w="80"/>
+            </w:tcMar>
+          </w:tcPr>
+          <w:p>
+            <w:r>
+              <w:t xml:space="preserve">A sibling resolved only from </w:t>
+            </w:r>
+            <w:r>
+              <w:rPr>
+                <w:rFonts w:ascii="Consolas" w:cs="Consolas" w:eastAsia="Consolas" w:hAnsi="Consolas"/>
+                <w:sz w:val="20"/>
+                <w:szCs w:val="20"/>
+                <w:highlight w:val="lightGray"/>
+                <w:highlightCs w:val="lightGray"/>
+              </w:rPr>
+              <w:t xml:space="preserve">submission.events[]</w:t>
+            </w:r>
+            <w:r>
+              <w:t xml:space="preserve"> can create a never-seen booking but never mutate (reschedule/cancel) one that's already claimed</w:t>
+            </w:r>
+          </w:p>
+        </w:tc>
+        <w:tc>
+          <w:tcPr>
+            <w:tcMar>
+              <w:top w:type="dxa" w:w="60"/>
+              <w:left w:type="dxa" w:w="80"/>
+              <w:bottom w:type="dxa" w:w="60"/>
+              <w:right w:type="dxa" w:w="80"/>
+            </w:tcMar>
+          </w:tcPr>
+          <w:p>
+            <w:r>
+              <w:rPr>
+                <w:rFonts w:ascii="Consolas" w:cs="Consolas" w:eastAsia="Consolas" w:hAnsi="Consolas"/>
+                <w:sz w:val="20"/>
+                <w:szCs w:val="20"/>
+                <w:highlight w:val="lightGray"/>
+                <w:highlightCs w:val="lightGray"/>
+              </w:rPr>
+              <w:t xml:space="preserve">submission.events[]</w:t>
+            </w:r>
+            <w:r>
+              <w:t xml:space="preserve"> is a static snapshot from the original creation call and can be stale relative to a sibling's own later notifications; only the primary event for a given webhook call is trusted to change existing state (§4.8/§8).</w:t>
+            </w:r>
+          </w:p>
+        </w:tc>
+      </w:tr>
+      <w:tr>
+        <w:tc>
+          <w:tcPr>
+            <w:tcMar>
+              <w:top w:type="dxa" w:w="60"/>
+              <w:left w:type="dxa" w:w="80"/>
+              <w:bottom w:type="dxa" w:w="60"/>
+              <w:right w:type="dxa" w:w="80"/>
+            </w:tcMar>
+          </w:tcPr>
+          <w:p>
+            <w:r>
+              <w:t xml:space="preserve">D52</w:t>
+            </w:r>
+          </w:p>
+        </w:tc>
+        <w:tc>
+          <w:tcPr>
+            <w:tcMar>
+              <w:top w:type="dxa" w:w="60"/>
+              <w:left w:type="dxa" w:w="80"/>
+              <w:bottom w:type="dxa" w:w="60"/>
+              <w:right w:type="dxa" w:w="80"/>
+            </w:tcMar>
+          </w:tcPr>
+          <w:p>
+            <w:r>
+              <w:t xml:space="preserve">The public calendar substitutes the category label for a Breely-originated booking's title, instead of the customer's real name</w:t>
+            </w:r>
+          </w:p>
+        </w:tc>
+        <w:tc>
+          <w:tcPr>
+            <w:tcMar>
+              <w:top w:type="dxa" w:w="60"/>
+              <w:left w:type="dxa" w:w="80"/>
+              <w:bottom w:type="dxa" w:w="60"/>
+              <w:right w:type="dxa" w:w="80"/>
+            </w:tcMar>
+          </w:tcPr>
+          <w:p>
+            <w:r>
+              <w:rPr>
+                <w:rFonts w:ascii="Consolas" w:cs="Consolas" w:eastAsia="Consolas" w:hAnsi="Consolas"/>
+                <w:sz w:val="20"/>
+                <w:szCs w:val="20"/>
+                <w:highlight w:val="lightGray"/>
+                <w:highlightCs w:val="lightGray"/>
+              </w:rPr>
+              <w:t xml:space="preserve">RenterName</w:t>
+            </w:r>
+            <w:r>
+              <w:t xml:space="preserve"> is populated automatically from Breely's </w:t>
+            </w:r>
+            <w:r>
+              <w:rPr>
+                <w:rFonts w:ascii="Consolas" w:cs="Consolas" w:eastAsia="Consolas" w:hAnsi="Consolas"/>
+                <w:sz w:val="20"/>
+                <w:szCs w:val="20"/>
+                <w:highlight w:val="lightGray"/>
+                <w:highlightCs w:val="lightGray"/>
+              </w:rPr>
+              <w:t xml:space="preserve">client_full_name</w:t>
+            </w:r>
+            <w:r>
+              <w:t xml:space="preserve"> with no staff opportunity to redact it, unlike a staff-typed title - a code-review finding that the existing "staff keep PII out of titles" privacy stance (§2.3) didn't actually cover (§5.4.2/§8).</w:t>
+            </w:r>
+          </w:p>
+        </w:tc>
+      </w:tr>
+      <w:tr>
+        <w:tc>
+          <w:tcPr>
+            <w:tcMar>
+              <w:top w:type="dxa" w:w="60"/>
+              <w:left w:type="dxa" w:w="80"/>
+              <w:bottom w:type="dxa" w:w="60"/>
+              <w:right w:type="dxa" w:w="80"/>
+            </w:tcMar>
+          </w:tcPr>
+          <w:p>
+            <w:r>
+              <w:t xml:space="preserve">D53</w:t>
+            </w:r>
+          </w:p>
+        </w:tc>
+        <w:tc>
+          <w:tcPr>
+            <w:tcMar>
+              <w:top w:type="dxa" w:w="60"/>
+              <w:left w:type="dxa" w:w="80"/>
+              <w:bottom w:type="dxa" w:w="60"/>
+              <w:right w:type="dxa" w:w="80"/>
+            </w:tcMar>
+          </w:tcPr>
+          <w:p>
+            <w:r>
+              <w:t xml:space="preserve">Clickjacking/MIME-sniffing headers (</w:t>
+            </w:r>
+            <w:r>
+              <w:rPr>
+                <w:rFonts w:ascii="Consolas" w:cs="Consolas" w:eastAsia="Consolas" w:hAnsi="Consolas"/>
+                <w:sz w:val="20"/>
+                <w:szCs w:val="20"/>
+                <w:highlight w:val="lightGray"/>
+                <w:highlightCs w:val="lightGray"/>
+              </w:rPr>
+              <w:t xml:space="preserve">X-Frame-Options</w:t>
+            </w:r>
+            <w:r>
+              <w:t xml:space="preserve">, </w:t>
+            </w:r>
+            <w:r>
+              <w:rPr>
+                <w:rFonts w:ascii="Consolas" w:cs="Consolas" w:eastAsia="Consolas" w:hAnsi="Consolas"/>
+                <w:sz w:val="20"/>
+                <w:szCs w:val="20"/>
+                <w:highlight w:val="lightGray"/>
+                <w:highlightCs w:val="lightGray"/>
+              </w:rPr>
+              <w:t xml:space="preserve">frame-ancestors</w:t>
+            </w:r>
+            <w:r>
+              <w:t xml:space="preserve"> CSP, </w:t>
+            </w:r>
+            <w:r>
+              <w:rPr>
+                <w:rFonts w:ascii="Consolas" w:cs="Consolas" w:eastAsia="Consolas" w:hAnsi="Consolas"/>
+                <w:sz w:val="20"/>
+                <w:szCs w:val="20"/>
+                <w:highlight w:val="lightGray"/>
+                <w:highlightCs w:val="lightGray"/>
+              </w:rPr>
+              <w:t xml:space="preserve">X-Content-Type-Options</w:t>
+            </w:r>
+            <w:r>
+              <w:t xml:space="preserve">) apply to every response except </w:t>
+            </w:r>
+            <w:r>
+              <w:rPr>
+                <w:rFonts w:ascii="Consolas" w:cs="Consolas" w:eastAsia="Consolas" w:hAnsi="Consolas"/>
+                <w:sz w:val="20"/>
+                <w:szCs w:val="20"/>
+                <w:highlight w:val="lightGray"/>
+                <w:highlightCs w:val="lightGray"/>
+              </w:rPr>
+              <w:t xml:space="preserve">/public/calendar</w:t>
+            </w:r>
+          </w:p>
+        </w:tc>
+        <w:tc>
+          <w:tcPr>
+            <w:tcMar>
+              <w:top w:type="dxa" w:w="60"/>
+              <w:left w:type="dxa" w:w="80"/>
+              <w:bottom w:type="dxa" w:w="60"/>
+              <w:right w:type="dxa" w:w="80"/>
+            </w:tcMar>
+          </w:tcPr>
+          <w:p>
+            <w:r>
+              <w:rPr>
+                <w:rFonts w:ascii="Consolas" w:cs="Consolas" w:eastAsia="Consolas" w:hAnsi="Consolas"/>
+                <w:sz w:val="20"/>
+                <w:szCs w:val="20"/>
+                <w:highlight w:val="lightGray"/>
+                <w:highlightCs w:val="lightGray"/>
+              </w:rPr>
+              <w:t xml:space="preserve">/public/calendar</w:t>
+            </w:r>
+            <w:r>
+              <w:t xml:space="preserve"> is the one page deliberately built to be iframed on the club's own site; every other route (staff app, </w:t>
+            </w:r>
+            <w:r>
+              <w:rPr>
+                <w:rFonts w:ascii="Consolas" w:cs="Consolas" w:eastAsia="Consolas" w:hAnsi="Consolas"/>
+                <w:sz w:val="20"/>
+                <w:szCs w:val="20"/>
+                <w:highlight w:val="lightGray"/>
+                <w:highlightCs w:val="lightGray"/>
+              </w:rPr>
+              <w:t xml:space="preserve">/public/search</w:t>
+            </w:r>
+            <w:r>
+              <w:t xml:space="preserve">, the JSON API) had no reason to ever run inside another site's frame and previously sent no such protection - a code-review finding (§6.4/§8).</w:t>
+            </w:r>
+          </w:p>
+        </w:tc>
+      </w:tr>
+      <w:tr>
+        <w:tc>
+          <w:tcPr>
+            <w:tcMar>
+              <w:top w:type="dxa" w:w="60"/>
+              <w:left w:type="dxa" w:w="80"/>
+              <w:bottom w:type="dxa" w:w="60"/>
+              <w:right w:type="dxa" w:w="80"/>
+            </w:tcMar>
+          </w:tcPr>
+          <w:p>
+            <w:r>
+              <w:t xml:space="preserve">D54</w:t>
+            </w:r>
+          </w:p>
+        </w:tc>
+        <w:tc>
+          <w:tcPr>
+            <w:tcMar>
+              <w:top w:type="dxa" w:w="60"/>
+              <w:left w:type="dxa" w:w="80"/>
+              <w:bottom w:type="dxa" w:w="60"/>
+              <w:right w:type="dxa" w:w="80"/>
+            </w:tcMar>
+          </w:tcPr>
+          <w:p>
+            <w:r>
+              <w:t xml:space="preserve">An </w:t>
+            </w:r>
+            <w:r>
+              <w:rPr>
+                <w:rFonts w:ascii="Consolas" w:cs="Consolas" w:eastAsia="Consolas" w:hAnsi="Consolas"/>
+                <w:sz w:val="20"/>
+                <w:szCs w:val="20"/>
+                <w:highlight w:val="lightGray"/>
+                <w:highlightCs w:val="lightGray"/>
+              </w:rPr>
+              <w:t xml:space="preserve">ErrorBoundary</w:t>
+            </w:r>
+            <w:r>
+              <w:t xml:space="preserve"> around </w:t>
+            </w:r>
+            <w:r>
+              <w:rPr>
+                <w:rFonts w:ascii="Consolas" w:cs="Consolas" w:eastAsia="Consolas" w:hAnsi="Consolas"/>
+                <w:sz w:val="20"/>
+                <w:szCs w:val="20"/>
+                <w:highlight w:val="lightGray"/>
+                <w:highlightCs w:val="lightGray"/>
+              </w:rPr>
+              <w:t xml:space="preserve">@Body</w:t>
+            </w:r>
+            <w:r>
+              <w:t xml:space="preserve"> in </w:t>
+            </w:r>
+            <w:r>
+              <w:rPr>
+                <w:rFonts w:ascii="Consolas" w:cs="Consolas" w:eastAsia="Consolas" w:hAnsi="Consolas"/>
+                <w:sz w:val="20"/>
+                <w:szCs w:val="20"/>
+                <w:highlight w:val="lightGray"/>
+                <w:highlightCs w:val="lightGray"/>
+              </w:rPr>
+              <w:t xml:space="preserve">MainLayout.razor</w:t>
+            </w:r>
+            <w:r>
+              <w:t xml:space="preserve"> catches an unhandled exception from a page's own event handler</w:t>
+            </w:r>
+          </w:p>
+        </w:tc>
+        <w:tc>
+          <w:tcPr>
+            <w:tcMar>
+              <w:top w:type="dxa" w:w="60"/>
+              <w:left w:type="dxa" w:w="80"/>
+              <w:bottom w:type="dxa" w:w="60"/>
+              <w:right w:type="dxa" w:w="80"/>
+            </w:tcMar>
+          </w:tcPr>
+          <w:p>
+            <w:r>
+              <w:t xml:space="preserve">UI event handlers have never had their own try/catch, and a transient failure or validation gap has crashed the whole SignalR circuit multiple times over this project's history (§8, §4.9's own D37). The boundary shows a recoverable in-page message instead - a backstop, not a substitute for input validation.</w:t>
+            </w:r>
+          </w:p>
+        </w:tc>
+      </w:tr>
+      <w:tr>
+        <w:tc>
+          <w:tcPr>
+            <w:tcMar>
+              <w:top w:type="dxa" w:w="60"/>
+              <w:left w:type="dxa" w:w="80"/>
+              <w:bottom w:type="dxa" w:w="60"/>
+              <w:right w:type="dxa" w:w="80"/>
+            </w:tcMar>
+          </w:tcPr>
+          <w:p>
+            <w:r>
+              <w:t xml:space="preserve">D55</w:t>
+            </w:r>
+          </w:p>
+        </w:tc>
+        <w:tc>
+          <w:tcPr>
+            <w:tcMar>
+              <w:top w:type="dxa" w:w="60"/>
+              <w:left w:type="dxa" w:w="80"/>
+              <w:bottom w:type="dxa" w:w="60"/>
+              <w:right w:type="dxa" w:w="80"/>
+            </w:tcMar>
+          </w:tcPr>
+          <w:p>
+            <w:r>
+              <w:t xml:space="preserve">The minimum group event booking interval is a fixed 30/60/90/120-minute dropdown, not a free-text number field</w:t>
+            </w:r>
+          </w:p>
+        </w:tc>
+        <w:tc>
+          <w:tcPr>
+            <w:tcMar>
+              <w:top w:type="dxa" w:w="60"/>
+              <w:left w:type="dxa" w:w="80"/>
+              <w:bottom w:type="dxa" w:w="60"/>
+              <w:right w:type="dxa" w:w="80"/>
+            </w:tcMar>
+          </w:tcPr>
+          <w:p>
+            <w:r>
+              <w:t xml:space="preserve">A negative value previously reached an unhandled </w:t>
+            </w:r>
+            <w:r>
+              <w:rPr>
+                <w:rFonts w:ascii="Consolas" w:cs="Consolas" w:eastAsia="Consolas" w:hAnsi="Consolas"/>
+                <w:sz w:val="20"/>
+                <w:szCs w:val="20"/>
+                <w:highlight w:val="lightGray"/>
+                <w:highlightCs w:val="lightGray"/>
+              </w:rPr>
+              <w:t xml:space="preserve">ArgumentOutOfRangeException</w:t>
+            </w:r>
+            <w:r>
+              <w:t xml:space="preserve">, crashing the circuit before D54 existed. The dropdown makes an invalid value structurally impossible; a legacy or hand-edited value is snapped to the nearest choice on load (§4.9/§8).</w:t>
+            </w:r>
+          </w:p>
+        </w:tc>
+      </w:tr>
+      <w:tr>
+        <w:tc>
+          <w:tcPr>
+            <w:tcMar>
+              <w:top w:type="dxa" w:w="60"/>
+              <w:left w:type="dxa" w:w="80"/>
+              <w:bottom w:type="dxa" w:w="60"/>
+              <w:right w:type="dxa" w:w="80"/>
+            </w:tcMar>
+          </w:tcPr>
+          <w:p>
+            <w:r>
+              <w:t xml:space="preserve">D56</w:t>
+            </w:r>
+          </w:p>
+        </w:tc>
+        <w:tc>
+          <w:tcPr>
+            <w:tcMar>
+              <w:top w:type="dxa" w:w="60"/>
+              <w:left w:type="dxa" w:w="80"/>
+              <w:bottom w:type="dxa" w:w="60"/>
+              <w:right w:type="dxa" w:w="80"/>
+            </w:tcMar>
+          </w:tcPr>
+          <w:p>
+            <w:r>
+              <w:t xml:space="preserve">The Settings page shows a standing PII warning whenever Debug logging is the active/selected level, with no automatic revert to Standard</w:t>
+            </w:r>
+          </w:p>
+        </w:tc>
+        <w:tc>
+          <w:tcPr>
+            <w:tcMar>
+              <w:top w:type="dxa" w:w="60"/>
+              <w:left w:type="dxa" w:w="80"/>
+              <w:bottom w:type="dxa" w:w="60"/>
+              <w:right w:type="dxa" w:w="80"/>
+            </w:tcMar>
+          </w:tcPr>
+          <w:p>
+            <w:r>
+              <w:t xml:space="preserve">Debug mode's raw webhook payload capture can log customer contact info; the warning is a UI nudge for a rare, staff-supervised toggle, and an automatic revert was deliberately not built to avoid surprising an operator mid-troubleshooting session (§4.9/§8).</w:t>
+            </w:r>
+          </w:p>
+        </w:tc>
+      </w:tr>
+      <w:tr>
+        <w:tc>
+          <w:tcPr>
+            <w:tcMar>
+              <w:top w:type="dxa" w:w="60"/>
+              <w:left w:type="dxa" w:w="80"/>
+              <w:bottom w:type="dxa" w:w="60"/>
+              <w:right w:type="dxa" w:w="80"/>
+            </w:tcMar>
+          </w:tcPr>
+          <w:p>
+            <w:r>
+              <w:t xml:space="preserve">D57</w:t>
+            </w:r>
+          </w:p>
+        </w:tc>
+        <w:tc>
+          <w:tcPr>
+            <w:tcMar>
+              <w:top w:type="dxa" w:w="60"/>
+              <w:left w:type="dxa" w:w="80"/>
+              <w:bottom w:type="dxa" w:w="60"/>
+              <w:right w:type="dxa" w:w="80"/>
+            </w:tcMar>
+          </w:tcPr>
+          <w:p>
+            <w:r>
+              <w:t xml:space="preserve">A per-external-id lock (</w:t>
+            </w:r>
+            <w:r>
+              <w:rPr>
+                <w:rFonts w:ascii="Consolas" w:cs="Consolas" w:eastAsia="Consolas" w:hAnsi="Consolas"/>
+                <w:sz w:val="20"/>
+                <w:szCs w:val="20"/>
+                <w:highlight w:val="lightGray"/>
+                <w:highlightCs w:val="lightGray"/>
+              </w:rPr>
+              <w:t xml:space="preserve">BreelyBookingProcessor.ExternalIdLocks</w:t>
+            </w:r>
+            <w:r>
+              <w:t xml:space="preserve">) serializes the lookup-then-act sequence for a given Breely event id</w:t>
+            </w:r>
+          </w:p>
+        </w:tc>
+        <w:tc>
+          <w:tcPr>
+            <w:tcMar>
+              <w:top w:type="dxa" w:w="60"/>
+              <w:left w:type="dxa" w:w="80"/>
+              <w:bottom w:type="dxa" w:w="60"/>
+              <w:right w:type="dxa" w:w="80"/>
+            </w:tcMar>
+          </w:tcPr>
+          <w:p>
+            <w:r>
+              <w:t xml:space="preserve">Breely has been observed re-sending the same creation notification twice within minutes; without this, two concurrent deliveries could both see "no existing booking" and independently claim two different sheets for what's really one booking (§4.8/§8).</w:t>
+            </w:r>
+          </w:p>
+        </w:tc>
+      </w:tr>
+      <w:tr>
+        <w:tc>
+          <w:tcPr>
+            <w:tcMar>
+              <w:top w:type="dxa" w:w="60"/>
+              <w:left w:type="dxa" w:w="80"/>
+              <w:bottom w:type="dxa" w:w="60"/>
+              <w:right w:type="dxa" w:w="80"/>
+            </w:tcMar>
+          </w:tcPr>
+          <w:p>
+            <w:r>
+              <w:t xml:space="preserve">D58</w:t>
+            </w:r>
+          </w:p>
+        </w:tc>
+        <w:tc>
+          <w:tcPr>
+            <w:tcMar>
+              <w:top w:type="dxa" w:w="60"/>
+              <w:left w:type="dxa" w:w="80"/>
+              <w:bottom w:type="dxa" w:w="60"/>
+              <w:right w:type="dxa" w:w="80"/>
+            </w:tcMar>
+          </w:tcPr>
+          <w:p>
+            <w:r>
+              <w:t xml:space="preserve">Rate-limit rejections return </w:t>
+            </w:r>
+            <w:r>
+              <w:rPr>
+                <w:rFonts w:ascii="Consolas" w:cs="Consolas" w:eastAsia="Consolas" w:hAnsi="Consolas"/>
+                <w:sz w:val="20"/>
+                <w:szCs w:val="20"/>
+                <w:highlight w:val="lightGray"/>
+                <w:highlightCs w:val="lightGray"/>
+              </w:rPr>
+              <w:t xml:space="preserve">429 Too Many Requests</w:t>
+            </w:r>
+            <w:r>
+              <w:t xml:space="preserve">, set explicitly via </w:t>
+            </w:r>
+            <w:r>
+              <w:rPr>
+                <w:rFonts w:ascii="Consolas" w:cs="Consolas" w:eastAsia="Consolas" w:hAnsi="Consolas"/>
+                <w:sz w:val="20"/>
+                <w:szCs w:val="20"/>
+                <w:highlight w:val="lightGray"/>
+                <w:highlightCs w:val="lightGray"/>
+              </w:rPr>
+              <w:t xml:space="preserve">RateLimiterOptions.RejectionStatusCode</w:t>
+            </w:r>
+          </w:p>
+        </w:tc>
+        <w:tc>
+          <w:tcPr>
+            <w:tcMar>
+              <w:top w:type="dxa" w:w="60"/>
+              <w:left w:type="dxa" w:w="80"/>
+              <w:bottom w:type="dxa" w:w="60"/>
+              <w:right w:type="dxa" w:w="80"/>
+            </w:tcMar>
+          </w:tcPr>
+          <w:p>
+            <w:r>
+              <w:t xml:space="preserve">The ASP.NET Core default is </w:t>
+            </w:r>
+            <w:r>
+              <w:rPr>
+                <w:rFonts w:ascii="Consolas" w:cs="Consolas" w:eastAsia="Consolas" w:hAnsi="Consolas"/>
+                <w:sz w:val="20"/>
+                <w:szCs w:val="20"/>
+                <w:highlight w:val="lightGray"/>
+                <w:highlightCs w:val="lightGray"/>
+              </w:rPr>
+              <w:t xml:space="preserve">503</w:t>
+            </w:r>
+            <w:r>
+              <w:t xml:space="preserve">, which every doc/comment describing this app's rate limiting had already (incorrectly) assumed was </w:t>
+            </w:r>
+            <w:r>
+              <w:rPr>
+                <w:rFonts w:ascii="Consolas" w:cs="Consolas" w:eastAsia="Consolas" w:hAnsi="Consolas"/>
+                <w:sz w:val="20"/>
+                <w:szCs w:val="20"/>
+                <w:highlight w:val="lightGray"/>
+                <w:highlightCs w:val="lightGray"/>
+              </w:rPr>
+              <w:t xml:space="preserve">429</w:t>
+            </w:r>
+            <w:r>
+              <w:t xml:space="preserve"> - a code-review finding, not a live incident (§5.5/§8).</w:t>
             </w:r>
           </w:p>
         </w:tc>

--- a/docs/curling-facility-scheduling-architecture.docx
+++ b/docs/curling-facility-scheduling-architecture.docx
@@ -1662,6 +1662,76 @@
         <w:t xml:space="preserve"> — consistent with D7 (no companion datastore for booking data). It's written by the same services that write to Graph, and by the webhook endpoint's own auth check; the Settings page reads it and controls the log level, but nothing else in the app depends on it existing.</w:t>
       </w:r>
     </w:p>
+    <w:p>
+      <w:pPr>
+        <w:pStyle w:val="ListParagraph"/>
+        <w:numPr>
+          <w:ilvl w:val="0"/>
+          <w:numId w:val="2"/>
+        </w:numPr>
+      </w:pPr>
+      <w:r>
+        <w:rPr>
+          <w:b/>
+          <w:bCs/>
+        </w:rPr>
+        <w:t xml:space="preserve">Graph calendar operations sit behind </w:t>
+      </w:r>
+      <w:r>
+        <w:rPr>
+          <w:rFonts w:ascii="Consolas" w:cs="Consolas" w:eastAsia="Consolas" w:hAnsi="Consolas"/>
+          <w:b/>
+          <w:bCs/>
+          <w:sz w:val="20"/>
+          <w:szCs w:val="20"/>
+          <w:highlight w:val="lightGray"/>
+          <w:highlightCs w:val="lightGray"/>
+        </w:rPr>
+        <w:t xml:space="preserve">IGraphEventGateway</w:t>
+      </w:r>
+      <w:r>
+        <w:t xml:space="preserve"> (§11), not </w:t>
+      </w:r>
+      <w:r>
+        <w:rPr>
+          <w:rFonts w:ascii="Consolas" w:cs="Consolas" w:eastAsia="Consolas" w:hAnsi="Consolas"/>
+          <w:sz w:val="20"/>
+          <w:szCs w:val="20"/>
+          <w:highlight w:val="lightGray"/>
+          <w:highlightCs w:val="lightGray"/>
+        </w:rPr>
+        <w:t xml:space="preserve">GraphServiceClient</w:t>
+      </w:r>
+      <w:r>
+        <w:t xml:space="preserve"> directly — </w:t>
+      </w:r>
+      <w:r>
+        <w:rPr>
+          <w:rFonts w:ascii="Consolas" w:cs="Consolas" w:eastAsia="Consolas" w:hAnsi="Consolas"/>
+          <w:sz w:val="20"/>
+          <w:szCs w:val="20"/>
+          <w:highlight w:val="lightGray"/>
+          <w:highlightCs w:val="lightGray"/>
+        </w:rPr>
+        <w:t xml:space="preserve">SheetBookingService</w:t>
+      </w:r>
+      <w:r>
+        <w:t xml:space="preserve">/</w:t>
+      </w:r>
+      <w:r>
+        <w:rPr>
+          <w:rFonts w:ascii="Consolas" w:cs="Consolas" w:eastAsia="Consolas" w:hAnsi="Consolas"/>
+          <w:sz w:val="20"/>
+          <w:szCs w:val="20"/>
+          <w:highlight w:val="lightGray"/>
+          <w:highlightCs w:val="lightGray"/>
+        </w:rPr>
+        <w:t xml:space="preserve">ClubEventService</w:t>
+      </w:r>
+      <w:r>
+        <w:t xml:space="preserve"> depend on the interface; production wiring still resolves to the real Graph client. Added specifically to make automated testing possible (§11) without driving Graph SDK's fluent request builders directly.</w:t>
+      </w:r>
+    </w:p>
     <w:p/>
     <w:p>
       <w:pPr>
@@ -13084,6 +13154,58 @@
           </w:p>
         </w:tc>
       </w:tr>
+      <w:tr>
+        <w:tc>
+          <w:tcPr>
+            <w:tcMar>
+              <w:top w:type="dxa" w:w="60"/>
+              <w:left w:type="dxa" w:w="80"/>
+              <w:bottom w:type="dxa" w:w="60"/>
+              <w:right w:type="dxa" w:w="80"/>
+            </w:tcMar>
+          </w:tcPr>
+          <w:p>
+            <w:r>
+              <w:t xml:space="preserve">No automated test coverage anywhere in the repo</w:t>
+            </w:r>
+          </w:p>
+        </w:tc>
+        <w:tc>
+          <w:tcPr>
+            <w:tcMar>
+              <w:top w:type="dxa" w:w="60"/>
+              <w:left w:type="dxa" w:w="80"/>
+              <w:bottom w:type="dxa" w:w="60"/>
+              <w:right w:type="dxa" w:w="80"/>
+            </w:tcMar>
+          </w:tcPr>
+          <w:p>
+            <w:r>
+              <w:rPr>
+                <w:b/>
+                <w:bCs/>
+              </w:rPr>
+              <w:t xml:space="preserve">RESOLVED (2026-08-04)</w:t>
+            </w:r>
+            <w:r>
+              <w:t xml:space="preserve"> — an xUnit/bUnit test suite (§11) now covers concurrency locking, Breely webhook processing, conflict/booking rules, facility-timezone conversion, anonymous-endpoint request parsing, and two staff pages; wired into CI. Recurring-series instance expansion (</w:t>
+            </w:r>
+            <w:r>
+              <w:rPr>
+                <w:rFonts w:ascii="Consolas" w:cs="Consolas" w:eastAsia="Consolas" w:hAnsi="Consolas"/>
+                <w:sz w:val="20"/>
+                <w:szCs w:val="20"/>
+                <w:highlight w:val="lightGray"/>
+                <w:highlightCs w:val="lightGray"/>
+              </w:rPr>
+              <w:t xml:space="preserve">CreateSeriesAsync</w:t>
+            </w:r>
+            <w:r>
+              <w:t xml:space="preserve">'s excluded-date deletion) and full HTTP-level endpoint integration testing remain uncovered (§11).</w:t>
+            </w:r>
+          </w:p>
+        </w:tc>
+      </w:tr>
     </w:tbl>
     <w:p/>
     <w:p>
@@ -16807,6 +16929,211 @@
           </w:p>
         </w:tc>
       </w:tr>
+      <w:tr>
+        <w:tc>
+          <w:tcPr>
+            <w:tcMar>
+              <w:top w:type="dxa" w:w="60"/>
+              <w:left w:type="dxa" w:w="80"/>
+              <w:bottom w:type="dxa" w:w="60"/>
+              <w:right w:type="dxa" w:w="80"/>
+            </w:tcMar>
+          </w:tcPr>
+          <w:p>
+            <w:r>
+              <w:t xml:space="preserve">D59</w:t>
+            </w:r>
+          </w:p>
+        </w:tc>
+        <w:tc>
+          <w:tcPr>
+            <w:tcMar>
+              <w:top w:type="dxa" w:w="60"/>
+              <w:left w:type="dxa" w:w="80"/>
+              <w:bottom w:type="dxa" w:w="60"/>
+              <w:right w:type="dxa" w:w="80"/>
+            </w:tcMar>
+          </w:tcPr>
+          <w:p>
+            <w:r>
+              <w:rPr>
+                <w:rFonts w:ascii="Consolas" w:cs="Consolas" w:eastAsia="Consolas" w:hAnsi="Consolas"/>
+                <w:sz w:val="20"/>
+                <w:szCs w:val="20"/>
+                <w:highlight w:val="lightGray"/>
+                <w:highlightCs w:val="lightGray"/>
+              </w:rPr>
+              <w:t xml:space="preserve">SheetBookingService</w:t>
+            </w:r>
+            <w:r>
+              <w:t xml:space="preserve">/</w:t>
+            </w:r>
+            <w:r>
+              <w:rPr>
+                <w:rFonts w:ascii="Consolas" w:cs="Consolas" w:eastAsia="Consolas" w:hAnsi="Consolas"/>
+                <w:sz w:val="20"/>
+                <w:szCs w:val="20"/>
+                <w:highlight w:val="lightGray"/>
+                <w:highlightCs w:val="lightGray"/>
+              </w:rPr>
+              <w:t xml:space="preserve">ClubEventService</w:t>
+            </w:r>
+            <w:r>
+              <w:t xml:space="preserve"> depend on a new </w:t>
+            </w:r>
+            <w:r>
+              <w:rPr>
+                <w:rFonts w:ascii="Consolas" w:cs="Consolas" w:eastAsia="Consolas" w:hAnsi="Consolas"/>
+                <w:sz w:val="20"/>
+                <w:szCs w:val="20"/>
+                <w:highlight w:val="lightGray"/>
+                <w:highlightCs w:val="lightGray"/>
+              </w:rPr>
+              <w:t xml:space="preserve">IGraphEventGateway</w:t>
+            </w:r>
+            <w:r>
+              <w:t xml:space="preserve"> interface instead of </w:t>
+            </w:r>
+            <w:r>
+              <w:rPr>
+                <w:rFonts w:ascii="Consolas" w:cs="Consolas" w:eastAsia="Consolas" w:hAnsi="Consolas"/>
+                <w:sz w:val="20"/>
+                <w:szCs w:val="20"/>
+                <w:highlight w:val="lightGray"/>
+                <w:highlightCs w:val="lightGray"/>
+              </w:rPr>
+              <w:t xml:space="preserve">GraphServiceClient</w:t>
+            </w:r>
+            <w:r>
+              <w:t xml:space="preserve"> directly</w:t>
+            </w:r>
+          </w:p>
+        </w:tc>
+        <w:tc>
+          <w:tcPr>
+            <w:tcMar>
+              <w:top w:type="dxa" w:w="60"/>
+              <w:left w:type="dxa" w:w="80"/>
+              <w:bottom w:type="dxa" w:w="60"/>
+              <w:right w:type="dxa" w:w="80"/>
+            </w:tcMar>
+          </w:tcPr>
+          <w:p>
+            <w:r>
+              <w:t xml:space="preserve">Graph SDK's fluent request builders (</w:t>
+            </w:r>
+            <w:r>
+              <w:rPr>
+                <w:rFonts w:ascii="Consolas" w:cs="Consolas" w:eastAsia="Consolas" w:hAnsi="Consolas"/>
+                <w:sz w:val="20"/>
+                <w:szCs w:val="20"/>
+                <w:highlight w:val="lightGray"/>
+                <w:highlightCs w:val="lightGray"/>
+              </w:rPr>
+              <w:t xml:space="preserve">graphClient.Users[x].Events[y]...</w:t>
+            </w:r>
+            <w:r>
+              <w:t xml:space="preserve">) are impractical to mock directly; a thin gateway wrapping only the handful of operations these two services actually use makes the write/conflict logic unit-testable against an in-memory fake instead (§11). Production DI still resolves the interface to a </w:t>
+            </w:r>
+            <w:r>
+              <w:rPr>
+                <w:rFonts w:ascii="Consolas" w:cs="Consolas" w:eastAsia="Consolas" w:hAnsi="Consolas"/>
+                <w:sz w:val="20"/>
+                <w:szCs w:val="20"/>
+                <w:highlight w:val="lightGray"/>
+                <w:highlightCs w:val="lightGray"/>
+              </w:rPr>
+              <w:t xml:space="preserve">GraphServiceClient</w:t>
+            </w:r>
+            <w:r>
+              <w:t xml:space="preserve">-backed implementation - no behavior change.</w:t>
+            </w:r>
+          </w:p>
+        </w:tc>
+      </w:tr>
+      <w:tr>
+        <w:tc>
+          <w:tcPr>
+            <w:tcMar>
+              <w:top w:type="dxa" w:w="60"/>
+              <w:left w:type="dxa" w:w="80"/>
+              <w:bottom w:type="dxa" w:w="60"/>
+              <w:right w:type="dxa" w:w="80"/>
+            </w:tcMar>
+          </w:tcPr>
+          <w:p>
+            <w:r>
+              <w:t xml:space="preserve">D60</w:t>
+            </w:r>
+          </w:p>
+        </w:tc>
+        <w:tc>
+          <w:tcPr>
+            <w:tcMar>
+              <w:top w:type="dxa" w:w="60"/>
+              <w:left w:type="dxa" w:w="80"/>
+              <w:bottom w:type="dxa" w:w="60"/>
+              <w:right w:type="dxa" w:w="80"/>
+            </w:tcMar>
+          </w:tcPr>
+          <w:p>
+            <w:r>
+              <w:t xml:space="preserve">The webhook secret comparison and the anonymous-endpoint date/range-clamping helpers are </w:t>
+            </w:r>
+            <w:r>
+              <w:rPr>
+                <w:rFonts w:ascii="Consolas" w:cs="Consolas" w:eastAsia="Consolas" w:hAnsi="Consolas"/>
+                <w:sz w:val="20"/>
+                <w:szCs w:val="20"/>
+                <w:highlight w:val="lightGray"/>
+                <w:highlightCs w:val="lightGray"/>
+              </w:rPr>
+              <w:t xml:space="preserve">internal</w:t>
+            </w:r>
+            <w:r>
+              <w:t xml:space="preserve"> (via </w:t>
+            </w:r>
+            <w:r>
+              <w:rPr>
+                <w:rFonts w:ascii="Consolas" w:cs="Consolas" w:eastAsia="Consolas" w:hAnsi="Consolas"/>
+                <w:sz w:val="20"/>
+                <w:szCs w:val="20"/>
+                <w:highlight w:val="lightGray"/>
+                <w:highlightCs w:val="lightGray"/>
+              </w:rPr>
+              <w:t xml:space="preserve">InternalsVisibleTo</w:t>
+            </w:r>
+            <w:r>
+              <w:t xml:space="preserve">), not </w:t>
+            </w:r>
+            <w:r>
+              <w:rPr>
+                <w:rFonts w:ascii="Consolas" w:cs="Consolas" w:eastAsia="Consolas" w:hAnsi="Consolas"/>
+                <w:sz w:val="20"/>
+                <w:szCs w:val="20"/>
+                <w:highlight w:val="lightGray"/>
+                <w:highlightCs w:val="lightGray"/>
+              </w:rPr>
+              <w:t xml:space="preserve">private</w:t>
+            </w:r>
+          </w:p>
+        </w:tc>
+        <w:tc>
+          <w:tcPr>
+            <w:tcMar>
+              <w:top w:type="dxa" w:w="60"/>
+              <w:left w:type="dxa" w:w="80"/>
+              <w:bottom w:type="dxa" w:w="60"/>
+              <w:right w:type="dxa" w:w="80"/>
+            </w:tcMar>
+          </w:tcPr>
+          <w:p>
+            <w:r>
+              <w:t xml:space="preserve">Lets the test project exercise this logic directly rather than through a full ASP.NET Core test host, which would need dummy Azure AD/Graph config threaded through the real auth pipeline just to boot (§11). Trades full HTTP-level integration coverage for lower-risk, faster unit coverage of the actual parsing/validation logic.</w:t>
+            </w:r>
+          </w:p>
+        </w:tc>
+      </w:tr>
     </w:tbl>
     <w:p/>
     <w:p>
@@ -16858,6 +17185,739 @@
       </w:r>
       <w:r>
         <w:t xml:space="preserve">), not its architecture.</w:t>
+      </w:r>
+    </w:p>
+    <w:p>
+      <w:pPr>
+        <w:pStyle w:val="Heading2"/>
+        <w:spacing w:after="120" w:before="240"/>
+      </w:pPr>
+      <w:r>
+        <w:t xml:space="preserve">11. Automated Testing (added 2026-08-04)</w:t>
+      </w:r>
+    </w:p>
+    <w:p>
+      <w:pPr>
+        <w:spacing w:after="160"/>
+      </w:pPr>
+      <w:r>
+        <w:rPr>
+          <w:rFonts w:ascii="Consolas" w:cs="Consolas" w:eastAsia="Consolas" w:hAnsi="Consolas"/>
+          <w:sz w:val="20"/>
+          <w:szCs w:val="20"/>
+          <w:highlight w:val="lightGray"/>
+          <w:highlightCs w:val="lightGray"/>
+        </w:rPr>
+        <w:t xml:space="preserve">FacilityScheduler.Tests</w:t>
+      </w:r>
+      <w:r>
+        <w:t xml:space="preserve"> (xUnit + Moq + bUnit, referenced from </w:t>
+      </w:r>
+      <w:r>
+        <w:rPr>
+          <w:rFonts w:ascii="Consolas" w:cs="Consolas" w:eastAsia="Consolas" w:hAnsi="Consolas"/>
+          <w:sz w:val="20"/>
+          <w:szCs w:val="20"/>
+          <w:highlight w:val="lightGray"/>
+          <w:highlightCs w:val="lightGray"/>
+        </w:rPr>
+        <w:t xml:space="preserve">FacilityScheduler.slnx</w:t>
+      </w:r>
+      <w:r>
+        <w:t xml:space="preserve">) is the first automated test coverage this repo has had. It exists specifically to guard the concurrency and identity-matching logic the 2026-08-04 code review found and fixed (§8/§9 D47–D58) against silent regression.</w:t>
+      </w:r>
+    </w:p>
+    <w:p>
+      <w:pPr>
+        <w:spacing w:after="160"/>
+      </w:pPr>
+      <w:r>
+        <w:rPr>
+          <w:b/>
+          <w:bCs/>
+        </w:rPr>
+        <w:t xml:space="preserve">Why it was possible at all:</w:t>
+      </w:r>
+      <w:r>
+        <w:t xml:space="preserve"> every write/read the test suite needs to observe goes through </w:t>
+      </w:r>
+      <w:r>
+        <w:rPr>
+          <w:rFonts w:ascii="Consolas" w:cs="Consolas" w:eastAsia="Consolas" w:hAnsi="Consolas"/>
+          <w:sz w:val="20"/>
+          <w:szCs w:val="20"/>
+          <w:highlight w:val="lightGray"/>
+          <w:highlightCs w:val="lightGray"/>
+        </w:rPr>
+        <w:t xml:space="preserve">SheetBookingService</w:t>
+      </w:r>
+      <w:r>
+        <w:t xml:space="preserve">/</w:t>
+      </w:r>
+      <w:r>
+        <w:rPr>
+          <w:rFonts w:ascii="Consolas" w:cs="Consolas" w:eastAsia="Consolas" w:hAnsi="Consolas"/>
+          <w:sz w:val="20"/>
+          <w:szCs w:val="20"/>
+          <w:highlight w:val="lightGray"/>
+          <w:highlightCs w:val="lightGray"/>
+        </w:rPr>
+        <w:t xml:space="preserve">ClubEventService</w:t>
+      </w:r>
+      <w:r>
+        <w:t xml:space="preserve">, which now depend on </w:t>
+      </w:r>
+      <w:r>
+        <w:rPr>
+          <w:rFonts w:ascii="Consolas" w:cs="Consolas" w:eastAsia="Consolas" w:hAnsi="Consolas"/>
+          <w:sz w:val="20"/>
+          <w:szCs w:val="20"/>
+          <w:highlight w:val="lightGray"/>
+          <w:highlightCs w:val="lightGray"/>
+        </w:rPr>
+        <w:t xml:space="preserve">IGraphEventGateway</w:t>
+      </w:r>
+      <w:r>
+        <w:t xml:space="preserve"> (D59) rather than </w:t>
+      </w:r>
+      <w:r>
+        <w:rPr>
+          <w:rFonts w:ascii="Consolas" w:cs="Consolas" w:eastAsia="Consolas" w:hAnsi="Consolas"/>
+          <w:sz w:val="20"/>
+          <w:szCs w:val="20"/>
+          <w:highlight w:val="lightGray"/>
+          <w:highlightCs w:val="lightGray"/>
+        </w:rPr>
+        <w:t xml:space="preserve">GraphServiceClient</w:t>
+      </w:r>
+      <w:r>
+        <w:t xml:space="preserve"> directly. </w:t>
+      </w:r>
+      <w:r>
+        <w:rPr>
+          <w:rFonts w:ascii="Consolas" w:cs="Consolas" w:eastAsia="Consolas" w:hAnsi="Consolas"/>
+          <w:sz w:val="20"/>
+          <w:szCs w:val="20"/>
+          <w:highlight w:val="lightGray"/>
+          <w:highlightCs w:val="lightGray"/>
+        </w:rPr>
+        <w:t xml:space="preserve">FakeGraphEventGateway</w:t>
+      </w:r>
+      <w:r>
+        <w:t xml:space="preserve"> (test project only) is an in-memory stand-in precise enough to reproduce the specific Graph behaviors the fixes above depend on:</w:t>
+      </w:r>
+    </w:p>
+    <w:p>
+      <w:pPr>
+        <w:pStyle w:val="ListParagraph"/>
+        <w:numPr>
+          <w:ilvl w:val="0"/>
+          <w:numId w:val="2"/>
+        </w:numPr>
+      </w:pPr>
+      <w:r>
+        <w:t xml:space="preserve">PATCH only applies fields actually set on the request, and merges </w:t>
+      </w:r>
+      <w:r>
+        <w:rPr>
+          <w:rFonts w:ascii="Consolas" w:cs="Consolas" w:eastAsia="Consolas" w:hAnsi="Consolas"/>
+          <w:sz w:val="20"/>
+          <w:szCs w:val="20"/>
+          <w:highlight w:val="lightGray"/>
+          <w:highlightCs w:val="lightGray"/>
+        </w:rPr>
+        <w:t xml:space="preserve">SingleValueExtendedProperties</w:t>
+      </w:r>
+      <w:r>
+        <w:t xml:space="preserve"> per-property-id rather than replacing the collection — the exact semantics D48/H1 was fixed against.</w:t>
+      </w:r>
+    </w:p>
+    <w:p>
+      <w:pPr>
+        <w:pStyle w:val="ListParagraph"/>
+        <w:numPr>
+          <w:ilvl w:val="0"/>
+          <w:numId w:val="2"/>
+        </w:numPr>
+      </w:pPr>
+      <w:r>
+        <w:t xml:space="preserve">Delete/patch on an unknown event id throws a 404 </w:t>
+      </w:r>
+      <w:r>
+        <w:rPr>
+          <w:rFonts w:ascii="Consolas" w:cs="Consolas" w:eastAsia="Consolas" w:hAnsi="Consolas"/>
+          <w:sz w:val="20"/>
+          <w:szCs w:val="20"/>
+          <w:highlight w:val="lightGray"/>
+          <w:highlightCs w:val="lightGray"/>
+        </w:rPr>
+        <w:t xml:space="preserve">ODataError</w:t>
+      </w:r>
+      <w:r>
+        <w:t xml:space="preserve">, matching the "already gone" tolerance D37 relies on.</w:t>
+      </w:r>
+    </w:p>
+    <w:p>
+      <w:pPr>
+        <w:pStyle w:val="ListParagraph"/>
+        <w:numPr>
+          <w:ilvl w:val="0"/>
+          <w:numId w:val="2"/>
+        </w:numPr>
+      </w:pPr>
+      <w:r>
+        <w:t xml:space="preserve">Event times are normalized to UTC digits at write time, the same way real Graph normalizes whatever local-time-plus-zone an event is written with — </w:t>
+      </w:r>
+      <w:r>
+        <w:rPr>
+          <w:rFonts w:ascii="Consolas" w:cs="Consolas" w:eastAsia="Consolas" w:hAnsi="Consolas"/>
+          <w:sz w:val="20"/>
+          <w:szCs w:val="20"/>
+          <w:highlight w:val="lightGray"/>
+          <w:highlightCs w:val="lightGray"/>
+        </w:rPr>
+        <w:t xml:space="preserve">FromGraphEvent</w:t>
+      </w:r>
+      <w:r>
+        <w:t xml:space="preserve"> always treats a read-back </w:t>
+      </w:r>
+      <w:r>
+        <w:rPr>
+          <w:rFonts w:ascii="Consolas" w:cs="Consolas" w:eastAsia="Consolas" w:hAnsi="Consolas"/>
+          <w:sz w:val="20"/>
+          <w:szCs w:val="20"/>
+          <w:highlight w:val="lightGray"/>
+          <w:highlightCs w:val="lightGray"/>
+        </w:rPr>
+        <w:t xml:space="preserve">DateTime</w:t>
+      </w:r>
+      <w:r>
+        <w:t xml:space="preserve"> string as UTC (</w:t>
+      </w:r>
+      <w:r>
+        <w:rPr>
+          <w:rFonts w:ascii="Consolas" w:cs="Consolas" w:eastAsia="Consolas" w:hAnsi="Consolas"/>
+          <w:sz w:val="20"/>
+          <w:szCs w:val="20"/>
+          <w:highlight w:val="lightGray"/>
+          <w:highlightCs w:val="lightGray"/>
+        </w:rPr>
+        <w:t xml:space="preserve">FacilityConfiguration.FromUtcResponseString</w:t>
+      </w:r>
+      <w:r>
+        <w:t xml:space="preserve">), so a fake that stored local-plus-zone verbatim would silently misconvert on the very next read. (Caught mid-build via a failing test that turned out to be exercising the force-book fallback instead of the intended hold-claim path — both produce an identical-looking booking, which is itself a reminder that a test asserting only "a booking exists" can pass for the wrong reason.)</w:t>
+      </w:r>
+    </w:p>
+    <w:p>
+      <w:pPr>
+        <w:pStyle w:val="ListParagraph"/>
+        <w:numPr>
+          <w:ilvl w:val="0"/>
+          <w:numId w:val="2"/>
+        </w:numPr>
+      </w:pPr>
+      <w:r>
+        <w:t xml:space="preserve">An injectable await-delay inside the fake's calendar-view/find-events read step lets a concurrency test force two callers to genuinely interleave, so </w:t>
+      </w:r>
+      <w:r>
+        <w:rPr>
+          <w:rFonts w:ascii="Consolas" w:cs="Consolas" w:eastAsia="Consolas" w:hAnsi="Consolas"/>
+          <w:sz w:val="20"/>
+          <w:szCs w:val="20"/>
+          <w:highlight w:val="lightGray"/>
+          <w:highlightCs w:val="lightGray"/>
+        </w:rPr>
+        <w:t xml:space="preserve">SheetLocks</w:t>
+      </w:r>
+      <w:r>
+        <w:t xml:space="preserve">/</w:t>
+      </w:r>
+      <w:r>
+        <w:rPr>
+          <w:rFonts w:ascii="Consolas" w:cs="Consolas" w:eastAsia="Consolas" w:hAnsi="Consolas"/>
+          <w:sz w:val="20"/>
+          <w:szCs w:val="20"/>
+          <w:highlight w:val="lightGray"/>
+          <w:highlightCs w:val="lightGray"/>
+        </w:rPr>
+        <w:t xml:space="preserve">ExternalIdLocks</w:t>
+      </w:r>
+      <w:r>
+        <w:t xml:space="preserve"> tests can't pass by luck of fully-synchronous fake I/O never actually racing.</w:t>
+      </w:r>
+    </w:p>
+    <w:p/>
+    <w:p>
+      <w:pPr>
+        <w:spacing w:after="160"/>
+      </w:pPr>
+      <w:r>
+        <w:rPr>
+          <w:b/>
+          <w:bCs/>
+        </w:rPr>
+        <w:t xml:space="preserve">Coverage, by area:</w:t>
+      </w:r>
+    </w:p>
+    <w:p>
+      <w:pPr>
+        <w:pStyle w:val="ListParagraph"/>
+        <w:numPr>
+          <w:ilvl w:val="0"/>
+          <w:numId w:val="2"/>
+        </w:numPr>
+      </w:pPr>
+      <w:r>
+        <w:t xml:space="preserve">Concurrency/locking — </w:t>
+      </w:r>
+      <w:r>
+        <w:rPr>
+          <w:rFonts w:ascii="Consolas" w:cs="Consolas" w:eastAsia="Consolas" w:hAnsi="Consolas"/>
+          <w:sz w:val="20"/>
+          <w:szCs w:val="20"/>
+          <w:highlight w:val="lightGray"/>
+          <w:highlightCs w:val="lightGray"/>
+        </w:rPr>
+        <w:t xml:space="preserve">SheetBookingService.SheetLocks</w:t>
+      </w:r>
+      <w:r>
+        <w:t xml:space="preserve"> and </w:t>
+      </w:r>
+      <w:r>
+        <w:rPr>
+          <w:rFonts w:ascii="Consolas" w:cs="Consolas" w:eastAsia="Consolas" w:hAnsi="Consolas"/>
+          <w:sz w:val="20"/>
+          <w:szCs w:val="20"/>
+          <w:highlight w:val="lightGray"/>
+          <w:highlightCs w:val="lightGray"/>
+        </w:rPr>
+        <w:t xml:space="preserve">BreelyBookingProcessor.ExternalIdLocks</w:t>
+      </w:r>
+      <w:r>
+        <w:t xml:space="preserve"> actually serialize concurrent callers (the exact races D57/H2/M5 closed).</w:t>
+      </w:r>
+    </w:p>
+    <w:p>
+      <w:pPr>
+        <w:pStyle w:val="ListParagraph"/>
+        <w:numPr>
+          <w:ilvl w:val="0"/>
+          <w:numId w:val="2"/>
+        </w:numPr>
+      </w:pPr>
+      <w:r>
+        <w:t xml:space="preserve">Breely webhook processing — claim/reschedule/cancel/duplicate-notification handling, the fallback-sheet round-robin (D50), the stale-sibling mutation guard (D51).</w:t>
+      </w:r>
+    </w:p>
+    <w:p>
+      <w:pPr>
+        <w:pStyle w:val="ListParagraph"/>
+        <w:numPr>
+          <w:ilvl w:val="0"/>
+          <w:numId w:val="2"/>
+        </w:numPr>
+      </w:pPr>
+      <w:r>
+        <w:t xml:space="preserve">Conflict detection &amp; booking rules — sheet/time overlap rejection, all-or-nothing multi-sheet creation, the minimum-interval sliver-dropping rule (D38), and the D48/H1 reopen-clears-identity regression.</w:t>
+      </w:r>
+    </w:p>
+    <w:p>
+      <w:pPr>
+        <w:pStyle w:val="ListParagraph"/>
+        <w:numPr>
+          <w:ilvl w:val="0"/>
+          <w:numId w:val="2"/>
+        </w:numPr>
+      </w:pPr>
+      <w:r>
+        <w:t xml:space="preserve">Facility-timezone conversion — DST-boundary round trips through </w:t>
+      </w:r>
+      <w:r>
+        <w:rPr>
+          <w:rFonts w:ascii="Consolas" w:cs="Consolas" w:eastAsia="Consolas" w:hAnsi="Consolas"/>
+          <w:sz w:val="20"/>
+          <w:szCs w:val="20"/>
+          <w:highlight w:val="lightGray"/>
+          <w:highlightCs w:val="lightGray"/>
+        </w:rPr>
+        <w:t xml:space="preserve">ToUtcQueryString</w:t>
+      </w:r>
+      <w:r>
+        <w:t xml:space="preserve">/</w:t>
+      </w:r>
+      <w:r>
+        <w:rPr>
+          <w:rFonts w:ascii="Consolas" w:cs="Consolas" w:eastAsia="Consolas" w:hAnsi="Consolas"/>
+          <w:sz w:val="20"/>
+          <w:szCs w:val="20"/>
+          <w:highlight w:val="lightGray"/>
+          <w:highlightCs w:val="lightGray"/>
+        </w:rPr>
+        <w:t xml:space="preserve">FromUtcResponseString</w:t>
+      </w:r>
+      <w:r>
+        <w:t xml:space="preserve">, plus a test pinned at the exact instant the original D47 bug manifested at.</w:t>
+      </w:r>
+    </w:p>
+    <w:p>
+      <w:pPr>
+        <w:pStyle w:val="ListParagraph"/>
+        <w:numPr>
+          <w:ilvl w:val="0"/>
+          <w:numId w:val="2"/>
+        </w:numPr>
+      </w:pPr>
+      <w:r>
+        <w:t xml:space="preserve">Anonymous-endpoint request parsing — the date/month/range clamping on </w:t>
+      </w:r>
+      <w:r>
+        <w:rPr>
+          <w:rFonts w:ascii="Consolas" w:cs="Consolas" w:eastAsia="Consolas" w:hAnsi="Consolas"/>
+          <w:sz w:val="20"/>
+          <w:szCs w:val="20"/>
+          <w:highlight w:val="lightGray"/>
+          <w:highlightCs w:val="lightGray"/>
+        </w:rPr>
+        <w:t xml:space="preserve">/public/calendar</w:t>
+      </w:r>
+      <w:r>
+        <w:t xml:space="preserve"> and </w:t>
+      </w:r>
+      <w:r>
+        <w:rPr>
+          <w:rFonts w:ascii="Consolas" w:cs="Consolas" w:eastAsia="Consolas" w:hAnsi="Consolas"/>
+          <w:sz w:val="20"/>
+          <w:szCs w:val="20"/>
+          <w:highlight w:val="lightGray"/>
+          <w:highlightCs w:val="lightGray"/>
+        </w:rPr>
+        <w:t xml:space="preserve">/public/search</w:t>
+      </w:r>
+      <w:r>
+        <w:t xml:space="preserve">, and the constant-time webhook secret comparison, exposed via </w:t>
+      </w:r>
+      <w:r>
+        <w:rPr>
+          <w:rFonts w:ascii="Consolas" w:cs="Consolas" w:eastAsia="Consolas" w:hAnsi="Consolas"/>
+          <w:sz w:val="20"/>
+          <w:szCs w:val="20"/>
+          <w:highlight w:val="lightGray"/>
+          <w:highlightCs w:val="lightGray"/>
+        </w:rPr>
+        <w:t xml:space="preserve">internal</w:t>
+      </w:r>
+      <w:r>
+        <w:t xml:space="preserve"> + </w:t>
+      </w:r>
+      <w:r>
+        <w:rPr>
+          <w:rFonts w:ascii="Consolas" w:cs="Consolas" w:eastAsia="Consolas" w:hAnsi="Consolas"/>
+          <w:sz w:val="20"/>
+          <w:szCs w:val="20"/>
+          <w:highlight w:val="lightGray"/>
+          <w:highlightCs w:val="lightGray"/>
+        </w:rPr>
+        <w:t xml:space="preserve">InternalsVisibleTo</w:t>
+      </w:r>
+      <w:r>
+        <w:t xml:space="preserve"> (D60) rather than a full ASP.NET Core test host.</w:t>
+      </w:r>
+    </w:p>
+    <w:p>
+      <w:pPr>
+        <w:pStyle w:val="ListParagraph"/>
+        <w:numPr>
+          <w:ilvl w:val="0"/>
+          <w:numId w:val="2"/>
+        </w:numPr>
+      </w:pPr>
+      <w:r>
+        <w:t xml:space="preserve">Two staff pages via bUnit — </w:t>
+      </w:r>
+      <w:r>
+        <w:rPr>
+          <w:rFonts w:ascii="Consolas" w:cs="Consolas" w:eastAsia="Consolas" w:hAnsi="Consolas"/>
+          <w:sz w:val="20"/>
+          <w:szCs w:val="20"/>
+          <w:highlight w:val="lightGray"/>
+          <w:highlightCs w:val="lightGray"/>
+        </w:rPr>
+        <w:t xml:space="preserve">Settings.razor</w:t>
+      </w:r>
+      <w:r>
+        <w:t xml:space="preserve"> (the D56 PII warning banner, the D55 interval dropdown) and </w:t>
+      </w:r>
+      <w:r>
+        <w:rPr>
+          <w:rFonts w:ascii="Consolas" w:cs="Consolas" w:eastAsia="Consolas" w:hAnsi="Consolas"/>
+          <w:sz w:val="20"/>
+          <w:szCs w:val="20"/>
+          <w:highlight w:val="lightGray"/>
+          <w:highlightCs w:val="lightGray"/>
+        </w:rPr>
+        <w:t xml:space="preserve">Schedule.razor</w:t>
+      </w:r>
+      <w:r>
+        <w:t xml:space="preserve"> (the facility-local-today field-initializer pattern, create/conflict form flow).</w:t>
+      </w:r>
+    </w:p>
+    <w:p/>
+    <w:p>
+      <w:pPr>
+        <w:spacing w:after="160"/>
+      </w:pPr>
+      <w:r>
+        <w:rPr>
+          <w:b/>
+          <w:bCs/>
+        </w:rPr>
+        <w:t xml:space="preserve">Known gaps</w:t>
+      </w:r>
+      <w:r>
+        <w:t xml:space="preserve">, left for a future pass rather than addressed now:</w:t>
+      </w:r>
+    </w:p>
+    <w:p>
+      <w:pPr>
+        <w:pStyle w:val="ListParagraph"/>
+        <w:numPr>
+          <w:ilvl w:val="0"/>
+          <w:numId w:val="2"/>
+        </w:numPr>
+      </w:pPr>
+      <w:r>
+        <w:rPr>
+          <w:rFonts w:ascii="Consolas" w:cs="Consolas" w:eastAsia="Consolas" w:hAnsi="Consolas"/>
+          <w:sz w:val="20"/>
+          <w:szCs w:val="20"/>
+          <w:highlight w:val="lightGray"/>
+          <w:highlightCs w:val="lightGray"/>
+        </w:rPr>
+        <w:t xml:space="preserve">CreateSeriesAsync</w:t>
+      </w:r>
+      <w:r>
+        <w:t xml:space="preserve">'s excluded-date deletion relies on Graph's recurring-instance expansion (</w:t>
+      </w:r>
+      <w:r>
+        <w:rPr>
+          <w:rFonts w:ascii="Consolas" w:cs="Consolas" w:eastAsia="Consolas" w:hAnsi="Consolas"/>
+          <w:sz w:val="20"/>
+          <w:szCs w:val="20"/>
+          <w:highlight w:val="lightGray"/>
+          <w:highlightCs w:val="lightGray"/>
+        </w:rPr>
+        <w:t xml:space="preserve">GetInstancesAsync</w:t>
+      </w:r>
+      <w:r>
+        <w:t xml:space="preserve">), which the fake doesn't model — no test exercises that path.</w:t>
+      </w:r>
+    </w:p>
+    <w:p>
+      <w:pPr>
+        <w:pStyle w:val="ListParagraph"/>
+        <w:numPr>
+          <w:ilvl w:val="0"/>
+          <w:numId w:val="2"/>
+        </w:numPr>
+      </w:pPr>
+      <w:r>
+        <w:t xml:space="preserve">Endpoint coverage is unit-level (D60), not a full HTTP-level integration test through the real ASP.NET Core pipeline (routing, rate limiting, the Entra auth handler) — would need a </w:t>
+      </w:r>
+      <w:r>
+        <w:rPr>
+          <w:rFonts w:ascii="Consolas" w:cs="Consolas" w:eastAsia="Consolas" w:hAnsi="Consolas"/>
+          <w:sz w:val="20"/>
+          <w:szCs w:val="20"/>
+          <w:highlight w:val="lightGray"/>
+          <w:highlightCs w:val="lightGray"/>
+        </w:rPr>
+        <w:t xml:space="preserve">WebApplicationFactory</w:t>
+      </w:r>
+      <w:r>
+        <w:t xml:space="preserve">-based host fed dummy Azure AD/Graph config.</w:t>
+      </w:r>
+    </w:p>
+    <w:p>
+      <w:pPr>
+        <w:pStyle w:val="ListParagraph"/>
+        <w:numPr>
+          <w:ilvl w:val="0"/>
+          <w:numId w:val="2"/>
+        </w:numPr>
+      </w:pPr>
+      <w:r>
+        <w:rPr>
+          <w:rFonts w:ascii="Consolas" w:cs="Consolas" w:eastAsia="Consolas" w:hAnsi="Consolas"/>
+          <w:sz w:val="20"/>
+          <w:szCs w:val="20"/>
+          <w:highlight w:val="lightGray"/>
+          <w:highlightCs w:val="lightGray"/>
+        </w:rPr>
+        <w:t xml:space="preserve">Calendar.razor</w:t>
+      </w:r>
+      <w:r>
+        <w:t xml:space="preserve"> and the Breely-side </w:t>
+      </w:r>
+      <w:r>
+        <w:rPr>
+          <w:rFonts w:ascii="Consolas" w:cs="Consolas" w:eastAsia="Consolas" w:hAnsi="Consolas"/>
+          <w:sz w:val="20"/>
+          <w:szCs w:val="20"/>
+          <w:highlight w:val="lightGray"/>
+          <w:highlightCs w:val="lightGray"/>
+        </w:rPr>
+        <w:t xml:space="preserve">ClubEvents</w:t>
+      </w:r>
+      <w:r>
+        <w:t xml:space="preserve">/series-wizard UI have no bUnit coverage yet; </w:t>
+      </w:r>
+      <w:r>
+        <w:rPr>
+          <w:rFonts w:ascii="Consolas" w:cs="Consolas" w:eastAsia="Consolas" w:hAnsi="Consolas"/>
+          <w:sz w:val="20"/>
+          <w:szCs w:val="20"/>
+          <w:highlight w:val="lightGray"/>
+          <w:highlightCs w:val="lightGray"/>
+        </w:rPr>
+        <w:t xml:space="preserve">Schedule.razor</w:t>
+      </w:r>
+      <w:r>
+        <w:t xml:space="preserve"> was chosen instead as the simpler self-contained page (no child modal components).</w:t>
+      </w:r>
+    </w:p>
+    <w:p>
+      <w:pPr>
+        <w:pStyle w:val="ListParagraph"/>
+        <w:numPr>
+          <w:ilvl w:val="0"/>
+          <w:numId w:val="2"/>
+        </w:numPr>
+      </w:pPr>
+      <w:r>
+        <w:rPr>
+          <w:rFonts w:ascii="Consolas" w:cs="Consolas" w:eastAsia="Consolas" w:hAnsi="Consolas"/>
+          <w:sz w:val="20"/>
+          <w:szCs w:val="20"/>
+          <w:highlight w:val="lightGray"/>
+          <w:highlightCs w:val="lightGray"/>
+        </w:rPr>
+        <w:t xml:space="preserve">FindByExternalIdAsync</w:t>
+      </w:r>
+      <w:r>
+        <w:t xml:space="preserve">'s defensive "prefer Confirmed over Hold on multiple matches" branch (guarding a data invariant this app's own writers always maintain) has no realistic production code path to construct a violating scenario from, so it isn't covered.</w:t>
+      </w:r>
+    </w:p>
+    <w:p/>
+    <w:p>
+      <w:pPr>
+        <w:spacing w:after="160"/>
+      </w:pPr>
+      <w:r>
+        <w:t xml:space="preserve">CI: </w:t>
+      </w:r>
+      <w:r>
+        <w:rPr>
+          <w:rFonts w:ascii="Consolas" w:cs="Consolas" w:eastAsia="Consolas" w:hAnsi="Consolas"/>
+          <w:sz w:val="20"/>
+          <w:szCs w:val="20"/>
+          <w:highlight w:val="lightGray"/>
+          <w:highlightCs w:val="lightGray"/>
+        </w:rPr>
+        <w:t xml:space="preserve">.github/workflows/tests.yml</w:t>
+      </w:r>
+      <w:r>
+        <w:t xml:space="preserve"> runs </w:t>
+      </w:r>
+      <w:r>
+        <w:rPr>
+          <w:rFonts w:ascii="Consolas" w:cs="Consolas" w:eastAsia="Consolas" w:hAnsi="Consolas"/>
+          <w:sz w:val="20"/>
+          <w:szCs w:val="20"/>
+          <w:highlight w:val="lightGray"/>
+          <w:highlightCs w:val="lightGray"/>
+        </w:rPr>
+        <w:t xml:space="preserve">dotnet test</w:t>
+      </w:r>
+      <w:r>
+        <w:t xml:space="preserve"> on push/PR to </w:t>
+      </w:r>
+      <w:r>
+        <w:rPr>
+          <w:rFonts w:ascii="Consolas" w:cs="Consolas" w:eastAsia="Consolas" w:hAnsi="Consolas"/>
+          <w:sz w:val="20"/>
+          <w:szCs w:val="20"/>
+          <w:highlight w:val="lightGray"/>
+          <w:highlightCs w:val="lightGray"/>
+        </w:rPr>
+        <w:t xml:space="preserve">master</w:t>
+      </w:r>
+      <w:r>
+        <w:t xml:space="preserve">, on </w:t>
+      </w:r>
+      <w:r>
+        <w:rPr>
+          <w:rFonts w:ascii="Consolas" w:cs="Consolas" w:eastAsia="Consolas" w:hAnsi="Consolas"/>
+          <w:sz w:val="20"/>
+          <w:szCs w:val="20"/>
+          <w:highlight w:val="lightGray"/>
+          <w:highlightCs w:val="lightGray"/>
+        </w:rPr>
+        <w:t xml:space="preserve">windows-latest</w:t>
+      </w:r>
+      <w:r>
+        <w:t xml:space="preserve"> specifically — this app's </w:t>
+      </w:r>
+      <w:r>
+        <w:rPr>
+          <w:rFonts w:ascii="Consolas" w:cs="Consolas" w:eastAsia="Consolas" w:hAnsi="Consolas"/>
+          <w:sz w:val="20"/>
+          <w:szCs w:val="20"/>
+          <w:highlight w:val="lightGray"/>
+          <w:highlightCs w:val="lightGray"/>
+        </w:rPr>
+        <w:t xml:space="preserve">TimeZoneInfo</w:t>
+      </w:r>
+      <w:r>
+        <w:t xml:space="preserve"> IDs are the Windows convention (</w:t>
+      </w:r>
+      <w:r>
+        <w:rPr>
+          <w:rFonts w:ascii="Consolas" w:cs="Consolas" w:eastAsia="Consolas" w:hAnsi="Consolas"/>
+          <w:sz w:val="20"/>
+          <w:szCs w:val="20"/>
+          <w:highlight w:val="lightGray"/>
+          <w:highlightCs w:val="lightGray"/>
+        </w:rPr>
+        <w:t xml:space="preserve">"Pacific Standard Time"</w:t>
+      </w:r>
+      <w:r>
+        <w:t xml:space="preserve">, not the IANA </w:t>
+      </w:r>
+      <w:r>
+        <w:rPr>
+          <w:rFonts w:ascii="Consolas" w:cs="Consolas" w:eastAsia="Consolas" w:hAnsi="Consolas"/>
+          <w:sz w:val="20"/>
+          <w:szCs w:val="20"/>
+          <w:highlight w:val="lightGray"/>
+          <w:highlightCs w:val="lightGray"/>
+        </w:rPr>
+        <w:t xml:space="preserve">"America/Los_Angeles"</w:t>
+      </w:r>
+      <w:r>
+        <w:t xml:space="preserve">), matching </w:t>
+      </w:r>
+      <w:r>
+        <w:rPr>
+          <w:rFonts w:ascii="Consolas" w:cs="Consolas" w:eastAsia="Consolas" w:hAnsi="Consolas"/>
+          <w:sz w:val="20"/>
+          <w:szCs w:val="20"/>
+          <w:highlight w:val="lightGray"/>
+          <w:highlightCs w:val="lightGray"/>
+        </w:rPr>
+        <w:t xml:space="preserve">appsettings.Development.json</w:t>
+      </w:r>
+      <w:r>
+        <w:t xml:space="preserve"> and the Azure App Service (Windows) deployment target.</w:t>
       </w:r>
     </w:p>
     <w:sectPr>
